--- a/downloads/teacher/ai-1-week-29.docx
+++ b/downloads/teacher/ai-1-week-29.docx
@@ -3000,6 +3000,396 @@
         <w:t>For the Helpful Classroom Sorter, retain the problem record, permitted scope, baseline and observable acceptance criteria.</w:t>
       </w:r>
     </w:p>
+    <w:p>
+      <w:pPr>
+        <w:pStyle w:val="Heading1"/>
+      </w:pPr>
+      <w:r>
+        <w:t>07. Prepare, teach and assess</w:t>
+      </w:r>
+    </w:p>
+    <w:p>
+      <w:r>
+        <w:t>Teaching target: Describe a specific user difficulty using supplied evidence without inventing its cause</w:t>
+      </w:r>
+    </w:p>
+    <w:p>
+      <w:r>
+        <w:t>Prepare the labelled worked-case picture, the matching workbook, fictional input cards and a place for individual responses. No paid AI account is required for the paper reasoning activities.</w:t>
+      </w:r>
+    </w:p>
+    <w:tbl>
+      <w:tblPr>
+        <w:tblStyle w:val="LightShading-Accent1"/>
+        <w:tblW w:type="auto" w:w="0"/>
+        <w:tblLook w:firstColumn="1" w:firstRow="1" w:lastColumn="0" w:lastRow="0" w:noHBand="0" w:noVBand="1" w:val="04A0"/>
+      </w:tblPr>
+      <w:tblGrid>
+        <w:gridCol w:w="3408"/>
+        <w:gridCol w:w="3408"/>
+        <w:gridCol w:w="3408"/>
+      </w:tblGrid>
+      <w:tr>
+        <w:trPr>
+          <w:tblHeader/>
+        </w:trPr>
+        <w:tc>
+          <w:tcPr>
+            <w:tcW w:type="dxa" w:w="3408"/>
+          </w:tcPr>
+          <w:p>
+            <w:r>
+              <w:t>Session</w:t>
+            </w:r>
+          </w:p>
+        </w:tc>
+        <w:tc>
+          <w:tcPr>
+            <w:tcW w:type="dxa" w:w="3408"/>
+          </w:tcPr>
+          <w:p>
+            <w:r>
+              <w:t>Plan</w:t>
+            </w:r>
+          </w:p>
+        </w:tc>
+        <w:tc>
+          <w:tcPr>
+            <w:tcW w:type="dxa" w:w="3408"/>
+          </w:tcPr>
+          <w:p>
+            <w:r>
+              <w:t>Resources</w:t>
+            </w:r>
+          </w:p>
+        </w:tc>
+      </w:tr>
+      <w:tr>
+        <w:tc>
+          <w:tcPr>
+            <w:tcW w:type="dxa" w:w="3408"/>
+          </w:tcPr>
+          <w:p>
+            <w:r>
+              <w:t>Session 1 · Understand · 45 min</w:t>
+            </w:r>
+          </w:p>
+        </w:tc>
+        <w:tc>
+          <w:tcPr>
+            <w:tcW w:type="dxa" w:w="3408"/>
+          </w:tcPr>
+          <w:p>
+            <w:r>
+              <w:t>0–7: recall and prerequisite; 7–15: inspect the concrete case and predict; 15–30: teacher models the worked trace; 30–40: learners explain a step using the text and visual; 40–45: check the core idea.</w:t>
+            </w:r>
+          </w:p>
+        </w:tc>
+        <w:tc>
+          <w:tcPr>
+            <w:tcW w:type="dxa" w:w="3408"/>
+          </w:tcPr>
+          <w:p>
+            <w:r>
+              <w:t>Sections 1–6; record the brief recall in the workbook.</w:t>
+            </w:r>
+          </w:p>
+        </w:tc>
+      </w:tr>
+      <w:tr>
+        <w:tc>
+          <w:tcPr>
+            <w:tcW w:type="dxa" w:w="3408"/>
+          </w:tcPr>
+          <w:p>
+            <w:r>
+              <w:t>Session 2 · Practise · 45 min</w:t>
+            </w:r>
+          </w:p>
+        </w:tc>
+        <w:tc>
+          <w:tcPr>
+            <w:tcW w:type="dxa" w:w="3408"/>
+          </w:tcPr>
+          <w:p>
+            <w:r>
+              <w:t>0–5: retrieve the procedure; 5–15: W2 completion practice; 15–23: explain and check with a partner; 23–30: each learner answers the misconception check; 30–40: targeted reteaching or a harder variation; 40–45: prepare the investigation.</w:t>
+            </w:r>
+          </w:p>
+        </w:tc>
+        <w:tc>
+          <w:tcPr>
+            <w:tcW w:type="dxa" w:w="3408"/>
+          </w:tcPr>
+          <w:p>
+            <w:r>
+              <w:t>Sections 7–10; use the matching workbook W2 and misconception check.</w:t>
+            </w:r>
+          </w:p>
+        </w:tc>
+      </w:tr>
+      <w:tr>
+        <w:tc>
+          <w:tcPr>
+            <w:tcW w:type="dxa" w:w="3408"/>
+          </w:tcPr>
+          <w:p>
+            <w:r>
+              <w:t>Session 3 · Investigate and transfer · 45 min</w:t>
+            </w:r>
+          </w:p>
+        </w:tc>
+        <w:tc>
+          <w:tcPr>
+            <w:tcW w:type="dxa" w:w="3408"/>
+          </w:tcPr>
+          <w:p>
+            <w:r>
+              <w:t>0–5: retrieve the decision rule; 5–20: investigate or trace; 20–30: start the independent case; 30–38: connect the project; 38–43: act on feedback; 43–45: plan the return check.</w:t>
+            </w:r>
+          </w:p>
+        </w:tc>
+        <w:tc>
+          <w:tcPr>
+            <w:tcW w:type="dxa" w:w="3408"/>
+          </w:tcPr>
+          <w:p>
+            <w:r>
+              <w:t>Sections 9 and 11–14. Give extra time to finish the full task set; use Section 15 when the week includes a coding lab.</w:t>
+            </w:r>
+          </w:p>
+        </w:tc>
+      </w:tr>
+    </w:tbl>
+    <w:p>
+      <w:r>
+        <w:t>Before class, solve the supported practice: A team says that the four mismatches prove every pupil dislikes the catalogue and that a recommender will fix the problem. Identify two unsupported conclusions and state what the log actually establishes.</w:t>
+      </w:r>
+    </w:p>
+    <w:p>
+      <w:r>
+        <w:t>Reasoned practice answer: The log establishes four incompatible first choices out of ten supplied fictional requests. It does not establish every pupil’s opinion, the cause of the mismatches or that an untested recommender will improve outcomes. Accept any two of those unsupported conclusions with the bounded observation.</w:t>
+      </w:r>
+    </w:p>
+    <w:p>
+      <w:r>
+        <w:t>Check every learner before discussion: Use the worked case for A problem worth solving. Proposed explanation: “Using AI is itself the outcome”. Decide whether this explanation is supported. Point to the step or supplied fact that decides; explain your repair if needed.</w:t>
+      </w:r>
+    </w:p>
+    <w:p>
+      <w:r>
+        <w:t>Misconception repair: State what improves for the user and how to observe it.</w:t>
+      </w:r>
+    </w:p>
+    <w:p>
+      <w:r>
+        <w:t>Support: read the exact case aloud, enlarge the labelled picture, supply input cards and model only the first deciding step. Accept a spoken explanation or drawing; retain the reasoning goal.</w:t>
+      </w:r>
+    </w:p>
+    <w:p>
+      <w:r>
+        <w:t>Extension: The approved list contains no tray with every requested tool. Require a prediction and a reason before comparing. Expected result: The finder should report no suitable tray rather than guess. Reason: Success includes honestly identifying unsatisfied requirements.</w:t>
+      </w:r>
+    </w:p>
+    <w:p>
+      <w:r>
+        <w:t>Independent assessment: withhold the reserved answer until the learner has attempted the new case. Record support separately from correctness.</w:t>
+      </w:r>
+    </w:p>
+    <w:tbl>
+      <w:tblPr>
+        <w:tblStyle w:val="LightShading-Accent1"/>
+        <w:tblW w:type="auto" w:w="0"/>
+        <w:tblLook w:firstColumn="1" w:firstRow="1" w:lastColumn="0" w:lastRow="0" w:noHBand="0" w:noVBand="1" w:val="04A0"/>
+      </w:tblPr>
+      <w:tblGrid>
+        <w:gridCol w:w="2556"/>
+        <w:gridCol w:w="2556"/>
+        <w:gridCol w:w="2556"/>
+        <w:gridCol w:w="2556"/>
+      </w:tblGrid>
+      <w:tr>
+        <w:trPr>
+          <w:tblHeader/>
+        </w:trPr>
+        <w:tc>
+          <w:tcPr>
+            <w:tcW w:type="dxa" w:w="2556"/>
+          </w:tcPr>
+          <w:p>
+            <w:r>
+              <w:t>Criterion</w:t>
+            </w:r>
+          </w:p>
+        </w:tc>
+        <w:tc>
+          <w:tcPr>
+            <w:tcW w:type="dxa" w:w="2556"/>
+          </w:tcPr>
+          <w:p>
+            <w:r>
+              <w:t>Not yet</w:t>
+            </w:r>
+          </w:p>
+        </w:tc>
+        <w:tc>
+          <w:tcPr>
+            <w:tcW w:type="dxa" w:w="2556"/>
+          </w:tcPr>
+          <w:p>
+            <w:r>
+              <w:t>With support</w:t>
+            </w:r>
+          </w:p>
+        </w:tc>
+        <w:tc>
+          <w:tcPr>
+            <w:tcW w:type="dxa" w:w="2556"/>
+          </w:tcPr>
+          <w:p>
+            <w:r>
+              <w:t>Independent</w:t>
+            </w:r>
+          </w:p>
+        </w:tc>
+      </w:tr>
+      <w:tr>
+        <w:tc>
+          <w:tcPr>
+            <w:tcW w:type="dxa" w:w="2556"/>
+          </w:tcPr>
+          <w:p>
+            <w:r>
+              <w:t>Explanation</w:t>
+            </w:r>
+          </w:p>
+        </w:tc>
+        <w:tc>
+          <w:tcPr>
+            <w:tcW w:type="dxa" w:w="2556"/>
+          </w:tcPr>
+          <w:p>
+            <w:r>
+              <w:t>Names an answer without a deciding fact</w:t>
+            </w:r>
+          </w:p>
+        </w:tc>
+        <w:tc>
+          <w:tcPr>
+            <w:tcW w:type="dxa" w:w="2556"/>
+          </w:tcPr>
+          <w:p>
+            <w:r>
+              <w:t>Uses a hint to link fact and decision</w:t>
+            </w:r>
+          </w:p>
+        </w:tc>
+        <w:tc>
+          <w:tcPr>
+            <w:tcW w:type="dxa" w:w="2556"/>
+          </w:tcPr>
+          <w:p>
+            <w:r>
+              <w:t>Explains the deciding fact in own words</w:t>
+            </w:r>
+          </w:p>
+        </w:tc>
+      </w:tr>
+      <w:tr>
+        <w:tc>
+          <w:tcPr>
+            <w:tcW w:type="dxa" w:w="2556"/>
+          </w:tcPr>
+          <w:p>
+            <w:r>
+              <w:t>Trace or test</w:t>
+            </w:r>
+          </w:p>
+        </w:tc>
+        <w:tc>
+          <w:tcPr>
+            <w:tcW w:type="dxa" w:w="2556"/>
+          </w:tcPr>
+          <w:p>
+            <w:r>
+              <w:t>Cannot connect input and result</w:t>
+            </w:r>
+          </w:p>
+        </w:tc>
+        <w:tc>
+          <w:tcPr>
+            <w:tcW w:type="dxa" w:w="2556"/>
+          </w:tcPr>
+          <w:p>
+            <w:r>
+              <w:t>Completes steps with prompts</w:t>
+            </w:r>
+          </w:p>
+        </w:tc>
+        <w:tc>
+          <w:tcPr>
+            <w:tcW w:type="dxa" w:w="2556"/>
+          </w:tcPr>
+          <w:p>
+            <w:r>
+              <w:t>Traces or tests a changed case accurately</w:t>
+            </w:r>
+          </w:p>
+        </w:tc>
+      </w:tr>
+      <w:tr>
+        <w:tc>
+          <w:tcPr>
+            <w:tcW w:type="dxa" w:w="2556"/>
+          </w:tcPr>
+          <w:p>
+            <w:r>
+              <w:t>Limits and revision</w:t>
+            </w:r>
+          </w:p>
+        </w:tc>
+        <w:tc>
+          <w:tcPr>
+            <w:tcW w:type="dxa" w:w="2556"/>
+          </w:tcPr>
+          <w:p>
+            <w:r>
+              <w:t>Claims more than evidence supports</w:t>
+            </w:r>
+          </w:p>
+        </w:tc>
+        <w:tc>
+          <w:tcPr>
+            <w:tcW w:type="dxa" w:w="2556"/>
+          </w:tcPr>
+          <w:p>
+            <w:r>
+              <w:t>Names a limit after a prompt</w:t>
+            </w:r>
+          </w:p>
+        </w:tc>
+        <w:tc>
+          <w:tcPr>
+            <w:tcW w:type="dxa" w:w="2556"/>
+          </w:tcPr>
+          <w:p>
+            <w:r>
+              <w:t>States a defensible limit and useful next test</w:t>
+            </w:r>
+          </w:p>
+        </w:tc>
+      </w:tr>
+    </w:tbl>
+    <w:p>
+      <w:r>
+        <w:t>Project checkpoint: Prepare the demonstration. Gather reproducible instructions, evidence, access checks and remaining limitations.</w:t>
+      </w:r>
+    </w:p>
+    <w:p>
+      <w:r>
+        <w:t>Use the weekly teacher answer for topic-specific reasoning. A saved progress tick is an activity record; judge mastery from the learner’s explanation and evidence.</w:t>
+      </w:r>
+    </w:p>
     <w:sectPr>
       <w:pgSz w:w="12240" w:h="15840"/>
       <w:pgMar w:top="936" w:right="1008" w:bottom="936" w:left="1008" w:header="720" w:footer="720" w:gutter="0"/>

--- a/downloads/teacher/ai-1-week-29.docx
+++ b/downloads/teacher/ai-1-week-29.docx
@@ -3390,6 +3390,39 @@
         <w:t>Use the weekly teacher answer for topic-specific reasoning. A saved progress tick is an activity record; judge mastery from the learner’s explanation and evidence.</w:t>
       </w:r>
     </w:p>
+    <w:p>
+      <w:pPr>
+        <w:pStyle w:val="Heading1"/>
+      </w:pPr>
+      <w:r>
+        <w:t>08. Use feedback, labs and repair paths</w:t>
+      </w:r>
+    </w:p>
+    <w:p>
+      <w:r>
+        <w:t>Use the two formative questions as supported practice, not as independent mastery scores. Discuss the deciding evidence rather than accepting a guessed selection.</w:t>
+      </w:r>
+    </w:p>
+    <w:p>
+      <w:r>
+        <w:t>The feedback comes from the reviewed public worked case. Do not reveal the separately reserved independent teacher answer until the learner has attempted that case.</w:t>
+      </w:r>
+    </w:p>
+    <w:p>
+      <w:r>
+        <w:t>Ask students to predict before running code. Preserve errors and actual outputs; collect a changed test and an explanation. The branch-boundary and indexing lessons deliberately include failure cases.</w:t>
+      </w:r>
+    </w:p>
+    <w:p>
+      <w:r>
+        <w:t>Use the earlier worked-explanation links to address a specific missing building block, then return to the current question. Adapt this suggestion after observing the learner; it is not an automatic diagnosis.</w:t>
+      </w:r>
+    </w:p>
+    <w:p>
+      <w:r>
+        <w:t>Collect the completed-work portfolio as evidence. Record support separately from correctness, and assess explanation, trace/test and limitations. Progress ticks and quiz selections alone do not establish mastery.</w:t>
+      </w:r>
+    </w:p>
     <w:sectPr>
       <w:pgSz w:w="12240" w:h="15840"/>
       <w:pgMar w:top="936" w:right="1008" w:bottom="936" w:left="1008" w:header="720" w:footer="720" w:gutter="0"/>

--- a/downloads/teacher/ai-1-week-29.docx
+++ b/downloads/teacher/ai-1-week-29.docx
@@ -29,6 +29,11 @@
       </w:r>
     </w:p>
     <w:p>
+      <w:r>
+        <w:t>Prepare Find a Real Problem: check the target, prerequisites, resources and adaptable teaching schedule.</w:t>
+      </w:r>
+    </w:p>
+    <w:p>
       <w:pPr>
         <w:pStyle w:val="Heading3"/>
       </w:pPr>
@@ -37,8 +42,38 @@
       </w:r>
     </w:p>
     <w:p>
-      <w:r>
-        <w:t>Primary target: Describe a specific user difficulty using supplied evidence without inventing its cause</w:t>
+      <w:pPr>
+        <w:spacing w:line="336" w:lineRule="auto" w:after="180"/>
+      </w:pPr>
+      <w:r>
+        <w:rPr>
+          <w:b w:val="0"/>
+        </w:rPr>
+        <w:t xml:space="preserve">Primary target: Describe a specific </w:t>
+      </w:r>
+      <w:r>
+        <w:rPr>
+          <w:b/>
+        </w:rPr>
+        <w:t>user</w:t>
+      </w:r>
+      <w:r>
+        <w:rPr>
+          <w:b w:val="0"/>
+        </w:rPr>
+        <w:t xml:space="preserve"> difficulty using supplied </w:t>
+      </w:r>
+      <w:r>
+        <w:rPr>
+          <w:b/>
+        </w:rPr>
+        <w:t>evidence</w:t>
+      </w:r>
+      <w:r>
+        <w:rPr>
+          <w:b w:val="0"/>
+        </w:rPr>
+        <w:t xml:space="preserve"> without inventing its cause</w:t>
       </w:r>
     </w:p>
     <w:tbl>
@@ -185,8 +220,37 @@
       </w:tr>
     </w:tbl>
     <w:p>
-      <w:r>
-        <w:t>This is a starting allocation of 135 minutes, not a validated duration. Preserve all named topics. Schedule extra time for connected examples, the full investigation, independent cases and project building. Repeated copies of a case share one recorded attempt; they are not new evidence.</w:t>
+      <w:pPr>
+        <w:spacing w:line="336" w:lineRule="auto" w:after="180"/>
+      </w:pPr>
+      <w:r>
+        <w:rPr>
+          <w:b w:val="0"/>
+        </w:rPr>
+        <w:t>This is a starting allocation of 135 minutes, not a validated duration. Preserve all named topics. Schedule extra time for connected examples, the full investigation, independent cases and project building.</w:t>
+      </w:r>
+    </w:p>
+    <w:p>
+      <w:pPr>
+        <w:spacing w:line="336" w:lineRule="auto" w:after="180"/>
+      </w:pPr>
+      <w:r>
+        <w:rPr>
+          <w:b w:val="0"/>
+        </w:rPr>
+        <w:t xml:space="preserve">Repeated copies of a case share one recorded attempt; they are not new </w:t>
+      </w:r>
+      <w:r>
+        <w:rPr>
+          <w:b/>
+        </w:rPr>
+        <w:t>evidence</w:t>
+      </w:r>
+      <w:r>
+        <w:rPr>
+          <w:b w:val="0"/>
+        </w:rPr>
+        <w:t>.</w:t>
       </w:r>
     </w:p>
     <w:p>
@@ -206,18 +270,59 @@
       </w:r>
     </w:p>
     <w:p>
-      <w:r>
+      <w:pPr>
+        <w:spacing w:line="336" w:lineRule="auto" w:after="180"/>
+      </w:pPr>
+      <w:r>
+        <w:rPr>
+          <w:b w:val="0"/>
+        </w:rPr>
         <w:t>Without opening the old lesson, explain one key idea from Humans Set Boundaries. Give an example and a mistake that the idea helps you avoid.</w:t>
       </w:r>
     </w:p>
     <w:p>
-      <w:r>
-        <w:t>Look for: Distinguish a system’s capability, the correctness of its output and permission to take an action</w:t>
-      </w:r>
-    </w:p>
-    <w:p>
-      <w:r>
-        <w:t>Reference example, not the only acceptable wording: The button establishes a capability. The fact check establishes factual support for A at that time. The approval permits the specified classroom-board action within its limits. Public posting is outside that permission even though the button exists and A is factually checked.</w:t>
+      <w:pPr>
+        <w:spacing w:line="336" w:lineRule="auto" w:after="180"/>
+      </w:pPr>
+      <w:r>
+        <w:rPr>
+          <w:b w:val="0"/>
+        </w:rPr>
+        <w:t xml:space="preserve">Look for: Distinguish a system’s capability, the correctness of its </w:t>
+      </w:r>
+      <w:r>
+        <w:rPr>
+          <w:b/>
+        </w:rPr>
+        <w:t>output</w:t>
+      </w:r>
+      <w:r>
+        <w:rPr>
+          <w:b w:val="0"/>
+        </w:rPr>
+        <w:t xml:space="preserve"> and permission to take an action</w:t>
+      </w:r>
+    </w:p>
+    <w:p>
+      <w:pPr>
+        <w:spacing w:line="336" w:lineRule="auto" w:after="180"/>
+      </w:pPr>
+      <w:r>
+        <w:rPr>
+          <w:b w:val="0"/>
+        </w:rPr>
+        <w:t>Reference example, not the only acceptable wording: The button establishes a capability. The fact check establishes factual support for A at that time.</w:t>
+      </w:r>
+    </w:p>
+    <w:p>
+      <w:pPr>
+        <w:spacing w:line="336" w:lineRule="auto" w:after="180"/>
+      </w:pPr>
+      <w:r>
+        <w:rPr>
+          <w:b w:val="0"/>
+        </w:rPr>
+        <w:t>The approval permits the specified classroom-board action within its limits. Public posting is outside that permission even though the button exists and A is factually checked.</w:t>
       </w:r>
     </w:p>
     <w:p>
@@ -229,18 +334,83 @@
       </w:r>
     </w:p>
     <w:p>
-      <w:r>
+      <w:pPr>
+        <w:spacing w:line="336" w:lineRule="auto" w:after="180"/>
+      </w:pPr>
+      <w:r>
+        <w:rPr>
+          <w:b w:val="0"/>
+        </w:rPr>
         <w:t>Without opening the old lesson, explain one key idea from Prompts Are Design Instructions. Give an example and a mistake that the idea helps you avoid.</w:t>
       </w:r>
     </w:p>
     <w:p>
-      <w:r>
-        <w:t>Look for: Write a prompt with a clear task, supplied evidence and checkable output requirements</w:t>
-      </w:r>
-    </w:p>
-    <w:p>
-      <w:r>
-        <w:t>Reference example, not the only acceptable wording: Possible omissions include audience, source facts, required fields, format, missing-value behaviour and limits on extra claims. C supplies evidence, Grade 6 specifies readers, and four labelled lines define visible fields and structure. These requirements support checks but do not guarantee compliance.</w:t>
+      <w:pPr>
+        <w:spacing w:line="336" w:lineRule="auto" w:after="180"/>
+      </w:pPr>
+      <w:r>
+        <w:rPr>
+          <w:b w:val="0"/>
+        </w:rPr>
+        <w:t xml:space="preserve">Look for: Write a prompt with a clear task, supplied </w:t>
+      </w:r>
+      <w:r>
+        <w:rPr>
+          <w:b/>
+        </w:rPr>
+        <w:t>evidence</w:t>
+      </w:r>
+      <w:r>
+        <w:rPr>
+          <w:b w:val="0"/>
+        </w:rPr>
+        <w:t xml:space="preserve"> and checkable </w:t>
+      </w:r>
+      <w:r>
+        <w:rPr>
+          <w:b/>
+        </w:rPr>
+        <w:t>output</w:t>
+      </w:r>
+      <w:r>
+        <w:rPr>
+          <w:b w:val="0"/>
+        </w:rPr>
+        <w:t xml:space="preserve"> requirements</w:t>
+      </w:r>
+    </w:p>
+    <w:p>
+      <w:pPr>
+        <w:spacing w:line="336" w:lineRule="auto" w:after="180"/>
+      </w:pPr>
+      <w:r>
+        <w:rPr>
+          <w:b w:val="0"/>
+        </w:rPr>
+        <w:t>Reference example, not the only acceptable wording: Possible omissions include audience, source facts, required fields, format, missing-value behaviour and limits on extra claims.</w:t>
+      </w:r>
+    </w:p>
+    <w:p>
+      <w:pPr>
+        <w:spacing w:line="336" w:lineRule="auto" w:after="180"/>
+      </w:pPr>
+      <w:r>
+        <w:rPr>
+          <w:b w:val="0"/>
+        </w:rPr>
+        <w:t xml:space="preserve">C supplies </w:t>
+      </w:r>
+      <w:r>
+        <w:rPr>
+          <w:b/>
+        </w:rPr>
+        <w:t>evidence</w:t>
+      </w:r>
+      <w:r>
+        <w:rPr>
+          <w:b w:val="0"/>
+        </w:rPr>
+        <w:t>, Grade 6 specifies readers, and four labelled lines define visible fields and structure. These requirements support checks but do not guarantee compliance.</w:t>
       </w:r>
     </w:p>
     <w:p>
@@ -252,22 +422,69 @@
       </w:r>
     </w:p>
     <w:p>
-      <w:r>
+      <w:pPr>
+        <w:spacing w:line="336" w:lineRule="auto" w:after="180"/>
+      </w:pPr>
+      <w:r>
+        <w:rPr>
+          <w:b w:val="0"/>
+        </w:rPr>
         <w:t>Without opening the old lesson, explain one key idea from Fair for Whom?. Give an example and a mistake that the idea helps you avoid.</w:t>
       </w:r>
     </w:p>
     <w:p>
-      <w:r>
+      <w:pPr>
+        <w:spacing w:line="336" w:lineRule="auto" w:after="180"/>
+      </w:pPr>
+      <w:r>
+        <w:rPr>
+          <w:b w:val="0"/>
+        </w:rPr>
         <w:t>Look for: Compute a correct-out-of-assessed fraction and explain its denominator</w:t>
       </w:r>
     </w:p>
     <w:p>
-      <w:r>
-        <w:t>Reference example, not the only acceptable wording: A has 9 correct out of 12 assessed: 9/12 = 3/4 = 75%. The denominator includes all 12 judged outcomes, including 3 incorrect ones. Using 9/9 would exclude the errors and falsely report perfect assessed accuracy.</w:t>
-      </w:r>
-    </w:p>
-    <w:p>
-      <w:r>
+      <w:pPr>
+        <w:spacing w:line="336" w:lineRule="auto" w:after="180"/>
+      </w:pPr>
+      <w:r>
+        <w:rPr>
+          <w:b w:val="0"/>
+        </w:rPr>
+        <w:t xml:space="preserve">Reference example, not the only acceptable wording: A has 9 correct out of 12 assessed: 9/12 = 3/4 = 75%. The denominator includes all 12 judged </w:t>
+      </w:r>
+      <w:r>
+        <w:rPr>
+          <w:b/>
+        </w:rPr>
+        <w:t>outcome</w:t>
+      </w:r>
+      <w:r>
+        <w:rPr>
+          <w:b w:val="0"/>
+        </w:rPr>
+        <w:t>s, including 3 incorrect ones.</w:t>
+      </w:r>
+    </w:p>
+    <w:p>
+      <w:pPr>
+        <w:spacing w:line="336" w:lineRule="auto" w:after="180"/>
+      </w:pPr>
+      <w:r>
+        <w:rPr>
+          <w:b w:val="0"/>
+        </w:rPr>
+        <w:t>Using 9/9 would exclude the errors and falsely report perfect assessed accuracy.</w:t>
+      </w:r>
+    </w:p>
+    <w:p>
+      <w:pPr>
+        <w:spacing w:line="336" w:lineRule="auto" w:after="180"/>
+      </w:pPr>
+      <w:r>
+        <w:rPr>
+          <w:b w:val="0"/>
+        </w:rPr>
         <w:t>Use the student module and workbook section with this exact week title. The worked case, independent question and answers below form one aligned lesson sequence.</w:t>
       </w:r>
     </w:p>
@@ -280,7 +497,13 @@
       </w:r>
     </w:p>
     <w:p>
-      <w:r>
+      <w:pPr>
+        <w:spacing w:line="336" w:lineRule="auto" w:after="180"/>
+      </w:pPr>
+      <w:r>
+        <w:rPr>
+          <w:b w:val="0"/>
+        </w:rPr>
         <w:t>Students spend three minutes finding returned books. Compare shelf labels with an AI locator. Define one fair success test before choosing a solution.</w:t>
       </w:r>
     </w:p>
@@ -293,8 +516,38 @@
       </w:r>
     </w:p>
     <w:p>
-      <w:r>
-        <w:t>A strong project begins with a specific user and observable need.</w:t>
+      <w:pPr>
+        <w:spacing w:line="336" w:lineRule="auto" w:after="180"/>
+      </w:pPr>
+      <w:r>
+        <w:rPr>
+          <w:b w:val="0"/>
+        </w:rPr>
+        <w:t xml:space="preserve">A strong project begins with a specific </w:t>
+      </w:r>
+      <w:r>
+        <w:rPr>
+          <w:b/>
+        </w:rPr>
+        <w:t>user</w:t>
+      </w:r>
+      <w:r>
+        <w:rPr>
+          <w:b w:val="0"/>
+        </w:rPr>
+        <w:t xml:space="preserve"> and observable </w:t>
+      </w:r>
+      <w:r>
+        <w:rPr>
+          <w:b/>
+        </w:rPr>
+        <w:t>need</w:t>
+      </w:r>
+      <w:r>
+        <w:rPr>
+          <w:b w:val="0"/>
+        </w:rPr>
+        <w:t>.</w:t>
       </w:r>
     </w:p>
     <w:tbl>
@@ -430,26 +683,104 @@
       </w:r>
     </w:p>
     <w:p>
-      <w:r>
+      <w:pPr>
+        <w:spacing w:line="336" w:lineRule="auto" w:after="180"/>
+      </w:pPr>
+      <w:r>
+        <w:rPr>
+          <w:b w:val="0"/>
+        </w:rPr>
         <w:t>Use the supplied scenario, student illustrations and blank paper. For numeric work, offer counters or a calculator after learners show the setup. Fictional records are supplied; personal data and paid accounts are unnecessary.</w:t>
       </w:r>
     </w:p>
     <w:p>
-      <w:r>
-        <w:t>Allow 80 minutes: recall 8; explanation 12; worked demonstration 15; guided practice 20; independent assessment 15; project and reflection 10. Extend the lab into a second session when needed.</w:t>
-      </w:r>
-    </w:p>
-    <w:p>
       <w:pPr>
         <w:pStyle w:val="Heading3"/>
       </w:pPr>
       <w:r>
+        <w:t>Alternative compact allocation</w:t>
+      </w:r>
+    </w:p>
+    <w:p>
+      <w:r>
+        <w:t>This compact option is not the full-week schedule. Use the main teaching cycle and allow extra sessions for the investigation, independent work and project.</w:t>
+      </w:r>
+    </w:p>
+    <w:p>
+      <w:pPr>
+        <w:spacing w:line="336" w:lineRule="auto" w:after="180"/>
+        <w:shd w:fill="F1F6F8"/>
+      </w:pPr>
+      <w:r>
+        <w:rPr>
+          <w:b w:val="0"/>
+        </w:rPr>
+        <w:t xml:space="preserve">Allow 80 minutes: recall 8; explanation 12; worked demonstration 15; guided practice 20; independent assessment 15; project and reflection 10. Extend the lab into a second session when </w:t>
+      </w:r>
+      <w:r>
+        <w:rPr>
+          <w:b/>
+        </w:rPr>
+        <w:t>need</w:t>
+      </w:r>
+      <w:r>
+        <w:rPr>
+          <w:b w:val="0"/>
+        </w:rPr>
+        <w:t>ed.</w:t>
+      </w:r>
+    </w:p>
+    <w:p>
+      <w:pPr>
+        <w:pStyle w:val="Heading3"/>
+      </w:pPr>
+      <w:r>
         <w:t>Preparation for the connected explanation</w:t>
       </w:r>
     </w:p>
     <w:p>
-      <w:r>
-        <w:t>This begins an eight-week project sequence culminating in an evidence-based defence. Use the activity recommender as a shared paper project; later weeks specify its catalogue and tests. The supplied counts are fictional motivation, not collected class data or a result of an AI system. Assess problem framing separately from enthusiasm for a particular technology. A justified decision to retain a simple method is a valid project conclusion.</w:t>
+      <w:pPr>
+        <w:spacing w:line="336" w:lineRule="auto" w:after="180"/>
+      </w:pPr>
+      <w:r>
+        <w:rPr>
+          <w:b w:val="0"/>
+        </w:rPr>
+        <w:t xml:space="preserve">This begins an eight-week project sequence culminating in an </w:t>
+      </w:r>
+      <w:r>
+        <w:rPr>
+          <w:b/>
+        </w:rPr>
+        <w:t>evidence</w:t>
+      </w:r>
+      <w:r>
+        <w:rPr>
+          <w:b w:val="0"/>
+        </w:rPr>
+        <w:t>-based defence. Use the activity recommender as a shared paper project; later weeks specify its catalogue and tests.</w:t>
+      </w:r>
+    </w:p>
+    <w:p>
+      <w:pPr>
+        <w:spacing w:line="336" w:lineRule="auto" w:after="180"/>
+      </w:pPr>
+      <w:r>
+        <w:rPr>
+          <w:b w:val="0"/>
+        </w:rPr>
+        <w:t>The supplied counts are fictional motivation, not collected class data or a result of an AI system. Assess problem framing separately from enthusiasm for a particular technology.</w:t>
+      </w:r>
+    </w:p>
+    <w:p>
+      <w:pPr>
+        <w:spacing w:line="336" w:lineRule="auto" w:after="180"/>
+      </w:pPr>
+      <w:r>
+        <w:rPr>
+          <w:b w:val="0"/>
+        </w:rPr>
+        <w:t>A justified decision to retain a simple method is a valid project conclusion.</w:t>
       </w:r>
     </w:p>
     <w:p>
@@ -461,22 +792,106 @@
       </w:r>
     </w:p>
     <w:p>
-      <w:r>
+      <w:pPr>
+        <w:spacing w:line="336" w:lineRule="auto" w:after="180"/>
+      </w:pPr>
+      <w:r>
+        <w:rPr>
+          <w:b w:val="0"/>
+        </w:rPr>
         <w:t>No. The permission covers a paper prototype and fictional requests. Collecting and publishing personal choices are different actions outside that scope.</w:t>
       </w:r>
     </w:p>
     <w:p>
-      <w:r>
-        <w:t>The fictional ten-request activity observation in the lesson</w:t>
-      </w:r>
-    </w:p>
-    <w:p>
-      <w:r>
-        <w:t>Paper for a brief with user, evidence, outcome, inputs and boundaries</w:t>
-      </w:r>
-    </w:p>
-    <w:p>
-      <w:r>
+      <w:pPr>
+        <w:spacing w:line="336" w:lineRule="auto" w:after="180"/>
+      </w:pPr>
+      <w:r>
+        <w:rPr>
+          <w:b w:val="0"/>
+        </w:rPr>
+        <w:t xml:space="preserve">The fictional ten-request activity </w:t>
+      </w:r>
+      <w:r>
+        <w:rPr>
+          <w:b/>
+        </w:rPr>
+        <w:t>observation</w:t>
+      </w:r>
+      <w:r>
+        <w:rPr>
+          <w:b w:val="0"/>
+        </w:rPr>
+        <w:t xml:space="preserve"> in the lesson</w:t>
+      </w:r>
+    </w:p>
+    <w:p>
+      <w:pPr>
+        <w:spacing w:line="336" w:lineRule="auto" w:after="180"/>
+      </w:pPr>
+      <w:r>
+        <w:rPr>
+          <w:b w:val="0"/>
+        </w:rPr>
+        <w:t xml:space="preserve">Paper for a brief with </w:t>
+      </w:r>
+      <w:r>
+        <w:rPr>
+          <w:b/>
+        </w:rPr>
+        <w:t>user</w:t>
+      </w:r>
+      <w:r>
+        <w:rPr>
+          <w:b w:val="0"/>
+        </w:rPr>
+        <w:t xml:space="preserve">, </w:t>
+      </w:r>
+      <w:r>
+        <w:rPr>
+          <w:b/>
+        </w:rPr>
+        <w:t>evidence</w:t>
+      </w:r>
+      <w:r>
+        <w:rPr>
+          <w:b w:val="0"/>
+        </w:rPr>
+        <w:t xml:space="preserve">, </w:t>
+      </w:r>
+      <w:r>
+        <w:rPr>
+          <w:b/>
+        </w:rPr>
+        <w:t>outcome</w:t>
+      </w:r>
+      <w:r>
+        <w:rPr>
+          <w:b w:val="0"/>
+        </w:rPr>
+        <w:t xml:space="preserve">, </w:t>
+      </w:r>
+      <w:r>
+        <w:rPr>
+          <w:b/>
+        </w:rPr>
+        <w:t>input</w:t>
+      </w:r>
+      <w:r>
+        <w:rPr>
+          <w:b w:val="0"/>
+        </w:rPr>
+        <w:t>s and boundaries</w:t>
+      </w:r>
+    </w:p>
+    <w:p>
+      <w:pPr>
+        <w:spacing w:line="336" w:lineRule="auto" w:after="180"/>
+      </w:pPr>
+      <w:r>
+        <w:rPr>
+          <w:b w:val="0"/>
+        </w:rPr>
         <w:t>The independent equipment-cupboard scenario in W4</w:t>
       </w:r>
     </w:p>
@@ -489,12 +904,24 @@
       </w:r>
     </w:p>
     <w:p>
-      <w:r>
+      <w:pPr>
+        <w:spacing w:line="336" w:lineRule="auto" w:after="180"/>
+      </w:pPr>
+      <w:r>
+        <w:rPr>
+          <w:b w:val="0"/>
+        </w:rPr>
         <w:t>By the end, I can turn a recorded problem into a bounded, measurable project goal.</w:t>
       </w:r>
     </w:p>
     <w:p>
-      <w:r>
+      <w:pPr>
+        <w:spacing w:line="336" w:lineRule="auto" w:after="180"/>
+      </w:pPr>
+      <w:r>
+        <w:rPr>
+          <w:b w:val="0"/>
+        </w:rPr>
         <w:t>This added worked case illustrates the week’s main idea. Retain all original and connected topics; schedule its practice within the teaching cycle.</w:t>
       </w:r>
     </w:p>
@@ -507,86 +934,555 @@
       </w:r>
     </w:p>
     <w:p>
+      <w:r>
+        <w:t>Model Find a Real Problem using the supplied case, labelled mechanism and reasoning. Make the scope of each conclusion explicit.</w:t>
+      </w:r>
+    </w:p>
+    <w:p>
+      <w:pPr>
+        <w:spacing w:line="336" w:lineRule="auto" w:after="180"/>
+      </w:pPr>
+      <w:r>
+        <w:rPr>
+          <w:b w:val="0"/>
+        </w:rPr>
+        <w:t>Follow the information instead of imagining magic inside the machine.</w:t>
+      </w:r>
+    </w:p>
+    <w:p>
       <w:pPr>
         <w:pStyle w:val="Heading3"/>
       </w:pPr>
       <w:r>
-        <w:t>Explain the mechanism</w:t>
-      </w:r>
-    </w:p>
-    <w:p>
-      <w:r>
-        <w:t>Follow the information instead of imagining magic inside the machine.</w:t>
-      </w:r>
-    </w:p>
-    <w:p>
-      <w:r>
-        <w:t>INPUT observations and interview evidence</w:t>
-      </w:r>
-    </w:p>
-    <w:p>
-      <w:r>
-        <w:t>PROCESS identify user, situation, need, and measurable effect</w:t>
-      </w:r>
-    </w:p>
-    <w:p>
-      <w:r>
-        <w:t>OUTPUT testable problem statement without a preselected solution</w:t>
-      </w:r>
-    </w:p>
-    <w:p>
-      <w:r>
-        <w:t>CORE IDEA A strong project begins with a specific user and observable need.</w:t>
-      </w:r>
-    </w:p>
-    <w:p>
-      <w:r>
-        <w:t>UNDER THE HOOD Problem framing separates evidence about a user's need from assumptions about a solution. A strong statement identifies who, when, what observable difficulty occurs, and how improvement could be measured.</w:t>
-      </w:r>
-    </w:p>
-    <w:p>
-      <w:r>
+        <w:t>1. Input — information entering</w:t>
+      </w:r>
+    </w:p>
+    <w:p>
+      <w:pPr>
+        <w:spacing w:line="336" w:lineRule="auto" w:after="180"/>
+        <w:shd w:fill="F4F9FC"/>
+      </w:pPr>
+      <w:r>
+        <w:rPr>
+          <w:b/>
+        </w:rPr>
+        <w:t>INPUT</w:t>
+      </w:r>
+      <w:r>
+        <w:rPr>
+          <w:b w:val="0"/>
+        </w:rPr>
+        <w:t xml:space="preserve"> </w:t>
+      </w:r>
+      <w:r>
+        <w:rPr>
+          <w:b/>
+        </w:rPr>
+        <w:t>observation</w:t>
+      </w:r>
+      <w:r>
+        <w:rPr>
+          <w:b w:val="0"/>
+        </w:rPr>
+        <w:t xml:space="preserve">s and </w:t>
+      </w:r>
+      <w:r>
+        <w:rPr>
+          <w:b/>
+        </w:rPr>
+        <w:t>interview</w:t>
+      </w:r>
+      <w:r>
+        <w:rPr>
+          <w:b w:val="0"/>
+        </w:rPr>
+        <w:t xml:space="preserve"> </w:t>
+      </w:r>
+      <w:r>
+        <w:rPr>
+          <w:b/>
+        </w:rPr>
+        <w:t>evidence</w:t>
+      </w:r>
+    </w:p>
+    <w:p>
+      <w:pPr>
+        <w:pStyle w:val="Heading3"/>
+      </w:pPr>
+      <w:r>
+        <w:t>2. Process — the deciding step</w:t>
+      </w:r>
+    </w:p>
+    <w:p>
+      <w:pPr>
+        <w:spacing w:line="336" w:lineRule="auto" w:after="180"/>
+        <w:shd w:fill="F4F9FC"/>
+      </w:pPr>
+      <w:r>
+        <w:rPr>
+          <w:b/>
+        </w:rPr>
+        <w:t>PROCESS</w:t>
+      </w:r>
+      <w:r>
+        <w:rPr>
+          <w:b w:val="0"/>
+        </w:rPr>
+        <w:t xml:space="preserve"> identify </w:t>
+      </w:r>
+      <w:r>
+        <w:rPr>
+          <w:b/>
+        </w:rPr>
+        <w:t>user</w:t>
+      </w:r>
+      <w:r>
+        <w:rPr>
+          <w:b w:val="0"/>
+        </w:rPr>
+        <w:t xml:space="preserve">, situation, </w:t>
+      </w:r>
+      <w:r>
+        <w:rPr>
+          <w:b/>
+        </w:rPr>
+        <w:t>need</w:t>
+      </w:r>
+      <w:r>
+        <w:rPr>
+          <w:b w:val="0"/>
+        </w:rPr>
+        <w:t>, and measurable effect</w:t>
+      </w:r>
+    </w:p>
+    <w:p>
+      <w:pPr>
+        <w:pStyle w:val="Heading3"/>
+      </w:pPr>
+      <w:r>
+        <w:t>3. Output — the result</w:t>
+      </w:r>
+    </w:p>
+    <w:p>
+      <w:pPr>
+        <w:spacing w:line="336" w:lineRule="auto" w:after="180"/>
+        <w:shd w:fill="F4F9FC"/>
+      </w:pPr>
+      <w:r>
+        <w:rPr>
+          <w:b/>
+        </w:rPr>
+        <w:t>OUTPUT</w:t>
+      </w:r>
+      <w:r>
+        <w:rPr>
+          <w:b w:val="0"/>
+        </w:rPr>
+        <w:t xml:space="preserve"> testable </w:t>
+      </w:r>
+      <w:r>
+        <w:rPr>
+          <w:b/>
+        </w:rPr>
+        <w:t>problem statement</w:t>
+      </w:r>
+      <w:r>
+        <w:rPr>
+          <w:b w:val="0"/>
+        </w:rPr>
+        <w:t xml:space="preserve"> without a preselected solution</w:t>
+      </w:r>
+    </w:p>
+    <w:p>
+      <w:pPr>
+        <w:pStyle w:val="Heading3"/>
+      </w:pPr>
+      <w:r>
+        <w:t>Key idea</w:t>
+      </w:r>
+    </w:p>
+    <w:p>
+      <w:pPr>
+        <w:spacing w:line="336" w:lineRule="auto" w:after="180"/>
+        <w:shd w:fill="EDF7F3"/>
+      </w:pPr>
+      <w:r>
+        <w:rPr>
+          <w:b w:val="0"/>
+        </w:rPr>
+        <w:t xml:space="preserve">CORE IDEA A strong project begins with a specific </w:t>
+      </w:r>
+      <w:r>
+        <w:rPr>
+          <w:b/>
+        </w:rPr>
+        <w:t>user</w:t>
+      </w:r>
+      <w:r>
+        <w:rPr>
+          <w:b w:val="0"/>
+        </w:rPr>
+        <w:t xml:space="preserve"> and observable </w:t>
+      </w:r>
+      <w:r>
+        <w:rPr>
+          <w:b/>
+        </w:rPr>
+        <w:t>need</w:t>
+      </w:r>
+      <w:r>
+        <w:rPr>
+          <w:b w:val="0"/>
+        </w:rPr>
+        <w:t>.</w:t>
+      </w:r>
+    </w:p>
+    <w:p>
+      <w:pPr>
+        <w:pStyle w:val="Heading3"/>
+      </w:pPr>
+      <w:r>
+        <w:t>How the mechanism works</w:t>
+      </w:r>
+    </w:p>
+    <w:p>
+      <w:pPr>
+        <w:spacing w:line="336" w:lineRule="auto" w:after="180"/>
+        <w:shd w:fill="F1F6F8"/>
+      </w:pPr>
+      <w:r>
+        <w:rPr>
+          <w:b w:val="0"/>
+        </w:rPr>
+        <w:t xml:space="preserve">UNDER THE HOOD Problem framing separates </w:t>
+      </w:r>
+      <w:r>
+        <w:rPr>
+          <w:b/>
+        </w:rPr>
+        <w:t>evidence</w:t>
+      </w:r>
+      <w:r>
+        <w:rPr>
+          <w:b w:val="0"/>
+        </w:rPr>
+        <w:t xml:space="preserve"> about a </w:t>
+      </w:r>
+      <w:r>
+        <w:rPr>
+          <w:b/>
+        </w:rPr>
+        <w:t>user</w:t>
+      </w:r>
+      <w:r>
+        <w:rPr>
+          <w:b w:val="0"/>
+        </w:rPr>
+        <w:t xml:space="preserve">'s </w:t>
+      </w:r>
+      <w:r>
+        <w:rPr>
+          <w:b/>
+        </w:rPr>
+        <w:t>need</w:t>
+      </w:r>
+      <w:r>
+        <w:rPr>
+          <w:b w:val="0"/>
+        </w:rPr>
+        <w:t xml:space="preserve"> from assumptions about a solution. A strong statement identifies who, when, what observable difficulty occurs, and how improvement could be measured.</w:t>
+      </w:r>
+    </w:p>
+    <w:p>
+      <w:pPr>
+        <w:spacing w:line="336" w:lineRule="auto" w:after="180"/>
+      </w:pPr>
+      <w:r>
+        <w:rPr>
+          <w:b w:val="0"/>
+        </w:rPr>
         <w:t>Draw a fresh example with all three stages:</w:t>
       </w:r>
     </w:p>
     <w:p>
-      <w:r>
-        <w:t>Every step connects a claim to observable evidence.</w:t>
-      </w:r>
-    </w:p>
-    <w:p>
-      <w:r>
-        <w:t>CASE 'Students need AI' is not a problem statement; 'students spend five minutes finding misplaced supplies after art' is observable and testable.</w:t>
-      </w:r>
-    </w:p>
-    <w:p>
-      <w:r>
-        <w:t>STEP 1 — OBSERVE observations and interview evidence</w:t>
-      </w:r>
-    </w:p>
-    <w:p>
-      <w:r>
-        <w:t>STEP 2 — TRACE identify user, situation, need, and measurable effect</w:t>
-      </w:r>
-    </w:p>
-    <w:p>
-      <w:r>
-        <w:t>STEP 3 — CONCLUDE testable problem statement without a preselected solution</w:t>
-      </w:r>
-    </w:p>
-    <w:p>
-      <w:r>
-        <w:t>MODEL REASONING A strong statement names the user, context, observable difficulty, and desired improvement without requiring AI. Protect privacy, avoid leading questions, and distinguish what the user said from your inference.</w:t>
-      </w:r>
-    </w:p>
-    <w:p>
-      <w:r>
+      <w:pPr>
+        <w:spacing w:line="336" w:lineRule="auto" w:after="180"/>
+      </w:pPr>
+      <w:r>
+        <w:rPr>
+          <w:b w:val="0"/>
+        </w:rPr>
+        <w:t xml:space="preserve">Every step connects a claim to observable </w:t>
+      </w:r>
+      <w:r>
+        <w:rPr>
+          <w:b/>
+        </w:rPr>
+        <w:t>evidence</w:t>
+      </w:r>
+      <w:r>
+        <w:rPr>
+          <w:b w:val="0"/>
+        </w:rPr>
+        <w:t>.</w:t>
+      </w:r>
+    </w:p>
+    <w:p>
+      <w:pPr>
+        <w:pStyle w:val="Heading3"/>
+      </w:pPr>
+      <w:r>
+        <w:t>The case to investigate</w:t>
+      </w:r>
+    </w:p>
+    <w:p>
+      <w:pPr>
+        <w:spacing w:line="336" w:lineRule="auto" w:after="180"/>
+        <w:shd w:fill="F1F6FC"/>
+      </w:pPr>
+      <w:r>
+        <w:rPr>
+          <w:b w:val="0"/>
+        </w:rPr>
+        <w:t xml:space="preserve">CASE 'Students </w:t>
+      </w:r>
+      <w:r>
+        <w:rPr>
+          <w:b/>
+        </w:rPr>
+        <w:t>need</w:t>
+      </w:r>
+      <w:r>
+        <w:rPr>
+          <w:b w:val="0"/>
+        </w:rPr>
+        <w:t xml:space="preserve"> AI' is not a </w:t>
+      </w:r>
+      <w:r>
+        <w:rPr>
+          <w:b/>
+        </w:rPr>
+        <w:t>problem statement</w:t>
+      </w:r>
+      <w:r>
+        <w:rPr>
+          <w:b w:val="0"/>
+        </w:rPr>
+        <w:t>; 'students spend five minutes finding misplaced supplies after art' is observable and testable.</w:t>
+      </w:r>
+    </w:p>
+    <w:p>
+      <w:pPr>
+        <w:pStyle w:val="Heading3"/>
+      </w:pPr>
+      <w:r>
+        <w:t>Step 1</w:t>
+      </w:r>
+    </w:p>
+    <w:p>
+      <w:pPr>
+        <w:spacing w:line="336" w:lineRule="auto" w:after="180"/>
+        <w:shd w:fill="F4F9FC"/>
+      </w:pPr>
+      <w:r>
+        <w:rPr>
+          <w:b w:val="0"/>
+        </w:rPr>
+        <w:t xml:space="preserve">STEP 1 — OBSERVE </w:t>
+      </w:r>
+      <w:r>
+        <w:rPr>
+          <w:b/>
+        </w:rPr>
+        <w:t>observation</w:t>
+      </w:r>
+      <w:r>
+        <w:rPr>
+          <w:b w:val="0"/>
+        </w:rPr>
+        <w:t xml:space="preserve">s and </w:t>
+      </w:r>
+      <w:r>
+        <w:rPr>
+          <w:b/>
+        </w:rPr>
+        <w:t>interview</w:t>
+      </w:r>
+      <w:r>
+        <w:rPr>
+          <w:b w:val="0"/>
+        </w:rPr>
+        <w:t xml:space="preserve"> </w:t>
+      </w:r>
+      <w:r>
+        <w:rPr>
+          <w:b/>
+        </w:rPr>
+        <w:t>evidence</w:t>
+      </w:r>
+    </w:p>
+    <w:p>
+      <w:pPr>
+        <w:pStyle w:val="Heading3"/>
+      </w:pPr>
+      <w:r>
+        <w:t>Step 2</w:t>
+      </w:r>
+    </w:p>
+    <w:p>
+      <w:pPr>
+        <w:spacing w:line="336" w:lineRule="auto" w:after="180"/>
+        <w:shd w:fill="F4F9FC"/>
+      </w:pPr>
+      <w:r>
+        <w:rPr>
+          <w:b w:val="0"/>
+        </w:rPr>
+        <w:t xml:space="preserve">STEP 2 — TRACE identify </w:t>
+      </w:r>
+      <w:r>
+        <w:rPr>
+          <w:b/>
+        </w:rPr>
+        <w:t>user</w:t>
+      </w:r>
+      <w:r>
+        <w:rPr>
+          <w:b w:val="0"/>
+        </w:rPr>
+        <w:t xml:space="preserve">, situation, </w:t>
+      </w:r>
+      <w:r>
+        <w:rPr>
+          <w:b/>
+        </w:rPr>
+        <w:t>need</w:t>
+      </w:r>
+      <w:r>
+        <w:rPr>
+          <w:b w:val="0"/>
+        </w:rPr>
+        <w:t>, and measurable effect</w:t>
+      </w:r>
+    </w:p>
+    <w:p>
+      <w:pPr>
+        <w:pStyle w:val="Heading3"/>
+      </w:pPr>
+      <w:r>
+        <w:t>Step 3</w:t>
+      </w:r>
+    </w:p>
+    <w:p>
+      <w:pPr>
+        <w:spacing w:line="336" w:lineRule="auto" w:after="180"/>
+        <w:shd w:fill="F4F9FC"/>
+      </w:pPr>
+      <w:r>
+        <w:rPr>
+          <w:b w:val="0"/>
+        </w:rPr>
+        <w:t xml:space="preserve">STEP 3 — CONCLUDE testable </w:t>
+      </w:r>
+      <w:r>
+        <w:rPr>
+          <w:b/>
+        </w:rPr>
+        <w:t>problem statement</w:t>
+      </w:r>
+      <w:r>
+        <w:rPr>
+          <w:b w:val="0"/>
+        </w:rPr>
+        <w:t xml:space="preserve"> without a preselected solution</w:t>
+      </w:r>
+    </w:p>
+    <w:p>
+      <w:pPr>
+        <w:pStyle w:val="Heading3"/>
+      </w:pPr>
+      <w:r>
+        <w:t>Model answer</w:t>
+      </w:r>
+    </w:p>
+    <w:p>
+      <w:pPr>
+        <w:spacing w:line="336" w:lineRule="auto" w:after="180"/>
+        <w:shd w:fill="F1F6FC"/>
+      </w:pPr>
+      <w:r>
+        <w:rPr>
+          <w:b w:val="0"/>
+        </w:rPr>
+        <w:t xml:space="preserve">MODEL REASONING A strong statement names the </w:t>
+      </w:r>
+      <w:r>
+        <w:rPr>
+          <w:b/>
+        </w:rPr>
+        <w:t>user</w:t>
+      </w:r>
+      <w:r>
+        <w:rPr>
+          <w:b w:val="0"/>
+        </w:rPr>
+        <w:t xml:space="preserve">, context, observable difficulty, and desired improvement without requiring AI. Protect privacy, avoid leading questions, and distinguish what the </w:t>
+      </w:r>
+      <w:r>
+        <w:rPr>
+          <w:b/>
+        </w:rPr>
+        <w:t>user</w:t>
+      </w:r>
+      <w:r>
+        <w:rPr>
+          <w:b w:val="0"/>
+        </w:rPr>
+        <w:t xml:space="preserve"> said from your inference.</w:t>
+      </w:r>
+    </w:p>
+    <w:p>
+      <w:pPr>
+        <w:pStyle w:val="Heading3"/>
+      </w:pPr>
+      <w:r>
+        <w:t>A claim to avoid</w:t>
+      </w:r>
+    </w:p>
+    <w:p>
+      <w:pPr>
+        <w:spacing w:line="336" w:lineRule="auto" w:after="180"/>
+        <w:shd w:fill="FFF5E6"/>
+      </w:pPr>
+      <w:r>
+        <w:rPr>
+          <w:b w:val="0"/>
+        </w:rPr>
         <w:t>DO NOT OVERCLAIM Do not collect personal stories unrelated to the design question.</w:t>
       </w:r>
     </w:p>
     <w:p>
-      <w:r>
-        <w:t>What new evidence could change this answer?</w:t>
+      <w:pPr>
+        <w:spacing w:line="336" w:lineRule="auto" w:after="180"/>
+        <w:shd w:fill="F5F1FB"/>
+      </w:pPr>
+      <w:r>
+        <w:rPr>
+          <w:b w:val="0"/>
+        </w:rPr>
+        <w:t xml:space="preserve">What new </w:t>
+      </w:r>
+      <w:r>
+        <w:rPr>
+          <w:b/>
+        </w:rPr>
+        <w:t>evidence</w:t>
+      </w:r>
+      <w:r>
+        <w:rPr>
+          <w:b w:val="0"/>
+        </w:rPr>
+        <w:t xml:space="preserve"> could change this answer?</w:t>
       </w:r>
     </w:p>
     <w:p>
@@ -598,59 +1494,397 @@
       </w:r>
     </w:p>
     <w:p>
-      <w:r>
+      <w:pPr>
+        <w:pStyle w:val="Heading3"/>
+      </w:pPr>
+      <w:r>
+        <w:t>The teaching case</w:t>
+      </w:r>
+    </w:p>
+    <w:p>
+      <w:pPr>
+        <w:spacing w:line="336" w:lineRule="auto" w:after="180"/>
+        <w:shd w:fill="F1F6FC"/>
+      </w:pPr>
+      <w:r>
+        <w:rPr>
+          <w:b w:val="0"/>
+        </w:rPr>
         <w:t>Shared markers are often lost because tray labels are unclear.</w:t>
       </w:r>
     </w:p>
     <w:p>
-      <w:r>
-        <w:t>State the need before selecting AI.</w:t>
-      </w:r>
-    </w:p>
-    <w:p>
       <w:pPr>
         <w:pStyle w:val="Heading3"/>
       </w:pPr>
       <w:r>
+        <w:t>The teaching case</w:t>
+      </w:r>
+    </w:p>
+    <w:p>
+      <w:pPr>
+        <w:spacing w:line="336" w:lineRule="auto" w:after="180"/>
+        <w:shd w:fill="F1F6FC"/>
+      </w:pPr>
+      <w:r>
+        <w:rPr>
+          <w:b w:val="0"/>
+        </w:rPr>
+        <w:t xml:space="preserve">State the </w:t>
+      </w:r>
+      <w:r>
+        <w:rPr>
+          <w:b/>
+        </w:rPr>
+        <w:t>need</w:t>
+      </w:r>
+      <w:r>
+        <w:rPr>
+          <w:b w:val="0"/>
+        </w:rPr>
+        <w:t xml:space="preserve"> before selecting AI.</w:t>
+      </w:r>
+    </w:p>
+    <w:p>
+      <w:pPr>
+        <w:pStyle w:val="Heading3"/>
+      </w:pPr>
+      <w:r>
         <w:t>Exact explanation to model</w:t>
       </w:r>
     </w:p>
     <w:p>
-      <w:r>
-        <w:t>Students need to return markers correctly and quickly. Test clearer labels before proposing a model.</w:t>
-      </w:r>
-    </w:p>
-    <w:p>
       <w:pPr>
         <w:pStyle w:val="Heading3"/>
       </w:pPr>
       <w:r>
+        <w:t>Why the result follows</w:t>
+      </w:r>
+    </w:p>
+    <w:p>
+      <w:pPr>
+        <w:spacing w:line="336" w:lineRule="auto" w:after="180"/>
+        <w:shd w:fill="F1F6FC"/>
+      </w:pPr>
+      <w:r>
+        <w:rPr>
+          <w:b w:val="0"/>
+        </w:rPr>
+        <w:t xml:space="preserve">Students </w:t>
+      </w:r>
+      <w:r>
+        <w:rPr>
+          <w:b/>
+        </w:rPr>
+        <w:t>need</w:t>
+      </w:r>
+      <w:r>
+        <w:rPr>
+          <w:b w:val="0"/>
+        </w:rPr>
+        <w:t xml:space="preserve"> to return markers correctly and quickly. Test clearer labels before proposing a model.</w:t>
+      </w:r>
+    </w:p>
+    <w:p>
+      <w:pPr>
+        <w:pStyle w:val="Heading3"/>
+      </w:pPr>
+      <w:r>
         <w:t>Explain the added worked example</w:t>
       </w:r>
     </w:p>
     <w:p>
-      <w:r>
-        <w:t>For the final project sequence, we will develop a small activity recommender on paper. Its users are fictional pupils choosing a classroom activity that fits their available time and room conditions. We will decide what the recommender must do, build a traceable process, test it and explain its limits. A recommendation is a suggestion; the pupil can decline it.</w:t>
-      </w:r>
-    </w:p>
-    <w:p>
-      <w:r>
-        <w:t>Start before the solution. Our supplied observation log describes ten fictional requests made using an activity catalogue. Six first choices fit the request’s time and room conditions. Four did not and needed another choice. These invented classroom records give us a problem to investigate. They are not observations of your classmates and do not show how often this happens in other classes.</w:t>
-      </w:r>
-    </w:p>
-    <w:p>
-      <w:r>
-        <w:t>A useful problem statement is: “In the supplied ten-request exercise, four first choices did not fit the stated time or room conditions, so those users had to choose again.” “We need AI” names a possible technology but says neither who needs help nor what should improve. The log also does not establish whether unclear wording, missing information or another cause produced the mismatches.</w:t>
-      </w:r>
-    </w:p>
-    <w:p>
-      <w:r>
-        <w:t>Our target outcome is a compatible suggestion when the catalogue contains one, and a clear no-match message when none fits. Compatibility means respecting the stated conditions; it does not mean that every pupil will enjoy the activity. We can check time and room conditions from a request and catalogue. Enjoyment would need different evidence.</w:t>
-      </w:r>
-    </w:p>
-    <w:p>
-      <w:r>
-        <w:t>Count compatible suggestions, incompatible suggestions and no-match messages separately. Otherwise a system could avoid every wrong suggestion by refusing to suggest anything. If a valid option existed, that refusal would still fail to provide the intended help. Record the total number of requests so a count has a clear denominator.</w:t>
+      <w:pPr>
+        <w:pStyle w:val="Heading3"/>
+      </w:pPr>
+      <w:r>
+        <w:t>Explain the added worked example · 1</w:t>
+      </w:r>
+    </w:p>
+    <w:p>
+      <w:pPr>
+        <w:spacing w:line="336" w:lineRule="auto" w:after="180"/>
+      </w:pPr>
+      <w:r>
+        <w:rPr>
+          <w:b w:val="0"/>
+        </w:rPr>
+        <w:t xml:space="preserve">For the final project sequence, we will develop a small activity recommender on paper. Its </w:t>
+      </w:r>
+      <w:r>
+        <w:rPr>
+          <w:b/>
+        </w:rPr>
+        <w:t>user</w:t>
+      </w:r>
+      <w:r>
+        <w:rPr>
+          <w:b w:val="0"/>
+        </w:rPr>
+        <w:t>s are fictional pupils choosing a classroom activity that fits their available time and room conditions.</w:t>
+      </w:r>
+    </w:p>
+    <w:p>
+      <w:pPr>
+        <w:spacing w:line="336" w:lineRule="auto" w:after="180"/>
+      </w:pPr>
+      <w:r>
+        <w:rPr>
+          <w:b w:val="0"/>
+        </w:rPr>
+        <w:t xml:space="preserve">We will decide what the recommender must do, build a traceable </w:t>
+      </w:r>
+      <w:r>
+        <w:rPr>
+          <w:b/>
+        </w:rPr>
+        <w:t>process</w:t>
+      </w:r>
+      <w:r>
+        <w:rPr>
+          <w:b w:val="0"/>
+        </w:rPr>
+        <w:t>, test it and explain its limits. A recommendation is a suggestion; the pupil can decline it.</w:t>
+      </w:r>
+    </w:p>
+    <w:p>
+      <w:pPr>
+        <w:pStyle w:val="Heading3"/>
+      </w:pPr>
+      <w:r>
+        <w:t>Explain the added worked example · 2</w:t>
+      </w:r>
+    </w:p>
+    <w:p>
+      <w:pPr>
+        <w:spacing w:line="336" w:lineRule="auto" w:after="180"/>
+      </w:pPr>
+      <w:r>
+        <w:rPr>
+          <w:b w:val="0"/>
+        </w:rPr>
+        <w:t xml:space="preserve">Start before the solution. Our supplied </w:t>
+      </w:r>
+      <w:r>
+        <w:rPr>
+          <w:b/>
+        </w:rPr>
+        <w:t>observation</w:t>
+      </w:r>
+      <w:r>
+        <w:rPr>
+          <w:b w:val="0"/>
+        </w:rPr>
+        <w:t xml:space="preserve"> log describes ten fictional requests made using an activity catalogue. Six first choices fit the request’s time and room conditions. Four did not and </w:t>
+      </w:r>
+      <w:r>
+        <w:rPr>
+          <w:b/>
+        </w:rPr>
+        <w:t>need</w:t>
+      </w:r>
+      <w:r>
+        <w:rPr>
+          <w:b w:val="0"/>
+        </w:rPr>
+        <w:t>ed another choice.</w:t>
+      </w:r>
+    </w:p>
+    <w:p>
+      <w:pPr>
+        <w:spacing w:line="336" w:lineRule="auto" w:after="180"/>
+      </w:pPr>
+      <w:r>
+        <w:rPr>
+          <w:b w:val="0"/>
+        </w:rPr>
+        <w:t xml:space="preserve">These invented classroom records give us a problem to investigate. They are not </w:t>
+      </w:r>
+      <w:r>
+        <w:rPr>
+          <w:b/>
+        </w:rPr>
+        <w:t>observation</w:t>
+      </w:r>
+      <w:r>
+        <w:rPr>
+          <w:b w:val="0"/>
+        </w:rPr>
+        <w:t>s of your classmates and do not show how often this happens in other classes.</w:t>
+      </w:r>
+    </w:p>
+    <w:p>
+      <w:pPr>
+        <w:pStyle w:val="Heading3"/>
+      </w:pPr>
+      <w:r>
+        <w:t>Explain the added worked example · 3</w:t>
+      </w:r>
+    </w:p>
+    <w:p>
+      <w:pPr>
+        <w:spacing w:line="336" w:lineRule="auto" w:after="180"/>
+      </w:pPr>
+      <w:r>
+        <w:rPr>
+          <w:b w:val="0"/>
+        </w:rPr>
+        <w:t xml:space="preserve">A useful </w:t>
+      </w:r>
+      <w:r>
+        <w:rPr>
+          <w:b/>
+        </w:rPr>
+        <w:t>problem statement</w:t>
+      </w:r>
+      <w:r>
+        <w:rPr>
+          <w:b w:val="0"/>
+        </w:rPr>
+        <w:t xml:space="preserve"> is: “In the supplied ten-request exercise, four first choices did not fit the stated time or room conditions, so those </w:t>
+      </w:r>
+      <w:r>
+        <w:rPr>
+          <w:b/>
+        </w:rPr>
+        <w:t>user</w:t>
+      </w:r>
+      <w:r>
+        <w:rPr>
+          <w:b w:val="0"/>
+        </w:rPr>
+        <w:t xml:space="preserve">s had to choose again.” “We </w:t>
+      </w:r>
+      <w:r>
+        <w:rPr>
+          <w:b/>
+        </w:rPr>
+        <w:t>need</w:t>
+      </w:r>
+      <w:r>
+        <w:rPr>
+          <w:b w:val="0"/>
+        </w:rPr>
+        <w:t xml:space="preserve"> AI” names a possible technology but says neither who </w:t>
+      </w:r>
+      <w:r>
+        <w:rPr>
+          <w:b/>
+        </w:rPr>
+        <w:t>need</w:t>
+      </w:r>
+      <w:r>
+        <w:rPr>
+          <w:b w:val="0"/>
+        </w:rPr>
+        <w:t>s help nor what should improve.</w:t>
+      </w:r>
+    </w:p>
+    <w:p>
+      <w:pPr>
+        <w:spacing w:line="336" w:lineRule="auto" w:after="180"/>
+      </w:pPr>
+      <w:r>
+        <w:rPr>
+          <w:b w:val="0"/>
+        </w:rPr>
+        <w:t>The log also does not establish whether unclear wording, missing information or another cause produced the mismatches.</w:t>
+      </w:r>
+    </w:p>
+    <w:p>
+      <w:pPr>
+        <w:pStyle w:val="Heading3"/>
+      </w:pPr>
+      <w:r>
+        <w:t>Explain the added worked example · 4</w:t>
+      </w:r>
+    </w:p>
+    <w:p>
+      <w:pPr>
+        <w:spacing w:line="336" w:lineRule="auto" w:after="180"/>
+      </w:pPr>
+      <w:r>
+        <w:rPr>
+          <w:b w:val="0"/>
+        </w:rPr>
+        <w:t xml:space="preserve">Our target </w:t>
+      </w:r>
+      <w:r>
+        <w:rPr>
+          <w:b/>
+        </w:rPr>
+        <w:t>outcome</w:t>
+      </w:r>
+      <w:r>
+        <w:rPr>
+          <w:b w:val="0"/>
+        </w:rPr>
+        <w:t xml:space="preserve"> is a compatible suggestion when the catalogue contains one, and a clear no-match message when none fits.</w:t>
+      </w:r>
+    </w:p>
+    <w:p>
+      <w:pPr>
+        <w:spacing w:line="336" w:lineRule="auto" w:after="180"/>
+      </w:pPr>
+      <w:r>
+        <w:rPr>
+          <w:b w:val="0"/>
+        </w:rPr>
+        <w:t xml:space="preserve">Compatibility means respecting the stated conditions; it does not mean that every pupil will enjoy the activity. We can check time and room conditions from a request and catalogue. Enjoyment would </w:t>
+      </w:r>
+      <w:r>
+        <w:rPr>
+          <w:b/>
+        </w:rPr>
+        <w:t>need</w:t>
+      </w:r>
+      <w:r>
+        <w:rPr>
+          <w:b w:val="0"/>
+        </w:rPr>
+        <w:t xml:space="preserve"> different </w:t>
+      </w:r>
+      <w:r>
+        <w:rPr>
+          <w:b/>
+        </w:rPr>
+        <w:t>evidence</w:t>
+      </w:r>
+      <w:r>
+        <w:rPr>
+          <w:b w:val="0"/>
+        </w:rPr>
+        <w:t>.</w:t>
+      </w:r>
+    </w:p>
+    <w:p>
+      <w:pPr>
+        <w:pStyle w:val="Heading3"/>
+      </w:pPr>
+      <w:r>
+        <w:t>Explain the added worked example · 5</w:t>
+      </w:r>
+    </w:p>
+    <w:p>
+      <w:pPr>
+        <w:spacing w:line="336" w:lineRule="auto" w:after="180"/>
+      </w:pPr>
+      <w:r>
+        <w:rPr>
+          <w:b w:val="0"/>
+        </w:rPr>
+        <w:t>Count compatible suggestions, incompatible suggestions and no-match messages separately. Otherwise a system could avoid every wrong suggestion by refusing to suggest anything.</w:t>
+      </w:r>
+    </w:p>
+    <w:p>
+      <w:pPr>
+        <w:spacing w:line="336" w:lineRule="auto" w:after="180"/>
+      </w:pPr>
+      <w:r>
+        <w:rPr>
+          <w:b w:val="0"/>
+        </w:rPr>
+        <w:t>If a valid option existed, that refusal would still fail to provide the intended help. Record the total number of requests so a count has a clear denominator.</w:t>
       </w:r>
     </w:p>
     <w:p>
@@ -816,8 +2050,37 @@
       </w:r>
     </w:p>
     <w:p>
-      <w:r>
-        <w:t>Use the complete worked example below before asking learners to complete W2. Reveal a small part, invite a prediction, then explain the deciding step. These teacher notes contain solutions; do not reveal the independent case answer during modelling.</w:t>
+      <w:pPr>
+        <w:spacing w:line="336" w:lineRule="auto" w:after="180"/>
+      </w:pPr>
+      <w:r>
+        <w:rPr>
+          <w:b w:val="0"/>
+        </w:rPr>
+        <w:t xml:space="preserve">Use the complete worked example below before asking learners to complete W2. Reveal a small part, invite a </w:t>
+      </w:r>
+      <w:r>
+        <w:rPr>
+          <w:b/>
+        </w:rPr>
+        <w:t>prediction</w:t>
+      </w:r>
+      <w:r>
+        <w:rPr>
+          <w:b w:val="0"/>
+        </w:rPr>
+        <w:t>, then explain the deciding step.</w:t>
+      </w:r>
+    </w:p>
+    <w:p>
+      <w:pPr>
+        <w:spacing w:line="336" w:lineRule="auto" w:after="180"/>
+      </w:pPr>
+      <w:r>
+        <w:rPr>
+          <w:b w:val="0"/>
+        </w:rPr>
+        <w:t>These teacher notes contain solutions; do not reveal the independent case answer during modelling.</w:t>
       </w:r>
     </w:p>
     <w:tbl>
@@ -835,6 +2098,38 @@
         <w:trPr>
           <w:tblHeader/>
         </w:trPr>
+        <w:tc>
+          <w:tcPr>
+            <w:tcW w:type="dxa" w:w="3408"/>
+          </w:tcPr>
+          <w:p>
+            <w:r>
+              <w:t>Project choice</w:t>
+            </w:r>
+          </w:p>
+        </w:tc>
+        <w:tc>
+          <w:tcPr>
+            <w:tcW w:type="dxa" w:w="3408"/>
+          </w:tcPr>
+          <w:p>
+            <w:r>
+              <w:t>Boundary for this sequence</w:t>
+            </w:r>
+          </w:p>
+        </w:tc>
+        <w:tc>
+          <w:tcPr>
+            <w:tcW w:type="dxa" w:w="3408"/>
+          </w:tcPr>
+          <w:p>
+            <w:r>
+              <w:t>Reason</w:t>
+            </w:r>
+          </w:p>
+        </w:tc>
+      </w:tr>
+      <w:tr>
         <w:tc>
           <w:tcPr>
             <w:tcW w:type="dxa" w:w="3408"/>
@@ -964,13 +2259,111 @@
       </w:tr>
     </w:tbl>
     <w:p>
-      <w:r>
-        <w:t>The teacher permits a paper prototype using fictional requests and an approved catalogue. We do not need names, home details or a history of a pupil’s choices. A request can say “10 minutes, quiet room required” without identifying anyone. Use only the request information needed to test the intended outcome.</w:t>
-      </w:r>
-    </w:p>
-    <w:p>
-      <w:r>
-        <w:t>A clear catalogue or a short checklist may solve this problem. We will compare a proposed recommender with a simple starting method instead of assuming a more complicated system is better. This project can use explicit rules; it does not have to fit a machine-learning model. The choice should follow the problem, available evidence and limits of the task.</w:t>
+      <w:pPr>
+        <w:pStyle w:val="Heading3"/>
+      </w:pPr>
+      <w:r>
+        <w:t>Model the reasoning aloud · 6</w:t>
+      </w:r>
+    </w:p>
+    <w:p>
+      <w:pPr>
+        <w:spacing w:line="336" w:lineRule="auto" w:after="180"/>
+      </w:pPr>
+      <w:r>
+        <w:rPr>
+          <w:b w:val="0"/>
+        </w:rPr>
+        <w:t xml:space="preserve">The teacher permits a paper prototype using fictional requests and an approved catalogue. We do not </w:t>
+      </w:r>
+      <w:r>
+        <w:rPr>
+          <w:b/>
+        </w:rPr>
+        <w:t>need</w:t>
+      </w:r>
+      <w:r>
+        <w:rPr>
+          <w:b w:val="0"/>
+        </w:rPr>
+        <w:t xml:space="preserve"> names, home details or a history of a pupil’s choices.</w:t>
+      </w:r>
+    </w:p>
+    <w:p>
+      <w:pPr>
+        <w:spacing w:line="336" w:lineRule="auto" w:after="180"/>
+      </w:pPr>
+      <w:r>
+        <w:rPr>
+          <w:b w:val="0"/>
+        </w:rPr>
+        <w:t xml:space="preserve">A request can say “10 minutes, quiet room required” without identifying anyone. Use only the request information </w:t>
+      </w:r>
+      <w:r>
+        <w:rPr>
+          <w:b/>
+        </w:rPr>
+        <w:t>need</w:t>
+      </w:r>
+      <w:r>
+        <w:rPr>
+          <w:b w:val="0"/>
+        </w:rPr>
+        <w:t xml:space="preserve">ed to test the intended </w:t>
+      </w:r>
+      <w:r>
+        <w:rPr>
+          <w:b/>
+        </w:rPr>
+        <w:t>outcome</w:t>
+      </w:r>
+      <w:r>
+        <w:rPr>
+          <w:b w:val="0"/>
+        </w:rPr>
+        <w:t>.</w:t>
+      </w:r>
+    </w:p>
+    <w:p>
+      <w:pPr>
+        <w:pStyle w:val="Heading3"/>
+      </w:pPr>
+      <w:r>
+        <w:t>Model the reasoning aloud · 7</w:t>
+      </w:r>
+    </w:p>
+    <w:p>
+      <w:pPr>
+        <w:spacing w:line="336" w:lineRule="auto" w:after="180"/>
+      </w:pPr>
+      <w:r>
+        <w:rPr>
+          <w:b w:val="0"/>
+        </w:rPr>
+        <w:t>A clear catalogue or a short checklist may solve this problem. We will compare a proposed recommender with a simple starting method instead of assuming a more complicated system is better.</w:t>
+      </w:r>
+    </w:p>
+    <w:p>
+      <w:pPr>
+        <w:spacing w:line="336" w:lineRule="auto" w:after="180"/>
+      </w:pPr>
+      <w:r>
+        <w:rPr>
+          <w:b w:val="0"/>
+        </w:rPr>
+        <w:t xml:space="preserve">This project can use explicit rules; it does not have to fit a machine-learning model. The choice should follow the problem, available </w:t>
+      </w:r>
+      <w:r>
+        <w:rPr>
+          <w:b/>
+        </w:rPr>
+        <w:t>evidence</w:t>
+      </w:r>
+      <w:r>
+        <w:rPr>
+          <w:b w:val="0"/>
+        </w:rPr>
+        <w:t xml:space="preserve"> and limits of the task.</w:t>
       </w:r>
     </w:p>
     <w:tbl>
@@ -1076,7 +2469,13 @@
       </w:tr>
     </w:tbl>
     <w:p>
-      <w:r>
+      <w:pPr>
+        <w:spacing w:line="336" w:lineRule="auto" w:after="180"/>
+      </w:pPr>
+      <w:r>
+        <w:rPr>
+          <w:b w:val="0"/>
+        </w:rPr>
         <w:t>Use the diagram and verbal explanation together. Ask learners to match a sentence to a specific visual step; do not assign learners fixed visual or auditory learning styles.</w:t>
       </w:r>
     </w:p>
@@ -1089,7 +2488,13 @@
       </w:r>
     </w:p>
     <w:p>
-      <w:r>
+      <w:pPr>
+        <w:spacing w:line="336" w:lineRule="auto" w:after="180"/>
+      </w:pPr>
+      <w:r>
+        <w:rPr>
+          <w:b w:val="0"/>
+        </w:rPr>
         <w:t>A fictional class loses time finding the correct craft tray.</w:t>
       </w:r>
     </w:p>
@@ -1102,12 +2507,42 @@
       </w:r>
     </w:p>
     <w:p>
-      <w:r>
+      <w:pPr>
+        <w:pStyle w:val="Heading3"/>
+      </w:pPr>
+      <w:r>
+        <w:t>Supplied facts</w:t>
+      </w:r>
+    </w:p>
+    <w:p>
+      <w:pPr>
+        <w:spacing w:line="336" w:lineRule="auto" w:after="180"/>
+        <w:shd w:fill="F1F6FC"/>
+      </w:pPr>
+      <w:r>
+        <w:rPr>
+          <w:b w:val="0"/>
+        </w:rPr>
         <w:t>In eight recorded requests, three selected trays lack a required tool; five match.</w:t>
       </w:r>
     </w:p>
     <w:p>
-      <w:r>
+      <w:pPr>
+        <w:pStyle w:val="Heading3"/>
+      </w:pPr>
+      <w:r>
+        <w:t>Supplied facts</w:t>
+      </w:r>
+    </w:p>
+    <w:p>
+      <w:pPr>
+        <w:spacing w:line="336" w:lineRule="auto" w:after="180"/>
+        <w:shd w:fill="F1F6FC"/>
+      </w:pPr>
+      <w:r>
+        <w:rPr>
+          <w:b w:val="0"/>
+        </w:rPr>
         <w:t>The teacher permits a paper finder using fictional requests and an approved tray list, with no pupil names.</w:t>
       </w:r>
     </w:p>
@@ -1293,20 +2728,74 @@
       </w:r>
     </w:p>
     <w:p>
-      <w:r>
-        <w:t>The mismatch record describes a concrete need. A measurable goal checks whether the chosen tray satisfies the request; calling the system smart would not tell us how to evaluate it. Start with a transparent paper baseline, and keep unsatisfied requests visible instead of selecting a near match without warning.</w:t>
-      </w:r>
-    </w:p>
-    <w:p>
       <w:pPr>
         <w:pStyle w:val="Heading3"/>
       </w:pPr>
       <w:r>
+        <w:t>Why the result follows</w:t>
+      </w:r>
+    </w:p>
+    <w:p>
+      <w:pPr>
+        <w:spacing w:line="336" w:lineRule="auto" w:after="180"/>
+        <w:shd w:fill="F1F6FC"/>
+      </w:pPr>
+      <w:r>
+        <w:rPr>
+          <w:b w:val="0"/>
+        </w:rPr>
+        <w:t xml:space="preserve">The mismatch record describes a concrete </w:t>
+      </w:r>
+      <w:r>
+        <w:rPr>
+          <w:b/>
+        </w:rPr>
+        <w:t>need</w:t>
+      </w:r>
+      <w:r>
+        <w:rPr>
+          <w:b w:val="0"/>
+        </w:rPr>
+        <w:t>. A measurable goal checks whether the chosen tray satisfies the request; calling the system smart would not tell us how to evaluate it.</w:t>
+      </w:r>
+    </w:p>
+    <w:p>
+      <w:pPr>
+        <w:spacing w:line="336" w:lineRule="auto" w:after="180"/>
+        <w:shd w:fill="F1F6FC"/>
+      </w:pPr>
+      <w:r>
+        <w:rPr>
+          <w:b w:val="0"/>
+        </w:rPr>
+        <w:t>Start with a transparent paper baseline, and keep unsatisfied requests visible instead of selecting a near match without warning.</w:t>
+      </w:r>
+    </w:p>
+    <w:p>
+      <w:pPr>
+        <w:pStyle w:val="Heading3"/>
+      </w:pPr>
+      <w:r>
         <w:t>What this example does not establish</w:t>
       </w:r>
     </w:p>
     <w:p>
-      <w:r>
+      <w:pPr>
+        <w:pStyle w:val="Heading3"/>
+      </w:pPr>
+      <w:r>
+        <w:t>Keep the stated limit</w:t>
+      </w:r>
+    </w:p>
+    <w:p>
+      <w:pPr>
+        <w:spacing w:line="336" w:lineRule="auto" w:after="180"/>
+        <w:shd w:fill="FFF5E6"/>
+      </w:pPr>
+      <w:r>
+        <w:rPr>
+          <w:b w:val="0"/>
+        </w:rPr>
         <w:t>Eight requests do not show the problem’s frequency across the entire school or prove AI is necessary.</w:t>
       </w:r>
     </w:p>
@@ -1319,17 +2808,68 @@
       </w:r>
     </w:p>
     <w:p>
-      <w:r>
+      <w:pPr>
+        <w:pStyle w:val="Heading3"/>
+      </w:pPr>
+      <w:r>
+        <w:t>Change one thing</w:t>
+      </w:r>
+    </w:p>
+    <w:p>
+      <w:pPr>
+        <w:spacing w:line="336" w:lineRule="auto" w:after="180"/>
+        <w:shd w:fill="F5F1FB"/>
+      </w:pPr>
+      <w:r>
+        <w:rPr>
+          <w:b w:val="0"/>
+        </w:rPr>
         <w:t>Change: The approved list contains no tray with every requested tool.</w:t>
       </w:r>
     </w:p>
     <w:p>
-      <w:r>
-        <w:t>Prediction: The finder should report no suitable tray rather than guess.</w:t>
-      </w:r>
-    </w:p>
-    <w:p>
-      <w:r>
+      <w:pPr>
+        <w:pStyle w:val="Heading3"/>
+      </w:pPr>
+      <w:r>
+        <w:t>Predicted result</w:t>
+      </w:r>
+    </w:p>
+    <w:p>
+      <w:pPr>
+        <w:spacing w:line="336" w:lineRule="auto" w:after="180"/>
+        <w:shd w:fill="F1F6FC"/>
+      </w:pPr>
+      <w:r>
+        <w:rPr>
+          <w:b/>
+        </w:rPr>
+        <w:t>Prediction</w:t>
+      </w:r>
+      <w:r>
+        <w:rPr>
+          <w:b w:val="0"/>
+        </w:rPr>
+        <w:t>: The finder should report no suitable tray rather than guess.</w:t>
+      </w:r>
+    </w:p>
+    <w:p>
+      <w:pPr>
+        <w:pStyle w:val="Heading3"/>
+      </w:pPr>
+      <w:r>
+        <w:t>Why the result follows</w:t>
+      </w:r>
+    </w:p>
+    <w:p>
+      <w:pPr>
+        <w:spacing w:line="336" w:lineRule="auto" w:after="180"/>
+        <w:shd w:fill="F1F6FC"/>
+      </w:pPr>
+      <w:r>
+        <w:rPr>
+          <w:b w:val="0"/>
+        </w:rPr>
         <w:t>Reason: Success includes honestly identifying unsatisfied requirements.</w:t>
       </w:r>
     </w:p>
@@ -1342,8 +2882,57 @@
       </w:r>
     </w:p>
     <w:p>
-      <w:r>
-        <w:t>Cover the result. Ask learners to name the inputs and predict the next step. Uncover one step, connect the icon to the actual procedure, and explain its evidence. Then change the supplied condition and compare. The picture is a representation; it does not document execution of a real AI model.</w:t>
+      <w:pPr>
+        <w:pStyle w:val="Heading3"/>
+      </w:pPr>
+      <w:r>
+        <w:t>Ask while showing the picture · 8</w:t>
+      </w:r>
+    </w:p>
+    <w:p>
+      <w:pPr>
+        <w:spacing w:line="336" w:lineRule="auto" w:after="180"/>
+      </w:pPr>
+      <w:r>
+        <w:rPr>
+          <w:b w:val="0"/>
+        </w:rPr>
+        <w:t xml:space="preserve">Cover the result. Ask learners to name the </w:t>
+      </w:r>
+      <w:r>
+        <w:rPr>
+          <w:b/>
+        </w:rPr>
+        <w:t>input</w:t>
+      </w:r>
+      <w:r>
+        <w:rPr>
+          <w:b w:val="0"/>
+        </w:rPr>
+        <w:t xml:space="preserve">s and predict the next step. Uncover one step, connect the icon to the actual procedure, and explain its </w:t>
+      </w:r>
+      <w:r>
+        <w:rPr>
+          <w:b/>
+        </w:rPr>
+        <w:t>evidence</w:t>
+      </w:r>
+      <w:r>
+        <w:rPr>
+          <w:b w:val="0"/>
+        </w:rPr>
+        <w:t>. Then change the supplied condition and compare.</w:t>
+      </w:r>
+    </w:p>
+    <w:p>
+      <w:pPr>
+        <w:spacing w:line="336" w:lineRule="auto" w:after="180"/>
+      </w:pPr>
+      <w:r>
+        <w:rPr>
+          <w:b w:val="0"/>
+        </w:rPr>
+        <w:t>The picture is a representation; it does not document execution of a real AI model.</w:t>
       </w:r>
     </w:p>
     <w:p>
@@ -1355,11 +2944,16 @@
       </w:r>
     </w:p>
     <w:p>
+      <w:r>
+        <w:t>Demonstrate Find a Real Problem, reduce support deliberately and check individual reasoning before discussing answers.</w:t>
+      </w:r>
+    </w:p>
+    <w:p>
       <w:pPr>
         <w:pStyle w:val="Heading3"/>
       </w:pPr>
       <w:r>
-        <w:t>Demonstrate and guide practice</w:t>
+        <w:t>Board sequence</w:t>
       </w:r>
     </w:p>
     <w:p>
@@ -1367,26 +2961,114 @@
         <w:pStyle w:val="Heading3"/>
       </w:pPr>
       <w:r>
-        <w:t>Board sequence</w:t>
-      </w:r>
-    </w:p>
-    <w:p>
-      <w:r>
+        <w:t>1. Put the facts on the board</w:t>
+      </w:r>
+    </w:p>
+    <w:p>
+      <w:pPr>
+        <w:spacing w:line="336" w:lineRule="auto" w:after="180"/>
+        <w:shd w:fill="F4F9FC"/>
+      </w:pPr>
+      <w:r>
+        <w:rPr>
+          <w:b w:val="0"/>
+        </w:rPr>
         <w:t>Write the given facts: Shared markers are often lost because tray labels are unclear.</w:t>
       </w:r>
     </w:p>
     <w:p>
-      <w:r>
-        <w:t>Write the question to explain: State the need before selecting AI.</w:t>
-      </w:r>
-    </w:p>
-    <w:p>
-      <w:r>
-        <w:t>Reveal after predictions: Students need to return markers correctly and quickly. Test clearer labels before proposing a model.</w:t>
-      </w:r>
-    </w:p>
-    <w:p>
-      <w:r>
+      <w:pPr>
+        <w:pStyle w:val="Heading3"/>
+      </w:pPr>
+      <w:r>
+        <w:t>2. State the decision to explain</w:t>
+      </w:r>
+    </w:p>
+    <w:p>
+      <w:pPr>
+        <w:spacing w:line="336" w:lineRule="auto" w:after="180"/>
+        <w:shd w:fill="F4F9FC"/>
+      </w:pPr>
+      <w:r>
+        <w:rPr>
+          <w:b w:val="0"/>
+        </w:rPr>
+        <w:t xml:space="preserve">Write the question to explain: State the </w:t>
+      </w:r>
+      <w:r>
+        <w:rPr>
+          <w:b/>
+        </w:rPr>
+        <w:t>need</w:t>
+      </w:r>
+      <w:r>
+        <w:rPr>
+          <w:b w:val="0"/>
+        </w:rPr>
+        <w:t xml:space="preserve"> before selecting AI.</w:t>
+      </w:r>
+    </w:p>
+    <w:p>
+      <w:pPr>
+        <w:pStyle w:val="Heading3"/>
+      </w:pPr>
+      <w:r>
+        <w:t>3. Reveal the worked reasoning</w:t>
+      </w:r>
+    </w:p>
+    <w:p>
+      <w:pPr>
+        <w:spacing w:line="336" w:lineRule="auto" w:after="180"/>
+        <w:shd w:fill="F1F6FC"/>
+      </w:pPr>
+      <w:r>
+        <w:rPr>
+          <w:b w:val="0"/>
+        </w:rPr>
+        <w:t xml:space="preserve">Reveal after </w:t>
+      </w:r>
+      <w:r>
+        <w:rPr>
+          <w:b/>
+        </w:rPr>
+        <w:t>prediction</w:t>
+      </w:r>
+      <w:r>
+        <w:rPr>
+          <w:b w:val="0"/>
+        </w:rPr>
+        <w:t xml:space="preserve">s: Students </w:t>
+      </w:r>
+      <w:r>
+        <w:rPr>
+          <w:b/>
+        </w:rPr>
+        <w:t>need</w:t>
+      </w:r>
+      <w:r>
+        <w:rPr>
+          <w:b w:val="0"/>
+        </w:rPr>
+        <w:t xml:space="preserve"> to return markers correctly and quickly. Test clearer labels before proposing a model.</w:t>
+      </w:r>
+    </w:p>
+    <w:p>
+      <w:pPr>
+        <w:pStyle w:val="Heading3"/>
+      </w:pPr>
+      <w:r>
+        <w:t>Hold back the independent task</w:t>
+      </w:r>
+    </w:p>
+    <w:p>
+      <w:pPr>
+        <w:spacing w:line="336" w:lineRule="auto" w:after="180"/>
+        <w:shd w:fill="FFF5E6"/>
+      </w:pPr>
+      <w:r>
+        <w:rPr>
+          <w:b w:val="0"/>
+        </w:rPr>
         <w:t>Keep for an independent attempt: Learners often cannot find borrowed classroom books. Define the problem before choosing an AI tool. Suggest one simple solution to compare with AI.</w:t>
       </w:r>
     </w:p>
@@ -1399,23 +3081,77 @@
       </w:r>
     </w:p>
     <w:p>
-      <w:r>
+      <w:pPr>
+        <w:pStyle w:val="Heading3"/>
+      </w:pPr>
+      <w:r>
+        <w:t>Ask the class</w:t>
+      </w:r>
+    </w:p>
+    <w:p>
+      <w:pPr>
+        <w:spacing w:line="336" w:lineRule="auto" w:after="180"/>
+        <w:shd w:fill="F5F1FB"/>
+      </w:pPr>
+      <w:r>
+        <w:rPr>
+          <w:b w:val="0"/>
+        </w:rPr>
         <w:t>Ask: Which facts are given, and which would we have to assume? Learners mark relevant details before discussing answers.</w:t>
       </w:r>
     </w:p>
     <w:p>
-      <w:r>
+      <w:pPr>
+        <w:pStyle w:val="Heading3"/>
+      </w:pPr>
+      <w:r>
+        <w:t>Language to model</w:t>
+      </w:r>
+    </w:p>
+    <w:p>
+      <w:pPr>
+        <w:spacing w:line="336" w:lineRule="auto" w:after="180"/>
+        <w:shd w:fill="F1F6F8"/>
+      </w:pPr>
+      <w:r>
+        <w:rPr>
+          <w:b w:val="0"/>
+        </w:rPr>
         <w:t>Say: Predict first. Show the rule, information path or calculation that would produce the result. A correct guess is not yet an explanation.</w:t>
       </w:r>
     </w:p>
     <w:p>
-      <w:r>
+      <w:pPr>
+        <w:spacing w:line="336" w:lineRule="auto" w:after="180"/>
+      </w:pPr>
+      <w:r>
+        <w:rPr>
+          <w:b w:val="0"/>
+        </w:rPr>
         <w:t>Reveal reasoning one step at a time. Explain why a tempting alternative fails. Write units and denominators for arithmetic, trace conditions for decisions, and identify supporting sources for claims.</w:t>
       </w:r>
     </w:p>
     <w:p>
-      <w:r>
-        <w:t>In pairs, one learner solves while the other checks evidence; exchange roles. Remove the worked answer before independent assessment.</w:t>
+      <w:pPr>
+        <w:spacing w:line="336" w:lineRule="auto" w:after="180"/>
+      </w:pPr>
+      <w:r>
+        <w:rPr>
+          <w:b w:val="0"/>
+        </w:rPr>
+        <w:t xml:space="preserve">In pairs, one learner solves while the other checks </w:t>
+      </w:r>
+      <w:r>
+        <w:rPr>
+          <w:b/>
+        </w:rPr>
+        <w:t>evidence</w:t>
+      </w:r>
+      <w:r>
+        <w:rPr>
+          <w:b w:val="0"/>
+        </w:rPr>
+        <w:t>; exchange roles. Remove the worked answer before independent assessment.</w:t>
       </w:r>
     </w:p>
     <w:p>
@@ -1427,8 +3163,53 @@
       </w:r>
     </w:p>
     <w:p>
-      <w:r>
-        <w:t>The brief should identify fictional pupils choosing classroom activities, four incompatible first choices out of ten, and the goal of a compatible suggestion where one exists or an explained no-match result otherwise. Inputs are minutes and quiet-room requirement. Boundaries include fictional requests, teacher-approved catalogue and suggestions only. A clear catalogue or checklist is a simpler alternative. The log does not establish causes, feelings or a future tool’s benefit. Exit: no; always asking avoids a wrong suggestion but may miss available compatible activities. Check useful matches and justified no-match cases, not only avoided errors.</w:t>
+      <w:pPr>
+        <w:spacing w:line="336" w:lineRule="auto" w:after="180"/>
+      </w:pPr>
+      <w:r>
+        <w:rPr>
+          <w:b w:val="0"/>
+        </w:rPr>
+        <w:t>The brief should identify fictional pupils choosing classroom activities, four incompatible first choices out of ten, and the goal of a compatible suggestion where one exists or an explained no-match result otherwise.</w:t>
+      </w:r>
+    </w:p>
+    <w:p>
+      <w:pPr>
+        <w:spacing w:line="336" w:lineRule="auto" w:after="180"/>
+      </w:pPr>
+      <w:r>
+        <w:rPr>
+          <w:b/>
+        </w:rPr>
+        <w:t>Input</w:t>
+      </w:r>
+      <w:r>
+        <w:rPr>
+          <w:b w:val="0"/>
+        </w:rPr>
+        <w:t>s are minutes and quiet-room requirement. Boundaries include fictional requests, teacher-approved catalogue and suggestions only. A clear catalogue or checklist is a simpler alternative.</w:t>
+      </w:r>
+    </w:p>
+    <w:p>
+      <w:pPr>
+        <w:spacing w:line="336" w:lineRule="auto" w:after="180"/>
+      </w:pPr>
+      <w:r>
+        <w:rPr>
+          <w:b w:val="0"/>
+        </w:rPr>
+        <w:t>The log does not establish causes, feelings or a future tool’s benefit. Exit: no; always asking avoids a wrong suggestion but may miss available compatible activities.</w:t>
+      </w:r>
+    </w:p>
+    <w:p>
+      <w:pPr>
+        <w:spacing w:line="336" w:lineRule="auto" w:after="180"/>
+      </w:pPr>
+      <w:r>
+        <w:rPr>
+          <w:b w:val="0"/>
+        </w:rPr>
+        <w:t>Check useful matches and justified no-match cases, not only avoided errors.</w:t>
       </w:r>
     </w:p>
     <w:p>
@@ -1660,41 +3441,179 @@
       </w:r>
     </w:p>
     <w:p>
-      <w:r>
+      <w:pPr>
+        <w:pStyle w:val="Heading3"/>
+      </w:pPr>
+      <w:r>
+        <w:t>Completion practice</w:t>
+      </w:r>
+    </w:p>
+    <w:p>
+      <w:pPr>
+        <w:spacing w:line="336" w:lineRule="auto" w:after="180"/>
+        <w:shd w:fill="F5F1FB"/>
+      </w:pPr>
+      <w:r>
+        <w:rPr>
+          <w:b w:val="0"/>
+        </w:rPr>
         <w:t>Completion task: A team says that the four mismatches prove every pupil dislikes the catalogue and that a recommender will fix the problem. Identify two unsupported conclusions and state what the log actually establishes.</w:t>
       </w:r>
     </w:p>
     <w:p>
-      <w:r>
-        <w:t>Teacher check: The log establishes four incompatible first choices out of ten supplied fictional requests. It does not establish every pupil’s opinion, the cause of the mismatches or that an untested recommender will improve outcomes. Accept any two of those unsupported conclusions with the bounded observation.</w:t>
-      </w:r>
-    </w:p>
-    <w:p>
-      <w:r>
-        <w:t>Start by identifying the given inputs together. Leave the intermediate steps blank. If needed, model one step, then withdraw that help on the next step. Move to a full trace only when the partial trace is understood. For partners, alternate explainer and checker; collect a response from every learner before discussion.</w:t>
-      </w:r>
-    </w:p>
-    <w:p>
       <w:pPr>
         <w:pStyle w:val="Heading3"/>
       </w:pPr>
       <w:r>
+        <w:t>Reasoning to listen for</w:t>
+      </w:r>
+    </w:p>
+    <w:p>
+      <w:pPr>
+        <w:spacing w:line="336" w:lineRule="auto" w:after="180"/>
+        <w:shd w:fill="F1F6FC"/>
+      </w:pPr>
+      <w:r>
+        <w:rPr>
+          <w:b w:val="0"/>
+        </w:rPr>
+        <w:t>Teacher check: The log establishes four incompatible first choices out of ten supplied fictional requests.</w:t>
+      </w:r>
+    </w:p>
+    <w:p>
+      <w:pPr>
+        <w:spacing w:line="336" w:lineRule="auto" w:after="180"/>
+        <w:shd w:fill="F1F6FC"/>
+      </w:pPr>
+      <w:r>
+        <w:rPr>
+          <w:b w:val="0"/>
+        </w:rPr>
+        <w:t xml:space="preserve">It does not establish every pupil’s opinion, the cause of the mismatches or that an untested recommender will improve </w:t>
+      </w:r>
+      <w:r>
+        <w:rPr>
+          <w:b/>
+        </w:rPr>
+        <w:t>outcome</w:t>
+      </w:r>
+      <w:r>
+        <w:rPr>
+          <w:b w:val="0"/>
+        </w:rPr>
+        <w:t xml:space="preserve">s. Accept any two of those unsupported conclusions with the bounded </w:t>
+      </w:r>
+      <w:r>
+        <w:rPr>
+          <w:b/>
+        </w:rPr>
+        <w:t>observation</w:t>
+      </w:r>
+      <w:r>
+        <w:rPr>
+          <w:b w:val="0"/>
+        </w:rPr>
+        <w:t>.</w:t>
+      </w:r>
+    </w:p>
+    <w:p>
+      <w:pPr>
+        <w:spacing w:line="336" w:lineRule="auto" w:after="180"/>
+      </w:pPr>
+      <w:r>
+        <w:rPr>
+          <w:b w:val="0"/>
+        </w:rPr>
+        <w:t xml:space="preserve">Start by identifying the given </w:t>
+      </w:r>
+      <w:r>
+        <w:rPr>
+          <w:b/>
+        </w:rPr>
+        <w:t>input</w:t>
+      </w:r>
+      <w:r>
+        <w:rPr>
+          <w:b w:val="0"/>
+        </w:rPr>
+        <w:t xml:space="preserve">s together. Leave the intermediate steps blank. If </w:t>
+      </w:r>
+      <w:r>
+        <w:rPr>
+          <w:b/>
+        </w:rPr>
+        <w:t>need</w:t>
+      </w:r>
+      <w:r>
+        <w:rPr>
+          <w:b w:val="0"/>
+        </w:rPr>
+        <w:t>ed, model one step, then withdraw that help on the next step. Move to a full trace only when the partial trace is understood.</w:t>
+      </w:r>
+    </w:p>
+    <w:p>
+      <w:pPr>
+        <w:spacing w:line="336" w:lineRule="auto" w:after="180"/>
+      </w:pPr>
+      <w:r>
+        <w:rPr>
+          <w:b w:val="0"/>
+        </w:rPr>
+        <w:t>For partners, alternate explainer and checker; collect a response from every learner before discussion.</w:t>
+      </w:r>
+    </w:p>
+    <w:p>
+      <w:pPr>
+        <w:pStyle w:val="Heading3"/>
+      </w:pPr>
+      <w:r>
         <w:t>Individual reasoning check</w:t>
       </w:r>
     </w:p>
     <w:p>
-      <w:r>
-        <w:t>Use the worked case for A problem worth solving. Proposed explanation: “Using AI is itself the outcome”. Decide whether this explanation is supported. Point to the step or supplied fact that decides; explain your repair if needed.</w:t>
-      </w:r>
-    </w:p>
-    <w:p>
-      <w:r>
-        <w:t>Expected correction: State what improves for the user and how to observe it.</w:t>
-      </w:r>
-    </w:p>
-    <w:p>
-      <w:r>
-        <w:t>Collect explanations, not only yes/no votes. If a misunderstanding is common, re-model the relevant step for the class. If it affects a few learners, give a short targeted group explanation while others solve a more demanding variation.</w:t>
+      <w:pPr>
+        <w:spacing w:line="336" w:lineRule="auto" w:after="180"/>
+      </w:pPr>
+      <w:r>
+        <w:rPr>
+          <w:b w:val="0"/>
+        </w:rPr>
+        <w:t xml:space="preserve">Use the worked case for A problem worth solving. Proposed explanation: “Using AI is itself the </w:t>
+      </w:r>
+      <w:r>
+        <w:rPr>
+          <w:b/>
+        </w:rPr>
+        <w:t>outcome</w:t>
+      </w:r>
+      <w:r>
+        <w:rPr>
+          <w:b w:val="0"/>
+        </w:rPr>
+        <w:t>”. Decide whether this explanation is supported.</w:t>
+      </w:r>
+    </w:p>
+    <w:p>
+      <w:pPr>
+        <w:spacing w:line="336" w:lineRule="auto" w:after="180"/>
+      </w:pPr>
+      <w:r>
+        <w:rPr>
+          <w:b w:val="0"/>
+        </w:rPr>
+        <w:t xml:space="preserve">Point to the step or supplied fact that decides; explain your repair if </w:t>
+      </w:r>
+      <w:r>
+        <w:rPr>
+          <w:b/>
+        </w:rPr>
+        <w:t>need</w:t>
+      </w:r>
+      <w:r>
+        <w:rPr>
+          <w:b w:val="0"/>
+        </w:rPr>
+        <w:t>ed.</w:t>
       </w:r>
     </w:p>
     <w:p>
@@ -1702,12 +3621,84 @@
         <w:pStyle w:val="Heading3"/>
       </w:pPr>
       <w:r>
+        <w:t>Expected repair</w:t>
+      </w:r>
+    </w:p>
+    <w:p>
+      <w:pPr>
+        <w:spacing w:line="336" w:lineRule="auto" w:after="180"/>
+        <w:shd w:fill="F1F6FC"/>
+      </w:pPr>
+      <w:r>
+        <w:rPr>
+          <w:b w:val="0"/>
+        </w:rPr>
+        <w:t xml:space="preserve">Expected correction: State what improves for the </w:t>
+      </w:r>
+      <w:r>
+        <w:rPr>
+          <w:b/>
+        </w:rPr>
+        <w:t>user</w:t>
+      </w:r>
+      <w:r>
+        <w:rPr>
+          <w:b w:val="0"/>
+        </w:rPr>
+        <w:t xml:space="preserve"> and how to observe it.</w:t>
+      </w:r>
+    </w:p>
+    <w:p>
+      <w:pPr>
+        <w:spacing w:line="336" w:lineRule="auto" w:after="180"/>
+      </w:pPr>
+      <w:r>
+        <w:rPr>
+          <w:b w:val="0"/>
+        </w:rPr>
+        <w:t>Collect explanations, not only yes/no votes. If a misunderstanding is common, re-model the relevant step for the class.</w:t>
+      </w:r>
+    </w:p>
+    <w:p>
+      <w:pPr>
+        <w:spacing w:line="336" w:lineRule="auto" w:after="180"/>
+      </w:pPr>
+      <w:r>
+        <w:rPr>
+          <w:b w:val="0"/>
+        </w:rPr>
+        <w:t>If it affects a few learners, give a short targeted group explanation while others solve a more demanding variation.</w:t>
+      </w:r>
+    </w:p>
+    <w:p>
+      <w:pPr>
+        <w:pStyle w:val="Heading3"/>
+      </w:pPr>
+      <w:r>
         <w:t>Pictorial practice question</w:t>
       </w:r>
     </w:p>
     <w:p>
-      <w:r>
-        <w:t>Write a one-sentence project goal and say what evidence would count as a failure.</w:t>
+      <w:pPr>
+        <w:spacing w:line="336" w:lineRule="auto" w:after="180"/>
+      </w:pPr>
+      <w:r>
+        <w:rPr>
+          <w:b w:val="0"/>
+        </w:rPr>
+        <w:t xml:space="preserve">Write a one-sentence project goal and say what </w:t>
+      </w:r>
+      <w:r>
+        <w:rPr>
+          <w:b/>
+        </w:rPr>
+        <w:t>evidence</w:t>
+      </w:r>
+      <w:r>
+        <w:rPr>
+          <w:b w:val="0"/>
+        </w:rPr>
+        <w:t xml:space="preserve"> would count as a failure.</w:t>
       </w:r>
     </w:p>
     <w:p>
@@ -1719,18 +3710,60 @@
       </w:r>
     </w:p>
     <w:p>
-      <w:r>
+      <w:pPr>
+        <w:spacing w:line="336" w:lineRule="auto" w:after="180"/>
+      </w:pPr>
+      <w:r>
+        <w:rPr>
+          <w:b w:val="0"/>
+        </w:rPr>
         <w:t>Goal: choose an inventory-confirmed tray containing all requested tools or report none. A selected tray missing a required tool is a failure.</w:t>
       </w:r>
     </w:p>
     <w:p>
-      <w:r>
+      <w:pPr>
+        <w:spacing w:line="336" w:lineRule="auto" w:after="180"/>
+      </w:pPr>
+      <w:r>
+        <w:rPr>
+          <w:b w:val="0"/>
+        </w:rPr>
         <w:t>Changed-case reasoning: The finder should report no suitable tray rather than guess. Success includes honestly identifying unsatisfied requirements.</w:t>
       </w:r>
     </w:p>
     <w:p>
-      <w:r>
-        <w:t>Collect each learner’s explanation before discussion. Use the first missing connection between input, deciding step and result to choose support. This question is worked-case practice, not fresh mastery evidence.</w:t>
+      <w:pPr>
+        <w:spacing w:line="336" w:lineRule="auto" w:after="180"/>
+      </w:pPr>
+      <w:r>
+        <w:rPr>
+          <w:b w:val="0"/>
+        </w:rPr>
+        <w:t xml:space="preserve">Collect each learner’s explanation before discussion. Use the first missing connection between </w:t>
+      </w:r>
+      <w:r>
+        <w:rPr>
+          <w:b/>
+        </w:rPr>
+        <w:t>input</w:t>
+      </w:r>
+      <w:r>
+        <w:rPr>
+          <w:b w:val="0"/>
+        </w:rPr>
+        <w:t xml:space="preserve">, deciding step and result to choose support. This question is worked-case practice, not fresh mastery </w:t>
+      </w:r>
+      <w:r>
+        <w:rPr>
+          <w:b/>
+        </w:rPr>
+        <w:t>evidence</w:t>
+      </w:r>
+      <w:r>
+        <w:rPr>
+          <w:b w:val="0"/>
+        </w:rPr>
+        <w:t>.</w:t>
       </w:r>
     </w:p>
     <w:p>
@@ -1742,45 +3775,198 @@
       </w:r>
     </w:p>
     <w:p>
+      <w:r>
+        <w:t>Run the Find a Real Problem investigation and use the first unsupported step to choose a teaching response.</w:t>
+      </w:r>
+    </w:p>
+    <w:p>
+      <w:pPr>
+        <w:spacing w:line="336" w:lineRule="auto" w:after="180"/>
+      </w:pPr>
+      <w:r>
+        <w:rPr>
+          <w:b w:val="0"/>
+        </w:rPr>
+        <w:t xml:space="preserve">Predict first, test honestly, and explain what the </w:t>
+      </w:r>
+      <w:r>
+        <w:rPr>
+          <w:b/>
+        </w:rPr>
+        <w:t>evidence</w:t>
+      </w:r>
+      <w:r>
+        <w:rPr>
+          <w:b w:val="0"/>
+        </w:rPr>
+        <w:t xml:space="preserve"> means.</w:t>
+      </w:r>
+    </w:p>
+    <w:p>
       <w:pPr>
         <w:pStyle w:val="Heading3"/>
       </w:pPr>
       <w:r>
-        <w:t>Run the weekly evidence lab</w:t>
-      </w:r>
-    </w:p>
-    <w:p>
-      <w:r>
-        <w:t>Predict first, test honestly, and explain what the evidence means.</w:t>
-      </w:r>
-    </w:p>
-    <w:p>
-      <w:r>
-        <w:t>State your prediction before the result is known.</w:t>
-      </w:r>
-    </w:p>
-    <w:p>
-      <w:r>
-        <w:t>Complete the task: Interview a classmate and write one testable need statement.</w:t>
-      </w:r>
-    </w:p>
-    <w:p>
-      <w:r>
+        <w:t>1. Predict</w:t>
+      </w:r>
+    </w:p>
+    <w:p>
+      <w:pPr>
+        <w:spacing w:line="336" w:lineRule="auto" w:after="180"/>
+        <w:shd w:fill="F4F9FC"/>
+      </w:pPr>
+      <w:r>
+        <w:rPr>
+          <w:b w:val="0"/>
+        </w:rPr>
+        <w:t xml:space="preserve">State your </w:t>
+      </w:r>
+      <w:r>
+        <w:rPr>
+          <w:b/>
+        </w:rPr>
+        <w:t>prediction</w:t>
+      </w:r>
+      <w:r>
+        <w:rPr>
+          <w:b w:val="0"/>
+        </w:rPr>
+        <w:t xml:space="preserve"> before the result is known.</w:t>
+      </w:r>
+    </w:p>
+    <w:p>
+      <w:pPr>
+        <w:pStyle w:val="Heading3"/>
+      </w:pPr>
+      <w:r>
+        <w:t>2. Investigate</w:t>
+      </w:r>
+    </w:p>
+    <w:p>
+      <w:pPr>
+        <w:spacing w:line="336" w:lineRule="auto" w:after="180"/>
+        <w:shd w:fill="F4F9FC"/>
+      </w:pPr>
+      <w:r>
+        <w:rPr>
+          <w:b w:val="0"/>
+        </w:rPr>
+        <w:t xml:space="preserve">Complete the task: </w:t>
+      </w:r>
+      <w:r>
+        <w:rPr>
+          <w:b/>
+        </w:rPr>
+        <w:t>Interview</w:t>
+      </w:r>
+      <w:r>
+        <w:rPr>
+          <w:b w:val="0"/>
+        </w:rPr>
+        <w:t xml:space="preserve"> a classmate and write one testable </w:t>
+      </w:r>
+      <w:r>
+        <w:rPr>
+          <w:b/>
+        </w:rPr>
+        <w:t>need</w:t>
+      </w:r>
+      <w:r>
+        <w:rPr>
+          <w:b w:val="0"/>
+        </w:rPr>
+        <w:t xml:space="preserve"> statement.</w:t>
+      </w:r>
+    </w:p>
+    <w:p>
+      <w:pPr>
+        <w:pStyle w:val="Heading3"/>
+      </w:pPr>
+      <w:r>
+        <w:t>3. Compare cases</w:t>
+      </w:r>
+    </w:p>
+    <w:p>
+      <w:pPr>
+        <w:spacing w:line="336" w:lineRule="auto" w:after="180"/>
+        <w:shd w:fill="F4F9FC"/>
+      </w:pPr>
+      <w:r>
+        <w:rPr>
+          <w:b w:val="0"/>
+        </w:rPr>
         <w:t>Keep a normal case and an edge case clearly separated.</w:t>
       </w:r>
     </w:p>
     <w:p>
-      <w:r>
-        <w:t>Record what happened—even when it does not match your prediction.</w:t>
-      </w:r>
-    </w:p>
-    <w:p>
-      <w:r>
+      <w:pPr>
+        <w:pStyle w:val="Heading3"/>
+      </w:pPr>
+      <w:r>
+        <w:t>4. Record honestly</w:t>
+      </w:r>
+    </w:p>
+    <w:p>
+      <w:pPr>
+        <w:spacing w:line="336" w:lineRule="auto" w:after="180"/>
+        <w:shd w:fill="F4F9FC"/>
+      </w:pPr>
+      <w:r>
+        <w:rPr>
+          <w:b w:val="0"/>
+        </w:rPr>
+        <w:t xml:space="preserve">Record what happened—even when it does not match your </w:t>
+      </w:r>
+      <w:r>
+        <w:rPr>
+          <w:b/>
+        </w:rPr>
+        <w:t>prediction</w:t>
+      </w:r>
+      <w:r>
+        <w:rPr>
+          <w:b w:val="0"/>
+        </w:rPr>
+        <w:t>.</w:t>
+      </w:r>
+    </w:p>
+    <w:p>
+      <w:pPr>
+        <w:pStyle w:val="Heading3"/>
+      </w:pPr>
+      <w:r>
+        <w:t>5. Explain and plan the next test</w:t>
+      </w:r>
+    </w:p>
+    <w:p>
+      <w:pPr>
+        <w:spacing w:line="336" w:lineRule="auto" w:after="180"/>
+        <w:shd w:fill="F4F9FC"/>
+      </w:pPr>
+      <w:r>
+        <w:rPr>
+          <w:b w:val="0"/>
+        </w:rPr>
         <w:t>Explain the result, one limitation, and the next useful test.</w:t>
       </w:r>
     </w:p>
     <w:p>
-      <w:r>
+      <w:pPr>
+        <w:pStyle w:val="Heading3"/>
+      </w:pPr>
+      <w:r>
+        <w:t>Use a fresh case after support</w:t>
+      </w:r>
+    </w:p>
+    <w:p>
+      <w:pPr>
+        <w:spacing w:line="336" w:lineRule="auto" w:after="180"/>
+        <w:shd w:fill="FFF5E6"/>
+      </w:pPr>
+      <w:r>
+        <w:rPr>
+          <w:b w:val="0"/>
+        </w:rPr>
         <w:t>INDEPENDENCE After support is removed, repeat the proof with a fresh case.</w:t>
       </w:r>
     </w:p>
@@ -1793,8 +3979,25 @@
       </w:r>
     </w:p>
     <w:p>
-      <w:r>
-        <w:t>Use the concrete case as the shared normal case and the independent question as a second case. Each pair creates a boundary or missing-information case and predicts its result before testing. Keep the expected result separate from an observed mistake.</w:t>
+      <w:pPr>
+        <w:spacing w:line="336" w:lineRule="auto" w:after="180"/>
+      </w:pPr>
+      <w:r>
+        <w:rPr>
+          <w:b w:val="0"/>
+        </w:rPr>
+        <w:t>Use the concrete case as the shared normal case and the independent question as a second case. Each pair creates a boundary or missing-information case and predicts its result before testing.</w:t>
+      </w:r>
+    </w:p>
+    <w:p>
+      <w:pPr>
+        <w:spacing w:line="336" w:lineRule="auto" w:after="180"/>
+      </w:pPr>
+      <w:r>
+        <w:rPr>
+          <w:b w:val="0"/>
+        </w:rPr>
+        <w:t>Keep the expected result separate from an observed mistake.</w:t>
       </w:r>
     </w:p>
     <w:tbl>
@@ -1952,41 +4155,181 @@
       </w:r>
     </w:p>
     <w:p>
-      <w:r>
-        <w:t>CLAIM TO REPAIR Every classroom problem needs AI.</w:t>
-      </w:r>
-    </w:p>
-    <w:p>
-      <w:r>
-        <w:t>For guessing, return to given facts and request a trace. For vocabulary without application, use one example and one non-example. For arithmetic errors, check the setup before the calculation. Finish with a different uncoached case before recording mastery.</w:t>
-      </w:r>
-    </w:p>
-    <w:p>
       <w:pPr>
         <w:pStyle w:val="Heading3"/>
       </w:pPr>
       <w:r>
+        <w:t>Find the unsupported claim</w:t>
+      </w:r>
+    </w:p>
+    <w:p>
+      <w:pPr>
+        <w:spacing w:line="336" w:lineRule="auto" w:after="180"/>
+        <w:shd w:fill="F5F1FB"/>
+      </w:pPr>
+      <w:r>
+        <w:rPr>
+          <w:b w:val="0"/>
+        </w:rPr>
+        <w:t xml:space="preserve">CLAIM TO REPAIR Every classroom problem </w:t>
+      </w:r>
+      <w:r>
+        <w:rPr>
+          <w:b/>
+        </w:rPr>
+        <w:t>need</w:t>
+      </w:r>
+      <w:r>
+        <w:rPr>
+          <w:b w:val="0"/>
+        </w:rPr>
+        <w:t>s AI.</w:t>
+      </w:r>
+    </w:p>
+    <w:p>
+      <w:pPr>
+        <w:spacing w:line="336" w:lineRule="auto" w:after="180"/>
+      </w:pPr>
+      <w:r>
+        <w:rPr>
+          <w:b w:val="0"/>
+        </w:rPr>
+        <w:t>For guessing, return to given facts and request a trace. For vocabulary without application, use one example and one non-example. For arithmetic errors, check the setup before the calculation.</w:t>
+      </w:r>
+    </w:p>
+    <w:p>
+      <w:pPr>
+        <w:spacing w:line="336" w:lineRule="auto" w:after="180"/>
+      </w:pPr>
+      <w:r>
+        <w:rPr>
+          <w:b w:val="0"/>
+        </w:rPr>
+        <w:t>Finish with a different uncoached case before recording mastery.</w:t>
+      </w:r>
+    </w:p>
+    <w:p>
+      <w:pPr>
+        <w:pStyle w:val="Heading3"/>
+      </w:pPr>
+      <w:r>
         <w:t>Address these additional misconceptions</w:t>
       </w:r>
     </w:p>
     <w:p>
-      <w:r>
-        <w:t>Using AI is itself the outcome: State what improves for the user and how to observe it.</w:t>
-      </w:r>
-    </w:p>
-    <w:p>
-      <w:r>
-        <w:t>A mismatch count proves its cause: Separate observations from explanations that need further evidence.</w:t>
-      </w:r>
-    </w:p>
-    <w:p>
-      <w:r>
+      <w:pPr>
+        <w:spacing w:line="336" w:lineRule="auto" w:after="180"/>
+      </w:pPr>
+      <w:r>
+        <w:rPr>
+          <w:b w:val="0"/>
+        </w:rPr>
+        <w:t xml:space="preserve">Using AI is itself the </w:t>
+      </w:r>
+      <w:r>
+        <w:rPr>
+          <w:b/>
+        </w:rPr>
+        <w:t>outcome</w:t>
+      </w:r>
+      <w:r>
+        <w:rPr>
+          <w:b w:val="0"/>
+        </w:rPr>
+        <w:t xml:space="preserve">: State what improves for the </w:t>
+      </w:r>
+      <w:r>
+        <w:rPr>
+          <w:b/>
+        </w:rPr>
+        <w:t>user</w:t>
+      </w:r>
+      <w:r>
+        <w:rPr>
+          <w:b w:val="0"/>
+        </w:rPr>
+        <w:t xml:space="preserve"> and how to observe it.</w:t>
+      </w:r>
+    </w:p>
+    <w:p>
+      <w:pPr>
+        <w:spacing w:line="336" w:lineRule="auto" w:after="180"/>
+      </w:pPr>
+      <w:r>
+        <w:rPr>
+          <w:b w:val="0"/>
+        </w:rPr>
+        <w:t xml:space="preserve">A mismatch count proves its cause: Separate </w:t>
+      </w:r>
+      <w:r>
+        <w:rPr>
+          <w:b/>
+        </w:rPr>
+        <w:t>observation</w:t>
+      </w:r>
+      <w:r>
+        <w:rPr>
+          <w:b w:val="0"/>
+        </w:rPr>
+        <w:t xml:space="preserve">s from explanations that </w:t>
+      </w:r>
+      <w:r>
+        <w:rPr>
+          <w:b/>
+        </w:rPr>
+        <w:t>need</w:t>
+      </w:r>
+      <w:r>
+        <w:rPr>
+          <w:b w:val="0"/>
+        </w:rPr>
+        <w:t xml:space="preserve"> further </w:t>
+      </w:r>
+      <w:r>
+        <w:rPr>
+          <w:b/>
+        </w:rPr>
+        <w:t>evidence</w:t>
+      </w:r>
+      <w:r>
+        <w:rPr>
+          <w:b w:val="0"/>
+        </w:rPr>
+        <w:t>.</w:t>
+      </w:r>
+    </w:p>
+    <w:p>
+      <w:pPr>
+        <w:spacing w:line="336" w:lineRule="auto" w:after="180"/>
+      </w:pPr>
+      <w:r>
+        <w:rPr>
+          <w:b w:val="0"/>
+        </w:rPr>
         <w:t>No wrong suggestions means success: Check whether valid options were missed or every request was refused.</w:t>
       </w:r>
     </w:p>
     <w:p>
-      <w:r>
-        <w:t>A prototype requires real personal data: This paper project uses permitted fictional requests and task-relevant inputs.</w:t>
+      <w:pPr>
+        <w:spacing w:line="336" w:lineRule="auto" w:after="180"/>
+      </w:pPr>
+      <w:r>
+        <w:rPr>
+          <w:b w:val="0"/>
+        </w:rPr>
+        <w:t xml:space="preserve">A prototype requires real personal data: This paper project uses permitted fictional requests and task-relevant </w:t>
+      </w:r>
+      <w:r>
+        <w:rPr>
+          <w:b/>
+        </w:rPr>
+        <w:t>input</w:t>
+      </w:r>
+      <w:r>
+        <w:rPr>
+          <w:b w:val="0"/>
+        </w:rPr>
+        <w:t>s.</w:t>
       </w:r>
     </w:p>
     <w:p>
@@ -2144,8 +4487,25 @@
       </w:tr>
     </w:tbl>
     <w:p>
-      <w:r>
-        <w:t>Offer an oral explanation, drawing, enlarged visual or fewer examples when that removes a reading/writing barrier. Keep the same reasoning goal. Stretch secure learners by changing a boundary or assumption and asking them to defend the effect, not simply by assigning more of the same questions.</w:t>
+      <w:pPr>
+        <w:spacing w:line="336" w:lineRule="auto" w:after="180"/>
+      </w:pPr>
+      <w:r>
+        <w:rPr>
+          <w:b w:val="0"/>
+        </w:rPr>
+        <w:t>Offer an oral explanation, drawing, enlarged visual or fewer examples when that removes a reading/writing barrier. Keep the same reasoning goal.</w:t>
+      </w:r>
+    </w:p>
+    <w:p>
+      <w:pPr>
+        <w:spacing w:line="336" w:lineRule="auto" w:after="180"/>
+      </w:pPr>
+      <w:r>
+        <w:rPr>
+          <w:b w:val="0"/>
+        </w:rPr>
+        <w:t>Stretch secure learners by changing a boundary or assumption and asking them to defend the effect, not simply by assigning more of the same questions.</w:t>
       </w:r>
     </w:p>
     <w:p>
@@ -2157,11 +4517,16 @@
       </w:r>
     </w:p>
     <w:p>
+      <w:r>
+        <w:t>Use the Find a Real Problem questions, teacher keys and criteria after the relevant attempts. Previously discussed cases are practice; protect the separately selected independent task.</w:t>
+      </w:r>
+    </w:p>
+    <w:p>
       <w:pPr>
         <w:pStyle w:val="Heading3"/>
       </w:pPr>
       <w:r>
-        <w:t>Assess and explain the answers</w:t>
+        <w:t>Worked case answer</w:t>
       </w:r>
     </w:p>
     <w:p>
@@ -2169,12 +4534,31 @@
         <w:pStyle w:val="Heading3"/>
       </w:pPr>
       <w:r>
-        <w:t>Worked case answer</w:t>
-      </w:r>
-    </w:p>
-    <w:p>
-      <w:r>
-        <w:t>Students need to return markers correctly and quickly. Test clearer labels before proposing a model.</w:t>
+        <w:t>Teacher key · Worked case answer</w:t>
+      </w:r>
+    </w:p>
+    <w:p>
+      <w:pPr>
+        <w:spacing w:line="336" w:lineRule="auto" w:after="180"/>
+        <w:shd w:fill="F1F6FC"/>
+      </w:pPr>
+      <w:r>
+        <w:rPr>
+          <w:b w:val="0"/>
+        </w:rPr>
+        <w:t xml:space="preserve">Students </w:t>
+      </w:r>
+      <w:r>
+        <w:rPr>
+          <w:b/>
+        </w:rPr>
+        <w:t>need</w:t>
+      </w:r>
+      <w:r>
+        <w:rPr>
+          <w:b w:val="0"/>
+        </w:rPr>
+        <w:t xml:space="preserve"> to return markers correctly and quickly. Test clearer labels before proposing a model.</w:t>
       </w:r>
     </w:p>
     <w:p>
@@ -2186,7 +4570,22 @@
       </w:r>
     </w:p>
     <w:p>
-      <w:r>
+      <w:pPr>
+        <w:pStyle w:val="Heading3"/>
+      </w:pPr>
+      <w:r>
+        <w:t>Independent question · withhold the key</w:t>
+      </w:r>
+    </w:p>
+    <w:p>
+      <w:pPr>
+        <w:spacing w:line="336" w:lineRule="auto" w:after="180"/>
+        <w:shd w:fill="F5F1FB"/>
+      </w:pPr>
+      <w:r>
+        <w:rPr>
+          <w:b w:val="0"/>
+        </w:rPr>
         <w:t>Learners often cannot find borrowed classroom books. Define the problem before choosing an AI tool. Suggest one simple solution to compare with AI.</w:t>
       </w:r>
     </w:p>
@@ -2199,8 +4598,35 @@
       </w:r>
     </w:p>
     <w:p>
-      <w:r>
-        <w:t>The problem is finding who borrowed a book and where it belongs. Compare a labelled shelf and a checkout record with an AI approach. The solution should address the actual need.</w:t>
+      <w:pPr>
+        <w:pStyle w:val="Heading3"/>
+      </w:pPr>
+      <w:r>
+        <w:t>Teacher key · Expected independent answer</w:t>
+      </w:r>
+    </w:p>
+    <w:p>
+      <w:pPr>
+        <w:spacing w:line="336" w:lineRule="auto" w:after="180"/>
+        <w:shd w:fill="F1F6FC"/>
+      </w:pPr>
+      <w:r>
+        <w:rPr>
+          <w:b w:val="0"/>
+        </w:rPr>
+        <w:t xml:space="preserve">The problem is finding who borrowed a book and where it belongs. Compare a labelled shelf and a checkout record with an AI approach. The solution should address the actual </w:t>
+      </w:r>
+      <w:r>
+        <w:rPr>
+          <w:b/>
+        </w:rPr>
+        <w:t>need</w:t>
+      </w:r>
+      <w:r>
+        <w:rPr>
+          <w:b w:val="0"/>
+        </w:rPr>
+        <w:t>.</w:t>
       </w:r>
     </w:p>
     <w:p>
@@ -2438,8 +4864,25 @@
       </w:tr>
     </w:tbl>
     <w:p>
-      <w:r>
-        <w:t>Use 6/8 as a classroom checkpoint, with 2 required for both Result and Reasoning. This is a proposed teaching rule, not a validated certification threshold. Do not count a coached answer as independent mastery; correct unsafe or unsupported claims regardless of total.</w:t>
+      <w:pPr>
+        <w:spacing w:line="336" w:lineRule="auto" w:after="180"/>
+      </w:pPr>
+      <w:r>
+        <w:rPr>
+          <w:b w:val="0"/>
+        </w:rPr>
+        <w:t>Use 6/8 as a classroom checkpoint, with 2 required for both Result and Reasoning. This is a proposed teaching rule, not a validated certification threshold.</w:t>
+      </w:r>
+    </w:p>
+    <w:p>
+      <w:pPr>
+        <w:spacing w:line="336" w:lineRule="auto" w:after="180"/>
+      </w:pPr>
+      <w:r>
+        <w:rPr>
+          <w:b w:val="0"/>
+        </w:rPr>
+        <w:t>Do not count a coached answer as independent mastery; correct unsafe or unsupported claims regardless of total.</w:t>
       </w:r>
     </w:p>
     <w:p>
@@ -2451,8 +4894,38 @@
       </w:r>
     </w:p>
     <w:p>
-      <w:r>
-        <w:t>Ask the learner to find the evidence that challenges this claim: “Every classroom problem needs AI.” Keep the first attempt and an uncoached retry separate.</w:t>
+      <w:pPr>
+        <w:spacing w:line="336" w:lineRule="auto" w:after="180"/>
+      </w:pPr>
+      <w:r>
+        <w:rPr>
+          <w:b w:val="0"/>
+        </w:rPr>
+        <w:t xml:space="preserve">Ask the learner to find the </w:t>
+      </w:r>
+      <w:r>
+        <w:rPr>
+          <w:b/>
+        </w:rPr>
+        <w:t>evidence</w:t>
+      </w:r>
+      <w:r>
+        <w:rPr>
+          <w:b w:val="0"/>
+        </w:rPr>
+        <w:t xml:space="preserve"> that challenges this claim: “Every classroom problem </w:t>
+      </w:r>
+      <w:r>
+        <w:rPr>
+          <w:b/>
+        </w:rPr>
+        <w:t>need</w:t>
+      </w:r>
+      <w:r>
+        <w:rPr>
+          <w:b w:val="0"/>
+        </w:rPr>
+        <w:t>s AI.” Keep the first attempt and an uncoached retry separate.</w:t>
       </w:r>
     </w:p>
     <w:p>
@@ -2464,15 +4937,78 @@
       </w:r>
     </w:p>
     <w:p>
-      <w:r>
-        <w:t>Time students finding predefined books using each approach, record wrong locations and assistance needed, and use comparable book sets and conditions. Start with the simpler label trial. Choose based on evidence, effort and privacy needs, not the presence of AI.</w:t>
-      </w:r>
-    </w:p>
-    <w:p>
       <w:pPr>
         <w:pStyle w:val="Heading3"/>
       </w:pPr>
       <w:r>
+        <w:t>Teacher key · Original transfer answer</w:t>
+      </w:r>
+    </w:p>
+    <w:p>
+      <w:pPr>
+        <w:spacing w:line="336" w:lineRule="auto" w:after="180"/>
+        <w:shd w:fill="F1F6FC"/>
+      </w:pPr>
+      <w:r>
+        <w:rPr>
+          <w:b w:val="0"/>
+        </w:rPr>
+        <w:t xml:space="preserve">Time students finding predefined books using each approach, record wrong locations and assistance </w:t>
+      </w:r>
+      <w:r>
+        <w:rPr>
+          <w:b/>
+        </w:rPr>
+        <w:t>need</w:t>
+      </w:r>
+      <w:r>
+        <w:rPr>
+          <w:b w:val="0"/>
+        </w:rPr>
+        <w:t>ed, and use comparable book sets and conditions. Start with the simpler label trial.</w:t>
+      </w:r>
+    </w:p>
+    <w:p>
+      <w:pPr>
+        <w:spacing w:line="336" w:lineRule="auto" w:after="180"/>
+        <w:shd w:fill="F1F6FC"/>
+      </w:pPr>
+      <w:r>
+        <w:rPr>
+          <w:b w:val="0"/>
+        </w:rPr>
+        <w:t xml:space="preserve">Choose based on </w:t>
+      </w:r>
+      <w:r>
+        <w:rPr>
+          <w:b/>
+        </w:rPr>
+        <w:t>evidence</w:t>
+      </w:r>
+      <w:r>
+        <w:rPr>
+          <w:b w:val="0"/>
+        </w:rPr>
+        <w:t xml:space="preserve">, effort and privacy </w:t>
+      </w:r>
+      <w:r>
+        <w:rPr>
+          <w:b/>
+        </w:rPr>
+        <w:t>need</w:t>
+      </w:r>
+      <w:r>
+        <w:rPr>
+          <w:b w:val="0"/>
+        </w:rPr>
+        <w:t>s, not the presence of AI.</w:t>
+      </w:r>
+    </w:p>
+    <w:p>
+      <w:pPr>
+        <w:pStyle w:val="Heading3"/>
+      </w:pPr>
+      <w:r>
         <w:t>Explanations for the additional workbook examples</w:t>
       </w:r>
     </w:p>
@@ -2485,111 +5021,735 @@
       </w:r>
     </w:p>
     <w:p>
-      <w:r>
-        <w:t>Use the ten-request activity log to write a problem statement with a user, setting and observed difficulty. Explain why “Build an AI app” is not yet a problem statement.</w:t>
-      </w:r>
-    </w:p>
-    <w:p>
-      <w:r>
-        <w:t>For example: fictional pupils choosing activities in the supplied classroom exercise had to choose again in four of ten requests because the first choice did not fit the time or room conditions. Build an AI app names a solution or construction task without specifying a user difficulty or evidence of need.</w:t>
-      </w:r>
-    </w:p>
-    <w:p>
       <w:pPr>
         <w:pStyle w:val="Heading3"/>
       </w:pPr>
       <w:r>
+        <w:t>Workbook question · W1</w:t>
+      </w:r>
+    </w:p>
+    <w:p>
+      <w:pPr>
+        <w:spacing w:line="336" w:lineRule="auto" w:after="180"/>
+        <w:shd w:fill="F5F1FB"/>
+      </w:pPr>
+      <w:r>
+        <w:rPr>
+          <w:b w:val="0"/>
+        </w:rPr>
+        <w:t xml:space="preserve">Use the ten-request activity log to write a </w:t>
+      </w:r>
+      <w:r>
+        <w:rPr>
+          <w:b/>
+        </w:rPr>
+        <w:t>problem statement</w:t>
+      </w:r>
+      <w:r>
+        <w:rPr>
+          <w:b w:val="0"/>
+        </w:rPr>
+        <w:t xml:space="preserve"> with a </w:t>
+      </w:r>
+      <w:r>
+        <w:rPr>
+          <w:b/>
+        </w:rPr>
+        <w:t>user</w:t>
+      </w:r>
+      <w:r>
+        <w:rPr>
+          <w:b w:val="0"/>
+        </w:rPr>
+        <w:t xml:space="preserve">, setting and observed difficulty. Explain why “Build an AI app” is not yet a </w:t>
+      </w:r>
+      <w:r>
+        <w:rPr>
+          <w:b/>
+        </w:rPr>
+        <w:t>problem statement</w:t>
+      </w:r>
+      <w:r>
+        <w:rPr>
+          <w:b w:val="0"/>
+        </w:rPr>
+        <w:t>.</w:t>
+      </w:r>
+    </w:p>
+    <w:p>
+      <w:pPr>
+        <w:pStyle w:val="Heading3"/>
+      </w:pPr>
+      <w:r>
+        <w:t>Teacher reasoning · W1</w:t>
+      </w:r>
+    </w:p>
+    <w:p>
+      <w:pPr>
+        <w:spacing w:line="336" w:lineRule="auto" w:after="180"/>
+        <w:shd w:fill="F1F6FC"/>
+      </w:pPr>
+      <w:r>
+        <w:rPr>
+          <w:b w:val="0"/>
+        </w:rPr>
+        <w:t>For example: fictional pupils choosing activities in the supplied classroom exercise had to choose again in four of ten requests because the first choice did not fit the time or room conditions.</w:t>
+      </w:r>
+    </w:p>
+    <w:p>
+      <w:pPr>
+        <w:spacing w:line="336" w:lineRule="auto" w:after="180"/>
+        <w:shd w:fill="F1F6FC"/>
+      </w:pPr>
+      <w:r>
+        <w:rPr>
+          <w:b w:val="0"/>
+        </w:rPr>
+        <w:t xml:space="preserve">Build an AI app names a solution or construction task without specifying a </w:t>
+      </w:r>
+      <w:r>
+        <w:rPr>
+          <w:b/>
+        </w:rPr>
+        <w:t>user</w:t>
+      </w:r>
+      <w:r>
+        <w:rPr>
+          <w:b w:val="0"/>
+        </w:rPr>
+        <w:t xml:space="preserve"> difficulty or </w:t>
+      </w:r>
+      <w:r>
+        <w:rPr>
+          <w:b/>
+        </w:rPr>
+        <w:t>evidence</w:t>
+      </w:r>
+      <w:r>
+        <w:rPr>
+          <w:b w:val="0"/>
+        </w:rPr>
+        <w:t xml:space="preserve"> of </w:t>
+      </w:r>
+      <w:r>
+        <w:rPr>
+          <w:b/>
+        </w:rPr>
+        <w:t>need</w:t>
+      </w:r>
+      <w:r>
+        <w:rPr>
+          <w:b w:val="0"/>
+        </w:rPr>
+        <w:t>.</w:t>
+      </w:r>
+    </w:p>
+    <w:p>
+      <w:pPr>
+        <w:pStyle w:val="Heading3"/>
+      </w:pPr>
+      <w:r>
         <w:t>W2 Identify claims beyond the evidence</w:t>
       </w:r>
     </w:p>
     <w:p>
-      <w:r>
+      <w:pPr>
+        <w:pStyle w:val="Heading3"/>
+      </w:pPr>
+      <w:r>
+        <w:t>Workbook question · W2</w:t>
+      </w:r>
+    </w:p>
+    <w:p>
+      <w:pPr>
+        <w:spacing w:line="336" w:lineRule="auto" w:after="180"/>
+        <w:shd w:fill="F5F1FB"/>
+      </w:pPr>
+      <w:r>
+        <w:rPr>
+          <w:b w:val="0"/>
+        </w:rPr>
         <w:t>A team says that the four mismatches prove every pupil dislikes the catalogue and that a recommender will fix the problem. Identify two unsupported conclusions and state what the log actually establishes.</w:t>
       </w:r>
     </w:p>
     <w:p>
-      <w:r>
-        <w:t>The log establishes four incompatible first choices out of ten supplied fictional requests. It does not establish every pupil’s opinion, the cause of the mismatches or that an untested recommender will improve outcomes. Accept any two of those unsupported conclusions with the bounded observation.</w:t>
-      </w:r>
-    </w:p>
-    <w:p>
       <w:pPr>
         <w:pStyle w:val="Heading3"/>
       </w:pPr>
       <w:r>
+        <w:t>Teacher reasoning · W2</w:t>
+      </w:r>
+    </w:p>
+    <w:p>
+      <w:pPr>
+        <w:spacing w:line="336" w:lineRule="auto" w:after="180"/>
+        <w:shd w:fill="F1F6FC"/>
+      </w:pPr>
+      <w:r>
+        <w:rPr>
+          <w:b w:val="0"/>
+        </w:rPr>
+        <w:t xml:space="preserve">The log establishes four incompatible first choices out of ten supplied fictional requests. It does not establish every pupil’s opinion, the cause of the mismatches or that an untested recommender will improve </w:t>
+      </w:r>
+      <w:r>
+        <w:rPr>
+          <w:b/>
+        </w:rPr>
+        <w:t>outcome</w:t>
+      </w:r>
+      <w:r>
+        <w:rPr>
+          <w:b w:val="0"/>
+        </w:rPr>
+        <w:t>s.</w:t>
+      </w:r>
+    </w:p>
+    <w:p>
+      <w:pPr>
+        <w:spacing w:line="336" w:lineRule="auto" w:after="180"/>
+        <w:shd w:fill="F1F6FC"/>
+      </w:pPr>
+      <w:r>
+        <w:rPr>
+          <w:b w:val="0"/>
+        </w:rPr>
+        <w:t xml:space="preserve">Accept any two of those unsupported conclusions with the bounded </w:t>
+      </w:r>
+      <w:r>
+        <w:rPr>
+          <w:b/>
+        </w:rPr>
+        <w:t>observation</w:t>
+      </w:r>
+      <w:r>
+        <w:rPr>
+          <w:b w:val="0"/>
+        </w:rPr>
+        <w:t>.</w:t>
+      </w:r>
+    </w:p>
+    <w:p>
+      <w:pPr>
+        <w:pStyle w:val="Heading3"/>
+      </w:pPr>
+      <w:r>
         <w:t>W3 Choose information that serves the outcome</w:t>
       </w:r>
     </w:p>
     <w:p>
-      <w:r>
-        <w:t>The paper project must suggest an activity compatible with available time and a quiet-room requirement. Choose relevant inputs from minutes available, quiet required, pupil name and home address. State the output and a simpler alternative to a recommender. Explain one boundary.</w:t>
-      </w:r>
-    </w:p>
-    <w:p>
-      <w:r>
-        <w:t>Minutes available and quiet required are relevant. Name and address are unnecessary. Output a compatible activity suggestion or an explained no-match result. A clearer catalogue or compatibility checklist is a simple alternative. Keep requests fictional and the action advisory; do not extend the task to collecting personal profiles or publishing choices.</w:t>
-      </w:r>
-    </w:p>
-    <w:p>
       <w:pPr>
         <w:pStyle w:val="Heading3"/>
       </w:pPr>
       <w:r>
+        <w:t>Workbook question · W3</w:t>
+      </w:r>
+    </w:p>
+    <w:p>
+      <w:pPr>
+        <w:spacing w:line="336" w:lineRule="auto" w:after="180"/>
+        <w:shd w:fill="F5F1FB"/>
+      </w:pPr>
+      <w:r>
+        <w:rPr>
+          <w:b w:val="0"/>
+        </w:rPr>
+        <w:t xml:space="preserve">The paper project must suggest an activity compatible with available time and a quiet-room requirement. Choose relevant </w:t>
+      </w:r>
+      <w:r>
+        <w:rPr>
+          <w:b/>
+        </w:rPr>
+        <w:t>input</w:t>
+      </w:r>
+      <w:r>
+        <w:rPr>
+          <w:b w:val="0"/>
+        </w:rPr>
+        <w:t>s from minutes available, quiet required, pupil name and home address.</w:t>
+      </w:r>
+    </w:p>
+    <w:p>
+      <w:pPr>
+        <w:spacing w:line="336" w:lineRule="auto" w:after="180"/>
+        <w:shd w:fill="F5F1FB"/>
+      </w:pPr>
+      <w:r>
+        <w:rPr>
+          <w:b w:val="0"/>
+        </w:rPr>
+        <w:t xml:space="preserve">State the </w:t>
+      </w:r>
+      <w:r>
+        <w:rPr>
+          <w:b/>
+        </w:rPr>
+        <w:t>output</w:t>
+      </w:r>
+      <w:r>
+        <w:rPr>
+          <w:b w:val="0"/>
+        </w:rPr>
+        <w:t xml:space="preserve"> and a simpler alternative to a recommender. Explain one boundary.</w:t>
+      </w:r>
+    </w:p>
+    <w:p>
+      <w:pPr>
+        <w:pStyle w:val="Heading3"/>
+      </w:pPr>
+      <w:r>
+        <w:t>Teacher reasoning · W3</w:t>
+      </w:r>
+    </w:p>
+    <w:p>
+      <w:pPr>
+        <w:spacing w:line="336" w:lineRule="auto" w:after="180"/>
+        <w:shd w:fill="F1F6FC"/>
+      </w:pPr>
+      <w:r>
+        <w:rPr>
+          <w:b w:val="0"/>
+        </w:rPr>
+        <w:t xml:space="preserve">Minutes available and quiet required are relevant. Name and address are unnecessary. </w:t>
+      </w:r>
+      <w:r>
+        <w:rPr>
+          <w:b/>
+        </w:rPr>
+        <w:t>Output</w:t>
+      </w:r>
+      <w:r>
+        <w:rPr>
+          <w:b w:val="0"/>
+        </w:rPr>
+        <w:t xml:space="preserve"> a compatible activity suggestion or an explained no-match result.</w:t>
+      </w:r>
+    </w:p>
+    <w:p>
+      <w:pPr>
+        <w:spacing w:line="336" w:lineRule="auto" w:after="180"/>
+        <w:shd w:fill="F1F6FC"/>
+      </w:pPr>
+      <w:r>
+        <w:rPr>
+          <w:b w:val="0"/>
+        </w:rPr>
+        <w:t>A clearer catalogue or compatibility checklist is a simple alternative. Keep requests fictional and the action advisory; do not extend the task to collecting personal profiles or publishing choices.</w:t>
+      </w:r>
+    </w:p>
+    <w:p>
+      <w:pPr>
+        <w:pStyle w:val="Heading3"/>
+      </w:pPr>
+      <w:r>
         <w:t>W4 Frame a different problem independently</w:t>
       </w:r>
     </w:p>
     <w:p>
-      <w:r>
-        <w:t>In a fictional equipment cupboard exercise, eight teams choose a box from a list. Three boxes do not contain the items required by the corresponding request; five do. The teacher permits a paper box-finder using fictional item requests and an inventory. Write a brief naming the user difficulty, evidence, desired outcome, necessary information, an excluded action and a simple alternative. Identify one cause or benefit that these counts do not establish.</w:t>
-      </w:r>
-    </w:p>
-    <w:p>
-      <w:r>
-        <w:t>Teams selecting equipment in the supplied exercise had three mismatches out of eight and need a box whose listed contents meet the request, or a clear no-match result. Use requested items and the inventory; personal identities are unnecessary. Exclude real purchases, changing stock or public posting. A clearer inventory or item checklist is a simple alternative. The counts do not explain why teams chose mismatching boxes or prove that a box-finder will improve selection.</w:t>
-      </w:r>
-    </w:p>
-    <w:p>
       <w:pPr>
         <w:pStyle w:val="Heading3"/>
       </w:pPr>
       <w:r>
+        <w:t>Workbook question · W4</w:t>
+      </w:r>
+    </w:p>
+    <w:p>
+      <w:pPr>
+        <w:spacing w:line="336" w:lineRule="auto" w:after="180"/>
+        <w:shd w:fill="F5F1FB"/>
+      </w:pPr>
+      <w:r>
+        <w:rPr>
+          <w:b w:val="0"/>
+        </w:rPr>
+        <w:t>In a fictional equipment cupboard exercise, eight teams choose a box from a list. Three boxes do not contain the items required by the corresponding request; five do.</w:t>
+      </w:r>
+    </w:p>
+    <w:p>
+      <w:pPr>
+        <w:spacing w:line="336" w:lineRule="auto" w:after="180"/>
+        <w:shd w:fill="F5F1FB"/>
+      </w:pPr>
+      <w:r>
+        <w:rPr>
+          <w:b w:val="0"/>
+        </w:rPr>
+        <w:t xml:space="preserve">The teacher permits a paper box-finder using fictional item requests and an inventory. Write a brief naming the </w:t>
+      </w:r>
+      <w:r>
+        <w:rPr>
+          <w:b/>
+        </w:rPr>
+        <w:t>user</w:t>
+      </w:r>
+      <w:r>
+        <w:rPr>
+          <w:b w:val="0"/>
+        </w:rPr>
+        <w:t xml:space="preserve"> difficulty, </w:t>
+      </w:r>
+      <w:r>
+        <w:rPr>
+          <w:b/>
+        </w:rPr>
+        <w:t>evidence</w:t>
+      </w:r>
+      <w:r>
+        <w:rPr>
+          <w:b w:val="0"/>
+        </w:rPr>
+        <w:t xml:space="preserve">, desired </w:t>
+      </w:r>
+      <w:r>
+        <w:rPr>
+          <w:b/>
+        </w:rPr>
+        <w:t>outcome</w:t>
+      </w:r>
+      <w:r>
+        <w:rPr>
+          <w:b w:val="0"/>
+        </w:rPr>
+        <w:t>, necessary information, an excluded action and a simple alternative.</w:t>
+      </w:r>
+    </w:p>
+    <w:p>
+      <w:pPr>
+        <w:spacing w:line="336" w:lineRule="auto" w:after="180"/>
+        <w:shd w:fill="F5F1FB"/>
+      </w:pPr>
+      <w:r>
+        <w:rPr>
+          <w:b w:val="0"/>
+        </w:rPr>
+        <w:t>Identify one cause or benefit that these counts do not establish.</w:t>
+      </w:r>
+    </w:p>
+    <w:p>
+      <w:pPr>
+        <w:pStyle w:val="Heading3"/>
+      </w:pPr>
+      <w:r>
+        <w:t>Teacher reasoning · W4</w:t>
+      </w:r>
+    </w:p>
+    <w:p>
+      <w:pPr>
+        <w:spacing w:line="336" w:lineRule="auto" w:after="180"/>
+        <w:shd w:fill="F1F6FC"/>
+      </w:pPr>
+      <w:r>
+        <w:rPr>
+          <w:b w:val="0"/>
+        </w:rPr>
+        <w:t xml:space="preserve">Teams selecting equipment in the supplied exercise had three mismatches out of eight and </w:t>
+      </w:r>
+      <w:r>
+        <w:rPr>
+          <w:b/>
+        </w:rPr>
+        <w:t>need</w:t>
+      </w:r>
+      <w:r>
+        <w:rPr>
+          <w:b w:val="0"/>
+        </w:rPr>
+        <w:t xml:space="preserve"> a box whose listed contents meet the request, or a clear no-match result.</w:t>
+      </w:r>
+    </w:p>
+    <w:p>
+      <w:pPr>
+        <w:spacing w:line="336" w:lineRule="auto" w:after="180"/>
+        <w:shd w:fill="F1F6FC"/>
+      </w:pPr>
+      <w:r>
+        <w:rPr>
+          <w:b w:val="0"/>
+        </w:rPr>
+        <w:t>Use requested items and the inventory; personal identities are unnecessary. Exclude real purchases, changing stock or public posting. A clearer inventory or item checklist is a simple alternative.</w:t>
+      </w:r>
+    </w:p>
+    <w:p>
+      <w:pPr>
+        <w:spacing w:line="336" w:lineRule="auto" w:after="180"/>
+        <w:shd w:fill="F1F6FC"/>
+      </w:pPr>
+      <w:r>
+        <w:rPr>
+          <w:b w:val="0"/>
+        </w:rPr>
+        <w:t>The counts do not explain why teams chose mismatching boxes or prove that a box-finder will improve selection.</w:t>
+      </w:r>
+    </w:p>
+    <w:p>
+      <w:pPr>
+        <w:pStyle w:val="Heading3"/>
+      </w:pPr>
+      <w:r>
         <w:t>W5 Measure help as well as avoided errors</w:t>
       </w:r>
     </w:p>
     <w:p>
-      <w:r>
-        <w:t>For W4, a proposed box-finder never selects a wrong box because it always reports no match. Explain why counting only wrong suggestions would hide a failure. Name two results to record on test requests and explain why the original three-of-eight observation is not already an evaluation of the new tool.</w:t>
-      </w:r>
-    </w:p>
-    <w:p>
-      <w:r>
-        <w:t>Always refusing misses useful matches when suitable boxes exist. Record compatible or incompatible suggestions and whether no-match outputs were justified by the inventory, along with total requests. The three-of-eight observation describes the earlier selection process; the proposed tool has not yet been tested under a comparison procedure.</w:t>
-      </w:r>
-    </w:p>
-    <w:p>
       <w:pPr>
         <w:pStyle w:val="Heading3"/>
       </w:pPr>
       <w:r>
+        <w:t>Workbook question · W5</w:t>
+      </w:r>
+    </w:p>
+    <w:p>
+      <w:pPr>
+        <w:spacing w:line="336" w:lineRule="auto" w:after="180"/>
+        <w:shd w:fill="F5F1FB"/>
+      </w:pPr>
+      <w:r>
+        <w:rPr>
+          <w:b w:val="0"/>
+        </w:rPr>
+        <w:t>For W4, a proposed box-finder never selects a wrong box because it always reports no match. Explain why counting only wrong suggestions would hide a failure.</w:t>
+      </w:r>
+    </w:p>
+    <w:p>
+      <w:pPr>
+        <w:spacing w:line="336" w:lineRule="auto" w:after="180"/>
+        <w:shd w:fill="F5F1FB"/>
+      </w:pPr>
+      <w:r>
+        <w:rPr>
+          <w:b w:val="0"/>
+        </w:rPr>
+        <w:t xml:space="preserve">Name two results to record on test requests and explain why the original three-of-eight </w:t>
+      </w:r>
+      <w:r>
+        <w:rPr>
+          <w:b/>
+        </w:rPr>
+        <w:t>observation</w:t>
+      </w:r>
+      <w:r>
+        <w:rPr>
+          <w:b w:val="0"/>
+        </w:rPr>
+        <w:t xml:space="preserve"> is not already an evaluation of the new tool.</w:t>
+      </w:r>
+    </w:p>
+    <w:p>
+      <w:pPr>
+        <w:pStyle w:val="Heading3"/>
+      </w:pPr>
+      <w:r>
+        <w:t>Teacher reasoning · W5</w:t>
+      </w:r>
+    </w:p>
+    <w:p>
+      <w:pPr>
+        <w:spacing w:line="336" w:lineRule="auto" w:after="180"/>
+        <w:shd w:fill="F1F6FC"/>
+      </w:pPr>
+      <w:r>
+        <w:rPr>
+          <w:b w:val="0"/>
+        </w:rPr>
+        <w:t xml:space="preserve">Always refusing misses useful matches when suitable boxes exist. Record compatible or incompatible suggestions and whether no-match </w:t>
+      </w:r>
+      <w:r>
+        <w:rPr>
+          <w:b/>
+        </w:rPr>
+        <w:t>output</w:t>
+      </w:r>
+      <w:r>
+        <w:rPr>
+          <w:b w:val="0"/>
+        </w:rPr>
+        <w:t>s were justified by the inventory, along with total requests.</w:t>
+      </w:r>
+    </w:p>
+    <w:p>
+      <w:pPr>
+        <w:spacing w:line="336" w:lineRule="auto" w:after="180"/>
+        <w:shd w:fill="F1F6FC"/>
+      </w:pPr>
+      <w:r>
+        <w:rPr>
+          <w:b w:val="0"/>
+        </w:rPr>
+        <w:t xml:space="preserve">The three-of-eight </w:t>
+      </w:r>
+      <w:r>
+        <w:rPr>
+          <w:b/>
+        </w:rPr>
+        <w:t>observation</w:t>
+      </w:r>
+      <w:r>
+        <w:rPr>
+          <w:b w:val="0"/>
+        </w:rPr>
+        <w:t xml:space="preserve"> describes the earlier selection </w:t>
+      </w:r>
+      <w:r>
+        <w:rPr>
+          <w:b/>
+        </w:rPr>
+        <w:t>process</w:t>
+      </w:r>
+      <w:r>
+        <w:rPr>
+          <w:b w:val="0"/>
+        </w:rPr>
+        <w:t>; the proposed tool has not yet been tested under a comparison procedure.</w:t>
+      </w:r>
+    </w:p>
+    <w:p>
+      <w:pPr>
+        <w:pStyle w:val="Heading3"/>
+      </w:pPr>
+      <w:r>
         <w:t>Assess independent transfer</w:t>
       </w:r>
     </w:p>
     <w:p>
-      <w:r>
-        <w:t>Selected case: In a fictional equipment cupboard exercise, eight teams choose a box from a list. Three boxes do not contain the items required by the corresponding request; five do. The teacher permits a paper box-finder using fictional item requests and an inventory. Write a brief naming the user difficulty, evidence, desired outcome, necessary information, an excluded action and a simple alternative. Identify one cause or benefit that these counts do not establish.</w:t>
-      </w:r>
-    </w:p>
-    <w:p>
       <w:pPr>
         <w:pStyle w:val="Heading3"/>
       </w:pPr>
       <w:r>
+        <w:t>Independent question · withhold the key</w:t>
+      </w:r>
+    </w:p>
+    <w:p>
+      <w:pPr>
+        <w:spacing w:line="336" w:lineRule="auto" w:after="180"/>
+        <w:shd w:fill="F5F1FB"/>
+      </w:pPr>
+      <w:r>
+        <w:rPr>
+          <w:b w:val="0"/>
+        </w:rPr>
+        <w:t>Selected case: In a fictional equipment cupboard exercise, eight teams choose a box from a list. Three boxes do not contain the items required by the corresponding request; five do.</w:t>
+      </w:r>
+    </w:p>
+    <w:p>
+      <w:pPr>
+        <w:spacing w:line="336" w:lineRule="auto" w:after="180"/>
+        <w:shd w:fill="F5F1FB"/>
+      </w:pPr>
+      <w:r>
+        <w:rPr>
+          <w:b w:val="0"/>
+        </w:rPr>
+        <w:t xml:space="preserve">The teacher permits a paper box-finder using fictional item requests and an inventory. Write a brief naming the </w:t>
+      </w:r>
+      <w:r>
+        <w:rPr>
+          <w:b/>
+        </w:rPr>
+        <w:t>user</w:t>
+      </w:r>
+      <w:r>
+        <w:rPr>
+          <w:b w:val="0"/>
+        </w:rPr>
+        <w:t xml:space="preserve"> difficulty, </w:t>
+      </w:r>
+      <w:r>
+        <w:rPr>
+          <w:b/>
+        </w:rPr>
+        <w:t>evidence</w:t>
+      </w:r>
+      <w:r>
+        <w:rPr>
+          <w:b w:val="0"/>
+        </w:rPr>
+        <w:t xml:space="preserve">, desired </w:t>
+      </w:r>
+      <w:r>
+        <w:rPr>
+          <w:b/>
+        </w:rPr>
+        <w:t>outcome</w:t>
+      </w:r>
+      <w:r>
+        <w:rPr>
+          <w:b w:val="0"/>
+        </w:rPr>
+        <w:t>, necessary information, an excluded action and a simple alternative.</w:t>
+      </w:r>
+    </w:p>
+    <w:p>
+      <w:pPr>
+        <w:spacing w:line="336" w:lineRule="auto" w:after="180"/>
+        <w:shd w:fill="F5F1FB"/>
+      </w:pPr>
+      <w:r>
+        <w:rPr>
+          <w:b w:val="0"/>
+        </w:rPr>
+        <w:t>Identify one cause or benefit that these counts do not establish.</w:t>
+      </w:r>
+    </w:p>
+    <w:p>
+      <w:pPr>
+        <w:pStyle w:val="Heading3"/>
+      </w:pPr>
+      <w:r>
         <w:t>Selected case answer</w:t>
       </w:r>
     </w:p>
     <w:p>
-      <w:r>
-        <w:t>Teams selecting equipment in the supplied exercise had three mismatches out of eight and need a box whose listed contents meet the request, or a clear no-match result. Use requested items and the inventory; personal identities are unnecessary. Exclude real purchases, changing stock or public posting. A clearer inventory or item checklist is a simple alternative. The counts do not explain why teams chose mismatching boxes or prove that a box-finder will improve selection.</w:t>
+      <w:pPr>
+        <w:pStyle w:val="Heading3"/>
+      </w:pPr>
+      <w:r>
+        <w:t>Teacher key · Selected case answer</w:t>
+      </w:r>
+    </w:p>
+    <w:p>
+      <w:pPr>
+        <w:spacing w:line="336" w:lineRule="auto" w:after="180"/>
+        <w:shd w:fill="F1F6FC"/>
+      </w:pPr>
+      <w:r>
+        <w:rPr>
+          <w:b w:val="0"/>
+        </w:rPr>
+        <w:t xml:space="preserve">Teams selecting equipment in the supplied exercise had three mismatches out of eight and </w:t>
+      </w:r>
+      <w:r>
+        <w:rPr>
+          <w:b/>
+        </w:rPr>
+        <w:t>need</w:t>
+      </w:r>
+      <w:r>
+        <w:rPr>
+          <w:b w:val="0"/>
+        </w:rPr>
+        <w:t xml:space="preserve"> a box whose listed contents meet the request, or a clear no-match result.</w:t>
+      </w:r>
+    </w:p>
+    <w:p>
+      <w:pPr>
+        <w:spacing w:line="336" w:lineRule="auto" w:after="180"/>
+        <w:shd w:fill="F1F6FC"/>
+      </w:pPr>
+      <w:r>
+        <w:rPr>
+          <w:b w:val="0"/>
+        </w:rPr>
+        <w:t>Use requested items and the inventory; personal identities are unnecessary. Exclude real purchases, changing stock or public posting. A clearer inventory or item checklist is a simple alternative.</w:t>
+      </w:r>
+    </w:p>
+    <w:p>
+      <w:pPr>
+        <w:spacing w:line="336" w:lineRule="auto" w:after="180"/>
+        <w:shd w:fill="F1F6FC"/>
+      </w:pPr>
+      <w:r>
+        <w:rPr>
+          <w:b w:val="0"/>
+        </w:rPr>
+        <w:t>The counts do not explain why teams chose mismatching boxes or prove that a box-finder will improve selection.</w:t>
       </w:r>
     </w:p>
     <w:tbl>
@@ -2695,21 +5855,77 @@
       </w:tr>
     </w:tbl>
     <w:p>
-      <w:r>
-        <w:t>Record each dimension as not yet, with support, or independent. Accept a valid alternative procedure with a defensible trace. Do not penalise an honestly recorded model failure if the learner correctly explains its evidence and limits.</w:t>
-      </w:r>
-    </w:p>
-    <w:p>
       <w:pPr>
         <w:pStyle w:val="Heading3"/>
       </w:pPr>
       <w:r>
+        <w:t>Teacher key · Selected case answer</w:t>
+      </w:r>
+    </w:p>
+    <w:p>
+      <w:pPr>
+        <w:spacing w:line="336" w:lineRule="auto" w:after="180"/>
+        <w:shd w:fill="F1F6FC"/>
+      </w:pPr>
+      <w:r>
+        <w:rPr>
+          <w:b w:val="0"/>
+        </w:rPr>
+        <w:t>Record each dimension as not yet, with support, or independent. Accept a valid alternative procedure with a defensible trace.</w:t>
+      </w:r>
+    </w:p>
+    <w:p>
+      <w:pPr>
+        <w:spacing w:line="336" w:lineRule="auto" w:after="180"/>
+        <w:shd w:fill="F1F6FC"/>
+      </w:pPr>
+      <w:r>
+        <w:rPr>
+          <w:b w:val="0"/>
+        </w:rPr>
+        <w:t xml:space="preserve">Do not penalise an honestly recorded model failure if the learner correctly explains its </w:t>
+      </w:r>
+      <w:r>
+        <w:rPr>
+          <w:b/>
+        </w:rPr>
+        <w:t>evidence</w:t>
+      </w:r>
+      <w:r>
+        <w:rPr>
+          <w:b w:val="0"/>
+        </w:rPr>
+        <w:t xml:space="preserve"> and limits.</w:t>
+      </w:r>
+    </w:p>
+    <w:p>
+      <w:pPr>
+        <w:pStyle w:val="Heading3"/>
+      </w:pPr>
+      <w:r>
         <w:t>Feedback that the learner uses</w:t>
       </w:r>
     </w:p>
     <w:p>
-      <w:r>
-        <w:t>Name the earliest unsupported step and give one action to repair it. Have the learner make that repair now and explain why. Then assess the relevant skill on a fresh, fully specified case. Confirm it was not previously practised with feedback; solve and check the new case before assigning it. A follow-up design prompt is a starting brief, not automatically an equivalent test.</w:t>
+      <w:pPr>
+        <w:spacing w:line="336" w:lineRule="auto" w:after="180"/>
+      </w:pPr>
+      <w:r>
+        <w:rPr>
+          <w:b w:val="0"/>
+        </w:rPr>
+        <w:t>Name the earliest unsupported step and give one action to repair it. Have the learner make that repair now and explain why. Then assess the relevant skill on a fresh, fully specified case.</w:t>
+      </w:r>
+    </w:p>
+    <w:p>
+      <w:pPr>
+        <w:spacing w:line="336" w:lineRule="auto" w:after="180"/>
+      </w:pPr>
+      <w:r>
+        <w:rPr>
+          <w:b w:val="0"/>
+        </w:rPr>
+        <w:t>Confirm it was not previously practised with feedback; solve and check the new case before assigning it. A follow-up design prompt is a starting brief, not automatically an equivalent test.</w:t>
       </w:r>
     </w:p>
     <w:p>
@@ -2721,11 +5937,86 @@
       </w:r>
     </w:p>
     <w:p>
+      <w:r>
+        <w:t>Connect Find a Real Problem to Helpful Classroom Sorter, adapt support and plan a later changed-case check.</w:t>
+      </w:r>
+    </w:p>
+    <w:p>
       <w:pPr>
         <w:pStyle w:val="Heading3"/>
       </w:pPr>
       <w:r>
-        <w:t>Connect and extend learning</w:t>
+        <w:t>Helpful Classroom Sorter</w:t>
+      </w:r>
+    </w:p>
+    <w:p>
+      <w:pPr>
+        <w:spacing w:line="336" w:lineRule="auto" w:after="180"/>
+      </w:pPr>
+      <w:r>
+        <w:rPr>
+          <w:b w:val="0"/>
+        </w:rPr>
+        <w:t xml:space="preserve">Choose the Classroom Sorter's real </w:t>
+      </w:r>
+      <w:r>
+        <w:rPr>
+          <w:b/>
+        </w:rPr>
+        <w:t>user</w:t>
+      </w:r>
+      <w:r>
+        <w:rPr>
+          <w:b w:val="0"/>
+        </w:rPr>
+        <w:t xml:space="preserve"> and measurable </w:t>
+      </w:r>
+      <w:r>
+        <w:rPr>
+          <w:b/>
+        </w:rPr>
+        <w:t>need</w:t>
+      </w:r>
+      <w:r>
+        <w:rPr>
+          <w:b w:val="0"/>
+        </w:rPr>
+        <w:t>; keep an AI-free solution option open.</w:t>
+      </w:r>
+    </w:p>
+    <w:p>
+      <w:pPr>
+        <w:spacing w:line="336" w:lineRule="auto" w:after="180"/>
+      </w:pPr>
+      <w:r>
+        <w:rPr>
+          <w:b w:val="0"/>
+        </w:rPr>
+        <w:t xml:space="preserve">Keep the decision, </w:t>
+      </w:r>
+      <w:r>
+        <w:rPr>
+          <w:b/>
+        </w:rPr>
+        <w:t>input</w:t>
+      </w:r>
+      <w:r>
+        <w:rPr>
+          <w:b w:val="0"/>
+        </w:rPr>
+        <w:t xml:space="preserve">, result, explanation and remaining limitation in the project </w:t>
+      </w:r>
+      <w:r>
+        <w:rPr>
+          <w:b/>
+        </w:rPr>
+        <w:t>evidence</w:t>
+      </w:r>
+      <w:r>
+        <w:rPr>
+          <w:b w:val="0"/>
+        </w:rPr>
+        <w:t xml:space="preserve"> record. Retrieve this record next week rather than restarting the project.</w:t>
       </w:r>
     </w:p>
     <w:p>
@@ -2733,17 +6024,54 @@
         <w:pStyle w:val="Heading3"/>
       </w:pPr>
       <w:r>
-        <w:t>Helpful Classroom Sorter</w:t>
-      </w:r>
-    </w:p>
-    <w:p>
-      <w:r>
-        <w:t>Choose the Classroom Sorter's real user and measurable need; keep an AI-free solution option open.</w:t>
-      </w:r>
-    </w:p>
-    <w:p>
-      <w:r>
-        <w:t>Keep the decision, input, result, explanation and remaining limitation in the project evidence record. Retrieve this record next week rather than restarting the project.</w:t>
+        <w:t>Support and stretch</w:t>
+      </w:r>
+    </w:p>
+    <w:p>
+      <w:pPr>
+        <w:spacing w:line="336" w:lineRule="auto" w:after="180"/>
+      </w:pPr>
+      <w:r>
+        <w:rPr>
+          <w:b w:val="0"/>
+        </w:rPr>
+        <w:t xml:space="preserve">Use physical cards, spoken explanations and a three-stage drawing. Read aloud without giving the answer. Stretch: compare two </w:t>
+      </w:r>
+      <w:r>
+        <w:rPr>
+          <w:b/>
+        </w:rPr>
+        <w:t>mechanism</w:t>
+      </w:r>
+      <w:r>
+        <w:rPr>
+          <w:b w:val="0"/>
+        </w:rPr>
+        <w:t xml:space="preserve">s with the same visible </w:t>
+      </w:r>
+      <w:r>
+        <w:rPr>
+          <w:b/>
+        </w:rPr>
+        <w:t>output</w:t>
+      </w:r>
+      <w:r>
+        <w:rPr>
+          <w:b w:val="0"/>
+        </w:rPr>
+        <w:t xml:space="preserve"> and explain what </w:t>
+      </w:r>
+      <w:r>
+        <w:rPr>
+          <w:b/>
+        </w:rPr>
+        <w:t>evidence</w:t>
+      </w:r>
+      <w:r>
+        <w:rPr>
+          <w:b w:val="0"/>
+        </w:rPr>
+        <w:t xml:space="preserve"> distinguishes them.</w:t>
       </w:r>
     </w:p>
     <w:p>
@@ -2751,12 +6079,30 @@
         <w:pStyle w:val="Heading3"/>
       </w:pPr>
       <w:r>
-        <w:t>Support and stretch</w:t>
-      </w:r>
-    </w:p>
-    <w:p>
-      <w:r>
-        <w:t>Use physical cards, spoken explanations and a three-stage drawing. Read aloud without giving the answer. Stretch: compare two mechanisms with the same visible output and explain what evidence distinguishes them.</w:t>
+        <w:t>Exit reflection</w:t>
+      </w:r>
+    </w:p>
+    <w:p>
+      <w:pPr>
+        <w:spacing w:line="336" w:lineRule="auto" w:after="180"/>
+      </w:pPr>
+      <w:r>
+        <w:rPr>
+          <w:b w:val="0"/>
+        </w:rPr>
+        <w:t xml:space="preserve">Ask for one decision the learner can now justify and one situation requiring more </w:t>
+      </w:r>
+      <w:r>
+        <w:rPr>
+          <w:b/>
+        </w:rPr>
+        <w:t>evidence</w:t>
+      </w:r>
+      <w:r>
+        <w:rPr>
+          <w:b w:val="0"/>
+        </w:rPr>
+        <w:t xml:space="preserve"> or human review. Confidence ratings are separate from correct independent performance.</w:t>
       </w:r>
     </w:p>
     <w:p>
@@ -2764,12 +6110,54 @@
         <w:pStyle w:val="Heading3"/>
       </w:pPr>
       <w:r>
-        <w:t>Exit reflection</w:t>
-      </w:r>
-    </w:p>
-    <w:p>
-      <w:r>
-        <w:t>Ask for one decision the learner can now justify and one situation requiring more evidence or human review. Confidence ratings are separate from correct independent performance.</w:t>
+        <w:t>Bridge to the next week</w:t>
+      </w:r>
+    </w:p>
+    <w:p>
+      <w:pPr>
+        <w:spacing w:line="336" w:lineRule="auto" w:after="180"/>
+      </w:pPr>
+      <w:r>
+        <w:rPr>
+          <w:b w:val="0"/>
+        </w:rPr>
+        <w:t xml:space="preserve">Next: Week 30: Choose </w:t>
+      </w:r>
+      <w:r>
+        <w:rPr>
+          <w:b/>
+        </w:rPr>
+        <w:t>Input</w:t>
+      </w:r>
+      <w:r>
+        <w:rPr>
+          <w:b w:val="0"/>
+        </w:rPr>
+        <w:t xml:space="preserve">s and </w:t>
+      </w:r>
+      <w:r>
+        <w:rPr>
+          <w:b/>
+        </w:rPr>
+        <w:t>Output</w:t>
+      </w:r>
+      <w:r>
+        <w:rPr>
+          <w:b w:val="0"/>
+        </w:rPr>
+        <w:t xml:space="preserve">s. Retrieve today’s </w:t>
+      </w:r>
+      <w:r>
+        <w:rPr>
+          <w:b/>
+        </w:rPr>
+        <w:t>evidence</w:t>
+      </w:r>
+      <w:r>
+        <w:rPr>
+          <w:b w:val="0"/>
+        </w:rPr>
+        <w:t xml:space="preserve"> and identify what carries forward and what is new.</w:t>
       </w:r>
     </w:p>
     <w:p>
@@ -2777,12 +6165,145 @@
         <w:pStyle w:val="Heading3"/>
       </w:pPr>
       <w:r>
-        <w:t>Bridge to the next week</w:t>
-      </w:r>
-    </w:p>
-    <w:p>
-      <w:r>
-        <w:t>Next: Week 30: Choose Inputs and Outputs. Retrieve today’s evidence and identify what carries forward and what is new.</w:t>
+        <w:t>Support and fresh reassessment</w:t>
+      </w:r>
+    </w:p>
+    <w:p>
+      <w:pPr>
+        <w:spacing w:line="336" w:lineRule="auto" w:after="180"/>
+      </w:pPr>
+      <w:r>
+        <w:rPr>
+          <w:b w:val="0"/>
+        </w:rPr>
+        <w:t xml:space="preserve">Use sentence starters: In this setting, these </w:t>
+      </w:r>
+      <w:r>
+        <w:rPr>
+          <w:b/>
+        </w:rPr>
+        <w:t>user</w:t>
+      </w:r>
+      <w:r>
+        <w:rPr>
+          <w:b w:val="0"/>
+        </w:rPr>
+        <w:t xml:space="preserve">s </w:t>
+      </w:r>
+      <w:r>
+        <w:rPr>
+          <w:b/>
+        </w:rPr>
+        <w:t>need</w:t>
+      </w:r>
+      <w:r>
+        <w:rPr>
+          <w:b w:val="0"/>
+        </w:rPr>
+        <w:t xml:space="preserve">; the supplied </w:t>
+      </w:r>
+      <w:r>
+        <w:rPr>
+          <w:b/>
+        </w:rPr>
+        <w:t>evidence</w:t>
+      </w:r>
+      <w:r>
+        <w:rPr>
+          <w:b w:val="0"/>
+        </w:rPr>
+        <w:t xml:space="preserve"> shows; we will check; we will not change. Allow an oral brief recorded by the teacher without supplying the choices.</w:t>
+      </w:r>
+    </w:p>
+    <w:p>
+      <w:pPr>
+        <w:spacing w:line="336" w:lineRule="auto" w:after="180"/>
+      </w:pPr>
+      <w:r>
+        <w:rPr>
+          <w:b w:val="0"/>
+        </w:rPr>
+        <w:t xml:space="preserve">Extension: describe </w:t>
+      </w:r>
+      <w:r>
+        <w:rPr>
+          <w:b/>
+        </w:rPr>
+        <w:t>evidence</w:t>
+      </w:r>
+      <w:r>
+        <w:rPr>
+          <w:b w:val="0"/>
+        </w:rPr>
+        <w:t xml:space="preserve"> that would make the team abandon its preferred solution.</w:t>
+      </w:r>
+    </w:p>
+    <w:p>
+      <w:pPr>
+        <w:spacing w:line="336" w:lineRule="auto" w:after="180"/>
+      </w:pPr>
+      <w:r>
+        <w:rPr>
+          <w:b w:val="0"/>
+        </w:rPr>
+        <w:t xml:space="preserve">W4 must transfer the structure: three of eight mismatches, a compatible box or justified no-match </w:t>
+      </w:r>
+      <w:r>
+        <w:rPr>
+          <w:b/>
+        </w:rPr>
+        <w:t>outcome</w:t>
+      </w:r>
+      <w:r>
+        <w:rPr>
+          <w:b w:val="0"/>
+        </w:rPr>
+        <w:t>, requested items and inventory, one boundary, a simple alternative and a bounded claim.</w:t>
+      </w:r>
+    </w:p>
+    <w:p>
+      <w:pPr>
+        <w:spacing w:line="336" w:lineRule="auto" w:after="180"/>
+      </w:pPr>
+      <w:r>
+        <w:rPr>
+          <w:b w:val="0"/>
+        </w:rPr>
+        <w:t>After support use a new scenario: six fictional room requests, two assigned rooms too small, four suitable; permit paper recommendations only.</w:t>
+      </w:r>
+    </w:p>
+    <w:p>
+      <w:pPr>
+        <w:spacing w:line="336" w:lineRule="auto" w:after="180"/>
+      </w:pPr>
+      <w:r>
+        <w:rPr>
+          <w:b w:val="0"/>
+        </w:rPr>
+        <w:t xml:space="preserve">Require capacity and group size as relevant </w:t>
+      </w:r>
+      <w:r>
+        <w:rPr>
+          <w:b/>
+        </w:rPr>
+        <w:t>input</w:t>
+      </w:r>
+      <w:r>
+        <w:rPr>
+          <w:b w:val="0"/>
+        </w:rPr>
+        <w:t>s, no real bookings, and no invented explanation for the two failures.</w:t>
+      </w:r>
+    </w:p>
+    <w:p>
+      <w:pPr>
+        <w:spacing w:line="336" w:lineRule="auto" w:after="180"/>
+      </w:pPr>
+      <w:r>
+        <w:rPr>
+          <w:b w:val="0"/>
+        </w:rPr>
+        <w:t>Week 30 turns the activity problem into explicit requirements and a simple baseline for comparison.</w:t>
       </w:r>
     </w:p>
     <w:p>
@@ -2790,40 +6311,40 @@
         <w:pStyle w:val="Heading3"/>
       </w:pPr>
       <w:r>
-        <w:t>Support and fresh reassessment</w:t>
-      </w:r>
-    </w:p>
-    <w:p>
-      <w:r>
-        <w:t>Use sentence starters: In this setting, these users need; the supplied evidence shows; we will check; we will not change. Allow an oral brief recorded by the teacher without supplying the choices. Extension: describe evidence that would make the team abandon its preferred solution.</w:t>
-      </w:r>
-    </w:p>
-    <w:p>
-      <w:r>
-        <w:t>W4 must transfer the structure: three of eight mismatches, a compatible box or justified no-match outcome, requested items and inventory, one boundary, a simple alternative and a bounded claim. After support use a new scenario: six fictional room requests, two assigned rooms too small, four suitable; permit paper recommendations only. Require capacity and group size as relevant inputs, no real bookings, and no invented explanation for the two failures.</w:t>
-      </w:r>
-    </w:p>
-    <w:p>
-      <w:r>
-        <w:t>Week 30 turns the activity problem into explicit requirements and a simple baseline for comparison.</w:t>
-      </w:r>
-    </w:p>
-    <w:p>
-      <w:pPr>
-        <w:pStyle w:val="Heading3"/>
-      </w:pPr>
-      <w:r>
         <w:t>Plan the delayed return</w:t>
       </w:r>
     </w:p>
     <w:p>
-      <w:r>
+      <w:pPr>
+        <w:spacing w:line="336" w:lineRule="auto" w:after="180"/>
+      </w:pPr>
+      <w:r>
+        <w:rPr>
+          <w:b w:val="0"/>
+        </w:rPr>
         <w:t>Suggested return points in this level: ai-1/30, ai-1/32, ai-1/35. Use actual classroom dates, adjusting for holidays and gaps. One, three and six teaching weeks are scheduling choices, not a claimed optimal spacing.</w:t>
       </w:r>
     </w:p>
     <w:p>
-      <w:r>
-        <w:t>At a delayed check, ask for the idea from memory and a changed application. Compare with the earlier independent response and record support used. For a new level, revisit the previous capstone before checking the new prerequisites.</w:t>
+      <w:pPr>
+        <w:spacing w:line="336" w:lineRule="auto" w:after="180"/>
+      </w:pPr>
+      <w:r>
+        <w:rPr>
+          <w:b w:val="0"/>
+        </w:rPr>
+        <w:t>At a delayed check, ask for the idea from memory and a changed application. Compare with the earlier independent response and record support used.</w:t>
+      </w:r>
+    </w:p>
+    <w:p>
+      <w:pPr>
+        <w:spacing w:line="336" w:lineRule="auto" w:after="180"/>
+      </w:pPr>
+      <w:r>
+        <w:rPr>
+          <w:b w:val="0"/>
+        </w:rPr>
+        <w:t>For a new level, revisit the previous capstone before checking the new prerequisites.</w:t>
       </w:r>
     </w:p>
     <w:tbl>
@@ -2983,8 +6504,26 @@
       </w:tr>
     </w:tbl>
     <w:p>
-      <w:r>
-        <w:t>Use the evidence to choose reteaching or the next step. A completed page, confidence rating or attractive project does not by itself demonstrate understanding.</w:t>
+      <w:pPr>
+        <w:spacing w:line="336" w:lineRule="auto" w:after="180"/>
+      </w:pPr>
+      <w:r>
+        <w:rPr>
+          <w:b w:val="0"/>
+        </w:rPr>
+        <w:t xml:space="preserve">Use the </w:t>
+      </w:r>
+      <w:r>
+        <w:rPr>
+          <w:b/>
+        </w:rPr>
+        <w:t>evidence</w:t>
+      </w:r>
+      <w:r>
+        <w:rPr>
+          <w:b w:val="0"/>
+        </w:rPr>
+        <w:t xml:space="preserve"> to choose reteaching or the next step. A completed page, confidence rating or attractive project does not by itself demonstrate understanding.</w:t>
       </w:r>
     </w:p>
     <w:p>
@@ -2996,7 +6535,13 @@
       </w:r>
     </w:p>
     <w:p>
-      <w:r>
+      <w:pPr>
+        <w:spacing w:line="336" w:lineRule="auto" w:after="180"/>
+      </w:pPr>
+      <w:r>
+        <w:rPr>
+          <w:b w:val="0"/>
+        </w:rPr>
         <w:t>For the Helpful Classroom Sorter, retain the problem record, permitted scope, baseline and observable acceptance criteria.</w:t>
       </w:r>
     </w:p>
@@ -3010,12 +6555,74 @@
     </w:p>
     <w:p>
       <w:r>
-        <w:t>Teaching target: Describe a specific user difficulty using supplied evidence without inventing its cause</w:t>
-      </w:r>
-    </w:p>
-    <w:p>
-      <w:r>
-        <w:t>Prepare the labelled worked-case picture, the matching workbook, fictional input cards and a place for individual responses. No paid AI account is required for the paper reasoning activities.</w:t>
+        <w:t>Use this preparation summary alongside the detailed Find a Real Problem lesson; it is a checklist rather than a replacement for the full sequence.</w:t>
+      </w:r>
+    </w:p>
+    <w:p>
+      <w:pPr>
+        <w:pStyle w:val="Heading3"/>
+      </w:pPr>
+      <w:r>
+        <w:t>Teaching target</w:t>
+      </w:r>
+    </w:p>
+    <w:p>
+      <w:pPr>
+        <w:spacing w:line="336" w:lineRule="auto" w:after="180"/>
+        <w:shd w:fill="EDF7F3"/>
+      </w:pPr>
+      <w:r>
+        <w:rPr>
+          <w:b w:val="0"/>
+        </w:rPr>
+        <w:t xml:space="preserve">Teaching target: Describe a specific </w:t>
+      </w:r>
+      <w:r>
+        <w:rPr>
+          <w:b/>
+        </w:rPr>
+        <w:t>user</w:t>
+      </w:r>
+      <w:r>
+        <w:rPr>
+          <w:b w:val="0"/>
+        </w:rPr>
+        <w:t xml:space="preserve"> difficulty using supplied </w:t>
+      </w:r>
+      <w:r>
+        <w:rPr>
+          <w:b/>
+        </w:rPr>
+        <w:t>evidence</w:t>
+      </w:r>
+      <w:r>
+        <w:rPr>
+          <w:b w:val="0"/>
+        </w:rPr>
+        <w:t xml:space="preserve"> without inventing its cause</w:t>
+      </w:r>
+    </w:p>
+    <w:p>
+      <w:pPr>
+        <w:spacing w:line="336" w:lineRule="auto" w:after="180"/>
+      </w:pPr>
+      <w:r>
+        <w:rPr>
+          <w:b w:val="0"/>
+        </w:rPr>
+        <w:t xml:space="preserve">Prepare the labelled worked-case picture, the matching workbook, fictional </w:t>
+      </w:r>
+      <w:r>
+        <w:rPr>
+          <w:b/>
+        </w:rPr>
+        <w:t>input</w:t>
+      </w:r>
+      <w:r>
+        <w:rPr>
+          <w:b w:val="0"/>
+        </w:rPr>
+        <w:t xml:space="preserve"> cards and a place for individual responses. No paid AI account is required for the paper reasoning activities.</w:t>
       </w:r>
     </w:p>
     <w:tbl>
@@ -3162,37 +6769,254 @@
       </w:tr>
     </w:tbl>
     <w:p>
-      <w:r>
-        <w:t>Before class, solve the supported practice: A team says that the four mismatches prove every pupil dislikes the catalogue and that a recommender will fix the problem. Identify two unsupported conclusions and state what the log actually establishes.</w:t>
-      </w:r>
-    </w:p>
-    <w:p>
-      <w:r>
-        <w:t>Reasoned practice answer: The log establishes four incompatible first choices out of ten supplied fictional requests. It does not establish every pupil’s opinion, the cause of the mismatches or that an untested recommender will improve outcomes. Accept any two of those unsupported conclusions with the bounded observation.</w:t>
-      </w:r>
-    </w:p>
-    <w:p>
-      <w:r>
-        <w:t>Check every learner before discussion: Use the worked case for A problem worth solving. Proposed explanation: “Using AI is itself the outcome”. Decide whether this explanation is supported. Point to the step or supplied fact that decides; explain your repair if needed.</w:t>
-      </w:r>
-    </w:p>
-    <w:p>
-      <w:r>
-        <w:t>Misconception repair: State what improves for the user and how to observe it.</w:t>
-      </w:r>
-    </w:p>
-    <w:p>
-      <w:r>
-        <w:t>Support: read the exact case aloud, enlarge the labelled picture, supply input cards and model only the first deciding step. Accept a spoken explanation or drawing; retain the reasoning goal.</w:t>
-      </w:r>
-    </w:p>
-    <w:p>
-      <w:r>
-        <w:t>Extension: The approved list contains no tray with every requested tool. Require a prediction and a reason before comparing. Expected result: The finder should report no suitable tray rather than guess. Reason: Success includes honestly identifying unsatisfied requirements.</w:t>
-      </w:r>
-    </w:p>
-    <w:p>
-      <w:r>
+      <w:pPr>
+        <w:spacing w:line="336" w:lineRule="auto" w:after="180"/>
+      </w:pPr>
+      <w:r>
+        <w:rPr>
+          <w:b w:val="0"/>
+        </w:rPr>
+        <w:t>Before class, solve the supported practice: A team says that the four mismatches prove every pupil dislikes the catalogue and that a recommender will fix the problem.</w:t>
+      </w:r>
+    </w:p>
+    <w:p>
+      <w:pPr>
+        <w:spacing w:line="336" w:lineRule="auto" w:after="180"/>
+      </w:pPr>
+      <w:r>
+        <w:rPr>
+          <w:b w:val="0"/>
+        </w:rPr>
+        <w:t>Identify two unsupported conclusions and state what the log actually establishes.</w:t>
+      </w:r>
+    </w:p>
+    <w:p>
+      <w:pPr>
+        <w:pStyle w:val="Heading3"/>
+      </w:pPr>
+      <w:r>
+        <w:t>Supported practice answer</w:t>
+      </w:r>
+    </w:p>
+    <w:p>
+      <w:pPr>
+        <w:spacing w:line="336" w:lineRule="auto" w:after="180"/>
+        <w:shd w:fill="F1F6FC"/>
+      </w:pPr>
+      <w:r>
+        <w:rPr>
+          <w:b w:val="0"/>
+        </w:rPr>
+        <w:t>Reasoned practice answer: The log establishes four incompatible first choices out of ten supplied fictional requests.</w:t>
+      </w:r>
+    </w:p>
+    <w:p>
+      <w:pPr>
+        <w:spacing w:line="336" w:lineRule="auto" w:after="180"/>
+        <w:shd w:fill="F1F6FC"/>
+      </w:pPr>
+      <w:r>
+        <w:rPr>
+          <w:b w:val="0"/>
+        </w:rPr>
+        <w:t xml:space="preserve">It does not establish every pupil’s opinion, the cause of the mismatches or that an untested recommender will improve </w:t>
+      </w:r>
+      <w:r>
+        <w:rPr>
+          <w:b/>
+        </w:rPr>
+        <w:t>outcome</w:t>
+      </w:r>
+      <w:r>
+        <w:rPr>
+          <w:b w:val="0"/>
+        </w:rPr>
+        <w:t xml:space="preserve">s. Accept any two of those unsupported conclusions with the bounded </w:t>
+      </w:r>
+      <w:r>
+        <w:rPr>
+          <w:b/>
+        </w:rPr>
+        <w:t>observation</w:t>
+      </w:r>
+      <w:r>
+        <w:rPr>
+          <w:b w:val="0"/>
+        </w:rPr>
+        <w:t>.</w:t>
+      </w:r>
+    </w:p>
+    <w:p>
+      <w:pPr>
+        <w:spacing w:line="336" w:lineRule="auto" w:after="180"/>
+      </w:pPr>
+      <w:r>
+        <w:rPr>
+          <w:b w:val="0"/>
+        </w:rPr>
+        <w:t xml:space="preserve">Check every learner before discussion: Use the worked case for A problem worth solving. Proposed explanation: “Using AI is itself the </w:t>
+      </w:r>
+      <w:r>
+        <w:rPr>
+          <w:b/>
+        </w:rPr>
+        <w:t>outcome</w:t>
+      </w:r>
+      <w:r>
+        <w:rPr>
+          <w:b w:val="0"/>
+        </w:rPr>
+        <w:t>”. Decide whether this explanation is supported.</w:t>
+      </w:r>
+    </w:p>
+    <w:p>
+      <w:pPr>
+        <w:spacing w:line="336" w:lineRule="auto" w:after="180"/>
+      </w:pPr>
+      <w:r>
+        <w:rPr>
+          <w:b w:val="0"/>
+        </w:rPr>
+        <w:t xml:space="preserve">Point to the step or supplied fact that decides; explain your repair if </w:t>
+      </w:r>
+      <w:r>
+        <w:rPr>
+          <w:b/>
+        </w:rPr>
+        <w:t>need</w:t>
+      </w:r>
+      <w:r>
+        <w:rPr>
+          <w:b w:val="0"/>
+        </w:rPr>
+        <w:t>ed.</w:t>
+      </w:r>
+    </w:p>
+    <w:p>
+      <w:pPr>
+        <w:pStyle w:val="Heading3"/>
+      </w:pPr>
+      <w:r>
+        <w:t>Repair the misconception</w:t>
+      </w:r>
+    </w:p>
+    <w:p>
+      <w:pPr>
+        <w:spacing w:line="336" w:lineRule="auto" w:after="180"/>
+        <w:shd w:fill="FFF5E6"/>
+      </w:pPr>
+      <w:r>
+        <w:rPr>
+          <w:b w:val="0"/>
+        </w:rPr>
+        <w:t xml:space="preserve">Misconception repair: State what improves for the </w:t>
+      </w:r>
+      <w:r>
+        <w:rPr>
+          <w:b/>
+        </w:rPr>
+        <w:t>user</w:t>
+      </w:r>
+      <w:r>
+        <w:rPr>
+          <w:b w:val="0"/>
+        </w:rPr>
+        <w:t xml:space="preserve"> and how to observe it.</w:t>
+      </w:r>
+    </w:p>
+    <w:p>
+      <w:pPr>
+        <w:pStyle w:val="Heading3"/>
+      </w:pPr>
+      <w:r>
+        <w:t>Support without giving away the answer</w:t>
+      </w:r>
+    </w:p>
+    <w:p>
+      <w:pPr>
+        <w:spacing w:line="336" w:lineRule="auto" w:after="180"/>
+        <w:shd w:fill="F1F6F8"/>
+      </w:pPr>
+      <w:r>
+        <w:rPr>
+          <w:b w:val="0"/>
+        </w:rPr>
+        <w:t xml:space="preserve">Support: read the exact case aloud, enlarge the labelled picture, supply </w:t>
+      </w:r>
+      <w:r>
+        <w:rPr>
+          <w:b/>
+        </w:rPr>
+        <w:t>input</w:t>
+      </w:r>
+      <w:r>
+        <w:rPr>
+          <w:b w:val="0"/>
+        </w:rPr>
+        <w:t xml:space="preserve"> cards and model only the first deciding step. Accept a spoken explanation or drawing; retain the reasoning goal.</w:t>
+      </w:r>
+    </w:p>
+    <w:p>
+      <w:pPr>
+        <w:pStyle w:val="Heading3"/>
+      </w:pPr>
+      <w:r>
+        <w:t>Extend the reasoning</w:t>
+      </w:r>
+    </w:p>
+    <w:p>
+      <w:pPr>
+        <w:spacing w:line="336" w:lineRule="auto" w:after="180"/>
+        <w:shd w:fill="F5F1FB"/>
+      </w:pPr>
+      <w:r>
+        <w:rPr>
+          <w:b w:val="0"/>
+        </w:rPr>
+        <w:t xml:space="preserve">Extension: The approved list contains no tray with every requested tool. Require a </w:t>
+      </w:r>
+      <w:r>
+        <w:rPr>
+          <w:b/>
+        </w:rPr>
+        <w:t>prediction</w:t>
+      </w:r>
+      <w:r>
+        <w:rPr>
+          <w:b w:val="0"/>
+        </w:rPr>
+        <w:t xml:space="preserve"> and a reason before comparing. Expected result: The finder should report no suitable tray rather than guess.</w:t>
+      </w:r>
+    </w:p>
+    <w:p>
+      <w:pPr>
+        <w:spacing w:line="336" w:lineRule="auto" w:after="180"/>
+        <w:shd w:fill="F5F1FB"/>
+      </w:pPr>
+      <w:r>
+        <w:rPr>
+          <w:b w:val="0"/>
+        </w:rPr>
+        <w:t>Reason: Success includes honestly identifying unsatisfied requirements.</w:t>
+      </w:r>
+    </w:p>
+    <w:p>
+      <w:pPr>
+        <w:pStyle w:val="Heading3"/>
+      </w:pPr>
+      <w:r>
+        <w:t>Protect the independent attempt</w:t>
+      </w:r>
+    </w:p>
+    <w:p>
+      <w:pPr>
+        <w:spacing w:line="336" w:lineRule="auto" w:after="180"/>
+        <w:shd w:fill="FFF5E6"/>
+      </w:pPr>
+      <w:r>
+        <w:rPr>
+          <w:b w:val="0"/>
+        </w:rPr>
         <w:t>Independent assessment: withhold the reserved answer until the learner has attempted the new case. Record support separately from correctness.</w:t>
       </w:r>
     </w:p>
@@ -3381,13 +7205,58 @@
       </w:tr>
     </w:tbl>
     <w:p>
-      <w:r>
-        <w:t>Project checkpoint: Prepare the demonstration. Gather reproducible instructions, evidence, access checks and remaining limitations.</w:t>
-      </w:r>
-    </w:p>
-    <w:p>
-      <w:r>
-        <w:t>Use the weekly teacher answer for topic-specific reasoning. A saved progress tick is an activity record; judge mastery from the learner’s explanation and evidence.</w:t>
+      <w:pPr>
+        <w:pStyle w:val="Heading3"/>
+      </w:pPr>
+      <w:r>
+        <w:t>Project checkpoint</w:t>
+      </w:r>
+    </w:p>
+    <w:p>
+      <w:pPr>
+        <w:spacing w:line="336" w:lineRule="auto" w:after="180"/>
+        <w:shd w:fill="EDF7F3"/>
+      </w:pPr>
+      <w:r>
+        <w:rPr>
+          <w:b w:val="0"/>
+        </w:rPr>
+        <w:t xml:space="preserve">Project checkpoint: Prepare the demonstration. Gather reproducible instructions, </w:t>
+      </w:r>
+      <w:r>
+        <w:rPr>
+          <w:b/>
+        </w:rPr>
+        <w:t>evidence</w:t>
+      </w:r>
+      <w:r>
+        <w:rPr>
+          <w:b w:val="0"/>
+        </w:rPr>
+        <w:t>, access checks and remaining limitations.</w:t>
+      </w:r>
+    </w:p>
+    <w:p>
+      <w:pPr>
+        <w:spacing w:line="336" w:lineRule="auto" w:after="180"/>
+      </w:pPr>
+      <w:r>
+        <w:rPr>
+          <w:b w:val="0"/>
+        </w:rPr>
+        <w:t xml:space="preserve">Use the weekly teacher answer for topic-specific reasoning. A saved progress tick is an activity record; judge mastery from the learner’s explanation and </w:t>
+      </w:r>
+      <w:r>
+        <w:rPr>
+          <w:b/>
+        </w:rPr>
+        <w:t>evidence</w:t>
+      </w:r>
+      <w:r>
+        <w:rPr>
+          <w:b w:val="0"/>
+        </w:rPr>
+        <w:t>.</w:t>
       </w:r>
     </w:p>
     <w:p>
@@ -3400,27 +7269,940 @@
     </w:p>
     <w:p>
       <w:r>
-        <w:t>Use the two formative questions as supported practice, not as independent mastery scores. Discuss the deciding evidence rather than accepting a guessed selection.</w:t>
-      </w:r>
-    </w:p>
-    <w:p>
-      <w:r>
+        <w:t>Use feedback, earlier review and portfolios purposefully. Apply the coding routine only when this lesson has an executable lab.</w:t>
+      </w:r>
+    </w:p>
+    <w:p>
+      <w:pPr>
+        <w:spacing w:line="336" w:lineRule="auto" w:after="180"/>
+      </w:pPr>
+      <w:r>
+        <w:rPr>
+          <w:b w:val="0"/>
+        </w:rPr>
+        <w:t xml:space="preserve">Use the two formative questions as supported practice, not as independent mastery scores. Discuss the deciding </w:t>
+      </w:r>
+      <w:r>
+        <w:rPr>
+          <w:b/>
+        </w:rPr>
+        <w:t>evidence</w:t>
+      </w:r>
+      <w:r>
+        <w:rPr>
+          <w:b w:val="0"/>
+        </w:rPr>
+        <w:t xml:space="preserve"> rather than accepting a guessed selection.</w:t>
+      </w:r>
+    </w:p>
+    <w:p>
+      <w:pPr>
+        <w:spacing w:line="336" w:lineRule="auto" w:after="180"/>
+      </w:pPr>
+      <w:r>
+        <w:rPr>
+          <w:b w:val="0"/>
+        </w:rPr>
         <w:t>The feedback comes from the reviewed public worked case. Do not reveal the separately reserved independent teacher answer until the learner has attempted that case.</w:t>
       </w:r>
     </w:p>
     <w:p>
-      <w:r>
-        <w:t>Ask students to predict before running code. Preserve errors and actual outputs; collect a changed test and an explanation. The branch-boundary and indexing lessons deliberately include failure cases.</w:t>
-      </w:r>
-    </w:p>
-    <w:p>
-      <w:r>
+      <w:pPr>
+        <w:pStyle w:val="Heading3"/>
+      </w:pPr>
+      <w:r>
+        <w:t>For later coding lessons</w:t>
+      </w:r>
+    </w:p>
+    <w:p>
+      <w:r>
+        <w:t>This week has no code block. Use this routine when a later lesson includes an executable lab.</w:t>
+      </w:r>
+    </w:p>
+    <w:p>
+      <w:pPr>
+        <w:spacing w:line="336" w:lineRule="auto" w:after="180"/>
+        <w:shd w:fill="F1F6F8"/>
+      </w:pPr>
+      <w:r>
+        <w:rPr>
+          <w:b w:val="0"/>
+        </w:rPr>
+        <w:t xml:space="preserve">Ask students to predict before running code. Preserve errors and actual </w:t>
+      </w:r>
+      <w:r>
+        <w:rPr>
+          <w:b/>
+        </w:rPr>
+        <w:t>output</w:t>
+      </w:r>
+      <w:r>
+        <w:rPr>
+          <w:b w:val="0"/>
+        </w:rPr>
+        <w:t>s; collect a changed test and an explanation. The branch-boundary and indexing lessons deliberately include failure cases.</w:t>
+      </w:r>
+    </w:p>
+    <w:p>
+      <w:pPr>
+        <w:spacing w:line="336" w:lineRule="auto" w:after="180"/>
+      </w:pPr>
+      <w:r>
+        <w:rPr>
+          <w:b w:val="0"/>
+        </w:rPr>
         <w:t>Use the earlier worked-explanation links to address a specific missing building block, then return to the current question. Adapt this suggestion after observing the learner; it is not an automatic diagnosis.</w:t>
       </w:r>
     </w:p>
     <w:p>
-      <w:r>
-        <w:t>Collect the completed-work portfolio as evidence. Record support separately from correctness, and assess explanation, trace/test and limitations. Progress ticks and quiz selections alone do not establish mastery.</w:t>
+      <w:pPr>
+        <w:spacing w:line="336" w:lineRule="auto" w:after="180"/>
+      </w:pPr>
+      <w:r>
+        <w:rPr>
+          <w:b w:val="0"/>
+        </w:rPr>
+        <w:t xml:space="preserve">Collect the completed-work portfolio as </w:t>
+      </w:r>
+      <w:r>
+        <w:rPr>
+          <w:b/>
+        </w:rPr>
+        <w:t>evidence</w:t>
+      </w:r>
+      <w:r>
+        <w:rPr>
+          <w:b w:val="0"/>
+        </w:rPr>
+        <w:t>. Record support separately from correctness, and assess explanation, trace/test and limitations. Progress ticks and quiz selections alone do not establish mastery.</w:t>
+      </w:r>
+    </w:p>
+    <w:p>
+      <w:pPr>
+        <w:pStyle w:val="Heading1"/>
+      </w:pPr>
+      <w:r>
+        <w:t>09. Visual concept journey</w:t>
+      </w:r>
+    </w:p>
+    <w:p>
+      <w:r>
+        <w:t>Show one Find a Real Problem graphic at a time, request a prediction and discuss its trace before the independent assessment.</w:t>
+      </w:r>
+    </w:p>
+    <w:p>
+      <w:pPr>
+        <w:spacing w:line="336" w:lineRule="auto" w:after="180"/>
+      </w:pPr>
+      <w:r>
+        <w:rPr>
+          <w:b w:val="0"/>
+        </w:rPr>
+        <w:t xml:space="preserve">Use one picture at a time. Hide a worked result before asking for a </w:t>
+      </w:r>
+      <w:r>
+        <w:rPr>
+          <w:b/>
+        </w:rPr>
+        <w:t>prediction</w:t>
+      </w:r>
+      <w:r>
+        <w:rPr>
+          <w:b w:val="0"/>
+        </w:rPr>
+        <w:t>, then reveal it for feedback. These are supported teaching cases; retain the separate independent assessment for a fresh first attempt.</w:t>
+      </w:r>
+    </w:p>
+    <w:p>
+      <w:pPr>
+        <w:pStyle w:val="Heading3"/>
+      </w:pPr>
+      <w:r>
+        <w:t>01. Find a Real Problem: the case</w:t>
+      </w:r>
+    </w:p>
+    <w:p>
+      <w:r>
+        <w:drawing>
+          <wp:inline xmlns:a="http://schemas.openxmlformats.org/drawingml/2006/main" xmlns:pic="http://schemas.openxmlformats.org/drawingml/2006/picture">
+            <wp:extent cx="5486400" cy="2840736"/>
+            <wp:docPr id="2" name="Picture 2" descr="A fictional class loses time finding the correct craft tray. Supplied facts: In eight recorded requests, three selected trays lack a required tool; five match. The teacher permits a paper finder using fictional requests and an approved tray list, with no pupil names."/>
+            <wp:cNvGraphicFramePr>
+              <a:graphicFrameLocks noChangeAspect="1"/>
+            </wp:cNvGraphicFramePr>
+            <a:graphic>
+              <a:graphicData uri="http://schemas.openxmlformats.org/drawingml/2006/picture">
+                <pic:pic>
+                  <pic:nvPicPr>
+                    <pic:cNvPr id="0" name="academy-story-ai-1-29-01.png"/>
+                    <pic:cNvPicPr/>
+                  </pic:nvPicPr>
+                  <pic:blipFill>
+                    <a:blip r:embed="rId10"/>
+                    <a:stretch>
+                      <a:fillRect/>
+                    </a:stretch>
+                  </pic:blipFill>
+                  <pic:spPr>
+                    <a:xfrm>
+                      <a:off x="0" y="0"/>
+                      <a:ext cx="5486400" cy="2840736"/>
+                    </a:xfrm>
+                    <a:prstGeom prst="rect"/>
+                  </pic:spPr>
+                </pic:pic>
+              </a:graphicData>
+            </a:graphic>
+          </wp:inline>
+        </w:drawing>
+      </w:r>
+    </w:p>
+    <w:p>
+      <w:pPr>
+        <w:spacing w:line="336" w:lineRule="auto" w:after="180"/>
+      </w:pPr>
+      <w:r>
+        <w:rPr>
+          <w:b w:val="0"/>
+        </w:rPr>
+        <w:t>A fictional class loses time finding the correct craft tray. Supplied facts: In eight recorded requests, three selected trays lack a required tool; five match.</w:t>
+      </w:r>
+    </w:p>
+    <w:p>
+      <w:pPr>
+        <w:spacing w:line="336" w:lineRule="auto" w:after="180"/>
+      </w:pPr>
+      <w:r>
+        <w:rPr>
+          <w:b w:val="0"/>
+        </w:rPr>
+        <w:t>The teacher permits a paper finder using fictional requests and an approved tray list, with no pupil names.</w:t>
+      </w:r>
+    </w:p>
+    <w:p>
+      <w:pPr>
+        <w:spacing w:line="336" w:lineRule="auto" w:after="180"/>
+        <w:shd w:fill="F5F1FB"/>
+      </w:pPr>
+      <w:r>
+        <w:rPr>
+          <w:b w:val="0"/>
+        </w:rPr>
+        <w:t>Point to the given fact that matters most. Explain why it matters.</w:t>
+      </w:r>
+    </w:p>
+    <w:p>
+      <w:pPr>
+        <w:pStyle w:val="Heading3"/>
+      </w:pPr>
+      <w:r>
+        <w:t>Discuss while showing the picture</w:t>
+      </w:r>
+    </w:p>
+    <w:p>
+      <w:pPr>
+        <w:spacing w:line="336" w:lineRule="auto" w:after="180"/>
+        <w:shd w:fill="F1F6F8"/>
+      </w:pPr>
+      <w:r>
+        <w:rPr>
+          <w:b w:val="0"/>
+        </w:rPr>
+        <w:t>Teacher prompt: Point to the given fact that matters most. Explain why it matters. Ask learners to describe one label or arrow in ordinary words. Use the adjacent transcript if the image is difficult to see.</w:t>
+      </w:r>
+    </w:p>
+    <w:p>
+      <w:pPr>
+        <w:pStyle w:val="Heading3"/>
+      </w:pPr>
+      <w:r>
+        <w:t>02. Follow the deciding steps</w:t>
+      </w:r>
+    </w:p>
+    <w:p>
+      <w:r>
+        <w:drawing>
+          <wp:inline xmlns:a="http://schemas.openxmlformats.org/drawingml/2006/main" xmlns:pic="http://schemas.openxmlformats.org/drawingml/2006/picture">
+            <wp:extent cx="5486400" cy="4005072"/>
+            <wp:docPr id="3" name="Picture 3" descr="Observe problem: Three mismatches are recorded out of eight requests. → Define need: Help users choose a tray containing every requested tool. → Set success test: Compare selected tray against the approved inventory for each new case. → Bound the project: Use fictional tool requests; do not collect identity or purchase equipment."/>
+            <wp:cNvGraphicFramePr>
+              <a:graphicFrameLocks noChangeAspect="1"/>
+            </wp:cNvGraphicFramePr>
+            <a:graphic>
+              <a:graphicData uri="http://schemas.openxmlformats.org/drawingml/2006/picture">
+                <pic:pic>
+                  <pic:nvPicPr>
+                    <pic:cNvPr id="0" name="academy-story-ai-1-29-02.png"/>
+                    <pic:cNvPicPr/>
+                  </pic:nvPicPr>
+                  <pic:blipFill>
+                    <a:blip r:embed="rId11"/>
+                    <a:stretch>
+                      <a:fillRect/>
+                    </a:stretch>
+                  </pic:blipFill>
+                  <pic:spPr>
+                    <a:xfrm>
+                      <a:off x="0" y="0"/>
+                      <a:ext cx="5486400" cy="4005072"/>
+                    </a:xfrm>
+                    <a:prstGeom prst="rect"/>
+                  </pic:spPr>
+                </pic:pic>
+              </a:graphicData>
+            </a:graphic>
+          </wp:inline>
+        </w:drawing>
+      </w:r>
+    </w:p>
+    <w:p>
+      <w:pPr>
+        <w:spacing w:line="336" w:lineRule="auto" w:after="180"/>
+      </w:pPr>
+      <w:r>
+        <w:rPr>
+          <w:b w:val="0"/>
+        </w:rPr>
+        <w:t xml:space="preserve">Observe problem: Three mismatches are recorded out of eight requests. → Define </w:t>
+      </w:r>
+      <w:r>
+        <w:rPr>
+          <w:b/>
+        </w:rPr>
+        <w:t>need</w:t>
+      </w:r>
+      <w:r>
+        <w:rPr>
+          <w:b w:val="0"/>
+        </w:rPr>
+        <w:t xml:space="preserve">: Help </w:t>
+      </w:r>
+      <w:r>
+        <w:rPr>
+          <w:b/>
+        </w:rPr>
+        <w:t>user</w:t>
+      </w:r>
+      <w:r>
+        <w:rPr>
+          <w:b w:val="0"/>
+        </w:rPr>
+        <w:t>s choose a tray containing every requested tool. → Set success test: Compare selected tray against the approved inventory for each new case. → Bound the project: Use fictional tool requests; do not collect identity or purchase equipment.</w:t>
+      </w:r>
+    </w:p>
+    <w:p>
+      <w:pPr>
+        <w:spacing w:line="336" w:lineRule="auto" w:after="180"/>
+        <w:shd w:fill="F5F1FB"/>
+      </w:pPr>
+      <w:r>
+        <w:rPr>
+          <w:b w:val="0"/>
+        </w:rPr>
+        <w:t xml:space="preserve">Point to each numbered stage and explain which recorded </w:t>
+      </w:r>
+      <w:r>
+        <w:rPr>
+          <w:b/>
+        </w:rPr>
+        <w:t>input</w:t>
+      </w:r>
+      <w:r>
+        <w:rPr>
+          <w:b w:val="0"/>
+        </w:rPr>
+        <w:t xml:space="preserve"> it uses.</w:t>
+      </w:r>
+    </w:p>
+    <w:p>
+      <w:pPr>
+        <w:pStyle w:val="Heading3"/>
+      </w:pPr>
+      <w:r>
+        <w:t>Discuss while showing the picture</w:t>
+      </w:r>
+    </w:p>
+    <w:p>
+      <w:pPr>
+        <w:spacing w:line="336" w:lineRule="auto" w:after="180"/>
+        <w:shd w:fill="F1F6F8"/>
+      </w:pPr>
+      <w:r>
+        <w:rPr>
+          <w:b w:val="0"/>
+        </w:rPr>
+        <w:t xml:space="preserve">Teacher prompt: Point to each numbered stage and explain which recorded </w:t>
+      </w:r>
+      <w:r>
+        <w:rPr>
+          <w:b/>
+        </w:rPr>
+        <w:t>input</w:t>
+      </w:r>
+      <w:r>
+        <w:rPr>
+          <w:b w:val="0"/>
+        </w:rPr>
+        <w:t xml:space="preserve"> it uses. Ask learners to describe one label or arrow in ordinary words. Use the adjacent transcript if the image is difficult to see.</w:t>
+      </w:r>
+    </w:p>
+    <w:p>
+      <w:pPr>
+        <w:pStyle w:val="Heading3"/>
+      </w:pPr>
+      <w:r>
+        <w:t>03. From an observed difficulty to a testable goal</w:t>
+      </w:r>
+    </w:p>
+    <w:p>
+      <w:r>
+        <w:drawing>
+          <wp:inline xmlns:a="http://schemas.openxmlformats.org/drawingml/2006/main" xmlns:pic="http://schemas.openxmlformats.org/drawingml/2006/picture">
+            <wp:extent cx="5486400" cy="2834640"/>
+            <wp:docPr id="4" name="Picture 4" descr="From an observed difficulty to a testable goal. 4 of 10 choices mismatch | Some re-selection occurred | Cause is not established. Need a compatible choice | Check time and conditions | User can still decline. Paper suggestion process | Small permitted prototype | Benefit needs a comparison. Measure fit and coverage | Observe useful outcomes | Do not hide no-result cases"/>
+            <wp:cNvGraphicFramePr>
+              <a:graphicFrameLocks noChangeAspect="1"/>
+            </wp:cNvGraphicFramePr>
+            <a:graphic>
+              <a:graphicData uri="http://schemas.openxmlformats.org/drawingml/2006/picture">
+                <pic:pic>
+                  <pic:nvPicPr>
+                    <pic:cNvPr id="0" name="academy-story-ai-1-29-03.png"/>
+                    <pic:cNvPicPr/>
+                  </pic:nvPicPr>
+                  <pic:blipFill>
+                    <a:blip r:embed="rId12"/>
+                    <a:stretch>
+                      <a:fillRect/>
+                    </a:stretch>
+                  </pic:blipFill>
+                  <pic:spPr>
+                    <a:xfrm>
+                      <a:off x="0" y="0"/>
+                      <a:ext cx="5486400" cy="2834640"/>
+                    </a:xfrm>
+                    <a:prstGeom prst="rect"/>
+                  </pic:spPr>
+                </pic:pic>
+              </a:graphicData>
+            </a:graphic>
+          </wp:inline>
+        </w:drawing>
+      </w:r>
+    </w:p>
+    <w:p>
+      <w:pPr>
+        <w:spacing w:line="336" w:lineRule="auto" w:after="180"/>
+      </w:pPr>
+      <w:r>
+        <w:rPr>
+          <w:b w:val="0"/>
+        </w:rPr>
+        <w:t xml:space="preserve">From an observed difficulty to a testable goal. 4 of 10 choices mismatch | Some re-selection occurred | Cause is not established. </w:t>
+      </w:r>
+      <w:r>
+        <w:rPr>
+          <w:b/>
+        </w:rPr>
+        <w:t>Need</w:t>
+      </w:r>
+      <w:r>
+        <w:rPr>
+          <w:b w:val="0"/>
+        </w:rPr>
+        <w:t xml:space="preserve"> a compatible choice | Check time and conditions | </w:t>
+      </w:r>
+      <w:r>
+        <w:rPr>
+          <w:b/>
+        </w:rPr>
+        <w:t>User</w:t>
+      </w:r>
+      <w:r>
+        <w:rPr>
+          <w:b w:val="0"/>
+        </w:rPr>
+        <w:t xml:space="preserve"> can still decline.</w:t>
+      </w:r>
+    </w:p>
+    <w:p>
+      <w:pPr>
+        <w:spacing w:line="336" w:lineRule="auto" w:after="180"/>
+      </w:pPr>
+      <w:r>
+        <w:rPr>
+          <w:b w:val="0"/>
+        </w:rPr>
+        <w:t xml:space="preserve">Paper suggestion </w:t>
+      </w:r>
+      <w:r>
+        <w:rPr>
+          <w:b/>
+        </w:rPr>
+        <w:t>process</w:t>
+      </w:r>
+      <w:r>
+        <w:rPr>
+          <w:b w:val="0"/>
+        </w:rPr>
+        <w:t xml:space="preserve"> | Small permitted prototype | Benefit </w:t>
+      </w:r>
+      <w:r>
+        <w:rPr>
+          <w:b/>
+        </w:rPr>
+        <w:t>need</w:t>
+      </w:r>
+      <w:r>
+        <w:rPr>
+          <w:b w:val="0"/>
+        </w:rPr>
+        <w:t xml:space="preserve">s a comparison. Measure fit and coverage | Observe useful </w:t>
+      </w:r>
+      <w:r>
+        <w:rPr>
+          <w:b/>
+        </w:rPr>
+        <w:t>outcome</w:t>
+      </w:r>
+      <w:r>
+        <w:rPr>
+          <w:b w:val="0"/>
+        </w:rPr>
+        <w:t>s | Do not hide no-result cases</w:t>
+      </w:r>
+    </w:p>
+    <w:p>
+      <w:pPr>
+        <w:spacing w:line="336" w:lineRule="auto" w:after="180"/>
+        <w:shd w:fill="F5F1FB"/>
+      </w:pPr>
+      <w:r>
+        <w:rPr>
+          <w:b w:val="0"/>
+        </w:rPr>
+        <w:t>Read the labels and values. Explain the relationship the model shows.</w:t>
+      </w:r>
+    </w:p>
+    <w:p>
+      <w:pPr>
+        <w:pStyle w:val="Heading3"/>
+      </w:pPr>
+      <w:r>
+        <w:t>Discuss while showing the picture</w:t>
+      </w:r>
+    </w:p>
+    <w:p>
+      <w:pPr>
+        <w:spacing w:line="336" w:lineRule="auto" w:after="180"/>
+        <w:shd w:fill="F1F6F8"/>
+      </w:pPr>
+      <w:r>
+        <w:rPr>
+          <w:b w:val="0"/>
+        </w:rPr>
+        <w:t>Teacher prompt: Read the labels and values. Explain the relationship the model shows. Ask learners to describe one label or arrow in ordinary words. Use the adjacent transcript if the image is difficult to see.</w:t>
+      </w:r>
+    </w:p>
+    <w:p>
+      <w:pPr>
+        <w:pStyle w:val="Heading3"/>
+      </w:pPr>
+      <w:r>
+        <w:t>04. Change one thing. Trace what follows.</w:t>
+      </w:r>
+    </w:p>
+    <w:p>
+      <w:r>
+        <w:drawing>
+          <wp:inline xmlns:a="http://schemas.openxmlformats.org/drawingml/2006/main" xmlns:pic="http://schemas.openxmlformats.org/drawingml/2006/picture">
+            <wp:extent cx="5486400" cy="3026664"/>
+            <wp:docPr id="5" name="Picture 5" descr="Original case: Use fictional tool requests; do not collect identity or purchase equipment. Changed condition: The approved list contains no tray with every requested tool. Expected result: The finder should report no suitable tray rather than guess. Reason: Success includes honestly identifying unsatisfied requirements."/>
+            <wp:cNvGraphicFramePr>
+              <a:graphicFrameLocks noChangeAspect="1"/>
+            </wp:cNvGraphicFramePr>
+            <a:graphic>
+              <a:graphicData uri="http://schemas.openxmlformats.org/drawingml/2006/picture">
+                <pic:pic>
+                  <pic:nvPicPr>
+                    <pic:cNvPr id="0" name="academy-story-ai-1-29-04.png"/>
+                    <pic:cNvPicPr/>
+                  </pic:nvPicPr>
+                  <pic:blipFill>
+                    <a:blip r:embed="rId13"/>
+                    <a:stretch>
+                      <a:fillRect/>
+                    </a:stretch>
+                  </pic:blipFill>
+                  <pic:spPr>
+                    <a:xfrm>
+                      <a:off x="0" y="0"/>
+                      <a:ext cx="5486400" cy="3026664"/>
+                    </a:xfrm>
+                    <a:prstGeom prst="rect"/>
+                  </pic:spPr>
+                </pic:pic>
+              </a:graphicData>
+            </a:graphic>
+          </wp:inline>
+        </w:drawing>
+      </w:r>
+    </w:p>
+    <w:p>
+      <w:pPr>
+        <w:spacing w:line="336" w:lineRule="auto" w:after="180"/>
+      </w:pPr>
+      <w:r>
+        <w:rPr>
+          <w:b w:val="0"/>
+        </w:rPr>
+        <w:t>Original case: Use fictional tool requests; do not collect identity or purchase equipment. Changed condition: The approved list contains no tray with every requested tool.</w:t>
+      </w:r>
+    </w:p>
+    <w:p>
+      <w:pPr>
+        <w:spacing w:line="336" w:lineRule="auto" w:after="180"/>
+      </w:pPr>
+      <w:r>
+        <w:rPr>
+          <w:b w:val="0"/>
+        </w:rPr>
+        <w:t>Expected result: The finder should report no suitable tray rather than guess. Reason: Success includes honestly identifying unsatisfied requirements.</w:t>
+      </w:r>
+    </w:p>
+    <w:p>
+      <w:pPr>
+        <w:spacing w:line="336" w:lineRule="auto" w:after="180"/>
+        <w:shd w:fill="F5F1FB"/>
+      </w:pPr>
+      <w:r>
+        <w:rPr>
+          <w:b w:val="0"/>
+        </w:rPr>
+        <w:t>Predict before checking the worked changed-case result. Name what changed and what the supplied facts allow you to conclude.</w:t>
+      </w:r>
+    </w:p>
+    <w:p>
+      <w:pPr>
+        <w:pStyle w:val="Heading3"/>
+      </w:pPr>
+      <w:r>
+        <w:t>Discuss while showing the picture</w:t>
+      </w:r>
+    </w:p>
+    <w:p>
+      <w:pPr>
+        <w:spacing w:line="336" w:lineRule="auto" w:after="180"/>
+        <w:shd w:fill="F1F6F8"/>
+      </w:pPr>
+      <w:r>
+        <w:rPr>
+          <w:b w:val="0"/>
+        </w:rPr>
+        <w:t>Teacher prompt: Predict before checking the worked changed-case result. Name what changed and what the supplied facts allow you to conclude. Ask learners to describe one label or arrow in ordinary words.</w:t>
+      </w:r>
+    </w:p>
+    <w:p>
+      <w:pPr>
+        <w:spacing w:line="336" w:lineRule="auto" w:after="180"/>
+        <w:shd w:fill="F1F6F8"/>
+      </w:pPr>
+      <w:r>
+        <w:rPr>
+          <w:b w:val="0"/>
+        </w:rPr>
+        <w:t>Use the adjacent transcript if the image is difficult to see. Changed-case reasoning: Success includes honestly identifying unsatisfied requirements.</w:t>
+      </w:r>
+    </w:p>
+    <w:p>
+      <w:pPr>
+        <w:pStyle w:val="Heading3"/>
+      </w:pPr>
+      <w:r>
+        <w:t>05. Connect the explanation to its limit</w:t>
+      </w:r>
+    </w:p>
+    <w:p>
+      <w:r>
+        <w:drawing>
+          <wp:inline xmlns:a="http://schemas.openxmlformats.org/drawingml/2006/main" xmlns:pic="http://schemas.openxmlformats.org/drawingml/2006/picture">
+            <wp:extent cx="5486400" cy="2834640"/>
+            <wp:docPr id="6" name="Picture 6" descr="The mismatch record describes a concrete need. A measurable goal checks whether the chosen tray satisfies the request; calling the system smart would not tell us how to evaluate it. Start with a transparent paper baseline, and keep unsatisfied requests visible instead of selecting a near match without warning. Limit: Eight requests do not show the problem’s frequency across the entire school or prove AI is necessary."/>
+            <wp:cNvGraphicFramePr>
+              <a:graphicFrameLocks noChangeAspect="1"/>
+            </wp:cNvGraphicFramePr>
+            <a:graphic>
+              <a:graphicData uri="http://schemas.openxmlformats.org/drawingml/2006/picture">
+                <pic:pic>
+                  <pic:nvPicPr>
+                    <pic:cNvPr id="0" name="academy-story-ai-1-29-05.png"/>
+                    <pic:cNvPicPr/>
+                  </pic:nvPicPr>
+                  <pic:blipFill>
+                    <a:blip r:embed="rId14"/>
+                    <a:stretch>
+                      <a:fillRect/>
+                    </a:stretch>
+                  </pic:blipFill>
+                  <pic:spPr>
+                    <a:xfrm>
+                      <a:off x="0" y="0"/>
+                      <a:ext cx="5486400" cy="2834640"/>
+                    </a:xfrm>
+                    <a:prstGeom prst="rect"/>
+                  </pic:spPr>
+                </pic:pic>
+              </a:graphicData>
+            </a:graphic>
+          </wp:inline>
+        </w:drawing>
+      </w:r>
+    </w:p>
+    <w:p>
+      <w:pPr>
+        <w:spacing w:line="336" w:lineRule="auto" w:after="180"/>
+      </w:pPr>
+      <w:r>
+        <w:rPr>
+          <w:b w:val="0"/>
+        </w:rPr>
+        <w:t xml:space="preserve">The mismatch record describes a concrete </w:t>
+      </w:r>
+      <w:r>
+        <w:rPr>
+          <w:b/>
+        </w:rPr>
+        <w:t>need</w:t>
+      </w:r>
+      <w:r>
+        <w:rPr>
+          <w:b w:val="0"/>
+        </w:rPr>
+        <w:t>. A measurable goal checks whether the chosen tray satisfies the request; calling the system smart would not tell us how to evaluate it.</w:t>
+      </w:r>
+    </w:p>
+    <w:p>
+      <w:pPr>
+        <w:spacing w:line="336" w:lineRule="auto" w:after="180"/>
+      </w:pPr>
+      <w:r>
+        <w:rPr>
+          <w:b w:val="0"/>
+        </w:rPr>
+        <w:t>Start with a transparent paper baseline, and keep unsatisfied requests visible instead of selecting a near match without warning.</w:t>
+      </w:r>
+    </w:p>
+    <w:p>
+      <w:pPr>
+        <w:spacing w:line="336" w:lineRule="auto" w:after="180"/>
+      </w:pPr>
+      <w:r>
+        <w:rPr>
+          <w:b w:val="0"/>
+        </w:rPr>
+        <w:t>Limit: Eight requests do not show the problem’s frequency across the entire school or prove AI is necessary.</w:t>
+      </w:r>
+    </w:p>
+    <w:p>
+      <w:pPr>
+        <w:spacing w:line="336" w:lineRule="auto" w:after="180"/>
+        <w:shd w:fill="F5F1FB"/>
+      </w:pPr>
+      <w:r>
+        <w:rPr>
+          <w:b w:val="0"/>
+        </w:rPr>
+        <w:t>Explain the case, then point to a limit on the claim.</w:t>
+      </w:r>
+    </w:p>
+    <w:p>
+      <w:pPr>
+        <w:pStyle w:val="Heading3"/>
+      </w:pPr>
+      <w:r>
+        <w:t>Discuss while showing the picture</w:t>
+      </w:r>
+    </w:p>
+    <w:p>
+      <w:pPr>
+        <w:spacing w:line="336" w:lineRule="auto" w:after="180"/>
+        <w:shd w:fill="F1F6F8"/>
+      </w:pPr>
+      <w:r>
+        <w:rPr>
+          <w:b w:val="0"/>
+        </w:rPr>
+        <w:t>Teacher prompt: Explain the case, then point to a limit on the claim. Ask learners to describe one label or arrow in ordinary words. Use the adjacent transcript if the image is difficult to see.</w:t>
+      </w:r>
+    </w:p>
+    <w:p>
+      <w:pPr>
+        <w:spacing w:line="336" w:lineRule="auto" w:after="180"/>
+        <w:shd w:fill="F1F6F8"/>
+      </w:pPr>
+      <w:r>
+        <w:rPr>
+          <w:b w:val="0"/>
+        </w:rPr>
+        <w:t>Keep the stated scope: Eight requests do not show the problem’s frequency across the entire school or prove AI is necessary.</w:t>
+      </w:r>
+    </w:p>
+    <w:p>
+      <w:pPr>
+        <w:pStyle w:val="Heading3"/>
+      </w:pPr>
+      <w:r>
+        <w:t>06. Make the idea visible in your project</w:t>
+      </w:r>
+    </w:p>
+    <w:p>
+      <w:r>
+        <w:drawing>
+          <wp:inline xmlns:a="http://schemas.openxmlformats.org/drawingml/2006/main" xmlns:pic="http://schemas.openxmlformats.org/drawingml/2006/picture">
+            <wp:extent cx="5486400" cy="3380232"/>
+            <wp:docPr id="7" name="Picture 7" descr="For the Helpful Classroom Sorter, retain the problem record, permitted scope, baseline and observable acceptance criteria. Draw your input, deciding step, result and limit. Supported question: Write a one-sentence project goal and say what evidence would count as a failure."/>
+            <wp:cNvGraphicFramePr>
+              <a:graphicFrameLocks noChangeAspect="1"/>
+            </wp:cNvGraphicFramePr>
+            <a:graphic>
+              <a:graphicData uri="http://schemas.openxmlformats.org/drawingml/2006/picture">
+                <pic:pic>
+                  <pic:nvPicPr>
+                    <pic:cNvPr id="0" name="academy-story-ai-1-29-06.png"/>
+                    <pic:cNvPicPr/>
+                  </pic:nvPicPr>
+                  <pic:blipFill>
+                    <a:blip r:embed="rId15"/>
+                    <a:stretch>
+                      <a:fillRect/>
+                    </a:stretch>
+                  </pic:blipFill>
+                  <pic:spPr>
+                    <a:xfrm>
+                      <a:off x="0" y="0"/>
+                      <a:ext cx="5486400" cy="3380232"/>
+                    </a:xfrm>
+                    <a:prstGeom prst="rect"/>
+                  </pic:spPr>
+                </pic:pic>
+              </a:graphicData>
+            </a:graphic>
+          </wp:inline>
+        </w:drawing>
+      </w:r>
+    </w:p>
+    <w:p>
+      <w:pPr>
+        <w:spacing w:line="336" w:lineRule="auto" w:after="180"/>
+      </w:pPr>
+      <w:r>
+        <w:rPr>
+          <w:b w:val="0"/>
+        </w:rPr>
+        <w:t xml:space="preserve">For the Helpful Classroom Sorter, retain the problem record, permitted scope, baseline and observable acceptance criteria. Draw your </w:t>
+      </w:r>
+      <w:r>
+        <w:rPr>
+          <w:b/>
+        </w:rPr>
+        <w:t>input</w:t>
+      </w:r>
+      <w:r>
+        <w:rPr>
+          <w:b w:val="0"/>
+        </w:rPr>
+        <w:t>, deciding step, result and limit.</w:t>
+      </w:r>
+    </w:p>
+    <w:p>
+      <w:pPr>
+        <w:spacing w:line="336" w:lineRule="auto" w:after="180"/>
+      </w:pPr>
+      <w:r>
+        <w:rPr>
+          <w:b w:val="0"/>
+        </w:rPr>
+        <w:t xml:space="preserve">Supported question: Write a one-sentence project goal and say what </w:t>
+      </w:r>
+      <w:r>
+        <w:rPr>
+          <w:b/>
+        </w:rPr>
+        <w:t>evidence</w:t>
+      </w:r>
+      <w:r>
+        <w:rPr>
+          <w:b w:val="0"/>
+        </w:rPr>
+        <w:t xml:space="preserve"> would count as a failure.</w:t>
+      </w:r>
+    </w:p>
+    <w:p>
+      <w:pPr>
+        <w:spacing w:line="336" w:lineRule="auto" w:after="180"/>
+        <w:shd w:fill="F5F1FB"/>
+      </w:pPr>
+      <w:r>
+        <w:rPr>
+          <w:b w:val="0"/>
+        </w:rPr>
+        <w:t xml:space="preserve">Draw your project trace and justify the deciding step using </w:t>
+      </w:r>
+      <w:r>
+        <w:rPr>
+          <w:b/>
+        </w:rPr>
+        <w:t>evidence</w:t>
+      </w:r>
+      <w:r>
+        <w:rPr>
+          <w:b w:val="0"/>
+        </w:rPr>
+        <w:t>.</w:t>
+      </w:r>
+    </w:p>
+    <w:p>
+      <w:pPr>
+        <w:pStyle w:val="Heading3"/>
+      </w:pPr>
+      <w:r>
+        <w:t>Discuss while showing the picture</w:t>
+      </w:r>
+    </w:p>
+    <w:p>
+      <w:pPr>
+        <w:spacing w:line="336" w:lineRule="auto" w:after="180"/>
+        <w:shd w:fill="F1F6F8"/>
+      </w:pPr>
+      <w:r>
+        <w:rPr>
+          <w:b w:val="0"/>
+        </w:rPr>
+        <w:t xml:space="preserve">Teacher prompt: Draw your project trace and justify the deciding step using </w:t>
+      </w:r>
+      <w:r>
+        <w:rPr>
+          <w:b/>
+        </w:rPr>
+        <w:t>evidence</w:t>
+      </w:r>
+      <w:r>
+        <w:rPr>
+          <w:b w:val="0"/>
+        </w:rPr>
+        <w:t>. Ask learners to describe one label or arrow in ordinary words. Use the adjacent transcript if the image is difficult to see.</w:t>
+      </w:r>
+    </w:p>
+    <w:p>
+      <w:pPr>
+        <w:spacing w:line="336" w:lineRule="auto" w:after="180"/>
+        <w:shd w:fill="F1F6F8"/>
+      </w:pPr>
+      <w:r>
+        <w:rPr>
+          <w:b w:val="0"/>
+        </w:rPr>
+        <w:t>Supported practice key: Goal: choose an inventory-confirmed tray containing all requested tools or report none. A selected tray missing a required tool is a failure.</w:t>
       </w:r>
     </w:p>
     <w:sectPr>

--- a/downloads/teacher/ai-1-week-29.docx
+++ b/downloads/teacher/ai-1-week-29.docx
@@ -149,7 +149,7 @@
           </w:tcPr>
           <w:p>
             <w:r>
-              <w:t>Sections 1–6; record the brief recall in the workbook.</w:t>
+              <w:t>Use Your mission, Notice the evidence, See how it works, Compare the cases, Words that unlock the idea and Follow a worked example; record the brief recall in the workbook.</w:t>
             </w:r>
           </w:p>
         </w:tc>
@@ -181,7 +181,7 @@
           </w:tcPr>
           <w:p>
             <w:r>
-              <w:t>Sections 7–10; use the matching workbook W2 and misconception check.</w:t>
+              <w:t>Use Find and repair a mistake, Practise together, Run the investigation and Build your understanding; use the matching workbook W2 and misconception check.</w:t>
             </w:r>
           </w:p>
         </w:tc>
@@ -213,7 +213,7 @@
           </w:tcPr>
           <w:p>
             <w:r>
-              <w:t>Sections 9 and 11–14. Give extra time to finish the full task set; use Section 15 when the week includes a coding lab.</w:t>
+              <w:t>Use Run the investigation, Connect your project, Show what you know, Study a complete case and Try a new case independently. Allow extra time for the full task set. Use a coding lab only when this week actually provides one; Your lesson route is the planning section.</w:t>
             </w:r>
           </w:p>
         </w:tc>
@@ -6698,7 +6698,7 @@
           </w:tcPr>
           <w:p>
             <w:r>
-              <w:t>Sections 1–6; record the brief recall in the workbook.</w:t>
+              <w:t>Use Your mission, Notice the evidence, See how it works, Compare the cases, Words that unlock the idea and Follow a worked example; record the brief recall in the workbook.</w:t>
             </w:r>
           </w:p>
         </w:tc>
@@ -6730,7 +6730,7 @@
           </w:tcPr>
           <w:p>
             <w:r>
-              <w:t>Sections 7–10; use the matching workbook W2 and misconception check.</w:t>
+              <w:t>Use Find and repair a mistake, Practise together, Run the investigation and Build your understanding; use the matching workbook W2 and misconception check.</w:t>
             </w:r>
           </w:p>
         </w:tc>
@@ -6762,7 +6762,7 @@
           </w:tcPr>
           <w:p>
             <w:r>
-              <w:t>Sections 9 and 11–14. Give extra time to finish the full task set; use Section 15 when the week includes a coding lab.</w:t>
+              <w:t>Use Run the investigation, Connect your project, Show what you know, Study a complete case and Try a new case independently. Allow extra time for the full task set. Use a coding lab only when this week actually provides one; Your lesson route is the planning section.</w:t>
             </w:r>
           </w:p>
         </w:tc>

--- a/downloads/teacher/ai-1-week-29.docx
+++ b/downloads/teacher/ai-1-week-29.docx
@@ -25,20 +25,38 @@
         <w:pStyle w:val="Heading1"/>
       </w:pPr>
       <w:r>
-        <w:t>01. Find a Real Problem</w:t>
-      </w:r>
-    </w:p>
-    <w:p>
-      <w:r>
-        <w:t>Prepare Find a Real Problem: check the target, prerequisites, resources and adaptable teaching schedule.</w:t>
-      </w:r>
-    </w:p>
-    <w:p>
-      <w:pPr>
-        <w:pStyle w:val="Heading3"/>
-      </w:pPr>
-      <w:r>
-        <w:t>Teach the learning cycle</w:t>
+        <w:t>Teach the project brief as a testable claim.</w:t>
+      </w:r>
+    </w:p>
+    <w:p>
+      <w:r>
+        <w:t>Introduce the activity sequence with fictional records, distinguish the tray example and reserve the box case for independent framing.</w:t>
+      </w:r>
+    </w:p>
+    <w:p>
+      <w:r>
+        <w:t>Look for observed difficulty, measurable fit, permitted scope and honest unknowns.</w:t>
+      </w:r>
+    </w:p>
+    <w:p>
+      <w:pPr>
+        <w:pStyle w:val="Heading1"/>
+      </w:pPr>
+      <w:r>
+        <w:t>01. Prepare this connected week</w:t>
+      </w:r>
+    </w:p>
+    <w:p>
+      <w:r>
+        <w:t>Use one main plan and keep practice separate from the independent first attempt.</w:t>
+      </w:r>
+    </w:p>
+    <w:p>
+      <w:pPr>
+        <w:pStyle w:val="Heading2"/>
+      </w:pPr>
+      <w:r>
+        <w:t>Learning goal and precision</w:t>
       </w:r>
     </w:p>
     <w:p>
@@ -74,6 +92,110 @@
           <w:b w:val="0"/>
         </w:rPr>
         <w:t xml:space="preserve"> without inventing its cause</w:t>
+      </w:r>
+    </w:p>
+    <w:p>
+      <w:pPr>
+        <w:spacing w:line="336" w:lineRule="auto" w:after="180"/>
+      </w:pPr>
+      <w:r>
+        <w:rPr>
+          <w:b w:val="0"/>
+        </w:rPr>
+        <w:t xml:space="preserve">This begins an eight-week project sequence culminating in an </w:t>
+      </w:r>
+      <w:r>
+        <w:rPr>
+          <w:b/>
+        </w:rPr>
+        <w:t>evidence</w:t>
+      </w:r>
+      <w:r>
+        <w:rPr>
+          <w:b w:val="0"/>
+        </w:rPr>
+        <w:t>-based defence. Use the activity recommender as a shared paper project; later weeks specify its catalogue and tests.</w:t>
+      </w:r>
+    </w:p>
+    <w:p>
+      <w:pPr>
+        <w:spacing w:line="336" w:lineRule="auto" w:after="180"/>
+      </w:pPr>
+      <w:r>
+        <w:rPr>
+          <w:b w:val="0"/>
+        </w:rPr>
+        <w:t>The supplied counts are fictional motivation, not collected class data or a result of an AI system. Assess problem framing separately from enthusiasm for a particular technology.</w:t>
+      </w:r>
+    </w:p>
+    <w:p>
+      <w:pPr>
+        <w:spacing w:line="336" w:lineRule="auto" w:after="180"/>
+      </w:pPr>
+      <w:r>
+        <w:rPr>
+          <w:b w:val="0"/>
+        </w:rPr>
+        <w:t>A justified decision to retain a simple method is a valid project conclusion.</w:t>
+      </w:r>
+    </w:p>
+    <w:p>
+      <w:pPr>
+        <w:spacing w:line="336" w:lineRule="auto" w:after="180"/>
+      </w:pPr>
+      <w:r>
+        <w:rPr>
+          <w:b w:val="0"/>
+        </w:rPr>
+        <w:t>By the end, I can turn a recorded problem into a bounded, measurable project goal.</w:t>
+      </w:r>
+    </w:p>
+    <w:p>
+      <w:pPr>
+        <w:pStyle w:val="Heading2"/>
+      </w:pPr>
+      <w:r>
+        <w:t>What to prepare</w:t>
+      </w:r>
+    </w:p>
+    <w:p>
+      <w:pPr>
+        <w:pStyle w:val="ListBullet"/>
+      </w:pPr>
+      <w:r>
+        <w:t>Use the supplied scenario, student illustrations and blank paper. For numeric work, offer counters or a calculator after learners show the setup. Fictional records are supplied; personal data and paid accounts are unnecessary.</w:t>
+      </w:r>
+    </w:p>
+    <w:p>
+      <w:pPr>
+        <w:pStyle w:val="ListBullet"/>
+      </w:pPr>
+      <w:r>
+        <w:t>The fictional ten-request activity observation in the lesson</w:t>
+      </w:r>
+    </w:p>
+    <w:p>
+      <w:pPr>
+        <w:pStyle w:val="ListBullet"/>
+      </w:pPr>
+      <w:r>
+        <w:t>Paper for a brief with user, evidence, outcome, inputs and boundaries</w:t>
+      </w:r>
+    </w:p>
+    <w:p>
+      <w:pPr>
+        <w:pStyle w:val="ListBullet"/>
+      </w:pPr>
+      <w:r>
+        <w:t>The independent equipment-cupboard scenario in W4</w:t>
+      </w:r>
+    </w:p>
+    <w:p>
+      <w:pPr>
+        <w:pStyle w:val="Heading2"/>
+      </w:pPr>
+      <w:r>
+        <w:t>Main teaching plan</w:t>
       </w:r>
     </w:p>
     <w:tbl>
@@ -255,9 +377,236 @@
     </w:p>
     <w:p>
       <w:pPr>
+        <w:pStyle w:val="Heading2"/>
+      </w:pPr>
+      <w:r>
+        <w:t>Opening retrieval and readiness</w:t>
+      </w:r>
+    </w:p>
+    <w:p>
+      <w:pPr>
+        <w:spacing w:line="336" w:lineRule="auto" w:after="180"/>
+      </w:pPr>
+      <w:r>
+        <w:rPr>
+          <w:b w:val="0"/>
+        </w:rPr>
+        <w:t>Without opening the old lesson, explain one key idea from Humans Set Boundaries. Give an example and a mistake that the idea helps you avoid.</w:t>
+      </w:r>
+    </w:p>
+    <w:p>
+      <w:pPr>
+        <w:spacing w:line="336" w:lineRule="auto" w:after="180"/>
+      </w:pPr>
+      <w:r>
+        <w:rPr>
+          <w:b w:val="0"/>
+        </w:rPr>
+        <w:t xml:space="preserve">Look for: Distinguish a system’s capability, the correctness of its </w:t>
+      </w:r>
+      <w:r>
+        <w:rPr>
+          <w:b/>
+        </w:rPr>
+        <w:t>output</w:t>
+      </w:r>
+      <w:r>
+        <w:rPr>
+          <w:b w:val="0"/>
+        </w:rPr>
+        <w:t xml:space="preserve"> and permission to take an action</w:t>
+      </w:r>
+    </w:p>
+    <w:p>
+      <w:pPr>
+        <w:spacing w:line="336" w:lineRule="auto" w:after="180"/>
+      </w:pPr>
+      <w:r>
+        <w:rPr>
+          <w:b w:val="0"/>
+        </w:rPr>
+        <w:t>Reference example, not the only acceptable wording: The button establishes a capability. The fact check establishes factual support for A at that time.</w:t>
+      </w:r>
+    </w:p>
+    <w:p>
+      <w:pPr>
+        <w:spacing w:line="336" w:lineRule="auto" w:after="180"/>
+      </w:pPr>
+      <w:r>
+        <w:rPr>
+          <w:b w:val="0"/>
+        </w:rPr>
+        <w:t>The approval permits the specified classroom-board action within its limits. Public posting is outside that permission even though the button exists and A is factually checked.</w:t>
+      </w:r>
+    </w:p>
+    <w:p>
+      <w:pPr>
+        <w:spacing w:line="336" w:lineRule="auto" w:after="180"/>
+      </w:pPr>
+      <w:r>
+        <w:rPr>
+          <w:b w:val="0"/>
+        </w:rPr>
+        <w:t>Without opening the old lesson, explain one key idea from Prompts Are Design Instructions. Give an example and a mistake that the idea helps you avoid.</w:t>
+      </w:r>
+    </w:p>
+    <w:p>
+      <w:pPr>
+        <w:spacing w:line="336" w:lineRule="auto" w:after="180"/>
+      </w:pPr>
+      <w:r>
+        <w:rPr>
+          <w:b w:val="0"/>
+        </w:rPr>
+        <w:t xml:space="preserve">Look for: Write a prompt with a clear task, supplied </w:t>
+      </w:r>
+      <w:r>
+        <w:rPr>
+          <w:b/>
+        </w:rPr>
+        <w:t>evidence</w:t>
+      </w:r>
+      <w:r>
+        <w:rPr>
+          <w:b w:val="0"/>
+        </w:rPr>
+        <w:t xml:space="preserve"> and checkable </w:t>
+      </w:r>
+      <w:r>
+        <w:rPr>
+          <w:b/>
+        </w:rPr>
+        <w:t>output</w:t>
+      </w:r>
+      <w:r>
+        <w:rPr>
+          <w:b w:val="0"/>
+        </w:rPr>
+        <w:t xml:space="preserve"> requirements</w:t>
+      </w:r>
+    </w:p>
+    <w:p>
+      <w:pPr>
+        <w:spacing w:line="336" w:lineRule="auto" w:after="180"/>
+      </w:pPr>
+      <w:r>
+        <w:rPr>
+          <w:b w:val="0"/>
+        </w:rPr>
+        <w:t>Reference example, not the only acceptable wording: Possible omissions include audience, source facts, required fields, format, missing-value behaviour and limits on extra claims.</w:t>
+      </w:r>
+    </w:p>
+    <w:p>
+      <w:pPr>
+        <w:spacing w:line="336" w:lineRule="auto" w:after="180"/>
+      </w:pPr>
+      <w:r>
+        <w:rPr>
+          <w:b w:val="0"/>
+        </w:rPr>
+        <w:t xml:space="preserve">C supplies </w:t>
+      </w:r>
+      <w:r>
+        <w:rPr>
+          <w:b/>
+        </w:rPr>
+        <w:t>evidence</w:t>
+      </w:r>
+      <w:r>
+        <w:rPr>
+          <w:b w:val="0"/>
+        </w:rPr>
+        <w:t>, Grade 6 specifies readers, and four labelled lines define visible fields and structure. These requirements support checks but do not guarantee compliance.</w:t>
+      </w:r>
+    </w:p>
+    <w:p>
+      <w:pPr>
+        <w:spacing w:line="336" w:lineRule="auto" w:after="180"/>
+      </w:pPr>
+      <w:r>
+        <w:rPr>
+          <w:b w:val="0"/>
+        </w:rPr>
+        <w:t>Without opening the old lesson, explain one key idea from Fair for Whom?. Give an example and a mistake that the idea helps you avoid.</w:t>
+      </w:r>
+    </w:p>
+    <w:p>
+      <w:pPr>
+        <w:spacing w:line="336" w:lineRule="auto" w:after="180"/>
+      </w:pPr>
+      <w:r>
+        <w:rPr>
+          <w:b w:val="0"/>
+        </w:rPr>
+        <w:t>Look for: Compute a correct-out-of-assessed fraction and explain its denominator</w:t>
+      </w:r>
+    </w:p>
+    <w:p>
+      <w:pPr>
+        <w:spacing w:line="336" w:lineRule="auto" w:after="180"/>
+      </w:pPr>
+      <w:r>
+        <w:rPr>
+          <w:b w:val="0"/>
+        </w:rPr>
+        <w:t xml:space="preserve">Reference example, not the only acceptable wording: A has 9 correct out of 12 assessed: 9/12 = 3/4 = 75%. The denominator includes all 12 judged </w:t>
+      </w:r>
+      <w:r>
+        <w:rPr>
+          <w:b/>
+        </w:rPr>
+        <w:t>outcome</w:t>
+      </w:r>
+      <w:r>
+        <w:rPr>
+          <w:b w:val="0"/>
+        </w:rPr>
+        <w:t>s, including 3 incorrect ones.</w:t>
+      </w:r>
+    </w:p>
+    <w:p>
+      <w:pPr>
+        <w:spacing w:line="336" w:lineRule="auto" w:after="180"/>
+      </w:pPr>
+      <w:r>
+        <w:rPr>
+          <w:b w:val="0"/>
+        </w:rPr>
+        <w:t>Using 9/9 would exclude the errors and falsely report perfect assessed accuracy.</w:t>
+      </w:r>
+    </w:p>
+    <w:p>
+      <w:pPr>
+        <w:spacing w:line="336" w:lineRule="auto" w:after="180"/>
+      </w:pPr>
+      <w:r>
+        <w:rPr>
+          <w:b w:val="0"/>
+        </w:rPr>
+        <w:t>No. The permission covers a paper prototype and fictional requests. Collecting and publishing personal choices are different actions outside that scope.</w:t>
+      </w:r>
+    </w:p>
+    <w:p>
+      <w:pPr>
+        <w:pStyle w:val="Heading2"/>
+      </w:pPr>
+      <w:r>
+        <w:t>Earlier wording, alternatives and picture transcripts · reference / check after trying</w:t>
+      </w:r>
+    </w:p>
+    <w:p>
+      <w:pPr>
         <w:pStyle w:val="Heading3"/>
       </w:pPr>
       <w:r>
+        <w:t>Teach the learning cycle</w:t>
+      </w:r>
+    </w:p>
+    <w:p>
+      <w:pPr>
+        <w:pStyle w:val="Heading3"/>
+      </w:pPr>
+      <w:r>
         <w:t>Retrieval answer guidance</w:t>
       </w:r>
     </w:p>
@@ -271,62 +620,6 @@
     </w:p>
     <w:p>
       <w:pPr>
-        <w:spacing w:line="336" w:lineRule="auto" w:after="180"/>
-      </w:pPr>
-      <w:r>
-        <w:rPr>
-          <w:b w:val="0"/>
-        </w:rPr>
-        <w:t>Without opening the old lesson, explain one key idea from Humans Set Boundaries. Give an example and a mistake that the idea helps you avoid.</w:t>
-      </w:r>
-    </w:p>
-    <w:p>
-      <w:pPr>
-        <w:spacing w:line="336" w:lineRule="auto" w:after="180"/>
-      </w:pPr>
-      <w:r>
-        <w:rPr>
-          <w:b w:val="0"/>
-        </w:rPr>
-        <w:t xml:space="preserve">Look for: Distinguish a system’s capability, the correctness of its </w:t>
-      </w:r>
-      <w:r>
-        <w:rPr>
-          <w:b/>
-        </w:rPr>
-        <w:t>output</w:t>
-      </w:r>
-      <w:r>
-        <w:rPr>
-          <w:b w:val="0"/>
-        </w:rPr>
-        <w:t xml:space="preserve"> and permission to take an action</w:t>
-      </w:r>
-    </w:p>
-    <w:p>
-      <w:pPr>
-        <w:spacing w:line="336" w:lineRule="auto" w:after="180"/>
-      </w:pPr>
-      <w:r>
-        <w:rPr>
-          <w:b w:val="0"/>
-        </w:rPr>
-        <w:t>Reference example, not the only acceptable wording: The button establishes a capability. The fact check establishes factual support for A at that time.</w:t>
-      </w:r>
-    </w:p>
-    <w:p>
-      <w:pPr>
-        <w:spacing w:line="336" w:lineRule="auto" w:after="180"/>
-      </w:pPr>
-      <w:r>
-        <w:rPr>
-          <w:b w:val="0"/>
-        </w:rPr>
-        <w:t>The approval permits the specified classroom-board action within its limits. Public posting is outside that permission even though the button exists and A is factually checked.</w:t>
-      </w:r>
-    </w:p>
-    <w:p>
-      <w:pPr>
         <w:pStyle w:val="Heading3"/>
       </w:pPr>
       <w:r>
@@ -335,146 +628,10 @@
     </w:p>
     <w:p>
       <w:pPr>
-        <w:spacing w:line="336" w:lineRule="auto" w:after="180"/>
-      </w:pPr>
-      <w:r>
-        <w:rPr>
-          <w:b w:val="0"/>
-        </w:rPr>
-        <w:t>Without opening the old lesson, explain one key idea from Prompts Are Design Instructions. Give an example and a mistake that the idea helps you avoid.</w:t>
-      </w:r>
-    </w:p>
-    <w:p>
-      <w:pPr>
-        <w:spacing w:line="336" w:lineRule="auto" w:after="180"/>
-      </w:pPr>
-      <w:r>
-        <w:rPr>
-          <w:b w:val="0"/>
-        </w:rPr>
-        <w:t xml:space="preserve">Look for: Write a prompt with a clear task, supplied </w:t>
-      </w:r>
-      <w:r>
-        <w:rPr>
-          <w:b/>
-        </w:rPr>
-        <w:t>evidence</w:t>
-      </w:r>
-      <w:r>
-        <w:rPr>
-          <w:b w:val="0"/>
-        </w:rPr>
-        <w:t xml:space="preserve"> and checkable </w:t>
-      </w:r>
-      <w:r>
-        <w:rPr>
-          <w:b/>
-        </w:rPr>
-        <w:t>output</w:t>
-      </w:r>
-      <w:r>
-        <w:rPr>
-          <w:b w:val="0"/>
-        </w:rPr>
-        <w:t xml:space="preserve"> requirements</w:t>
-      </w:r>
-    </w:p>
-    <w:p>
-      <w:pPr>
-        <w:spacing w:line="336" w:lineRule="auto" w:after="180"/>
-      </w:pPr>
-      <w:r>
-        <w:rPr>
-          <w:b w:val="0"/>
-        </w:rPr>
-        <w:t>Reference example, not the only acceptable wording: Possible omissions include audience, source facts, required fields, format, missing-value behaviour and limits on extra claims.</w:t>
-      </w:r>
-    </w:p>
-    <w:p>
-      <w:pPr>
-        <w:spacing w:line="336" w:lineRule="auto" w:after="180"/>
-      </w:pPr>
-      <w:r>
-        <w:rPr>
-          <w:b w:val="0"/>
-        </w:rPr>
-        <w:t xml:space="preserve">C supplies </w:t>
-      </w:r>
-      <w:r>
-        <w:rPr>
-          <w:b/>
-        </w:rPr>
-        <w:t>evidence</w:t>
-      </w:r>
-      <w:r>
-        <w:rPr>
-          <w:b w:val="0"/>
-        </w:rPr>
-        <w:t>, Grade 6 specifies readers, and four labelled lines define visible fields and structure. These requirements support checks but do not guarantee compliance.</w:t>
-      </w:r>
-    </w:p>
-    <w:p>
-      <w:pPr>
         <w:pStyle w:val="Heading3"/>
       </w:pPr>
       <w:r>
         <w:t>Fair for Whom?</w:t>
-      </w:r>
-    </w:p>
-    <w:p>
-      <w:pPr>
-        <w:spacing w:line="336" w:lineRule="auto" w:after="180"/>
-      </w:pPr>
-      <w:r>
-        <w:rPr>
-          <w:b w:val="0"/>
-        </w:rPr>
-        <w:t>Without opening the old lesson, explain one key idea from Fair for Whom?. Give an example and a mistake that the idea helps you avoid.</w:t>
-      </w:r>
-    </w:p>
-    <w:p>
-      <w:pPr>
-        <w:spacing w:line="336" w:lineRule="auto" w:after="180"/>
-      </w:pPr>
-      <w:r>
-        <w:rPr>
-          <w:b w:val="0"/>
-        </w:rPr>
-        <w:t>Look for: Compute a correct-out-of-assessed fraction and explain its denominator</w:t>
-      </w:r>
-    </w:p>
-    <w:p>
-      <w:pPr>
-        <w:spacing w:line="336" w:lineRule="auto" w:after="180"/>
-      </w:pPr>
-      <w:r>
-        <w:rPr>
-          <w:b w:val="0"/>
-        </w:rPr>
-        <w:t xml:space="preserve">Reference example, not the only acceptable wording: A has 9 correct out of 12 assessed: 9/12 = 3/4 = 75%. The denominator includes all 12 judged </w:t>
-      </w:r>
-      <w:r>
-        <w:rPr>
-          <w:b/>
-        </w:rPr>
-        <w:t>outcome</w:t>
-      </w:r>
-      <w:r>
-        <w:rPr>
-          <w:b w:val="0"/>
-        </w:rPr>
-        <w:t>s, including 3 incorrect ones.</w:t>
-      </w:r>
-    </w:p>
-    <w:p>
-      <w:pPr>
-        <w:spacing w:line="336" w:lineRule="auto" w:after="180"/>
-      </w:pPr>
-      <w:r>
-        <w:rPr>
-          <w:b w:val="0"/>
-        </w:rPr>
-        <w:t>Using 9/9 would exclude the errors and falsely report perfect assessed accuracy.</w:t>
       </w:r>
     </w:p>
     <w:p>
@@ -683,6 +840,11 @@
       </w:r>
     </w:p>
     <w:p>
+      <w:r>
+        <w:t>This compact option is not the full-week schedule. Use the main teaching cycle and allow extra sessions for the investigation, independent work and project.</w:t>
+      </w:r>
+    </w:p>
+    <w:p>
       <w:pPr>
         <w:spacing w:line="336" w:lineRule="auto" w:after="180"/>
       </w:pPr>
@@ -690,7 +852,19 @@
         <w:rPr>
           <w:b w:val="0"/>
         </w:rPr>
-        <w:t>Use the supplied scenario, student illustrations and blank paper. For numeric work, offer counters or a calculator after learners show the setup. Fictional records are supplied; personal data and paid accounts are unnecessary.</w:t>
+        <w:t xml:space="preserve">Allow 80 minutes: recall 8; explanation 12; worked demonstration 15; guided practice 20; independent assessment 15; project and reflection 10. Extend the lab into a second session when </w:t>
+      </w:r>
+      <w:r>
+        <w:rPr>
+          <w:b/>
+        </w:rPr>
+        <w:t>need</w:t>
+      </w:r>
+      <w:r>
+        <w:rPr>
+          <w:b w:val="0"/>
+        </w:rPr>
+        <w:t>ed.</w:t>
       </w:r>
     </w:p>
     <w:p>
@@ -698,44 +872,136 @@
         <w:pStyle w:val="Heading3"/>
       </w:pPr>
       <w:r>
-        <w:t>Alternative compact allocation</w:t>
-      </w:r>
-    </w:p>
-    <w:p>
-      <w:r>
-        <w:t>This compact option is not the full-week schedule. Use the main teaching cycle and allow extra sessions for the investigation, independent work and project.</w:t>
+        <w:t>Preparation for the connected explanation</w:t>
+      </w:r>
+    </w:p>
+    <w:p>
+      <w:pPr>
+        <w:pStyle w:val="Heading3"/>
+      </w:pPr>
+      <w:r>
+        <w:t>Readiness answer</w:t>
+      </w:r>
+    </w:p>
+    <w:p>
+      <w:pPr>
+        <w:pStyle w:val="Heading3"/>
+      </w:pPr>
+      <w:r>
+        <w:t>End goal for the pictorial case</w:t>
       </w:r>
     </w:p>
     <w:p>
       <w:pPr>
         <w:spacing w:line="336" w:lineRule="auto" w:after="180"/>
-        <w:shd w:fill="F1F6F8"/>
-      </w:pPr>
-      <w:r>
-        <w:rPr>
-          <w:b w:val="0"/>
-        </w:rPr>
-        <w:t xml:space="preserve">Allow 80 minutes: recall 8; explanation 12; worked demonstration 15; guided practice 20; independent assessment 15; project and reflection 10. Extend the lab into a second session when </w:t>
+      </w:pPr>
+      <w:r>
+        <w:rPr>
+          <w:b w:val="0"/>
+        </w:rPr>
+        <w:t>This added worked case illustrates the week’s main idea. Retain all original and connected topics; schedule its practice within the teaching cycle.</w:t>
+      </w:r>
+    </w:p>
+    <w:p>
+      <w:pPr>
+        <w:pStyle w:val="Heading1"/>
+      </w:pPr>
+      <w:r>
+        <w:t>02. Teach evidence-based problem framing before solution choice</w:t>
+      </w:r>
+    </w:p>
+    <w:p>
+      <w:r>
+        <w:t>Introduce the activity sequence, then distinguish the tray example and independent box case.</w:t>
+      </w:r>
+    </w:p>
+    <w:p>
+      <w:pPr>
+        <w:pStyle w:val="Heading2"/>
+      </w:pPr>
+      <w:r>
+        <w:t>Introduce the project and ten-request observation</w:t>
+      </w:r>
+    </w:p>
+    <w:p>
+      <w:pPr>
+        <w:spacing w:line="336" w:lineRule="auto" w:after="180"/>
+      </w:pPr>
+      <w:r>
+        <w:rPr>
+          <w:b w:val="0"/>
+        </w:rPr>
+        <w:t xml:space="preserve">For the final project sequence, we will develop a small activity recommender on paper. Its </w:t>
       </w:r>
       <w:r>
         <w:rPr>
           <w:b/>
         </w:rPr>
+        <w:t>user</w:t>
+      </w:r>
+      <w:r>
+        <w:rPr>
+          <w:b w:val="0"/>
+        </w:rPr>
+        <w:t>s are fictional pupils choosing a classroom activity that fits their available time and room conditions.</w:t>
+      </w:r>
+    </w:p>
+    <w:p>
+      <w:pPr>
+        <w:spacing w:line="336" w:lineRule="auto" w:after="180"/>
+      </w:pPr>
+      <w:r>
+        <w:rPr>
+          <w:b w:val="0"/>
+        </w:rPr>
+        <w:t xml:space="preserve">We will decide what the recommender must do, build a traceable </w:t>
+      </w:r>
+      <w:r>
+        <w:rPr>
+          <w:b/>
+        </w:rPr>
+        <w:t>process</w:t>
+      </w:r>
+      <w:r>
+        <w:rPr>
+          <w:b w:val="0"/>
+        </w:rPr>
+        <w:t>, test it and explain its limits. A recommendation is a suggestion; the pupil can decline it.</w:t>
+      </w:r>
+    </w:p>
+    <w:p>
+      <w:pPr>
+        <w:spacing w:line="336" w:lineRule="auto" w:after="180"/>
+      </w:pPr>
+      <w:r>
+        <w:rPr>
+          <w:b w:val="0"/>
+        </w:rPr>
+        <w:t xml:space="preserve">Start before the solution. Our supplied </w:t>
+      </w:r>
+      <w:r>
+        <w:rPr>
+          <w:b/>
+        </w:rPr>
+        <w:t>observation</w:t>
+      </w:r>
+      <w:r>
+        <w:rPr>
+          <w:b w:val="0"/>
+        </w:rPr>
+        <w:t xml:space="preserve"> log describes ten fictional requests made using an activity catalogue. Six first choices fit the request’s time and room conditions. Four did not and </w:t>
+      </w:r>
+      <w:r>
+        <w:rPr>
+          <w:b/>
+        </w:rPr>
         <w:t>need</w:t>
       </w:r>
       <w:r>
         <w:rPr>
           <w:b w:val="0"/>
         </w:rPr>
-        <w:t>ed.</w:t>
-      </w:r>
-    </w:p>
-    <w:p>
-      <w:pPr>
-        <w:pStyle w:val="Heading3"/>
-      </w:pPr>
-      <w:r>
-        <w:t>Preparation for the connected explanation</w:t>
+        <w:t>ed another choice.</w:t>
       </w:r>
     </w:p>
     <w:p>
@@ -746,19 +1012,155 @@
         <w:rPr>
           <w:b w:val="0"/>
         </w:rPr>
-        <w:t xml:space="preserve">This begins an eight-week project sequence culminating in an </w:t>
+        <w:t xml:space="preserve">These invented classroom records give us a problem to investigate. They are not </w:t>
       </w:r>
       <w:r>
         <w:rPr>
           <w:b/>
         </w:rPr>
+        <w:t>observation</w:t>
+      </w:r>
+      <w:r>
+        <w:rPr>
+          <w:b w:val="0"/>
+        </w:rPr>
+        <w:t>s of your classmates and do not show how often this happens in other classes.</w:t>
+      </w:r>
+    </w:p>
+    <w:p>
+      <w:pPr>
+        <w:spacing w:line="336" w:lineRule="auto" w:after="180"/>
+      </w:pPr>
+      <w:r>
+        <w:rPr>
+          <w:b w:val="0"/>
+        </w:rPr>
+        <w:t xml:space="preserve">A useful </w:t>
+      </w:r>
+      <w:r>
+        <w:rPr>
+          <w:b/>
+        </w:rPr>
+        <w:t>problem statement</w:t>
+      </w:r>
+      <w:r>
+        <w:rPr>
+          <w:b w:val="0"/>
+        </w:rPr>
+        <w:t xml:space="preserve"> is: “In the supplied ten-request exercise, four first choices did not fit the stated time or room conditions, so those </w:t>
+      </w:r>
+      <w:r>
+        <w:rPr>
+          <w:b/>
+        </w:rPr>
+        <w:t>user</w:t>
+      </w:r>
+      <w:r>
+        <w:rPr>
+          <w:b w:val="0"/>
+        </w:rPr>
+        <w:t xml:space="preserve">s had to choose again.” “We </w:t>
+      </w:r>
+      <w:r>
+        <w:rPr>
+          <w:b/>
+        </w:rPr>
+        <w:t>need</w:t>
+      </w:r>
+      <w:r>
+        <w:rPr>
+          <w:b w:val="0"/>
+        </w:rPr>
+        <w:t xml:space="preserve"> AI” names a possible technology but says neither who </w:t>
+      </w:r>
+      <w:r>
+        <w:rPr>
+          <w:b/>
+        </w:rPr>
+        <w:t>need</w:t>
+      </w:r>
+      <w:r>
+        <w:rPr>
+          <w:b w:val="0"/>
+        </w:rPr>
+        <w:t>s help nor what should improve.</w:t>
+      </w:r>
+    </w:p>
+    <w:p>
+      <w:pPr>
+        <w:spacing w:line="336" w:lineRule="auto" w:after="180"/>
+      </w:pPr>
+      <w:r>
+        <w:rPr>
+          <w:b w:val="0"/>
+        </w:rPr>
+        <w:t>The log also does not establish whether unclear wording, missing information or another cause produced the mismatches.</w:t>
+      </w:r>
+    </w:p>
+    <w:p>
+      <w:pPr>
+        <w:pStyle w:val="Heading2"/>
+      </w:pPr>
+      <w:r>
+        <w:t>Define compatible outcomes and coverage</w:t>
+      </w:r>
+    </w:p>
+    <w:p>
+      <w:pPr>
+        <w:spacing w:line="336" w:lineRule="auto" w:after="180"/>
+      </w:pPr>
+      <w:r>
+        <w:rPr>
+          <w:b w:val="0"/>
+        </w:rPr>
+        <w:t xml:space="preserve">Our target </w:t>
+      </w:r>
+      <w:r>
+        <w:rPr>
+          <w:b/>
+        </w:rPr>
+        <w:t>outcome</w:t>
+      </w:r>
+      <w:r>
+        <w:rPr>
+          <w:b w:val="0"/>
+        </w:rPr>
+        <w:t xml:space="preserve"> is a compatible suggestion when the catalogue contains one, and a clear no-match message when none fits.</w:t>
+      </w:r>
+    </w:p>
+    <w:p>
+      <w:pPr>
+        <w:spacing w:line="336" w:lineRule="auto" w:after="180"/>
+      </w:pPr>
+      <w:r>
+        <w:rPr>
+          <w:b w:val="0"/>
+        </w:rPr>
+        <w:t xml:space="preserve">Compatibility means respecting the stated conditions; it does not mean that every pupil will enjoy the activity. We can check time and room conditions from a request and catalogue. Enjoyment would </w:t>
+      </w:r>
+      <w:r>
+        <w:rPr>
+          <w:b/>
+        </w:rPr>
+        <w:t>need</w:t>
+      </w:r>
+      <w:r>
+        <w:rPr>
+          <w:b w:val="0"/>
+        </w:rPr>
+        <w:t xml:space="preserve"> different </w:t>
+      </w:r>
+      <w:r>
+        <w:rPr>
+          <w:b/>
+        </w:rPr>
         <w:t>evidence</w:t>
       </w:r>
       <w:r>
         <w:rPr>
           <w:b w:val="0"/>
         </w:rPr>
-        <w:t>-based defence. Use the activity recommender as a shared paper project; later weeks specify its catalogue and tests.</w:t>
+        <w:t>.</w:t>
       </w:r>
     </w:p>
     <w:p>
@@ -769,7 +1171,7 @@
         <w:rPr>
           <w:b w:val="0"/>
         </w:rPr>
-        <w:t>The supplied counts are fictional motivation, not collected class data or a result of an AI system. Assess problem framing separately from enthusiasm for a particular technology.</w:t>
+        <w:t>Count compatible suggestions, incompatible suggestions and no-match messages separately. Otherwise a system could avoid every wrong suggestion by refusing to suggest anything.</w:t>
       </w:r>
     </w:p>
     <w:p>
@@ -780,1307 +1182,15 @@
         <w:rPr>
           <w:b w:val="0"/>
         </w:rPr>
-        <w:t>A justified decision to retain a simple method is a valid project conclusion.</w:t>
-      </w:r>
-    </w:p>
-    <w:p>
-      <w:pPr>
-        <w:pStyle w:val="Heading3"/>
-      </w:pPr>
-      <w:r>
-        <w:t>Readiness answer</w:t>
-      </w:r>
-    </w:p>
-    <w:p>
-      <w:pPr>
-        <w:spacing w:line="336" w:lineRule="auto" w:after="180"/>
-      </w:pPr>
-      <w:r>
-        <w:rPr>
-          <w:b w:val="0"/>
-        </w:rPr>
-        <w:t>No. The permission covers a paper prototype and fictional requests. Collecting and publishing personal choices are different actions outside that scope.</w:t>
-      </w:r>
-    </w:p>
-    <w:p>
-      <w:pPr>
-        <w:spacing w:line="336" w:lineRule="auto" w:after="180"/>
-      </w:pPr>
-      <w:r>
-        <w:rPr>
-          <w:b w:val="0"/>
-        </w:rPr>
-        <w:t xml:space="preserve">The fictional ten-request activity </w:t>
-      </w:r>
-      <w:r>
-        <w:rPr>
-          <w:b/>
-        </w:rPr>
-        <w:t>observation</w:t>
-      </w:r>
-      <w:r>
-        <w:rPr>
-          <w:b w:val="0"/>
-        </w:rPr>
-        <w:t xml:space="preserve"> in the lesson</w:t>
-      </w:r>
-    </w:p>
-    <w:p>
-      <w:pPr>
-        <w:spacing w:line="336" w:lineRule="auto" w:after="180"/>
-      </w:pPr>
-      <w:r>
-        <w:rPr>
-          <w:b w:val="0"/>
-        </w:rPr>
-        <w:t xml:space="preserve">Paper for a brief with </w:t>
-      </w:r>
-      <w:r>
-        <w:rPr>
-          <w:b/>
-        </w:rPr>
-        <w:t>user</w:t>
-      </w:r>
-      <w:r>
-        <w:rPr>
-          <w:b w:val="0"/>
-        </w:rPr>
-        <w:t xml:space="preserve">, </w:t>
-      </w:r>
-      <w:r>
-        <w:rPr>
-          <w:b/>
-        </w:rPr>
-        <w:t>evidence</w:t>
-      </w:r>
-      <w:r>
-        <w:rPr>
-          <w:b w:val="0"/>
-        </w:rPr>
-        <w:t xml:space="preserve">, </w:t>
-      </w:r>
-      <w:r>
-        <w:rPr>
-          <w:b/>
-        </w:rPr>
-        <w:t>outcome</w:t>
-      </w:r>
-      <w:r>
-        <w:rPr>
-          <w:b w:val="0"/>
-        </w:rPr>
-        <w:t xml:space="preserve">, </w:t>
-      </w:r>
-      <w:r>
-        <w:rPr>
-          <w:b/>
-        </w:rPr>
-        <w:t>input</w:t>
-      </w:r>
-      <w:r>
-        <w:rPr>
-          <w:b w:val="0"/>
-        </w:rPr>
-        <w:t>s and boundaries</w:t>
-      </w:r>
-    </w:p>
-    <w:p>
-      <w:pPr>
-        <w:spacing w:line="336" w:lineRule="auto" w:after="180"/>
-      </w:pPr>
-      <w:r>
-        <w:rPr>
-          <w:b w:val="0"/>
-        </w:rPr>
-        <w:t>The independent equipment-cupboard scenario in W4</w:t>
-      </w:r>
-    </w:p>
-    <w:p>
-      <w:pPr>
-        <w:pStyle w:val="Heading3"/>
-      </w:pPr>
-      <w:r>
-        <w:t>End goal for the pictorial case</w:t>
-      </w:r>
-    </w:p>
-    <w:p>
-      <w:pPr>
-        <w:spacing w:line="336" w:lineRule="auto" w:after="180"/>
-      </w:pPr>
-      <w:r>
-        <w:rPr>
-          <w:b w:val="0"/>
-        </w:rPr>
-        <w:t>By the end, I can turn a recorded problem into a bounded, measurable project goal.</w:t>
-      </w:r>
-    </w:p>
-    <w:p>
-      <w:pPr>
-        <w:spacing w:line="336" w:lineRule="auto" w:after="180"/>
-      </w:pPr>
-      <w:r>
-        <w:rPr>
-          <w:b w:val="0"/>
-        </w:rPr>
-        <w:t>This added worked case illustrates the week’s main idea. Retain all original and connected topics; schedule its practice within the teaching cycle.</w:t>
-      </w:r>
-    </w:p>
-    <w:p>
-      <w:pPr>
-        <w:pStyle w:val="Heading1"/>
-      </w:pPr>
-      <w:r>
-        <w:t>02. Explain the mechanism</w:t>
-      </w:r>
-    </w:p>
-    <w:p>
-      <w:r>
-        <w:t>Model Find a Real Problem using the supplied case, labelled mechanism and reasoning. Make the scope of each conclusion explicit.</w:t>
-      </w:r>
-    </w:p>
-    <w:p>
-      <w:pPr>
-        <w:spacing w:line="336" w:lineRule="auto" w:after="180"/>
-      </w:pPr>
-      <w:r>
-        <w:rPr>
-          <w:b w:val="0"/>
-        </w:rPr>
-        <w:t>Follow the information instead of imagining magic inside the machine.</w:t>
-      </w:r>
-    </w:p>
-    <w:p>
-      <w:pPr>
-        <w:pStyle w:val="Heading3"/>
-      </w:pPr>
-      <w:r>
-        <w:t>1. Input — information entering</w:t>
-      </w:r>
-    </w:p>
-    <w:p>
-      <w:pPr>
-        <w:spacing w:line="336" w:lineRule="auto" w:after="180"/>
-        <w:shd w:fill="F4F9FC"/>
-      </w:pPr>
-      <w:r>
-        <w:rPr>
-          <w:b/>
-        </w:rPr>
-        <w:t>INPUT</w:t>
-      </w:r>
-      <w:r>
-        <w:rPr>
-          <w:b w:val="0"/>
-        </w:rPr>
-        <w:t xml:space="preserve"> </w:t>
-      </w:r>
-      <w:r>
-        <w:rPr>
-          <w:b/>
-        </w:rPr>
-        <w:t>observation</w:t>
-      </w:r>
-      <w:r>
-        <w:rPr>
-          <w:b w:val="0"/>
-        </w:rPr>
-        <w:t xml:space="preserve">s and </w:t>
-      </w:r>
-      <w:r>
-        <w:rPr>
-          <w:b/>
-        </w:rPr>
-        <w:t>interview</w:t>
-      </w:r>
-      <w:r>
-        <w:rPr>
-          <w:b w:val="0"/>
-        </w:rPr>
-        <w:t xml:space="preserve"> </w:t>
-      </w:r>
-      <w:r>
-        <w:rPr>
-          <w:b/>
-        </w:rPr>
-        <w:t>evidence</w:t>
-      </w:r>
-    </w:p>
-    <w:p>
-      <w:pPr>
-        <w:pStyle w:val="Heading3"/>
-      </w:pPr>
-      <w:r>
-        <w:t>2. Process — the deciding step</w:t>
-      </w:r>
-    </w:p>
-    <w:p>
-      <w:pPr>
-        <w:spacing w:line="336" w:lineRule="auto" w:after="180"/>
-        <w:shd w:fill="F4F9FC"/>
-      </w:pPr>
-      <w:r>
-        <w:rPr>
-          <w:b/>
-        </w:rPr>
-        <w:t>PROCESS</w:t>
-      </w:r>
-      <w:r>
-        <w:rPr>
-          <w:b w:val="0"/>
-        </w:rPr>
-        <w:t xml:space="preserve"> identify </w:t>
-      </w:r>
-      <w:r>
-        <w:rPr>
-          <w:b/>
-        </w:rPr>
-        <w:t>user</w:t>
-      </w:r>
-      <w:r>
-        <w:rPr>
-          <w:b w:val="0"/>
-        </w:rPr>
-        <w:t xml:space="preserve">, situation, </w:t>
-      </w:r>
-      <w:r>
-        <w:rPr>
-          <w:b/>
-        </w:rPr>
-        <w:t>need</w:t>
-      </w:r>
-      <w:r>
-        <w:rPr>
-          <w:b w:val="0"/>
-        </w:rPr>
-        <w:t>, and measurable effect</w:t>
-      </w:r>
-    </w:p>
-    <w:p>
-      <w:pPr>
-        <w:pStyle w:val="Heading3"/>
-      </w:pPr>
-      <w:r>
-        <w:t>3. Output — the result</w:t>
-      </w:r>
-    </w:p>
-    <w:p>
-      <w:pPr>
-        <w:spacing w:line="336" w:lineRule="auto" w:after="180"/>
-        <w:shd w:fill="F4F9FC"/>
-      </w:pPr>
-      <w:r>
-        <w:rPr>
-          <w:b/>
-        </w:rPr>
-        <w:t>OUTPUT</w:t>
-      </w:r>
-      <w:r>
-        <w:rPr>
-          <w:b w:val="0"/>
-        </w:rPr>
-        <w:t xml:space="preserve"> testable </w:t>
-      </w:r>
-      <w:r>
-        <w:rPr>
-          <w:b/>
-        </w:rPr>
-        <w:t>problem statement</w:t>
-      </w:r>
-      <w:r>
-        <w:rPr>
-          <w:b w:val="0"/>
-        </w:rPr>
-        <w:t xml:space="preserve"> without a preselected solution</w:t>
-      </w:r>
-    </w:p>
-    <w:p>
-      <w:pPr>
-        <w:pStyle w:val="Heading3"/>
-      </w:pPr>
-      <w:r>
-        <w:t>Key idea</w:t>
-      </w:r>
-    </w:p>
-    <w:p>
-      <w:pPr>
-        <w:spacing w:line="336" w:lineRule="auto" w:after="180"/>
-        <w:shd w:fill="EDF7F3"/>
-      </w:pPr>
-      <w:r>
-        <w:rPr>
-          <w:b w:val="0"/>
-        </w:rPr>
-        <w:t xml:space="preserve">CORE IDEA A strong project begins with a specific </w:t>
-      </w:r>
-      <w:r>
-        <w:rPr>
-          <w:b/>
-        </w:rPr>
-        <w:t>user</w:t>
-      </w:r>
-      <w:r>
-        <w:rPr>
-          <w:b w:val="0"/>
-        </w:rPr>
-        <w:t xml:space="preserve"> and observable </w:t>
-      </w:r>
-      <w:r>
-        <w:rPr>
-          <w:b/>
-        </w:rPr>
-        <w:t>need</w:t>
-      </w:r>
-      <w:r>
-        <w:rPr>
-          <w:b w:val="0"/>
-        </w:rPr>
-        <w:t>.</w:t>
-      </w:r>
-    </w:p>
-    <w:p>
-      <w:pPr>
-        <w:pStyle w:val="Heading3"/>
-      </w:pPr>
-      <w:r>
-        <w:t>How the mechanism works</w:t>
-      </w:r>
-    </w:p>
-    <w:p>
-      <w:pPr>
-        <w:spacing w:line="336" w:lineRule="auto" w:after="180"/>
-        <w:shd w:fill="F1F6F8"/>
-      </w:pPr>
-      <w:r>
-        <w:rPr>
-          <w:b w:val="0"/>
-        </w:rPr>
-        <w:t xml:space="preserve">UNDER THE HOOD Problem framing separates </w:t>
-      </w:r>
-      <w:r>
-        <w:rPr>
-          <w:b/>
-        </w:rPr>
-        <w:t>evidence</w:t>
-      </w:r>
-      <w:r>
-        <w:rPr>
-          <w:b w:val="0"/>
-        </w:rPr>
-        <w:t xml:space="preserve"> about a </w:t>
-      </w:r>
-      <w:r>
-        <w:rPr>
-          <w:b/>
-        </w:rPr>
-        <w:t>user</w:t>
-      </w:r>
-      <w:r>
-        <w:rPr>
-          <w:b w:val="0"/>
-        </w:rPr>
-        <w:t xml:space="preserve">'s </w:t>
-      </w:r>
-      <w:r>
-        <w:rPr>
-          <w:b/>
-        </w:rPr>
-        <w:t>need</w:t>
-      </w:r>
-      <w:r>
-        <w:rPr>
-          <w:b w:val="0"/>
-        </w:rPr>
-        <w:t xml:space="preserve"> from assumptions about a solution. A strong statement identifies who, when, what observable difficulty occurs, and how improvement could be measured.</w:t>
-      </w:r>
-    </w:p>
-    <w:p>
-      <w:pPr>
-        <w:spacing w:line="336" w:lineRule="auto" w:after="180"/>
-      </w:pPr>
-      <w:r>
-        <w:rPr>
-          <w:b w:val="0"/>
-        </w:rPr>
-        <w:t>Draw a fresh example with all three stages:</w:t>
-      </w:r>
-    </w:p>
-    <w:p>
-      <w:pPr>
-        <w:spacing w:line="336" w:lineRule="auto" w:after="180"/>
-      </w:pPr>
-      <w:r>
-        <w:rPr>
-          <w:b w:val="0"/>
-        </w:rPr>
-        <w:t xml:space="preserve">Every step connects a claim to observable </w:t>
-      </w:r>
-      <w:r>
-        <w:rPr>
-          <w:b/>
-        </w:rPr>
-        <w:t>evidence</w:t>
-      </w:r>
-      <w:r>
-        <w:rPr>
-          <w:b w:val="0"/>
-        </w:rPr>
-        <w:t>.</w:t>
-      </w:r>
-    </w:p>
-    <w:p>
-      <w:pPr>
-        <w:pStyle w:val="Heading3"/>
-      </w:pPr>
-      <w:r>
-        <w:t>The case to investigate</w:t>
-      </w:r>
-    </w:p>
-    <w:p>
-      <w:pPr>
-        <w:spacing w:line="336" w:lineRule="auto" w:after="180"/>
-        <w:shd w:fill="F1F6FC"/>
-      </w:pPr>
-      <w:r>
-        <w:rPr>
-          <w:b w:val="0"/>
-        </w:rPr>
-        <w:t xml:space="preserve">CASE 'Students </w:t>
-      </w:r>
-      <w:r>
-        <w:rPr>
-          <w:b/>
-        </w:rPr>
-        <w:t>need</w:t>
-      </w:r>
-      <w:r>
-        <w:rPr>
-          <w:b w:val="0"/>
-        </w:rPr>
-        <w:t xml:space="preserve"> AI' is not a </w:t>
-      </w:r>
-      <w:r>
-        <w:rPr>
-          <w:b/>
-        </w:rPr>
-        <w:t>problem statement</w:t>
-      </w:r>
-      <w:r>
-        <w:rPr>
-          <w:b w:val="0"/>
-        </w:rPr>
-        <w:t>; 'students spend five minutes finding misplaced supplies after art' is observable and testable.</w:t>
-      </w:r>
-    </w:p>
-    <w:p>
-      <w:pPr>
-        <w:pStyle w:val="Heading3"/>
-      </w:pPr>
-      <w:r>
-        <w:t>Step 1</w:t>
-      </w:r>
-    </w:p>
-    <w:p>
-      <w:pPr>
-        <w:spacing w:line="336" w:lineRule="auto" w:after="180"/>
-        <w:shd w:fill="F4F9FC"/>
-      </w:pPr>
-      <w:r>
-        <w:rPr>
-          <w:b w:val="0"/>
-        </w:rPr>
-        <w:t xml:space="preserve">STEP 1 — OBSERVE </w:t>
-      </w:r>
-      <w:r>
-        <w:rPr>
-          <w:b/>
-        </w:rPr>
-        <w:t>observation</w:t>
-      </w:r>
-      <w:r>
-        <w:rPr>
-          <w:b w:val="0"/>
-        </w:rPr>
-        <w:t xml:space="preserve">s and </w:t>
-      </w:r>
-      <w:r>
-        <w:rPr>
-          <w:b/>
-        </w:rPr>
-        <w:t>interview</w:t>
-      </w:r>
-      <w:r>
-        <w:rPr>
-          <w:b w:val="0"/>
-        </w:rPr>
-        <w:t xml:space="preserve"> </w:t>
-      </w:r>
-      <w:r>
-        <w:rPr>
-          <w:b/>
-        </w:rPr>
-        <w:t>evidence</w:t>
-      </w:r>
-    </w:p>
-    <w:p>
-      <w:pPr>
-        <w:pStyle w:val="Heading3"/>
-      </w:pPr>
-      <w:r>
-        <w:t>Step 2</w:t>
-      </w:r>
-    </w:p>
-    <w:p>
-      <w:pPr>
-        <w:spacing w:line="336" w:lineRule="auto" w:after="180"/>
-        <w:shd w:fill="F4F9FC"/>
-      </w:pPr>
-      <w:r>
-        <w:rPr>
-          <w:b w:val="0"/>
-        </w:rPr>
-        <w:t xml:space="preserve">STEP 2 — TRACE identify </w:t>
-      </w:r>
-      <w:r>
-        <w:rPr>
-          <w:b/>
-        </w:rPr>
-        <w:t>user</w:t>
-      </w:r>
-      <w:r>
-        <w:rPr>
-          <w:b w:val="0"/>
-        </w:rPr>
-        <w:t xml:space="preserve">, situation, </w:t>
-      </w:r>
-      <w:r>
-        <w:rPr>
-          <w:b/>
-        </w:rPr>
-        <w:t>need</w:t>
-      </w:r>
-      <w:r>
-        <w:rPr>
-          <w:b w:val="0"/>
-        </w:rPr>
-        <w:t>, and measurable effect</w:t>
-      </w:r>
-    </w:p>
-    <w:p>
-      <w:pPr>
-        <w:pStyle w:val="Heading3"/>
-      </w:pPr>
-      <w:r>
-        <w:t>Step 3</w:t>
-      </w:r>
-    </w:p>
-    <w:p>
-      <w:pPr>
-        <w:spacing w:line="336" w:lineRule="auto" w:after="180"/>
-        <w:shd w:fill="F4F9FC"/>
-      </w:pPr>
-      <w:r>
-        <w:rPr>
-          <w:b w:val="0"/>
-        </w:rPr>
-        <w:t xml:space="preserve">STEP 3 — CONCLUDE testable </w:t>
-      </w:r>
-      <w:r>
-        <w:rPr>
-          <w:b/>
-        </w:rPr>
-        <w:t>problem statement</w:t>
-      </w:r>
-      <w:r>
-        <w:rPr>
-          <w:b w:val="0"/>
-        </w:rPr>
-        <w:t xml:space="preserve"> without a preselected solution</w:t>
-      </w:r>
-    </w:p>
-    <w:p>
-      <w:pPr>
-        <w:pStyle w:val="Heading3"/>
-      </w:pPr>
-      <w:r>
-        <w:t>Model answer</w:t>
-      </w:r>
-    </w:p>
-    <w:p>
-      <w:pPr>
-        <w:spacing w:line="336" w:lineRule="auto" w:after="180"/>
-        <w:shd w:fill="F1F6FC"/>
-      </w:pPr>
-      <w:r>
-        <w:rPr>
-          <w:b w:val="0"/>
-        </w:rPr>
-        <w:t xml:space="preserve">MODEL REASONING A strong statement names the </w:t>
-      </w:r>
-      <w:r>
-        <w:rPr>
-          <w:b/>
-        </w:rPr>
-        <w:t>user</w:t>
-      </w:r>
-      <w:r>
-        <w:rPr>
-          <w:b w:val="0"/>
-        </w:rPr>
-        <w:t xml:space="preserve">, context, observable difficulty, and desired improvement without requiring AI. Protect privacy, avoid leading questions, and distinguish what the </w:t>
-      </w:r>
-      <w:r>
-        <w:rPr>
-          <w:b/>
-        </w:rPr>
-        <w:t>user</w:t>
-      </w:r>
-      <w:r>
-        <w:rPr>
-          <w:b w:val="0"/>
-        </w:rPr>
-        <w:t xml:space="preserve"> said from your inference.</w:t>
-      </w:r>
-    </w:p>
-    <w:p>
-      <w:pPr>
-        <w:pStyle w:val="Heading3"/>
-      </w:pPr>
-      <w:r>
-        <w:t>A claim to avoid</w:t>
-      </w:r>
-    </w:p>
-    <w:p>
-      <w:pPr>
-        <w:spacing w:line="336" w:lineRule="auto" w:after="180"/>
-        <w:shd w:fill="FFF5E6"/>
-      </w:pPr>
-      <w:r>
-        <w:rPr>
-          <w:b w:val="0"/>
-        </w:rPr>
-        <w:t>DO NOT OVERCLAIM Do not collect personal stories unrelated to the design question.</w:t>
-      </w:r>
-    </w:p>
-    <w:p>
-      <w:pPr>
-        <w:spacing w:line="336" w:lineRule="auto" w:after="180"/>
-        <w:shd w:fill="F5F1FB"/>
-      </w:pPr>
-      <w:r>
-        <w:rPr>
-          <w:b w:val="0"/>
-        </w:rPr>
-        <w:t xml:space="preserve">What new </w:t>
-      </w:r>
-      <w:r>
-        <w:rPr>
-          <w:b/>
-        </w:rPr>
-        <w:t>evidence</w:t>
-      </w:r>
-      <w:r>
-        <w:rPr>
-          <w:b w:val="0"/>
-        </w:rPr>
-        <w:t xml:space="preserve"> could change this answer?</w:t>
-      </w:r>
-    </w:p>
-    <w:p>
-      <w:pPr>
-        <w:pStyle w:val="Heading3"/>
-      </w:pPr>
-      <w:r>
-        <w:t>Concrete teaching case</w:t>
-      </w:r>
-    </w:p>
-    <w:p>
-      <w:pPr>
-        <w:pStyle w:val="Heading3"/>
-      </w:pPr>
-      <w:r>
-        <w:t>The teaching case</w:t>
-      </w:r>
-    </w:p>
-    <w:p>
-      <w:pPr>
-        <w:spacing w:line="336" w:lineRule="auto" w:after="180"/>
-        <w:shd w:fill="F1F6FC"/>
-      </w:pPr>
-      <w:r>
-        <w:rPr>
-          <w:b w:val="0"/>
-        </w:rPr>
-        <w:t>Shared markers are often lost because tray labels are unclear.</w:t>
-      </w:r>
-    </w:p>
-    <w:p>
-      <w:pPr>
-        <w:pStyle w:val="Heading3"/>
-      </w:pPr>
-      <w:r>
-        <w:t>The teaching case</w:t>
-      </w:r>
-    </w:p>
-    <w:p>
-      <w:pPr>
-        <w:spacing w:line="336" w:lineRule="auto" w:after="180"/>
-        <w:shd w:fill="F1F6FC"/>
-      </w:pPr>
-      <w:r>
-        <w:rPr>
-          <w:b w:val="0"/>
-        </w:rPr>
-        <w:t xml:space="preserve">State the </w:t>
-      </w:r>
-      <w:r>
-        <w:rPr>
-          <w:b/>
-        </w:rPr>
-        <w:t>need</w:t>
-      </w:r>
-      <w:r>
-        <w:rPr>
-          <w:b w:val="0"/>
-        </w:rPr>
-        <w:t xml:space="preserve"> before selecting AI.</w:t>
-      </w:r>
-    </w:p>
-    <w:p>
-      <w:pPr>
-        <w:pStyle w:val="Heading3"/>
-      </w:pPr>
-      <w:r>
-        <w:t>Exact explanation to model</w:t>
-      </w:r>
-    </w:p>
-    <w:p>
-      <w:pPr>
-        <w:pStyle w:val="Heading3"/>
-      </w:pPr>
-      <w:r>
-        <w:t>Why the result follows</w:t>
-      </w:r>
-    </w:p>
-    <w:p>
-      <w:pPr>
-        <w:spacing w:line="336" w:lineRule="auto" w:after="180"/>
-        <w:shd w:fill="F1F6FC"/>
-      </w:pPr>
-      <w:r>
-        <w:rPr>
-          <w:b w:val="0"/>
-        </w:rPr>
-        <w:t xml:space="preserve">Students </w:t>
-      </w:r>
-      <w:r>
-        <w:rPr>
-          <w:b/>
-        </w:rPr>
-        <w:t>need</w:t>
-      </w:r>
-      <w:r>
-        <w:rPr>
-          <w:b w:val="0"/>
-        </w:rPr>
-        <w:t xml:space="preserve"> to return markers correctly and quickly. Test clearer labels before proposing a model.</w:t>
-      </w:r>
-    </w:p>
-    <w:p>
-      <w:pPr>
-        <w:pStyle w:val="Heading3"/>
-      </w:pPr>
-      <w:r>
-        <w:t>Explain the added worked example</w:t>
-      </w:r>
-    </w:p>
-    <w:p>
-      <w:pPr>
-        <w:pStyle w:val="Heading3"/>
-      </w:pPr>
-      <w:r>
-        <w:t>Explain the added worked example · 1</w:t>
-      </w:r>
-    </w:p>
-    <w:p>
-      <w:pPr>
-        <w:spacing w:line="336" w:lineRule="auto" w:after="180"/>
-      </w:pPr>
-      <w:r>
-        <w:rPr>
-          <w:b w:val="0"/>
-        </w:rPr>
-        <w:t xml:space="preserve">For the final project sequence, we will develop a small activity recommender on paper. Its </w:t>
-      </w:r>
-      <w:r>
-        <w:rPr>
-          <w:b/>
-        </w:rPr>
-        <w:t>user</w:t>
-      </w:r>
-      <w:r>
-        <w:rPr>
-          <w:b w:val="0"/>
-        </w:rPr>
-        <w:t>s are fictional pupils choosing a classroom activity that fits their available time and room conditions.</w:t>
-      </w:r>
-    </w:p>
-    <w:p>
-      <w:pPr>
-        <w:spacing w:line="336" w:lineRule="auto" w:after="180"/>
-      </w:pPr>
-      <w:r>
-        <w:rPr>
-          <w:b w:val="0"/>
-        </w:rPr>
-        <w:t xml:space="preserve">We will decide what the recommender must do, build a traceable </w:t>
-      </w:r>
-      <w:r>
-        <w:rPr>
-          <w:b/>
-        </w:rPr>
-        <w:t>process</w:t>
-      </w:r>
-      <w:r>
-        <w:rPr>
-          <w:b w:val="0"/>
-        </w:rPr>
-        <w:t>, test it and explain its limits. A recommendation is a suggestion; the pupil can decline it.</w:t>
-      </w:r>
-    </w:p>
-    <w:p>
-      <w:pPr>
-        <w:pStyle w:val="Heading3"/>
-      </w:pPr>
-      <w:r>
-        <w:t>Explain the added worked example · 2</w:t>
-      </w:r>
-    </w:p>
-    <w:p>
-      <w:pPr>
-        <w:spacing w:line="336" w:lineRule="auto" w:after="180"/>
-      </w:pPr>
-      <w:r>
-        <w:rPr>
-          <w:b w:val="0"/>
-        </w:rPr>
-        <w:t xml:space="preserve">Start before the solution. Our supplied </w:t>
-      </w:r>
-      <w:r>
-        <w:rPr>
-          <w:b/>
-        </w:rPr>
-        <w:t>observation</w:t>
-      </w:r>
-      <w:r>
-        <w:rPr>
-          <w:b w:val="0"/>
-        </w:rPr>
-        <w:t xml:space="preserve"> log describes ten fictional requests made using an activity catalogue. Six first choices fit the request’s time and room conditions. Four did not and </w:t>
-      </w:r>
-      <w:r>
-        <w:rPr>
-          <w:b/>
-        </w:rPr>
-        <w:t>need</w:t>
-      </w:r>
-      <w:r>
-        <w:rPr>
-          <w:b w:val="0"/>
-        </w:rPr>
-        <w:t>ed another choice.</w:t>
-      </w:r>
-    </w:p>
-    <w:p>
-      <w:pPr>
-        <w:spacing w:line="336" w:lineRule="auto" w:after="180"/>
-      </w:pPr>
-      <w:r>
-        <w:rPr>
-          <w:b w:val="0"/>
-        </w:rPr>
-        <w:t xml:space="preserve">These invented classroom records give us a problem to investigate. They are not </w:t>
-      </w:r>
-      <w:r>
-        <w:rPr>
-          <w:b/>
-        </w:rPr>
-        <w:t>observation</w:t>
-      </w:r>
-      <w:r>
-        <w:rPr>
-          <w:b w:val="0"/>
-        </w:rPr>
-        <w:t>s of your classmates and do not show how often this happens in other classes.</w:t>
-      </w:r>
-    </w:p>
-    <w:p>
-      <w:pPr>
-        <w:pStyle w:val="Heading3"/>
-      </w:pPr>
-      <w:r>
-        <w:t>Explain the added worked example · 3</w:t>
-      </w:r>
-    </w:p>
-    <w:p>
-      <w:pPr>
-        <w:spacing w:line="336" w:lineRule="auto" w:after="180"/>
-      </w:pPr>
-      <w:r>
-        <w:rPr>
-          <w:b w:val="0"/>
-        </w:rPr>
-        <w:t xml:space="preserve">A useful </w:t>
-      </w:r>
-      <w:r>
-        <w:rPr>
-          <w:b/>
-        </w:rPr>
-        <w:t>problem statement</w:t>
-      </w:r>
-      <w:r>
-        <w:rPr>
-          <w:b w:val="0"/>
-        </w:rPr>
-        <w:t xml:space="preserve"> is: “In the supplied ten-request exercise, four first choices did not fit the stated time or room conditions, so those </w:t>
-      </w:r>
-      <w:r>
-        <w:rPr>
-          <w:b/>
-        </w:rPr>
-        <w:t>user</w:t>
-      </w:r>
-      <w:r>
-        <w:rPr>
-          <w:b w:val="0"/>
-        </w:rPr>
-        <w:t xml:space="preserve">s had to choose again.” “We </w:t>
-      </w:r>
-      <w:r>
-        <w:rPr>
-          <w:b/>
-        </w:rPr>
-        <w:t>need</w:t>
-      </w:r>
-      <w:r>
-        <w:rPr>
-          <w:b w:val="0"/>
-        </w:rPr>
-        <w:t xml:space="preserve"> AI” names a possible technology but says neither who </w:t>
-      </w:r>
-      <w:r>
-        <w:rPr>
-          <w:b/>
-        </w:rPr>
-        <w:t>need</w:t>
-      </w:r>
-      <w:r>
-        <w:rPr>
-          <w:b w:val="0"/>
-        </w:rPr>
-        <w:t>s help nor what should improve.</w:t>
-      </w:r>
-    </w:p>
-    <w:p>
-      <w:pPr>
-        <w:spacing w:line="336" w:lineRule="auto" w:after="180"/>
-      </w:pPr>
-      <w:r>
-        <w:rPr>
-          <w:b w:val="0"/>
-        </w:rPr>
-        <w:t>The log also does not establish whether unclear wording, missing information or another cause produced the mismatches.</w:t>
-      </w:r>
-    </w:p>
-    <w:p>
-      <w:pPr>
-        <w:pStyle w:val="Heading3"/>
-      </w:pPr>
-      <w:r>
-        <w:t>Explain the added worked example · 4</w:t>
-      </w:r>
-    </w:p>
-    <w:p>
-      <w:pPr>
-        <w:spacing w:line="336" w:lineRule="auto" w:after="180"/>
-      </w:pPr>
-      <w:r>
-        <w:rPr>
-          <w:b w:val="0"/>
-        </w:rPr>
-        <w:t xml:space="preserve">Our target </w:t>
-      </w:r>
-      <w:r>
-        <w:rPr>
-          <w:b/>
-        </w:rPr>
-        <w:t>outcome</w:t>
-      </w:r>
-      <w:r>
-        <w:rPr>
-          <w:b w:val="0"/>
-        </w:rPr>
-        <w:t xml:space="preserve"> is a compatible suggestion when the catalogue contains one, and a clear no-match message when none fits.</w:t>
-      </w:r>
-    </w:p>
-    <w:p>
-      <w:pPr>
-        <w:spacing w:line="336" w:lineRule="auto" w:after="180"/>
-      </w:pPr>
-      <w:r>
-        <w:rPr>
-          <w:b w:val="0"/>
-        </w:rPr>
-        <w:t xml:space="preserve">Compatibility means respecting the stated conditions; it does not mean that every pupil will enjoy the activity. We can check time and room conditions from a request and catalogue. Enjoyment would </w:t>
-      </w:r>
-      <w:r>
-        <w:rPr>
-          <w:b/>
-        </w:rPr>
-        <w:t>need</w:t>
-      </w:r>
-      <w:r>
-        <w:rPr>
-          <w:b w:val="0"/>
-        </w:rPr>
-        <w:t xml:space="preserve"> different </w:t>
-      </w:r>
-      <w:r>
-        <w:rPr>
-          <w:b/>
-        </w:rPr>
-        <w:t>evidence</w:t>
-      </w:r>
-      <w:r>
-        <w:rPr>
-          <w:b w:val="0"/>
-        </w:rPr>
-        <w:t>.</w:t>
-      </w:r>
-    </w:p>
-    <w:p>
-      <w:pPr>
-        <w:pStyle w:val="Heading3"/>
-      </w:pPr>
-      <w:r>
-        <w:t>Explain the added worked example · 5</w:t>
-      </w:r>
-    </w:p>
-    <w:p>
-      <w:pPr>
-        <w:spacing w:line="336" w:lineRule="auto" w:after="180"/>
-      </w:pPr>
-      <w:r>
-        <w:rPr>
-          <w:b w:val="0"/>
-        </w:rPr>
-        <w:t>Count compatible suggestions, incompatible suggestions and no-match messages separately. Otherwise a system could avoid every wrong suggestion by refusing to suggest anything.</w:t>
-      </w:r>
-    </w:p>
-    <w:p>
-      <w:pPr>
-        <w:spacing w:line="336" w:lineRule="auto" w:after="180"/>
-      </w:pPr>
-      <w:r>
-        <w:rPr>
-          <w:b w:val="0"/>
-        </w:rPr>
         <w:t>If a valid option existed, that refusal would still fail to provide the intended help. Record the total number of requests so a count has a clear denominator.</w:t>
       </w:r>
     </w:p>
     <w:p>
       <w:pPr>
-        <w:pStyle w:val="Heading3"/>
-      </w:pPr>
-      <w:r>
-        <w:t>Key terms</w:t>
-      </w:r>
-    </w:p>
-    <w:tbl>
-      <w:tblPr>
-        <w:tblStyle w:val="LightShading-Accent1"/>
-        <w:tblW w:type="auto" w:w="0"/>
-        <w:tblLook w:firstColumn="1" w:firstRow="1" w:lastColumn="0" w:lastRow="0" w:noHBand="0" w:noVBand="1" w:val="04A0"/>
-      </w:tblPr>
-      <w:tblGrid>
-        <w:gridCol w:w="5112"/>
-        <w:gridCol w:w="5112"/>
-      </w:tblGrid>
-      <w:tr>
-        <w:trPr>
-          <w:tblHeader/>
-        </w:trPr>
-        <w:tc>
-          <w:tcPr>
-            <w:tcW w:type="dxa" w:w="5112"/>
-          </w:tcPr>
-          <w:p>
-            <w:r>
-              <w:t>Term</w:t>
-            </w:r>
-          </w:p>
-        </w:tc>
-        <w:tc>
-          <w:tcPr>
-            <w:tcW w:type="dxa" w:w="5112"/>
-          </w:tcPr>
-          <w:p>
-            <w:r>
-              <w:t>Meaning</w:t>
-            </w:r>
-          </w:p>
-        </w:tc>
-      </w:tr>
-      <w:tr>
-        <w:tc>
-          <w:tcPr>
-            <w:tcW w:type="dxa" w:w="5112"/>
-          </w:tcPr>
-          <w:p>
-            <w:r>
-              <w:t>User need</w:t>
-            </w:r>
-          </w:p>
-        </w:tc>
-        <w:tc>
-          <w:tcPr>
-            <w:tcW w:type="dxa" w:w="5112"/>
-          </w:tcPr>
-          <w:p>
-            <w:r>
-              <w:t>Something a person needs to accomplish in a particular situation</w:t>
-            </w:r>
-          </w:p>
-        </w:tc>
-      </w:tr>
-      <w:tr>
-        <w:tc>
-          <w:tcPr>
-            <w:tcW w:type="dxa" w:w="5112"/>
-          </w:tcPr>
-          <w:p>
-            <w:r>
-              <w:t>Problem statement</w:t>
-            </w:r>
-          </w:p>
-        </w:tc>
-        <w:tc>
-          <w:tcPr>
-            <w:tcW w:type="dxa" w:w="5112"/>
-          </w:tcPr>
-          <w:p>
-            <w:r>
-              <w:t>A specific description of who faces a difficulty and what that difficulty is</w:t>
-            </w:r>
-          </w:p>
-        </w:tc>
-      </w:tr>
-      <w:tr>
-        <w:tc>
-          <w:tcPr>
-            <w:tcW w:type="dxa" w:w="5112"/>
-          </w:tcPr>
-          <w:p>
-            <w:r>
-              <w:t>Outcome</w:t>
-            </w:r>
-          </w:p>
-        </w:tc>
-        <w:tc>
-          <w:tcPr>
-            <w:tcW w:type="dxa" w:w="5112"/>
-          </w:tcPr>
-          <w:p>
-            <w:r>
-              <w:t>The result experienced by the user</w:t>
-            </w:r>
-          </w:p>
-        </w:tc>
-      </w:tr>
-      <w:tr>
-        <w:tc>
-          <w:tcPr>
-            <w:tcW w:type="dxa" w:w="5112"/>
-          </w:tcPr>
-          <w:p>
-            <w:r>
-              <w:t>Constraint</w:t>
-            </w:r>
-          </w:p>
-        </w:tc>
-        <w:tc>
-          <w:tcPr>
-            <w:tcW w:type="dxa" w:w="5112"/>
-          </w:tcPr>
-          <w:p>
-            <w:r>
-              <w:t>A condition that a proposed solution must respect</w:t>
-            </w:r>
-          </w:p>
-        </w:tc>
-      </w:tr>
-      <w:tr>
-        <w:tc>
-          <w:tcPr>
-            <w:tcW w:type="dxa" w:w="5112"/>
-          </w:tcPr>
-          <w:p>
-            <w:r>
-              <w:t>Success measure</w:t>
-            </w:r>
-          </w:p>
-        </w:tc>
-        <w:tc>
-          <w:tcPr>
-            <w:tcW w:type="dxa" w:w="5112"/>
-          </w:tcPr>
-          <w:p>
-            <w:r>
-              <w:t>An observable quantity or result used to judge progress</w:t>
-            </w:r>
-          </w:p>
-        </w:tc>
-      </w:tr>
-    </w:tbl>
-    <w:p>
-      <w:pPr>
-        <w:pStyle w:val="Heading3"/>
-      </w:pPr>
-      <w:r>
-        <w:t>Model the reasoning aloud</w:t>
-      </w:r>
-    </w:p>
-    <w:p>
-      <w:pPr>
-        <w:spacing w:line="336" w:lineRule="auto" w:after="180"/>
-      </w:pPr>
-      <w:r>
-        <w:rPr>
-          <w:b w:val="0"/>
-        </w:rPr>
-        <w:t xml:space="preserve">Use the complete worked example below before asking learners to complete W2. Reveal a small part, invite a </w:t>
-      </w:r>
-      <w:r>
-        <w:rPr>
-          <w:b/>
-        </w:rPr>
-        <w:t>prediction</w:t>
-      </w:r>
-      <w:r>
-        <w:rPr>
-          <w:b w:val="0"/>
-        </w:rPr>
-        <w:t>, then explain the deciding step.</w:t>
-      </w:r>
-    </w:p>
-    <w:p>
-      <w:pPr>
-        <w:spacing w:line="336" w:lineRule="auto" w:after="180"/>
-      </w:pPr>
-      <w:r>
-        <w:rPr>
-          <w:b w:val="0"/>
-        </w:rPr>
-        <w:t>These teacher notes contain solutions; do not reveal the independent case answer during modelling.</w:t>
+        <w:pStyle w:val="Heading2"/>
+      </w:pPr>
+      <w:r>
+        <w:t>Bound the paper task and keep simpler options open</w:t>
       </w:r>
     </w:p>
     <w:tbl>
@@ -2260,14 +1370,6 @@
     </w:tbl>
     <w:p>
       <w:pPr>
-        <w:pStyle w:val="Heading3"/>
-      </w:pPr>
-      <w:r>
-        <w:t>Model the reasoning aloud · 6</w:t>
-      </w:r>
-    </w:p>
-    <w:p>
-      <w:pPr>
         <w:spacing w:line="336" w:lineRule="auto" w:after="180"/>
       </w:pPr>
       <w:r>
@@ -2326,14 +1428,6 @@
     </w:p>
     <w:p>
       <w:pPr>
-        <w:pStyle w:val="Heading3"/>
-      </w:pPr>
-      <w:r>
-        <w:t>Model the reasoning aloud · 7</w:t>
-      </w:r>
-    </w:p>
-    <w:p>
-      <w:pPr>
         <w:spacing w:line="336" w:lineRule="auto" w:after="180"/>
       </w:pPr>
       <w:r>
@@ -2366,108 +1460,14 @@
         <w:t xml:space="preserve"> and limits of the task.</w:t>
       </w:r>
     </w:p>
-    <w:tbl>
-      <w:tblPr>
-        <w:tblStyle w:val="LightShading-Accent1"/>
-        <w:tblW w:type="auto" w:w="0"/>
-        <w:tblLook w:firstColumn="1" w:firstRow="1" w:lastColumn="0" w:lastRow="0" w:noHBand="0" w:noVBand="1" w:val="04A0"/>
-      </w:tblPr>
-      <w:tblGrid>
-        <w:gridCol w:w="5112"/>
-        <w:gridCol w:w="5112"/>
-      </w:tblGrid>
-      <w:tr>
-        <w:trPr>
-          <w:tblHeader/>
-        </w:trPr>
-        <w:tc>
-          <w:tcPr>
-            <w:tcW w:type="dxa" w:w="5112"/>
-          </w:tcPr>
-          <w:p>
-            <w:r>
-              <w:t>Thinking move</w:t>
-            </w:r>
-          </w:p>
-        </w:tc>
-        <w:tc>
-          <w:tcPr>
-            <w:tcW w:type="dxa" w:w="5112"/>
-          </w:tcPr>
-          <w:p>
-            <w:r>
-              <w:t>Teacher prompt</w:t>
-            </w:r>
-          </w:p>
-        </w:tc>
-      </w:tr>
-      <w:tr>
-        <w:tc>
-          <w:tcPr>
-            <w:tcW w:type="dxa" w:w="5112"/>
-          </w:tcPr>
-          <w:p>
-            <w:r>
-              <w:t>Plan</w:t>
-            </w:r>
-          </w:p>
-        </w:tc>
-        <w:tc>
-          <w:tcPr>
-            <w:tcW w:type="dxa" w:w="5112"/>
-          </w:tcPr>
-          <w:p>
-            <w:r>
-              <w:t>What is given? What is the question? Which procedure fits these facts?</w:t>
-            </w:r>
-          </w:p>
-        </w:tc>
-      </w:tr>
-      <w:tr>
-        <w:tc>
-          <w:tcPr>
-            <w:tcW w:type="dxa" w:w="5112"/>
-          </w:tcPr>
-          <w:p>
-            <w:r>
-              <w:t>Do</w:t>
-            </w:r>
-          </w:p>
-        </w:tc>
-        <w:tc>
-          <w:tcPr>
-            <w:tcW w:type="dxa" w:w="5112"/>
-          </w:tcPr>
-          <w:p>
-            <w:r>
-              <w:t>Point to each input and intermediate step in the worked trace. Name the rule that allows the next step.</w:t>
-            </w:r>
-          </w:p>
-        </w:tc>
-      </w:tr>
-      <w:tr>
-        <w:tc>
-          <w:tcPr>
-            <w:tcW w:type="dxa" w:w="5112"/>
-          </w:tcPr>
-          <w:p>
-            <w:r>
-              <w:t>Check</w:t>
-            </w:r>
-          </w:p>
-        </w:tc>
-        <w:tc>
-          <w:tcPr>
-            <w:tcW w:type="dxa" w:w="5112"/>
-          </w:tcPr>
-          <w:p>
-            <w:r>
-              <w:t>Does the output answer the question? Which assumption or limitation prevents a larger claim?</w:t>
-            </w:r>
-          </w:p>
-        </w:tc>
-      </w:tr>
-    </w:tbl>
+    <w:p>
+      <w:pPr>
+        <w:pStyle w:val="Heading2"/>
+      </w:pPr>
+      <w:r>
+        <w:t>Introduce the separate tray record</w:t>
+      </w:r>
+    </w:p>
     <w:p>
       <w:pPr>
         <w:spacing w:line="336" w:lineRule="auto" w:after="180"/>
@@ -2476,15 +1476,7 @@
         <w:rPr>
           <w:b w:val="0"/>
         </w:rPr>
-        <w:t>Use the diagram and verbal explanation together. Ask learners to match a sentence to a specific visual step; do not assign learners fixed visual or auditory learning styles.</w:t>
-      </w:r>
-    </w:p>
-    <w:p>
-      <w:pPr>
-        <w:pStyle w:val="Heading3"/>
-      </w:pPr>
-      <w:r>
-        <w:t>A pictorial worked case: Find a Real Problem</w:t>
+        <w:t>A fictional class loses time finding the correct craft tray.</w:t>
       </w:r>
     </w:p>
     <w:p>
@@ -2495,63 +1487,34 @@
         <w:rPr>
           <w:b w:val="0"/>
         </w:rPr>
-        <w:t>A fictional class loses time finding the correct craft tray.</w:t>
-      </w:r>
-    </w:p>
-    <w:p>
-      <w:pPr>
-        <w:pStyle w:val="Heading3"/>
-      </w:pPr>
-      <w:r>
-        <w:t>The facts we will use</w:t>
-      </w:r>
-    </w:p>
-    <w:p>
-      <w:pPr>
-        <w:pStyle w:val="Heading3"/>
-      </w:pPr>
-      <w:r>
-        <w:t>Supplied facts</w:t>
+        <w:t>In eight recorded requests, three selected trays lack a required tool; five match.</w:t>
       </w:r>
     </w:p>
     <w:p>
       <w:pPr>
         <w:spacing w:line="336" w:lineRule="auto" w:after="180"/>
-        <w:shd w:fill="F1F6FC"/>
-      </w:pPr>
-      <w:r>
-        <w:rPr>
-          <w:b w:val="0"/>
-        </w:rPr>
-        <w:t>In eight recorded requests, three selected trays lack a required tool; five match.</w:t>
-      </w:r>
-    </w:p>
-    <w:p>
-      <w:pPr>
-        <w:pStyle w:val="Heading3"/>
-      </w:pPr>
-      <w:r>
-        <w:t>Supplied facts</w:t>
-      </w:r>
-    </w:p>
-    <w:p>
-      <w:pPr>
-        <w:spacing w:line="336" w:lineRule="auto" w:after="180"/>
-        <w:shd w:fill="F1F6FC"/>
       </w:pPr>
       <w:r>
         <w:rPr>
           <w:b w:val="0"/>
         </w:rPr>
         <w:t>The teacher permits a paper finder using fictional requests and an approved tray list, with no pupil names.</w:t>
+      </w:r>
+    </w:p>
+    <w:p>
+      <w:pPr>
+        <w:pStyle w:val="Heading2"/>
+      </w:pPr>
+      <w:r>
+        <w:t>Return to the ten-request activity problem</w:t>
       </w:r>
     </w:p>
     <w:p>
       <w:r>
         <w:drawing>
           <wp:inline xmlns:a="http://schemas.openxmlformats.org/drawingml/2006/main" xmlns:pic="http://schemas.openxmlformats.org/drawingml/2006/picture">
-            <wp:extent cx="5311302" cy="5943600"/>
-            <wp:docPr id="1" name="Picture 1" descr="Find a Real Problem. Observe problem: Three mismatches are recorded out of eight requests.. Define need: Help users choose a tray containing every requested tool.. Set success test: Compare selected tray against the approved inventory for each new case.. Bound the project: Use fictional tool requests; do not collect identity or purchase equipment."/>
+            <wp:extent cx="5486400" cy="2834640"/>
+            <wp:docPr id="1" name="Picture 1" descr="From an observed difficulty to a testable goal. 4 of 10 choices mismatch | Some re-selection occurred | Cause is not established. Need a compatible choice | Check time and conditions | User can still decline. Paper suggestion process | Small permitted prototype | Benefit needs a comparison. Measure fit and coverage | Observe useful outcomes | Do not hide no-result cases"/>
             <wp:cNvGraphicFramePr>
               <a:graphicFrameLocks noChangeAspect="1"/>
             </wp:cNvGraphicFramePr>
@@ -2559,7 +1522,7 @@
               <a:graphicData uri="http://schemas.openxmlformats.org/drawingml/2006/picture">
                 <pic:pic>
                   <pic:nvPicPr>
-                    <pic:cNvPr id="0" name="academy-visual-ai-1-29.png"/>
+                    <pic:cNvPr id="0" name="academy-story-ai-1-29-03.png"/>
                     <pic:cNvPicPr/>
                   </pic:nvPicPr>
                   <pic:blipFill>
@@ -2571,7 +1534,51 @@
                   <pic:spPr>
                     <a:xfrm>
                       <a:off x="0" y="0"/>
-                      <a:ext cx="5311302" cy="5943600"/>
+                      <a:ext cx="5486400" cy="2834640"/>
+                    </a:xfrm>
+                    <a:prstGeom prst="rect"/>
+                  </pic:spPr>
+                </pic:pic>
+              </a:graphicData>
+            </a:graphic>
+          </wp:inline>
+        </w:drawing>
+      </w:r>
+    </w:p>
+    <w:p>
+      <w:pPr>
+        <w:pStyle w:val="Heading2"/>
+      </w:pPr>
+      <w:r>
+        <w:t>Trace the tray brief</w:t>
+      </w:r>
+    </w:p>
+    <w:p>
+      <w:r>
+        <w:drawing>
+          <wp:inline xmlns:a="http://schemas.openxmlformats.org/drawingml/2006/main" xmlns:pic="http://schemas.openxmlformats.org/drawingml/2006/picture">
+            <wp:extent cx="5486400" cy="4005072"/>
+            <wp:docPr id="2" name="Picture 2" descr="Observe problem: Three mismatches are recorded out of eight requests. → Define need: Help users choose a tray containing every requested tool. → Set success test: Compare selected tray against the approved inventory for each new case. → Bound the project: Use fictional tool requests; do not collect identity or purchase equipment."/>
+            <wp:cNvGraphicFramePr>
+              <a:graphicFrameLocks noChangeAspect="1"/>
+            </wp:cNvGraphicFramePr>
+            <a:graphic>
+              <a:graphicData uri="http://schemas.openxmlformats.org/drawingml/2006/picture">
+                <pic:pic>
+                  <pic:nvPicPr>
+                    <pic:cNvPr id="0" name="academy-story-ai-1-29-02.png"/>
+                    <pic:cNvPicPr/>
+                  </pic:nvPicPr>
+                  <pic:blipFill>
+                    <a:blip r:embed="rId10"/>
+                    <a:stretch>
+                      <a:fillRect/>
+                    </a:stretch>
+                  </pic:blipFill>
+                  <pic:spPr>
+                    <a:xfrm>
+                      <a:off x="0" y="0"/>
+                      <a:ext cx="5486400" cy="4005072"/>
                     </a:xfrm>
                     <a:prstGeom prst="rect"/>
                   </pic:spPr>
@@ -2721,247 +1728,205 @@
     </w:p>
     <w:p>
       <w:pPr>
+        <w:spacing w:line="336" w:lineRule="auto" w:after="180"/>
+      </w:pPr>
+      <w:r>
+        <w:rPr>
+          <w:b w:val="0"/>
+        </w:rPr>
+        <w:t xml:space="preserve">The mismatch record describes a concrete </w:t>
+      </w:r>
+      <w:r>
+        <w:rPr>
+          <w:b/>
+        </w:rPr>
+        <w:t>need</w:t>
+      </w:r>
+      <w:r>
+        <w:rPr>
+          <w:b w:val="0"/>
+        </w:rPr>
+        <w:t>. A measurable goal checks whether the chosen tray satisfies the request; calling the system smart would not tell us how to evaluate it.</w:t>
+      </w:r>
+    </w:p>
+    <w:p>
+      <w:pPr>
+        <w:spacing w:line="336" w:lineRule="auto" w:after="180"/>
+      </w:pPr>
+      <w:r>
+        <w:rPr>
+          <w:b w:val="0"/>
+        </w:rPr>
+        <w:t>Start with a transparent paper baseline, and keep unsatisfied requests visible instead of selecting a near match without warning.</w:t>
+      </w:r>
+    </w:p>
+    <w:p>
+      <w:pPr>
+        <w:pStyle w:val="Heading2"/>
+      </w:pPr>
+      <w:r>
+        <w:t>Limit school-wide and AI-necessity claims</w:t>
+      </w:r>
+    </w:p>
+    <w:p>
+      <w:pPr>
+        <w:spacing w:line="336" w:lineRule="auto" w:after="180"/>
+      </w:pPr>
+      <w:r>
+        <w:rPr>
+          <w:b w:val="0"/>
+        </w:rPr>
+        <w:t>Eight requests do not show the problem’s frequency across the entire school or prove AI is necessary.</w:t>
+      </w:r>
+    </w:p>
+    <w:p>
+      <w:pPr>
+        <w:pStyle w:val="Heading2"/>
+      </w:pPr>
+      <w:r>
+        <w:t>Remove every compatible tray</w:t>
+      </w:r>
+    </w:p>
+    <w:p>
+      <w:pPr>
+        <w:spacing w:line="336" w:lineRule="auto" w:after="180"/>
+      </w:pPr>
+      <w:r>
+        <w:rPr>
+          <w:b w:val="0"/>
+        </w:rPr>
+        <w:t>Change: The approved list contains no tray with every requested tool.</w:t>
+      </w:r>
+    </w:p>
+    <w:p>
+      <w:pPr>
+        <w:spacing w:line="336" w:lineRule="auto" w:after="180"/>
+      </w:pPr>
+      <w:r>
+        <w:rPr>
+          <w:b/>
+        </w:rPr>
+        <w:t>Prediction</w:t>
+      </w:r>
+      <w:r>
+        <w:rPr>
+          <w:b w:val="0"/>
+        </w:rPr>
+        <w:t>: The finder should report no suitable tray rather than guess.</w:t>
+      </w:r>
+    </w:p>
+    <w:p>
+      <w:pPr>
+        <w:spacing w:line="336" w:lineRule="auto" w:after="180"/>
+      </w:pPr>
+      <w:r>
+        <w:rPr>
+          <w:b w:val="0"/>
+        </w:rPr>
+        <w:t>Reason: Success includes honestly identifying unsatisfied requirements.</w:t>
+      </w:r>
+    </w:p>
+    <w:p>
+      <w:pPr>
+        <w:pStyle w:val="Heading2"/>
+      </w:pPr>
+      <w:r>
+        <w:t>Use the picture to elicit a testable goal</w:t>
+      </w:r>
+    </w:p>
+    <w:p>
+      <w:pPr>
+        <w:spacing w:line="336" w:lineRule="auto" w:after="180"/>
+      </w:pPr>
+      <w:r>
+        <w:rPr>
+          <w:b w:val="0"/>
+        </w:rPr>
+        <w:t>Use the diagram and verbal explanation together. Ask learners to match a sentence to a specific visual step; do not assign learners fixed visual or auditory learning styles.</w:t>
+      </w:r>
+    </w:p>
+    <w:p>
+      <w:pPr>
+        <w:spacing w:line="336" w:lineRule="auto" w:after="180"/>
+      </w:pPr>
+      <w:r>
+        <w:rPr>
+          <w:b w:val="0"/>
+        </w:rPr>
+        <w:t xml:space="preserve">Cover the result. Ask learners to name the </w:t>
+      </w:r>
+      <w:r>
+        <w:rPr>
+          <w:b/>
+        </w:rPr>
+        <w:t>input</w:t>
+      </w:r>
+      <w:r>
+        <w:rPr>
+          <w:b w:val="0"/>
+        </w:rPr>
+        <w:t xml:space="preserve">s and predict the next step. Uncover one step, connect the icon to the actual procedure, and explain its </w:t>
+      </w:r>
+      <w:r>
+        <w:rPr>
+          <w:b/>
+        </w:rPr>
+        <w:t>evidence</w:t>
+      </w:r>
+      <w:r>
+        <w:rPr>
+          <w:b w:val="0"/>
+        </w:rPr>
+        <w:t>. Then change the supplied condition and compare.</w:t>
+      </w:r>
+    </w:p>
+    <w:p>
+      <w:pPr>
+        <w:spacing w:line="336" w:lineRule="auto" w:after="180"/>
+      </w:pPr>
+      <w:r>
+        <w:rPr>
+          <w:b w:val="0"/>
+        </w:rPr>
+        <w:t>The picture is a representation; it does not document execution of a real AI model.</w:t>
+      </w:r>
+    </w:p>
+    <w:p>
+      <w:pPr>
+        <w:pStyle w:val="Heading2"/>
+      </w:pPr>
+      <w:r>
+        <w:t>Earlier wording, alternatives and picture transcripts · reference / check after trying</w:t>
+      </w:r>
+    </w:p>
+    <w:p>
+      <w:pPr>
+        <w:spacing w:line="336" w:lineRule="auto" w:after="180"/>
+      </w:pPr>
+      <w:r>
+        <w:rPr>
+          <w:b w:val="0"/>
+        </w:rPr>
+        <w:t>Explain the mechanism</w:t>
+      </w:r>
+    </w:p>
+    <w:p>
+      <w:pPr>
+        <w:spacing w:line="336" w:lineRule="auto" w:after="180"/>
+      </w:pPr>
+      <w:r>
+        <w:rPr>
+          <w:b w:val="0"/>
+        </w:rPr>
+        <w:t>Follow the information instead of imagining magic inside the machine.</w:t>
+      </w:r>
+    </w:p>
+    <w:p>
+      <w:pPr>
         <w:pStyle w:val="Heading3"/>
       </w:pPr>
       <w:r>
-        <w:t>Why this result follows</w:t>
-      </w:r>
-    </w:p>
-    <w:p>
-      <w:pPr>
-        <w:pStyle w:val="Heading3"/>
-      </w:pPr>
-      <w:r>
-        <w:t>Why the result follows</w:t>
-      </w:r>
-    </w:p>
-    <w:p>
-      <w:pPr>
-        <w:spacing w:line="336" w:lineRule="auto" w:after="180"/>
-        <w:shd w:fill="F1F6FC"/>
-      </w:pPr>
-      <w:r>
-        <w:rPr>
-          <w:b w:val="0"/>
-        </w:rPr>
-        <w:t xml:space="preserve">The mismatch record describes a concrete </w:t>
-      </w:r>
-      <w:r>
-        <w:rPr>
-          <w:b/>
-        </w:rPr>
-        <w:t>need</w:t>
-      </w:r>
-      <w:r>
-        <w:rPr>
-          <w:b w:val="0"/>
-        </w:rPr>
-        <w:t>. A measurable goal checks whether the chosen tray satisfies the request; calling the system smart would not tell us how to evaluate it.</w:t>
-      </w:r>
-    </w:p>
-    <w:p>
-      <w:pPr>
-        <w:spacing w:line="336" w:lineRule="auto" w:after="180"/>
-        <w:shd w:fill="F1F6FC"/>
-      </w:pPr>
-      <w:r>
-        <w:rPr>
-          <w:b w:val="0"/>
-        </w:rPr>
-        <w:t>Start with a transparent paper baseline, and keep unsatisfied requests visible instead of selecting a near match without warning.</w:t>
-      </w:r>
-    </w:p>
-    <w:p>
-      <w:pPr>
-        <w:pStyle w:val="Heading3"/>
-      </w:pPr>
-      <w:r>
-        <w:t>What this example does not establish</w:t>
-      </w:r>
-    </w:p>
-    <w:p>
-      <w:pPr>
-        <w:pStyle w:val="Heading3"/>
-      </w:pPr>
-      <w:r>
-        <w:t>Keep the stated limit</w:t>
-      </w:r>
-    </w:p>
-    <w:p>
-      <w:pPr>
-        <w:spacing w:line="336" w:lineRule="auto" w:after="180"/>
-        <w:shd w:fill="FFF5E6"/>
-      </w:pPr>
-      <w:r>
-        <w:rPr>
-          <w:b w:val="0"/>
-        </w:rPr>
-        <w:t>Eight requests do not show the problem’s frequency across the entire school or prove AI is necessary.</w:t>
-      </w:r>
-    </w:p>
-    <w:p>
-      <w:pPr>
-        <w:pStyle w:val="Heading3"/>
-      </w:pPr>
-      <w:r>
-        <w:t>Change one thing in the pictured case</w:t>
-      </w:r>
-    </w:p>
-    <w:p>
-      <w:pPr>
-        <w:pStyle w:val="Heading3"/>
-      </w:pPr>
-      <w:r>
-        <w:t>Change one thing</w:t>
-      </w:r>
-    </w:p>
-    <w:p>
-      <w:pPr>
-        <w:spacing w:line="336" w:lineRule="auto" w:after="180"/>
-        <w:shd w:fill="F5F1FB"/>
-      </w:pPr>
-      <w:r>
-        <w:rPr>
-          <w:b w:val="0"/>
-        </w:rPr>
-        <w:t>Change: The approved list contains no tray with every requested tool.</w:t>
-      </w:r>
-    </w:p>
-    <w:p>
-      <w:pPr>
-        <w:pStyle w:val="Heading3"/>
-      </w:pPr>
-      <w:r>
-        <w:t>Predicted result</w:t>
-      </w:r>
-    </w:p>
-    <w:p>
-      <w:pPr>
-        <w:spacing w:line="336" w:lineRule="auto" w:after="180"/>
-        <w:shd w:fill="F1F6FC"/>
-      </w:pPr>
-      <w:r>
-        <w:rPr>
-          <w:b/>
-        </w:rPr>
-        <w:t>Prediction</w:t>
-      </w:r>
-      <w:r>
-        <w:rPr>
-          <w:b w:val="0"/>
-        </w:rPr>
-        <w:t>: The finder should report no suitable tray rather than guess.</w:t>
-      </w:r>
-    </w:p>
-    <w:p>
-      <w:pPr>
-        <w:pStyle w:val="Heading3"/>
-      </w:pPr>
-      <w:r>
-        <w:t>Why the result follows</w:t>
-      </w:r>
-    </w:p>
-    <w:p>
-      <w:pPr>
-        <w:spacing w:line="336" w:lineRule="auto" w:after="180"/>
-        <w:shd w:fill="F1F6FC"/>
-      </w:pPr>
-      <w:r>
-        <w:rPr>
-          <w:b w:val="0"/>
-        </w:rPr>
-        <w:t>Reason: Success includes honestly identifying unsatisfied requirements.</w:t>
-      </w:r>
-    </w:p>
-    <w:p>
-      <w:pPr>
-        <w:pStyle w:val="Heading3"/>
-      </w:pPr>
-      <w:r>
-        <w:t>Ask while showing the picture</w:t>
-      </w:r>
-    </w:p>
-    <w:p>
-      <w:pPr>
-        <w:pStyle w:val="Heading3"/>
-      </w:pPr>
-      <w:r>
-        <w:t>Ask while showing the picture · 8</w:t>
-      </w:r>
-    </w:p>
-    <w:p>
-      <w:pPr>
-        <w:spacing w:line="336" w:lineRule="auto" w:after="180"/>
-      </w:pPr>
-      <w:r>
-        <w:rPr>
-          <w:b w:val="0"/>
-        </w:rPr>
-        <w:t xml:space="preserve">Cover the result. Ask learners to name the </w:t>
-      </w:r>
-      <w:r>
-        <w:rPr>
-          <w:b/>
-        </w:rPr>
-        <w:t>input</w:t>
-      </w:r>
-      <w:r>
-        <w:rPr>
-          <w:b w:val="0"/>
-        </w:rPr>
-        <w:t xml:space="preserve">s and predict the next step. Uncover one step, connect the icon to the actual procedure, and explain its </w:t>
-      </w:r>
-      <w:r>
-        <w:rPr>
-          <w:b/>
-        </w:rPr>
-        <w:t>evidence</w:t>
-      </w:r>
-      <w:r>
-        <w:rPr>
-          <w:b w:val="0"/>
-        </w:rPr>
-        <w:t>. Then change the supplied condition and compare.</w:t>
-      </w:r>
-    </w:p>
-    <w:p>
-      <w:pPr>
-        <w:spacing w:line="336" w:lineRule="auto" w:after="180"/>
-      </w:pPr>
-      <w:r>
-        <w:rPr>
-          <w:b w:val="0"/>
-        </w:rPr>
-        <w:t>The picture is a representation; it does not document execution of a real AI model.</w:t>
-      </w:r>
-    </w:p>
-    <w:p>
-      <w:pPr>
-        <w:pStyle w:val="Heading1"/>
-      </w:pPr>
-      <w:r>
-        <w:t>03. Demonstrate and guide practice</w:t>
-      </w:r>
-    </w:p>
-    <w:p>
-      <w:r>
-        <w:t>Demonstrate Find a Real Problem, reduce support deliberately and check individual reasoning before discussing answers.</w:t>
-      </w:r>
-    </w:p>
-    <w:p>
-      <w:pPr>
-        <w:pStyle w:val="Heading3"/>
-      </w:pPr>
-      <w:r>
-        <w:t>Board sequence</w:t>
-      </w:r>
-    </w:p>
-    <w:p>
-      <w:pPr>
-        <w:pStyle w:val="Heading3"/>
-      </w:pPr>
-      <w:r>
-        <w:t>1. Put the facts on the board</w:t>
+        <w:t>1. Input — information entering</w:t>
       </w:r>
     </w:p>
     <w:p>
@@ -2971,9 +1936,45 @@
       </w:pPr>
       <w:r>
         <w:rPr>
-          <w:b w:val="0"/>
-        </w:rPr>
-        <w:t>Write the given facts: Shared markers are often lost because tray labels are unclear.</w:t>
+          <w:b/>
+        </w:rPr>
+        <w:t>INPUT</w:t>
+      </w:r>
+      <w:r>
+        <w:rPr>
+          <w:b w:val="0"/>
+        </w:rPr>
+        <w:t xml:space="preserve"> </w:t>
+      </w:r>
+      <w:r>
+        <w:rPr>
+          <w:b/>
+        </w:rPr>
+        <w:t>observation</w:t>
+      </w:r>
+      <w:r>
+        <w:rPr>
+          <w:b w:val="0"/>
+        </w:rPr>
+        <w:t xml:space="preserve">s and </w:t>
+      </w:r>
+      <w:r>
+        <w:rPr>
+          <w:b/>
+        </w:rPr>
+        <w:t>interview</w:t>
+      </w:r>
+      <w:r>
+        <w:rPr>
+          <w:b w:val="0"/>
+        </w:rPr>
+        <w:t xml:space="preserve"> </w:t>
+      </w:r>
+      <w:r>
+        <w:rPr>
+          <w:b/>
+        </w:rPr>
+        <w:t>evidence</w:t>
       </w:r>
     </w:p>
     <w:p>
@@ -2981,7 +1982,7 @@
         <w:pStyle w:val="Heading3"/>
       </w:pPr>
       <w:r>
-        <w:t>2. State the decision to explain</w:t>
+        <w:t>2. Process — the deciding step</w:t>
       </w:r>
     </w:p>
     <w:p>
@@ -2991,6 +1992,1256 @@
       </w:pPr>
       <w:r>
         <w:rPr>
+          <w:b/>
+        </w:rPr>
+        <w:t>PROCESS</w:t>
+      </w:r>
+      <w:r>
+        <w:rPr>
+          <w:b w:val="0"/>
+        </w:rPr>
+        <w:t xml:space="preserve"> identify </w:t>
+      </w:r>
+      <w:r>
+        <w:rPr>
+          <w:b/>
+        </w:rPr>
+        <w:t>user</w:t>
+      </w:r>
+      <w:r>
+        <w:rPr>
+          <w:b w:val="0"/>
+        </w:rPr>
+        <w:t xml:space="preserve">, situation, </w:t>
+      </w:r>
+      <w:r>
+        <w:rPr>
+          <w:b/>
+        </w:rPr>
+        <w:t>need</w:t>
+      </w:r>
+      <w:r>
+        <w:rPr>
+          <w:b w:val="0"/>
+        </w:rPr>
+        <w:t>, and measurable effect</w:t>
+      </w:r>
+    </w:p>
+    <w:p>
+      <w:pPr>
+        <w:pStyle w:val="Heading3"/>
+      </w:pPr>
+      <w:r>
+        <w:t>3. Output — the result</w:t>
+      </w:r>
+    </w:p>
+    <w:p>
+      <w:pPr>
+        <w:spacing w:line="336" w:lineRule="auto" w:after="180"/>
+        <w:shd w:fill="F4F9FC"/>
+      </w:pPr>
+      <w:r>
+        <w:rPr>
+          <w:b/>
+        </w:rPr>
+        <w:t>OUTPUT</w:t>
+      </w:r>
+      <w:r>
+        <w:rPr>
+          <w:b w:val="0"/>
+        </w:rPr>
+        <w:t xml:space="preserve"> testable </w:t>
+      </w:r>
+      <w:r>
+        <w:rPr>
+          <w:b/>
+        </w:rPr>
+        <w:t>problem statement</w:t>
+      </w:r>
+      <w:r>
+        <w:rPr>
+          <w:b w:val="0"/>
+        </w:rPr>
+        <w:t xml:space="preserve"> without a preselected solution</w:t>
+      </w:r>
+    </w:p>
+    <w:p>
+      <w:pPr>
+        <w:spacing w:line="336" w:lineRule="auto" w:after="180"/>
+      </w:pPr>
+      <w:r>
+        <w:rPr>
+          <w:b w:val="0"/>
+        </w:rPr>
+        <w:t xml:space="preserve">CORE IDEA A strong project begins with a specific </w:t>
+      </w:r>
+      <w:r>
+        <w:rPr>
+          <w:b/>
+        </w:rPr>
+        <w:t>user</w:t>
+      </w:r>
+      <w:r>
+        <w:rPr>
+          <w:b w:val="0"/>
+        </w:rPr>
+        <w:t xml:space="preserve"> and observable </w:t>
+      </w:r>
+      <w:r>
+        <w:rPr>
+          <w:b/>
+        </w:rPr>
+        <w:t>need</w:t>
+      </w:r>
+      <w:r>
+        <w:rPr>
+          <w:b w:val="0"/>
+        </w:rPr>
+        <w:t>.</w:t>
+      </w:r>
+    </w:p>
+    <w:p>
+      <w:pPr>
+        <w:spacing w:line="336" w:lineRule="auto" w:after="180"/>
+      </w:pPr>
+      <w:r>
+        <w:rPr>
+          <w:b w:val="0"/>
+        </w:rPr>
+        <w:t xml:space="preserve">UNDER THE HOOD Problem framing separates </w:t>
+      </w:r>
+      <w:r>
+        <w:rPr>
+          <w:b/>
+        </w:rPr>
+        <w:t>evidence</w:t>
+      </w:r>
+      <w:r>
+        <w:rPr>
+          <w:b w:val="0"/>
+        </w:rPr>
+        <w:t xml:space="preserve"> about a </w:t>
+      </w:r>
+      <w:r>
+        <w:rPr>
+          <w:b/>
+        </w:rPr>
+        <w:t>user</w:t>
+      </w:r>
+      <w:r>
+        <w:rPr>
+          <w:b w:val="0"/>
+        </w:rPr>
+        <w:t xml:space="preserve">'s </w:t>
+      </w:r>
+      <w:r>
+        <w:rPr>
+          <w:b/>
+        </w:rPr>
+        <w:t>need</w:t>
+      </w:r>
+      <w:r>
+        <w:rPr>
+          <w:b w:val="0"/>
+        </w:rPr>
+        <w:t xml:space="preserve"> from assumptions about a solution. A strong statement identifies who, when, what observable difficulty occurs, and how improvement could be measured.</w:t>
+      </w:r>
+    </w:p>
+    <w:p>
+      <w:pPr>
+        <w:spacing w:line="336" w:lineRule="auto" w:after="180"/>
+      </w:pPr>
+      <w:r>
+        <w:rPr>
+          <w:b w:val="0"/>
+        </w:rPr>
+        <w:t>Draw a fresh example with all three stages:</w:t>
+      </w:r>
+    </w:p>
+    <w:p>
+      <w:pPr>
+        <w:spacing w:line="336" w:lineRule="auto" w:after="180"/>
+      </w:pPr>
+      <w:r>
+        <w:rPr>
+          <w:b w:val="0"/>
+        </w:rPr>
+        <w:t xml:space="preserve">Every step connects a claim to observable </w:t>
+      </w:r>
+      <w:r>
+        <w:rPr>
+          <w:b/>
+        </w:rPr>
+        <w:t>evidence</w:t>
+      </w:r>
+      <w:r>
+        <w:rPr>
+          <w:b w:val="0"/>
+        </w:rPr>
+        <w:t>.</w:t>
+      </w:r>
+    </w:p>
+    <w:p>
+      <w:pPr>
+        <w:spacing w:line="336" w:lineRule="auto" w:after="180"/>
+      </w:pPr>
+      <w:r>
+        <w:rPr>
+          <w:b w:val="0"/>
+        </w:rPr>
+        <w:t xml:space="preserve">CASE 'Students </w:t>
+      </w:r>
+      <w:r>
+        <w:rPr>
+          <w:b/>
+        </w:rPr>
+        <w:t>need</w:t>
+      </w:r>
+      <w:r>
+        <w:rPr>
+          <w:b w:val="0"/>
+        </w:rPr>
+        <w:t xml:space="preserve"> AI' is not a </w:t>
+      </w:r>
+      <w:r>
+        <w:rPr>
+          <w:b/>
+        </w:rPr>
+        <w:t>problem statement</w:t>
+      </w:r>
+      <w:r>
+        <w:rPr>
+          <w:b w:val="0"/>
+        </w:rPr>
+        <w:t>; 'students spend five minutes finding misplaced supplies after art' is observable and testable.</w:t>
+      </w:r>
+    </w:p>
+    <w:p>
+      <w:pPr>
+        <w:spacing w:line="336" w:lineRule="auto" w:after="180"/>
+      </w:pPr>
+      <w:r>
+        <w:rPr>
+          <w:b w:val="0"/>
+        </w:rPr>
+        <w:t xml:space="preserve">STEP 1 — OBSERVE </w:t>
+      </w:r>
+      <w:r>
+        <w:rPr>
+          <w:b/>
+        </w:rPr>
+        <w:t>observation</w:t>
+      </w:r>
+      <w:r>
+        <w:rPr>
+          <w:b w:val="0"/>
+        </w:rPr>
+        <w:t xml:space="preserve">s and </w:t>
+      </w:r>
+      <w:r>
+        <w:rPr>
+          <w:b/>
+        </w:rPr>
+        <w:t>interview</w:t>
+      </w:r>
+      <w:r>
+        <w:rPr>
+          <w:b w:val="0"/>
+        </w:rPr>
+        <w:t xml:space="preserve"> </w:t>
+      </w:r>
+      <w:r>
+        <w:rPr>
+          <w:b/>
+        </w:rPr>
+        <w:t>evidence</w:t>
+      </w:r>
+    </w:p>
+    <w:p>
+      <w:pPr>
+        <w:spacing w:line="336" w:lineRule="auto" w:after="180"/>
+      </w:pPr>
+      <w:r>
+        <w:rPr>
+          <w:b w:val="0"/>
+        </w:rPr>
+        <w:t xml:space="preserve">STEP 2 — TRACE identify </w:t>
+      </w:r>
+      <w:r>
+        <w:rPr>
+          <w:b/>
+        </w:rPr>
+        <w:t>user</w:t>
+      </w:r>
+      <w:r>
+        <w:rPr>
+          <w:b w:val="0"/>
+        </w:rPr>
+        <w:t xml:space="preserve">, situation, </w:t>
+      </w:r>
+      <w:r>
+        <w:rPr>
+          <w:b/>
+        </w:rPr>
+        <w:t>need</w:t>
+      </w:r>
+      <w:r>
+        <w:rPr>
+          <w:b w:val="0"/>
+        </w:rPr>
+        <w:t>, and measurable effect</w:t>
+      </w:r>
+    </w:p>
+    <w:p>
+      <w:pPr>
+        <w:spacing w:line="336" w:lineRule="auto" w:after="180"/>
+      </w:pPr>
+      <w:r>
+        <w:rPr>
+          <w:b w:val="0"/>
+        </w:rPr>
+        <w:t xml:space="preserve">STEP 3 — CONCLUDE testable </w:t>
+      </w:r>
+      <w:r>
+        <w:rPr>
+          <w:b/>
+        </w:rPr>
+        <w:t>problem statement</w:t>
+      </w:r>
+      <w:r>
+        <w:rPr>
+          <w:b w:val="0"/>
+        </w:rPr>
+        <w:t xml:space="preserve"> without a preselected solution</w:t>
+      </w:r>
+    </w:p>
+    <w:p>
+      <w:pPr>
+        <w:spacing w:line="336" w:lineRule="auto" w:after="180"/>
+      </w:pPr>
+      <w:r>
+        <w:rPr>
+          <w:b w:val="0"/>
+        </w:rPr>
+        <w:t xml:space="preserve">MODEL REASONING A strong statement names the </w:t>
+      </w:r>
+      <w:r>
+        <w:rPr>
+          <w:b/>
+        </w:rPr>
+        <w:t>user</w:t>
+      </w:r>
+      <w:r>
+        <w:rPr>
+          <w:b w:val="0"/>
+        </w:rPr>
+        <w:t xml:space="preserve">, context, observable difficulty, and desired improvement without requiring AI. Protect privacy, avoid leading questions, and distinguish what the </w:t>
+      </w:r>
+      <w:r>
+        <w:rPr>
+          <w:b/>
+        </w:rPr>
+        <w:t>user</w:t>
+      </w:r>
+      <w:r>
+        <w:rPr>
+          <w:b w:val="0"/>
+        </w:rPr>
+        <w:t xml:space="preserve"> said from your inference.</w:t>
+      </w:r>
+    </w:p>
+    <w:p>
+      <w:pPr>
+        <w:spacing w:line="336" w:lineRule="auto" w:after="180"/>
+      </w:pPr>
+      <w:r>
+        <w:rPr>
+          <w:b w:val="0"/>
+        </w:rPr>
+        <w:t>DO NOT OVERCLAIM Do not collect personal stories unrelated to the design question.</w:t>
+      </w:r>
+    </w:p>
+    <w:p>
+      <w:pPr>
+        <w:spacing w:line="336" w:lineRule="auto" w:after="180"/>
+      </w:pPr>
+      <w:r>
+        <w:rPr>
+          <w:b w:val="0"/>
+        </w:rPr>
+        <w:t xml:space="preserve">What new </w:t>
+      </w:r>
+      <w:r>
+        <w:rPr>
+          <w:b/>
+        </w:rPr>
+        <w:t>evidence</w:t>
+      </w:r>
+      <w:r>
+        <w:rPr>
+          <w:b w:val="0"/>
+        </w:rPr>
+        <w:t xml:space="preserve"> could change this answer?</w:t>
+      </w:r>
+    </w:p>
+    <w:p>
+      <w:pPr>
+        <w:pStyle w:val="Heading3"/>
+      </w:pPr>
+      <w:r>
+        <w:t>Concrete teaching case</w:t>
+      </w:r>
+    </w:p>
+    <w:p>
+      <w:pPr>
+        <w:spacing w:line="336" w:lineRule="auto" w:after="180"/>
+      </w:pPr>
+      <w:r>
+        <w:rPr>
+          <w:b w:val="0"/>
+        </w:rPr>
+        <w:t>Shared markers are often lost because tray labels are unclear.</w:t>
+      </w:r>
+    </w:p>
+    <w:p>
+      <w:pPr>
+        <w:spacing w:line="336" w:lineRule="auto" w:after="180"/>
+      </w:pPr>
+      <w:r>
+        <w:rPr>
+          <w:b w:val="0"/>
+        </w:rPr>
+        <w:t xml:space="preserve">State the </w:t>
+      </w:r>
+      <w:r>
+        <w:rPr>
+          <w:b/>
+        </w:rPr>
+        <w:t>need</w:t>
+      </w:r>
+      <w:r>
+        <w:rPr>
+          <w:b w:val="0"/>
+        </w:rPr>
+        <w:t xml:space="preserve"> before selecting AI.</w:t>
+      </w:r>
+    </w:p>
+    <w:p>
+      <w:pPr>
+        <w:pStyle w:val="Heading3"/>
+      </w:pPr>
+      <w:r>
+        <w:t>Exact explanation to model</w:t>
+      </w:r>
+    </w:p>
+    <w:p>
+      <w:pPr>
+        <w:spacing w:line="336" w:lineRule="auto" w:after="180"/>
+      </w:pPr>
+      <w:r>
+        <w:rPr>
+          <w:b w:val="0"/>
+        </w:rPr>
+        <w:t xml:space="preserve">Students </w:t>
+      </w:r>
+      <w:r>
+        <w:rPr>
+          <w:b/>
+        </w:rPr>
+        <w:t>need</w:t>
+      </w:r>
+      <w:r>
+        <w:rPr>
+          <w:b w:val="0"/>
+        </w:rPr>
+        <w:t xml:space="preserve"> to return markers correctly and quickly. Test clearer labels before proposing a model.</w:t>
+      </w:r>
+    </w:p>
+    <w:p>
+      <w:pPr>
+        <w:pStyle w:val="Heading3"/>
+      </w:pPr>
+      <w:r>
+        <w:t>Explain the added worked example</w:t>
+      </w:r>
+    </w:p>
+    <w:p>
+      <w:pPr>
+        <w:pStyle w:val="Heading3"/>
+      </w:pPr>
+      <w:r>
+        <w:t>Key terms</w:t>
+      </w:r>
+    </w:p>
+    <w:tbl>
+      <w:tblPr>
+        <w:tblStyle w:val="LightShading-Accent1"/>
+        <w:tblW w:type="auto" w:w="0"/>
+        <w:tblLook w:firstColumn="1" w:firstRow="1" w:lastColumn="0" w:lastRow="0" w:noHBand="0" w:noVBand="1" w:val="04A0"/>
+      </w:tblPr>
+      <w:tblGrid>
+        <w:gridCol w:w="5112"/>
+        <w:gridCol w:w="5112"/>
+      </w:tblGrid>
+      <w:tr>
+        <w:trPr>
+          <w:tblHeader/>
+        </w:trPr>
+        <w:tc>
+          <w:tcPr>
+            <w:tcW w:type="dxa" w:w="5112"/>
+          </w:tcPr>
+          <w:p>
+            <w:r>
+              <w:t>Term</w:t>
+            </w:r>
+          </w:p>
+        </w:tc>
+        <w:tc>
+          <w:tcPr>
+            <w:tcW w:type="dxa" w:w="5112"/>
+          </w:tcPr>
+          <w:p>
+            <w:r>
+              <w:t>Meaning</w:t>
+            </w:r>
+          </w:p>
+        </w:tc>
+      </w:tr>
+      <w:tr>
+        <w:tc>
+          <w:tcPr>
+            <w:tcW w:type="dxa" w:w="5112"/>
+          </w:tcPr>
+          <w:p>
+            <w:r>
+              <w:t>User need</w:t>
+            </w:r>
+          </w:p>
+        </w:tc>
+        <w:tc>
+          <w:tcPr>
+            <w:tcW w:type="dxa" w:w="5112"/>
+          </w:tcPr>
+          <w:p>
+            <w:r>
+              <w:t>Something a person needs to accomplish in a particular situation</w:t>
+            </w:r>
+          </w:p>
+        </w:tc>
+      </w:tr>
+      <w:tr>
+        <w:tc>
+          <w:tcPr>
+            <w:tcW w:type="dxa" w:w="5112"/>
+          </w:tcPr>
+          <w:p>
+            <w:r>
+              <w:t>Problem statement</w:t>
+            </w:r>
+          </w:p>
+        </w:tc>
+        <w:tc>
+          <w:tcPr>
+            <w:tcW w:type="dxa" w:w="5112"/>
+          </w:tcPr>
+          <w:p>
+            <w:r>
+              <w:t>A specific description of who faces a difficulty and what that difficulty is</w:t>
+            </w:r>
+          </w:p>
+        </w:tc>
+      </w:tr>
+      <w:tr>
+        <w:tc>
+          <w:tcPr>
+            <w:tcW w:type="dxa" w:w="5112"/>
+          </w:tcPr>
+          <w:p>
+            <w:r>
+              <w:t>Outcome</w:t>
+            </w:r>
+          </w:p>
+        </w:tc>
+        <w:tc>
+          <w:tcPr>
+            <w:tcW w:type="dxa" w:w="5112"/>
+          </w:tcPr>
+          <w:p>
+            <w:r>
+              <w:t>The result experienced by the user</w:t>
+            </w:r>
+          </w:p>
+        </w:tc>
+      </w:tr>
+      <w:tr>
+        <w:tc>
+          <w:tcPr>
+            <w:tcW w:type="dxa" w:w="5112"/>
+          </w:tcPr>
+          <w:p>
+            <w:r>
+              <w:t>Constraint</w:t>
+            </w:r>
+          </w:p>
+        </w:tc>
+        <w:tc>
+          <w:tcPr>
+            <w:tcW w:type="dxa" w:w="5112"/>
+          </w:tcPr>
+          <w:p>
+            <w:r>
+              <w:t>A condition that a proposed solution must respect</w:t>
+            </w:r>
+          </w:p>
+        </w:tc>
+      </w:tr>
+      <w:tr>
+        <w:tc>
+          <w:tcPr>
+            <w:tcW w:type="dxa" w:w="5112"/>
+          </w:tcPr>
+          <w:p>
+            <w:r>
+              <w:t>Success measure</w:t>
+            </w:r>
+          </w:p>
+        </w:tc>
+        <w:tc>
+          <w:tcPr>
+            <w:tcW w:type="dxa" w:w="5112"/>
+          </w:tcPr>
+          <w:p>
+            <w:r>
+              <w:t>An observable quantity or result used to judge progress</w:t>
+            </w:r>
+          </w:p>
+        </w:tc>
+      </w:tr>
+    </w:tbl>
+    <w:p>
+      <w:pPr>
+        <w:pStyle w:val="Heading3"/>
+      </w:pPr>
+      <w:r>
+        <w:t>Model the reasoning aloud</w:t>
+      </w:r>
+    </w:p>
+    <w:p>
+      <w:pPr>
+        <w:spacing w:line="336" w:lineRule="auto" w:after="180"/>
+      </w:pPr>
+      <w:r>
+        <w:rPr>
+          <w:b w:val="0"/>
+        </w:rPr>
+        <w:t xml:space="preserve">Use the complete worked example below before asking learners to complete W2. Reveal a small part, invite a </w:t>
+      </w:r>
+      <w:r>
+        <w:rPr>
+          <w:b/>
+        </w:rPr>
+        <w:t>prediction</w:t>
+      </w:r>
+      <w:r>
+        <w:rPr>
+          <w:b w:val="0"/>
+        </w:rPr>
+        <w:t>, then explain the deciding step.</w:t>
+      </w:r>
+    </w:p>
+    <w:p>
+      <w:pPr>
+        <w:spacing w:line="336" w:lineRule="auto" w:after="180"/>
+      </w:pPr>
+      <w:r>
+        <w:rPr>
+          <w:b w:val="0"/>
+        </w:rPr>
+        <w:t>These teacher notes contain solutions; do not reveal the independent case answer during modelling.</w:t>
+      </w:r>
+    </w:p>
+    <w:tbl>
+      <w:tblPr>
+        <w:tblStyle w:val="LightShading-Accent1"/>
+        <w:tblW w:type="auto" w:w="0"/>
+        <w:tblLook w:firstColumn="1" w:firstRow="1" w:lastColumn="0" w:lastRow="0" w:noHBand="0" w:noVBand="1" w:val="04A0"/>
+      </w:tblPr>
+      <w:tblGrid>
+        <w:gridCol w:w="5112"/>
+        <w:gridCol w:w="5112"/>
+      </w:tblGrid>
+      <w:tr>
+        <w:trPr>
+          <w:tblHeader/>
+        </w:trPr>
+        <w:tc>
+          <w:tcPr>
+            <w:tcW w:type="dxa" w:w="5112"/>
+          </w:tcPr>
+          <w:p>
+            <w:r>
+              <w:t>Thinking move</w:t>
+            </w:r>
+          </w:p>
+        </w:tc>
+        <w:tc>
+          <w:tcPr>
+            <w:tcW w:type="dxa" w:w="5112"/>
+          </w:tcPr>
+          <w:p>
+            <w:r>
+              <w:t>Teacher prompt</w:t>
+            </w:r>
+          </w:p>
+        </w:tc>
+      </w:tr>
+      <w:tr>
+        <w:tc>
+          <w:tcPr>
+            <w:tcW w:type="dxa" w:w="5112"/>
+          </w:tcPr>
+          <w:p>
+            <w:r>
+              <w:t>Plan</w:t>
+            </w:r>
+          </w:p>
+        </w:tc>
+        <w:tc>
+          <w:tcPr>
+            <w:tcW w:type="dxa" w:w="5112"/>
+          </w:tcPr>
+          <w:p>
+            <w:r>
+              <w:t>What is given? What is the question? Which procedure fits these facts?</w:t>
+            </w:r>
+          </w:p>
+        </w:tc>
+      </w:tr>
+      <w:tr>
+        <w:tc>
+          <w:tcPr>
+            <w:tcW w:type="dxa" w:w="5112"/>
+          </w:tcPr>
+          <w:p>
+            <w:r>
+              <w:t>Do</w:t>
+            </w:r>
+          </w:p>
+        </w:tc>
+        <w:tc>
+          <w:tcPr>
+            <w:tcW w:type="dxa" w:w="5112"/>
+          </w:tcPr>
+          <w:p>
+            <w:r>
+              <w:t>Point to each input and intermediate step in the worked trace. Name the rule that allows the next step.</w:t>
+            </w:r>
+          </w:p>
+        </w:tc>
+      </w:tr>
+      <w:tr>
+        <w:tc>
+          <w:tcPr>
+            <w:tcW w:type="dxa" w:w="5112"/>
+          </w:tcPr>
+          <w:p>
+            <w:r>
+              <w:t>Check</w:t>
+            </w:r>
+          </w:p>
+        </w:tc>
+        <w:tc>
+          <w:tcPr>
+            <w:tcW w:type="dxa" w:w="5112"/>
+          </w:tcPr>
+          <w:p>
+            <w:r>
+              <w:t>Does the output answer the question? Which assumption or limitation prevents a larger claim?</w:t>
+            </w:r>
+          </w:p>
+        </w:tc>
+      </w:tr>
+    </w:tbl>
+    <w:p>
+      <w:pPr>
+        <w:pStyle w:val="Heading3"/>
+      </w:pPr>
+      <w:r>
+        <w:t>A pictorial worked case: Find a Real Problem</w:t>
+      </w:r>
+    </w:p>
+    <w:p>
+      <w:pPr>
+        <w:pStyle w:val="Heading3"/>
+      </w:pPr>
+      <w:r>
+        <w:t>The facts we will use</w:t>
+      </w:r>
+    </w:p>
+    <w:p>
+      <w:r>
+        <w:drawing>
+          <wp:inline xmlns:a="http://schemas.openxmlformats.org/drawingml/2006/main" xmlns:pic="http://schemas.openxmlformats.org/drawingml/2006/picture">
+            <wp:extent cx="5311302" cy="5943600"/>
+            <wp:docPr id="3" name="Picture 3" descr="Find a Real Problem. Observe problem: Three mismatches are recorded out of eight requests.. Define need: Help users choose a tray containing every requested tool.. Set success test: Compare selected tray against the approved inventory for each new case.. Bound the project: Use fictional tool requests; do not collect identity or purchase equipment."/>
+            <wp:cNvGraphicFramePr>
+              <a:graphicFrameLocks noChangeAspect="1"/>
+            </wp:cNvGraphicFramePr>
+            <a:graphic>
+              <a:graphicData uri="http://schemas.openxmlformats.org/drawingml/2006/picture">
+                <pic:pic>
+                  <pic:nvPicPr>
+                    <pic:cNvPr id="0" name="academy-visual-ai-1-29.png"/>
+                    <pic:cNvPicPr/>
+                  </pic:nvPicPr>
+                  <pic:blipFill>
+                    <a:blip r:embed="rId11"/>
+                    <a:stretch>
+                      <a:fillRect/>
+                    </a:stretch>
+                  </pic:blipFill>
+                  <pic:spPr>
+                    <a:xfrm>
+                      <a:off x="0" y="0"/>
+                      <a:ext cx="5311302" cy="5943600"/>
+                    </a:xfrm>
+                    <a:prstGeom prst="rect"/>
+                  </pic:spPr>
+                </pic:pic>
+              </a:graphicData>
+            </a:graphic>
+          </wp:inline>
+        </w:drawing>
+      </w:r>
+    </w:p>
+    <w:p>
+      <w:pPr>
+        <w:pStyle w:val="Heading3"/>
+      </w:pPr>
+      <w:r>
+        <w:t>Why this result follows</w:t>
+      </w:r>
+    </w:p>
+    <w:p>
+      <w:pPr>
+        <w:pStyle w:val="Heading3"/>
+      </w:pPr>
+      <w:r>
+        <w:t>What this example does not establish</w:t>
+      </w:r>
+    </w:p>
+    <w:p>
+      <w:pPr>
+        <w:pStyle w:val="Heading3"/>
+      </w:pPr>
+      <w:r>
+        <w:t>Change one thing in the pictured case</w:t>
+      </w:r>
+    </w:p>
+    <w:p>
+      <w:pPr>
+        <w:pStyle w:val="Heading3"/>
+      </w:pPr>
+      <w:r>
+        <w:t>Ask while showing the picture</w:t>
+      </w:r>
+    </w:p>
+    <w:p>
+      <w:pPr>
+        <w:pStyle w:val="Heading1"/>
+      </w:pPr>
+      <w:r>
+        <w:t>03. Guide the reasoning, then remove help</w:t>
+      </w:r>
+    </w:p>
+    <w:p>
+      <w:r>
+        <w:t>Collect a response from each learner before discussing the worked key.</w:t>
+      </w:r>
+    </w:p>
+    <w:p>
+      <w:pPr>
+        <w:pStyle w:val="Heading2"/>
+      </w:pPr>
+      <w:r>
+        <w:t>Prompt before revealing</w:t>
+      </w:r>
+    </w:p>
+    <w:p>
+      <w:pPr>
+        <w:spacing w:line="336" w:lineRule="auto" w:after="180"/>
+      </w:pPr>
+      <w:r>
+        <w:rPr>
+          <w:b w:val="0"/>
+        </w:rPr>
+        <w:t>Completion task: A team says that the four mismatches prove every pupil dislikes the catalogue and that a recommender will fix the problem. Identify two unsupported conclusions and state what the log actually establishes.</w:t>
+      </w:r>
+    </w:p>
+    <w:p>
+      <w:pPr>
+        <w:pStyle w:val="Heading2"/>
+      </w:pPr>
+      <w:r>
+        <w:t>Expected reasoning and fading help</w:t>
+      </w:r>
+    </w:p>
+    <w:p>
+      <w:pPr>
+        <w:spacing w:line="336" w:lineRule="auto" w:after="180"/>
+      </w:pPr>
+      <w:r>
+        <w:rPr>
+          <w:b w:val="0"/>
+        </w:rPr>
+        <w:t>Teacher check: The log establishes four incompatible first choices out of ten supplied fictional requests.</w:t>
+      </w:r>
+    </w:p>
+    <w:p>
+      <w:pPr>
+        <w:spacing w:line="336" w:lineRule="auto" w:after="180"/>
+      </w:pPr>
+      <w:r>
+        <w:rPr>
+          <w:b w:val="0"/>
+        </w:rPr>
+        <w:t xml:space="preserve">It does not establish every pupil’s opinion, the cause of the mismatches or that an untested recommender will improve </w:t>
+      </w:r>
+      <w:r>
+        <w:rPr>
+          <w:b/>
+        </w:rPr>
+        <w:t>outcome</w:t>
+      </w:r>
+      <w:r>
+        <w:rPr>
+          <w:b w:val="0"/>
+        </w:rPr>
+        <w:t xml:space="preserve">s. Accept any two of those unsupported conclusions with the bounded </w:t>
+      </w:r>
+      <w:r>
+        <w:rPr>
+          <w:b/>
+        </w:rPr>
+        <w:t>observation</w:t>
+      </w:r>
+      <w:r>
+        <w:rPr>
+          <w:b w:val="0"/>
+        </w:rPr>
+        <w:t>.</w:t>
+      </w:r>
+    </w:p>
+    <w:p>
+      <w:pPr>
+        <w:spacing w:line="336" w:lineRule="auto" w:after="180"/>
+      </w:pPr>
+      <w:r>
+        <w:rPr>
+          <w:b w:val="0"/>
+        </w:rPr>
+        <w:t xml:space="preserve">Start by identifying the given </w:t>
+      </w:r>
+      <w:r>
+        <w:rPr>
+          <w:b/>
+        </w:rPr>
+        <w:t>input</w:t>
+      </w:r>
+      <w:r>
+        <w:rPr>
+          <w:b w:val="0"/>
+        </w:rPr>
+        <w:t xml:space="preserve">s together. Leave the intermediate steps blank. If </w:t>
+      </w:r>
+      <w:r>
+        <w:rPr>
+          <w:b/>
+        </w:rPr>
+        <w:t>need</w:t>
+      </w:r>
+      <w:r>
+        <w:rPr>
+          <w:b w:val="0"/>
+        </w:rPr>
+        <w:t>ed, model one step, then withdraw that help on the next step. Move to a full trace only when the partial trace is understood.</w:t>
+      </w:r>
+    </w:p>
+    <w:p>
+      <w:pPr>
+        <w:spacing w:line="336" w:lineRule="auto" w:after="180"/>
+      </w:pPr>
+      <w:r>
+        <w:rPr>
+          <w:b w:val="0"/>
+        </w:rPr>
+        <w:t>For partners, alternate explainer and checker; collect a response from every learner before discussion.</w:t>
+      </w:r>
+    </w:p>
+    <w:p>
+      <w:pPr>
+        <w:pStyle w:val="Heading2"/>
+      </w:pPr>
+      <w:r>
+        <w:t>Check the misconception before discussion</w:t>
+      </w:r>
+    </w:p>
+    <w:p>
+      <w:pPr>
+        <w:spacing w:line="336" w:lineRule="auto" w:after="180"/>
+      </w:pPr>
+      <w:r>
+        <w:rPr>
+          <w:b w:val="0"/>
+        </w:rPr>
+        <w:t xml:space="preserve">Use the worked case for A problem worth solving. Proposed explanation: “Using AI is itself the </w:t>
+      </w:r>
+      <w:r>
+        <w:rPr>
+          <w:b/>
+        </w:rPr>
+        <w:t>outcome</w:t>
+      </w:r>
+      <w:r>
+        <w:rPr>
+          <w:b w:val="0"/>
+        </w:rPr>
+        <w:t>”. Decide whether this explanation is supported.</w:t>
+      </w:r>
+    </w:p>
+    <w:p>
+      <w:pPr>
+        <w:spacing w:line="336" w:lineRule="auto" w:after="180"/>
+      </w:pPr>
+      <w:r>
+        <w:rPr>
+          <w:b w:val="0"/>
+        </w:rPr>
+        <w:t xml:space="preserve">Point to the step or supplied fact that decides; explain your repair if </w:t>
+      </w:r>
+      <w:r>
+        <w:rPr>
+          <w:b/>
+        </w:rPr>
+        <w:t>need</w:t>
+      </w:r>
+      <w:r>
+        <w:rPr>
+          <w:b w:val="0"/>
+        </w:rPr>
+        <w:t>ed.</w:t>
+      </w:r>
+    </w:p>
+    <w:p>
+      <w:pPr>
+        <w:spacing w:line="336" w:lineRule="auto" w:after="180"/>
+      </w:pPr>
+      <w:r>
+        <w:rPr>
+          <w:b w:val="0"/>
+        </w:rPr>
+        <w:t xml:space="preserve">Expected correction: State what improves for the </w:t>
+      </w:r>
+      <w:r>
+        <w:rPr>
+          <w:b/>
+        </w:rPr>
+        <w:t>user</w:t>
+      </w:r>
+      <w:r>
+        <w:rPr>
+          <w:b w:val="0"/>
+        </w:rPr>
+        <w:t xml:space="preserve"> and how to observe it.</w:t>
+      </w:r>
+    </w:p>
+    <w:p>
+      <w:pPr>
+        <w:spacing w:line="336" w:lineRule="auto" w:after="180"/>
+      </w:pPr>
+      <w:r>
+        <w:rPr>
+          <w:b w:val="0"/>
+        </w:rPr>
+        <w:t>Collect explanations, not only yes/no votes. If a misunderstanding is common, re-model the relevant step for the class.</w:t>
+      </w:r>
+    </w:p>
+    <w:p>
+      <w:pPr>
+        <w:spacing w:line="336" w:lineRule="auto" w:after="180"/>
+      </w:pPr>
+      <w:r>
+        <w:rPr>
+          <w:b w:val="0"/>
+        </w:rPr>
+        <w:t>If it affects a few learners, give a short targeted group explanation while others solve a more demanding variation.</w:t>
+      </w:r>
+    </w:p>
+    <w:p>
+      <w:pPr>
+        <w:pStyle w:val="Heading2"/>
+      </w:pPr>
+      <w:r>
+        <w:t>Use the pictorial check</w:t>
+      </w:r>
+    </w:p>
+    <w:p>
+      <w:pPr>
+        <w:spacing w:line="336" w:lineRule="auto" w:after="180"/>
+      </w:pPr>
+      <w:r>
+        <w:rPr>
+          <w:b w:val="0"/>
+        </w:rPr>
+        <w:t xml:space="preserve">Write a one-sentence project goal and say what </w:t>
+      </w:r>
+      <w:r>
+        <w:rPr>
+          <w:b/>
+        </w:rPr>
+        <w:t>evidence</w:t>
+      </w:r>
+      <w:r>
+        <w:rPr>
+          <w:b w:val="0"/>
+        </w:rPr>
+        <w:t xml:space="preserve"> would count as a failure.</w:t>
+      </w:r>
+    </w:p>
+    <w:p>
+      <w:pPr>
+        <w:spacing w:line="336" w:lineRule="auto" w:after="180"/>
+      </w:pPr>
+      <w:r>
+        <w:rPr>
+          <w:b w:val="0"/>
+        </w:rPr>
+        <w:t>Goal: choose an inventory-confirmed tray containing all requested tools or report none. A selected tray missing a required tool is a failure.</w:t>
+      </w:r>
+    </w:p>
+    <w:p>
+      <w:pPr>
+        <w:spacing w:line="336" w:lineRule="auto" w:after="180"/>
+      </w:pPr>
+      <w:r>
+        <w:rPr>
+          <w:b w:val="0"/>
+        </w:rPr>
+        <w:t>Changed-case reasoning: The finder should report no suitable tray rather than guess. Success includes honestly identifying unsatisfied requirements.</w:t>
+      </w:r>
+    </w:p>
+    <w:p>
+      <w:pPr>
+        <w:spacing w:line="336" w:lineRule="auto" w:after="180"/>
+      </w:pPr>
+      <w:r>
+        <w:rPr>
+          <w:b w:val="0"/>
+        </w:rPr>
+        <w:t xml:space="preserve">Collect each learner’s explanation before discussion. Use the first missing connection between </w:t>
+      </w:r>
+      <w:r>
+        <w:rPr>
+          <w:b/>
+        </w:rPr>
+        <w:t>input</w:t>
+      </w:r>
+      <w:r>
+        <w:rPr>
+          <w:b w:val="0"/>
+        </w:rPr>
+        <w:t xml:space="preserve">, deciding step and result to choose support. This question is worked-case practice, not fresh mastery </w:t>
+      </w:r>
+      <w:r>
+        <w:rPr>
+          <w:b/>
+        </w:rPr>
+        <w:t>evidence</w:t>
+      </w:r>
+      <w:r>
+        <w:rPr>
+          <w:b w:val="0"/>
+        </w:rPr>
+        <w:t>.</w:t>
+      </w:r>
+    </w:p>
+    <w:p>
+      <w:pPr>
+        <w:pStyle w:val="Heading2"/>
+      </w:pPr>
+      <w:r>
+        <w:t>Keep each learner explaining</w:t>
+      </w:r>
+    </w:p>
+    <w:p>
+      <w:pPr>
+        <w:pStyle w:val="ListBullet"/>
+      </w:pPr>
+      <w:r>
+        <w:t>Ask: Which facts are given, and which would we have to assume? Learners mark relevant details before discussing answers.</w:t>
+      </w:r>
+    </w:p>
+    <w:p>
+      <w:pPr>
+        <w:pStyle w:val="ListBullet"/>
+      </w:pPr>
+      <w:r>
+        <w:t>Say: Predict first. Show the rule, information path or calculation that would produce the result. A correct guess is not yet an explanation.</w:t>
+      </w:r>
+    </w:p>
+    <w:p>
+      <w:pPr>
+        <w:pStyle w:val="ListBullet"/>
+      </w:pPr>
+      <w:r>
+        <w:t>In pairs, one learner solves while the other checks evidence; exchange roles. Remove the worked answer before independent assessment.</w:t>
+      </w:r>
+    </w:p>
+    <w:p>
+      <w:pPr>
+        <w:pStyle w:val="Heading2"/>
+      </w:pPr>
+      <w:r>
+        <w:t>Earlier wording, alternatives and picture transcripts · reference / check after trying</w:t>
+      </w:r>
+    </w:p>
+    <w:p>
+      <w:pPr>
+        <w:spacing w:line="336" w:lineRule="auto" w:after="180"/>
+      </w:pPr>
+      <w:r>
+        <w:rPr>
+          <w:b w:val="0"/>
+        </w:rPr>
+        <w:t>Demonstrate and guide practice</w:t>
+      </w:r>
+    </w:p>
+    <w:p>
+      <w:pPr>
+        <w:pStyle w:val="Heading3"/>
+      </w:pPr>
+      <w:r>
+        <w:t>Board sequence</w:t>
+      </w:r>
+    </w:p>
+    <w:p>
+      <w:pPr>
+        <w:spacing w:line="336" w:lineRule="auto" w:after="180"/>
+      </w:pPr>
+      <w:r>
+        <w:rPr>
+          <w:b w:val="0"/>
+        </w:rPr>
+        <w:t>Write the given facts: Shared markers are often lost because tray labels are unclear.</w:t>
+      </w:r>
+    </w:p>
+    <w:p>
+      <w:pPr>
+        <w:spacing w:line="336" w:lineRule="auto" w:after="180"/>
+      </w:pPr>
+      <w:r>
+        <w:rPr>
           <w:b w:val="0"/>
         </w:rPr>
         <w:t xml:space="preserve">Write the question to explain: State the </w:t>
@@ -3010,148 +3261,67 @@
     </w:p>
     <w:p>
       <w:pPr>
+        <w:spacing w:line="336" w:lineRule="auto" w:after="180"/>
+      </w:pPr>
+      <w:r>
+        <w:rPr>
+          <w:b w:val="0"/>
+        </w:rPr>
+        <w:t xml:space="preserve">Reveal after </w:t>
+      </w:r>
+      <w:r>
+        <w:rPr>
+          <w:b/>
+        </w:rPr>
+        <w:t>prediction</w:t>
+      </w:r>
+      <w:r>
+        <w:rPr>
+          <w:b w:val="0"/>
+        </w:rPr>
+        <w:t xml:space="preserve">s: Students </w:t>
+      </w:r>
+      <w:r>
+        <w:rPr>
+          <w:b/>
+        </w:rPr>
+        <w:t>need</w:t>
+      </w:r>
+      <w:r>
+        <w:rPr>
+          <w:b w:val="0"/>
+        </w:rPr>
+        <w:t xml:space="preserve"> to return markers correctly and quickly. Test clearer labels before proposing a model.</w:t>
+      </w:r>
+    </w:p>
+    <w:p>
+      <w:pPr>
+        <w:spacing w:line="336" w:lineRule="auto" w:after="180"/>
+      </w:pPr>
+      <w:r>
+        <w:rPr>
+          <w:b w:val="0"/>
+        </w:rPr>
+        <w:t>Use the earlier changed question as optional later practice. Reserve Frame a different problem independently for the first independent attempt before hints or feedback.</w:t>
+      </w:r>
+    </w:p>
+    <w:p>
+      <w:pPr>
         <w:pStyle w:val="Heading3"/>
       </w:pPr>
       <w:r>
-        <w:t>3. Reveal the worked reasoning</w:t>
+        <w:t>Classroom dialogue</w:t>
       </w:r>
     </w:p>
     <w:p>
       <w:pPr>
         <w:spacing w:line="336" w:lineRule="auto" w:after="180"/>
-        <w:shd w:fill="F1F6FC"/>
-      </w:pPr>
-      <w:r>
-        <w:rPr>
-          <w:b w:val="0"/>
-        </w:rPr>
-        <w:t xml:space="preserve">Reveal after </w:t>
-      </w:r>
-      <w:r>
-        <w:rPr>
-          <w:b/>
-        </w:rPr>
-        <w:t>prediction</w:t>
-      </w:r>
-      <w:r>
-        <w:rPr>
-          <w:b w:val="0"/>
-        </w:rPr>
-        <w:t xml:space="preserve">s: Students </w:t>
-      </w:r>
-      <w:r>
-        <w:rPr>
-          <w:b/>
-        </w:rPr>
-        <w:t>need</w:t>
-      </w:r>
-      <w:r>
-        <w:rPr>
-          <w:b w:val="0"/>
-        </w:rPr>
-        <w:t xml:space="preserve"> to return markers correctly and quickly. Test clearer labels before proposing a model.</w:t>
-      </w:r>
-    </w:p>
-    <w:p>
-      <w:pPr>
-        <w:pStyle w:val="Heading3"/>
-      </w:pPr>
-      <w:r>
-        <w:t>Hold back the independent task</w:t>
-      </w:r>
-    </w:p>
-    <w:p>
-      <w:pPr>
-        <w:spacing w:line="336" w:lineRule="auto" w:after="180"/>
-        <w:shd w:fill="FFF5E6"/>
-      </w:pPr>
-      <w:r>
-        <w:rPr>
-          <w:b w:val="0"/>
-        </w:rPr>
-        <w:t>Keep for an independent attempt: Learners often cannot find borrowed classroom books. Define the problem before choosing an AI tool. Suggest one simple solution to compare with AI.</w:t>
-      </w:r>
-    </w:p>
-    <w:p>
-      <w:pPr>
-        <w:pStyle w:val="Heading3"/>
-      </w:pPr>
-      <w:r>
-        <w:t>Classroom dialogue</w:t>
-      </w:r>
-    </w:p>
-    <w:p>
-      <w:pPr>
-        <w:pStyle w:val="Heading3"/>
-      </w:pPr>
-      <w:r>
-        <w:t>Ask the class</w:t>
-      </w:r>
-    </w:p>
-    <w:p>
-      <w:pPr>
-        <w:spacing w:line="336" w:lineRule="auto" w:after="180"/>
-        <w:shd w:fill="F5F1FB"/>
-      </w:pPr>
-      <w:r>
-        <w:rPr>
-          <w:b w:val="0"/>
-        </w:rPr>
-        <w:t>Ask: Which facts are given, and which would we have to assume? Learners mark relevant details before discussing answers.</w:t>
-      </w:r>
-    </w:p>
-    <w:p>
-      <w:pPr>
-        <w:pStyle w:val="Heading3"/>
-      </w:pPr>
-      <w:r>
-        <w:t>Language to model</w:t>
-      </w:r>
-    </w:p>
-    <w:p>
-      <w:pPr>
-        <w:spacing w:line="336" w:lineRule="auto" w:after="180"/>
-        <w:shd w:fill="F1F6F8"/>
-      </w:pPr>
-      <w:r>
-        <w:rPr>
-          <w:b w:val="0"/>
-        </w:rPr>
-        <w:t>Say: Predict first. Show the rule, information path or calculation that would produce the result. A correct guess is not yet an explanation.</w:t>
-      </w:r>
-    </w:p>
-    <w:p>
-      <w:pPr>
-        <w:spacing w:line="336" w:lineRule="auto" w:after="180"/>
       </w:pPr>
       <w:r>
         <w:rPr>
           <w:b w:val="0"/>
         </w:rPr>
         <w:t>Reveal reasoning one step at a time. Explain why a tempting alternative fails. Write units and denominators for arithmetic, trace conditions for decisions, and identify supporting sources for claims.</w:t>
-      </w:r>
-    </w:p>
-    <w:p>
-      <w:pPr>
-        <w:spacing w:line="336" w:lineRule="auto" w:after="180"/>
-      </w:pPr>
-      <w:r>
-        <w:rPr>
-          <w:b w:val="0"/>
-        </w:rPr>
-        <w:t xml:space="preserve">In pairs, one learner solves while the other checks </w:t>
-      </w:r>
-      <w:r>
-        <w:rPr>
-          <w:b/>
-        </w:rPr>
-        <w:t>evidence</w:t>
-      </w:r>
-      <w:r>
-        <w:rPr>
-          <w:b w:val="0"/>
-        </w:rPr>
-        <w:t>; exchange roles. Remove the worked answer before independent assessment.</w:t>
       </w:r>
     </w:p>
     <w:p>
@@ -3445,559 +3615,103 @@
         <w:pStyle w:val="Heading3"/>
       </w:pPr>
       <w:r>
-        <w:t>Completion practice</w:t>
+        <w:t>Individual reasoning check</w:t>
+      </w:r>
+    </w:p>
+    <w:p>
+      <w:pPr>
+        <w:pStyle w:val="Heading3"/>
+      </w:pPr>
+      <w:r>
+        <w:t>Pictorial practice question</w:t>
+      </w:r>
+    </w:p>
+    <w:p>
+      <w:pPr>
+        <w:pStyle w:val="Heading3"/>
+      </w:pPr>
+      <w:r>
+        <w:t>Reasoned teacher answer</w:t>
+      </w:r>
+    </w:p>
+    <w:p>
+      <w:pPr>
+        <w:pStyle w:val="Heading1"/>
+      </w:pPr>
+      <w:r>
+        <w:t>04. Run the supplied investigation</w:t>
+      </w:r>
+    </w:p>
+    <w:p>
+      <w:r>
+        <w:t>Keep expected results, observed paper traces and remaining limits distinguishable.</w:t>
+      </w:r>
+    </w:p>
+    <w:p>
+      <w:pPr>
+        <w:pStyle w:val="Heading2"/>
+      </w:pPr>
+      <w:r>
+        <w:t>Supplied materials and answer guidance</w:t>
       </w:r>
     </w:p>
     <w:p>
       <w:pPr>
         <w:spacing w:line="336" w:lineRule="auto" w:after="180"/>
-        <w:shd w:fill="F5F1FB"/>
-      </w:pPr>
-      <w:r>
-        <w:rPr>
-          <w:b w:val="0"/>
-        </w:rPr>
-        <w:t>Completion task: A team says that the four mismatches prove every pupil dislikes the catalogue and that a recommender will fix the problem. Identify two unsupported conclusions and state what the log actually establishes.</w:t>
-      </w:r>
-    </w:p>
-    <w:p>
-      <w:pPr>
-        <w:pStyle w:val="Heading3"/>
-      </w:pPr>
-      <w:r>
-        <w:t>Reasoning to listen for</w:t>
-      </w:r>
-    </w:p>
-    <w:p>
-      <w:pPr>
-        <w:spacing w:line="336" w:lineRule="auto" w:after="180"/>
-        <w:shd w:fill="F1F6FC"/>
-      </w:pPr>
-      <w:r>
-        <w:rPr>
-          <w:b w:val="0"/>
-        </w:rPr>
-        <w:t>Teacher check: The log establishes four incompatible first choices out of ten supplied fictional requests.</w:t>
-      </w:r>
-    </w:p>
-    <w:p>
-      <w:pPr>
-        <w:spacing w:line="336" w:lineRule="auto" w:after="180"/>
-        <w:shd w:fill="F1F6FC"/>
-      </w:pPr>
-      <w:r>
-        <w:rPr>
-          <w:b w:val="0"/>
-        </w:rPr>
-        <w:t xml:space="preserve">It does not establish every pupil’s opinion, the cause of the mismatches or that an untested recommender will improve </w:t>
-      </w:r>
-      <w:r>
-        <w:rPr>
-          <w:b/>
-        </w:rPr>
-        <w:t>outcome</w:t>
-      </w:r>
-      <w:r>
-        <w:rPr>
-          <w:b w:val="0"/>
-        </w:rPr>
-        <w:t xml:space="preserve">s. Accept any two of those unsupported conclusions with the bounded </w:t>
-      </w:r>
-      <w:r>
-        <w:rPr>
-          <w:b/>
-        </w:rPr>
-        <w:t>observation</w:t>
-      </w:r>
-      <w:r>
-        <w:rPr>
-          <w:b w:val="0"/>
-        </w:rPr>
-        <w:t>.</w:t>
-      </w:r>
-    </w:p>
-    <w:p>
-      <w:pPr>
-        <w:spacing w:line="336" w:lineRule="auto" w:after="180"/>
-      </w:pPr>
-      <w:r>
-        <w:rPr>
-          <w:b w:val="0"/>
-        </w:rPr>
-        <w:t xml:space="preserve">Start by identifying the given </w:t>
-      </w:r>
-      <w:r>
-        <w:rPr>
-          <w:b/>
-        </w:rPr>
-        <w:t>input</w:t>
-      </w:r>
-      <w:r>
-        <w:rPr>
-          <w:b w:val="0"/>
-        </w:rPr>
-        <w:t xml:space="preserve">s together. Leave the intermediate steps blank. If </w:t>
-      </w:r>
-      <w:r>
-        <w:rPr>
-          <w:b/>
-        </w:rPr>
-        <w:t>need</w:t>
-      </w:r>
-      <w:r>
-        <w:rPr>
-          <w:b w:val="0"/>
-        </w:rPr>
-        <w:t>ed, model one step, then withdraw that help on the next step. Move to a full trace only when the partial trace is understood.</w:t>
-      </w:r>
-    </w:p>
-    <w:p>
-      <w:pPr>
-        <w:spacing w:line="336" w:lineRule="auto" w:after="180"/>
-      </w:pPr>
-      <w:r>
-        <w:rPr>
-          <w:b w:val="0"/>
-        </w:rPr>
-        <w:t>For partners, alternate explainer and checker; collect a response from every learner before discussion.</w:t>
-      </w:r>
-    </w:p>
-    <w:p>
-      <w:pPr>
-        <w:pStyle w:val="Heading3"/>
-      </w:pPr>
-      <w:r>
-        <w:t>Individual reasoning check</w:t>
-      </w:r>
-    </w:p>
-    <w:p>
-      <w:pPr>
-        <w:spacing w:line="336" w:lineRule="auto" w:after="180"/>
-      </w:pPr>
-      <w:r>
-        <w:rPr>
-          <w:b w:val="0"/>
-        </w:rPr>
-        <w:t xml:space="preserve">Use the worked case for A problem worth solving. Proposed explanation: “Using AI is itself the </w:t>
-      </w:r>
-      <w:r>
-        <w:rPr>
-          <w:b/>
-        </w:rPr>
-        <w:t>outcome</w:t>
-      </w:r>
-      <w:r>
-        <w:rPr>
-          <w:b w:val="0"/>
-        </w:rPr>
-        <w:t>”. Decide whether this explanation is supported.</w:t>
-      </w:r>
-    </w:p>
-    <w:p>
-      <w:pPr>
-        <w:spacing w:line="336" w:lineRule="auto" w:after="180"/>
-      </w:pPr>
-      <w:r>
-        <w:rPr>
-          <w:b w:val="0"/>
-        </w:rPr>
-        <w:t xml:space="preserve">Point to the step or supplied fact that decides; explain your repair if </w:t>
-      </w:r>
-      <w:r>
-        <w:rPr>
-          <w:b/>
-        </w:rPr>
-        <w:t>need</w:t>
-      </w:r>
-      <w:r>
-        <w:rPr>
-          <w:b w:val="0"/>
-        </w:rPr>
-        <w:t>ed.</w:t>
-      </w:r>
-    </w:p>
-    <w:p>
-      <w:pPr>
-        <w:pStyle w:val="Heading3"/>
-      </w:pPr>
-      <w:r>
-        <w:t>Expected repair</w:t>
-      </w:r>
-    </w:p>
-    <w:p>
-      <w:pPr>
-        <w:spacing w:line="336" w:lineRule="auto" w:after="180"/>
-        <w:shd w:fill="F1F6FC"/>
-      </w:pPr>
-      <w:r>
-        <w:rPr>
-          <w:b w:val="0"/>
-        </w:rPr>
-        <w:t xml:space="preserve">Expected correction: State what improves for the </w:t>
-      </w:r>
-      <w:r>
-        <w:rPr>
-          <w:b/>
-        </w:rPr>
-        <w:t>user</w:t>
-      </w:r>
-      <w:r>
-        <w:rPr>
-          <w:b w:val="0"/>
-        </w:rPr>
-        <w:t xml:space="preserve"> and how to observe it.</w:t>
-      </w:r>
-    </w:p>
-    <w:p>
-      <w:pPr>
-        <w:spacing w:line="336" w:lineRule="auto" w:after="180"/>
-      </w:pPr>
-      <w:r>
-        <w:rPr>
-          <w:b w:val="0"/>
-        </w:rPr>
-        <w:t>Collect explanations, not only yes/no votes. If a misunderstanding is common, re-model the relevant step for the class.</w:t>
-      </w:r>
-    </w:p>
-    <w:p>
-      <w:pPr>
-        <w:spacing w:line="336" w:lineRule="auto" w:after="180"/>
-      </w:pPr>
-      <w:r>
-        <w:rPr>
-          <w:b w:val="0"/>
-        </w:rPr>
-        <w:t>If it affects a few learners, give a short targeted group explanation while others solve a more demanding variation.</w:t>
-      </w:r>
-    </w:p>
-    <w:p>
-      <w:pPr>
-        <w:pStyle w:val="Heading3"/>
-      </w:pPr>
-      <w:r>
-        <w:t>Pictorial practice question</w:t>
-      </w:r>
-    </w:p>
-    <w:p>
-      <w:pPr>
-        <w:spacing w:line="336" w:lineRule="auto" w:after="180"/>
-      </w:pPr>
-      <w:r>
-        <w:rPr>
-          <w:b w:val="0"/>
-        </w:rPr>
-        <w:t xml:space="preserve">Write a one-sentence project goal and say what </w:t>
-      </w:r>
-      <w:r>
-        <w:rPr>
-          <w:b/>
-        </w:rPr>
-        <w:t>evidence</w:t>
-      </w:r>
-      <w:r>
-        <w:rPr>
-          <w:b w:val="0"/>
-        </w:rPr>
-        <w:t xml:space="preserve"> would count as a failure.</w:t>
-      </w:r>
-    </w:p>
-    <w:p>
-      <w:pPr>
-        <w:pStyle w:val="Heading3"/>
-      </w:pPr>
-      <w:r>
-        <w:t>Reasoned teacher answer</w:t>
-      </w:r>
-    </w:p>
-    <w:p>
-      <w:pPr>
-        <w:spacing w:line="336" w:lineRule="auto" w:after="180"/>
-      </w:pPr>
-      <w:r>
-        <w:rPr>
-          <w:b w:val="0"/>
-        </w:rPr>
-        <w:t>Goal: choose an inventory-confirmed tray containing all requested tools or report none. A selected tray missing a required tool is a failure.</w:t>
-      </w:r>
-    </w:p>
-    <w:p>
-      <w:pPr>
-        <w:spacing w:line="336" w:lineRule="auto" w:after="180"/>
-      </w:pPr>
-      <w:r>
-        <w:rPr>
-          <w:b w:val="0"/>
-        </w:rPr>
-        <w:t>Changed-case reasoning: The finder should report no suitable tray rather than guess. Success includes honestly identifying unsatisfied requirements.</w:t>
-      </w:r>
-    </w:p>
-    <w:p>
-      <w:pPr>
-        <w:spacing w:line="336" w:lineRule="auto" w:after="180"/>
-      </w:pPr>
-      <w:r>
-        <w:rPr>
-          <w:b w:val="0"/>
-        </w:rPr>
-        <w:t xml:space="preserve">Collect each learner’s explanation before discussion. Use the first missing connection between </w:t>
-      </w:r>
-      <w:r>
-        <w:rPr>
-          <w:b/>
-        </w:rPr>
-        <w:t>input</w:t>
-      </w:r>
-      <w:r>
-        <w:rPr>
-          <w:b w:val="0"/>
-        </w:rPr>
-        <w:t xml:space="preserve">, deciding step and result to choose support. This question is worked-case practice, not fresh mastery </w:t>
-      </w:r>
-      <w:r>
-        <w:rPr>
-          <w:b/>
-        </w:rPr>
-        <w:t>evidence</w:t>
-      </w:r>
-      <w:r>
-        <w:rPr>
-          <w:b w:val="0"/>
-        </w:rPr>
-        <w:t>.</w:t>
-      </w:r>
-    </w:p>
-    <w:p>
-      <w:pPr>
-        <w:pStyle w:val="Heading1"/>
-      </w:pPr>
-      <w:r>
-        <w:t>04. Run the weekly evidence lab</w:t>
-      </w:r>
-    </w:p>
-    <w:p>
-      <w:r>
-        <w:t>Run the Find a Real Problem investigation and use the first unsupported step to choose a teaching response.</w:t>
-      </w:r>
-    </w:p>
-    <w:p>
-      <w:pPr>
-        <w:spacing w:line="336" w:lineRule="auto" w:after="180"/>
-      </w:pPr>
-      <w:r>
-        <w:rPr>
-          <w:b w:val="0"/>
-        </w:rPr>
-        <w:t xml:space="preserve">Predict first, test honestly, and explain what the </w:t>
-      </w:r>
-      <w:r>
-        <w:rPr>
-          <w:b/>
-        </w:rPr>
-        <w:t>evidence</w:t>
-      </w:r>
-      <w:r>
-        <w:rPr>
-          <w:b w:val="0"/>
-        </w:rPr>
-        <w:t xml:space="preserve"> means.</w:t>
-      </w:r>
-    </w:p>
-    <w:p>
-      <w:pPr>
-        <w:pStyle w:val="Heading3"/>
-      </w:pPr>
-      <w:r>
-        <w:t>1. Predict</w:t>
-      </w:r>
-    </w:p>
-    <w:p>
-      <w:pPr>
-        <w:spacing w:line="336" w:lineRule="auto" w:after="180"/>
-        <w:shd w:fill="F4F9FC"/>
-      </w:pPr>
-      <w:r>
-        <w:rPr>
-          <w:b w:val="0"/>
-        </w:rPr>
-        <w:t xml:space="preserve">State your </w:t>
-      </w:r>
-      <w:r>
-        <w:rPr>
-          <w:b/>
-        </w:rPr>
-        <w:t>prediction</w:t>
-      </w:r>
-      <w:r>
-        <w:rPr>
-          <w:b w:val="0"/>
-        </w:rPr>
-        <w:t xml:space="preserve"> before the result is known.</w:t>
-      </w:r>
-    </w:p>
-    <w:p>
-      <w:pPr>
-        <w:pStyle w:val="Heading3"/>
-      </w:pPr>
-      <w:r>
-        <w:t>2. Investigate</w:t>
-      </w:r>
-    </w:p>
-    <w:p>
-      <w:pPr>
-        <w:spacing w:line="336" w:lineRule="auto" w:after="180"/>
-        <w:shd w:fill="F4F9FC"/>
-      </w:pPr>
-      <w:r>
-        <w:rPr>
-          <w:b w:val="0"/>
-        </w:rPr>
-        <w:t xml:space="preserve">Complete the task: </w:t>
-      </w:r>
-      <w:r>
-        <w:rPr>
-          <w:b/>
-        </w:rPr>
-        <w:t>Interview</w:t>
-      </w:r>
-      <w:r>
-        <w:rPr>
-          <w:b w:val="0"/>
-        </w:rPr>
-        <w:t xml:space="preserve"> a classmate and write one testable </w:t>
-      </w:r>
-      <w:r>
-        <w:rPr>
-          <w:b/>
-        </w:rPr>
-        <w:t>need</w:t>
-      </w:r>
-      <w:r>
-        <w:rPr>
-          <w:b w:val="0"/>
-        </w:rPr>
-        <w:t xml:space="preserve"> statement.</w:t>
-      </w:r>
-    </w:p>
-    <w:p>
-      <w:pPr>
-        <w:pStyle w:val="Heading3"/>
-      </w:pPr>
-      <w:r>
-        <w:t>3. Compare cases</w:t>
-      </w:r>
-    </w:p>
-    <w:p>
-      <w:pPr>
-        <w:spacing w:line="336" w:lineRule="auto" w:after="180"/>
-        <w:shd w:fill="F4F9FC"/>
-      </w:pPr>
-      <w:r>
-        <w:rPr>
-          <w:b w:val="0"/>
-        </w:rPr>
+      </w:pPr>
+      <w:r>
+        <w:rPr>
+          <w:b w:val="0"/>
+        </w:rPr>
+        <w:t>For the fictional need-finding role-play, the cards support a requester needing a quiet activity within ten minutes, a twenty-minute first choice and reselection. Across the supplied exercise, four of ten first choices mismatch; the cause is unknown. Accept a goal to return a compatible option when one exists and a truthful no-match when none does, checked against the approved catalogue. A clearer catalogue or checklist is a legitimate comparison. Reject invented interview answers or claims about every pupil. The connected final activity-recommender sequence is distinct from transfer to the ongoing sorter portfolio; no second build is required. Reserve Frame a different problem independently for an individual first attempt.</w:t>
+      </w:r>
+    </w:p>
+    <w:p>
+      <w:pPr>
+        <w:pStyle w:val="Heading2"/>
+      </w:pPr>
+      <w:r>
+        <w:t>Run and record</w:t>
+      </w:r>
+    </w:p>
+    <w:p>
+      <w:pPr>
+        <w:pStyle w:val="ListNumber"/>
+      </w:pPr>
+      <w:r>
+        <w:t>Complete the task: Interview a classmate and write one testable need statement.</w:t>
+      </w:r>
+    </w:p>
+    <w:p>
+      <w:pPr>
+        <w:pStyle w:val="ListNumber"/>
+      </w:pPr>
+      <w:r>
         <w:t>Keep a normal case and an edge case clearly separated.</w:t>
       </w:r>
     </w:p>
     <w:p>
       <w:pPr>
-        <w:pStyle w:val="Heading3"/>
-      </w:pPr>
-      <w:r>
-        <w:t>4. Record honestly</w:t>
-      </w:r>
-    </w:p>
-    <w:p>
-      <w:pPr>
-        <w:spacing w:line="336" w:lineRule="auto" w:after="180"/>
-        <w:shd w:fill="F4F9FC"/>
-      </w:pPr>
-      <w:r>
-        <w:rPr>
-          <w:b w:val="0"/>
-        </w:rPr>
-        <w:t xml:space="preserve">Record what happened—even when it does not match your </w:t>
-      </w:r>
-      <w:r>
-        <w:rPr>
-          <w:b/>
-        </w:rPr>
-        <w:t>prediction</w:t>
-      </w:r>
-      <w:r>
-        <w:rPr>
-          <w:b w:val="0"/>
-        </w:rPr>
-        <w:t>.</w:t>
-      </w:r>
-    </w:p>
-    <w:p>
-      <w:pPr>
-        <w:pStyle w:val="Heading3"/>
-      </w:pPr>
-      <w:r>
-        <w:t>5. Explain and plan the next test</w:t>
-      </w:r>
-    </w:p>
-    <w:p>
-      <w:pPr>
-        <w:spacing w:line="336" w:lineRule="auto" w:after="180"/>
-        <w:shd w:fill="F4F9FC"/>
-      </w:pPr>
-      <w:r>
-        <w:rPr>
-          <w:b w:val="0"/>
-        </w:rPr>
+        <w:pStyle w:val="ListNumber"/>
+      </w:pPr>
+      <w:r>
+        <w:t>Record what happened—even when it does not match your prediction.</w:t>
+      </w:r>
+    </w:p>
+    <w:p>
+      <w:pPr>
+        <w:pStyle w:val="ListNumber"/>
+      </w:pPr>
+      <w:r>
         <w:t>Explain the result, one limitation, and the next useful test.</w:t>
       </w:r>
     </w:p>
     <w:p>
       <w:pPr>
-        <w:pStyle w:val="Heading3"/>
-      </w:pPr>
-      <w:r>
-        <w:t>Use a fresh case after support</w:t>
-      </w:r>
-    </w:p>
-    <w:p>
-      <w:pPr>
-        <w:spacing w:line="336" w:lineRule="auto" w:after="180"/>
-        <w:shd w:fill="FFF5E6"/>
-      </w:pPr>
-      <w:r>
-        <w:rPr>
-          <w:b w:val="0"/>
-        </w:rPr>
-        <w:t>INDEPENDENCE After support is removed, repeat the proof with a fresh case.</w:t>
-      </w:r>
-    </w:p>
-    <w:p>
-      <w:pPr>
-        <w:pStyle w:val="Heading3"/>
-      </w:pPr>
-      <w:r>
-        <w:t>Make the lab runnable</w:t>
-      </w:r>
-    </w:p>
-    <w:p>
-      <w:pPr>
-        <w:spacing w:line="336" w:lineRule="auto" w:after="180"/>
-      </w:pPr>
-      <w:r>
-        <w:rPr>
-          <w:b w:val="0"/>
-        </w:rPr>
-        <w:t>Use the concrete case as the shared normal case and the independent question as a second case. Each pair creates a boundary or missing-information case and predicts its result before testing.</w:t>
-      </w:r>
-    </w:p>
-    <w:p>
-      <w:pPr>
-        <w:spacing w:line="336" w:lineRule="auto" w:after="180"/>
-      </w:pPr>
-      <w:r>
-        <w:rPr>
-          <w:b w:val="0"/>
-        </w:rPr>
-        <w:t>Keep the expected result separate from an observed mistake.</w:t>
+        <w:pStyle w:val="Heading2"/>
+      </w:pPr>
+      <w:r>
+        <w:t>Keep an inspectable record</w:t>
       </w:r>
     </w:p>
     <w:tbl>
@@ -4148,42 +3862,92 @@
     </w:tbl>
     <w:p>
       <w:pPr>
-        <w:pStyle w:val="Heading3"/>
-      </w:pPr>
-      <w:r>
-        <w:t>Diagnose and reteach</w:t>
-      </w:r>
-    </w:p>
-    <w:p>
-      <w:pPr>
-        <w:pStyle w:val="Heading3"/>
-      </w:pPr>
-      <w:r>
-        <w:t>Find the unsupported claim</w:t>
+        <w:pStyle w:val="Heading2"/>
+      </w:pPr>
+      <w:r>
+        <w:t>Diagnose the first misunderstanding</w:t>
       </w:r>
     </w:p>
     <w:p>
       <w:pPr>
         <w:spacing w:line="336" w:lineRule="auto" w:after="180"/>
-        <w:shd w:fill="F5F1FB"/>
-      </w:pPr>
-      <w:r>
-        <w:rPr>
-          <w:b w:val="0"/>
-        </w:rPr>
-        <w:t xml:space="preserve">CLAIM TO REPAIR Every classroom problem </w:t>
+      </w:pPr>
+      <w:r>
+        <w:rPr>
+          <w:b w:val="0"/>
+        </w:rPr>
+        <w:t xml:space="preserve">Using AI is itself the </w:t>
       </w:r>
       <w:r>
         <w:rPr>
           <w:b/>
         </w:rPr>
+        <w:t>outcome</w:t>
+      </w:r>
+      <w:r>
+        <w:rPr>
+          <w:b w:val="0"/>
+        </w:rPr>
+        <w:t xml:space="preserve">: State what improves for the </w:t>
+      </w:r>
+      <w:r>
+        <w:rPr>
+          <w:b/>
+        </w:rPr>
+        <w:t>user</w:t>
+      </w:r>
+      <w:r>
+        <w:rPr>
+          <w:b w:val="0"/>
+        </w:rPr>
+        <w:t xml:space="preserve"> and how to observe it.</w:t>
+      </w:r>
+    </w:p>
+    <w:p>
+      <w:pPr>
+        <w:spacing w:line="336" w:lineRule="auto" w:after="180"/>
+      </w:pPr>
+      <w:r>
+        <w:rPr>
+          <w:b w:val="0"/>
+        </w:rPr>
+        <w:t xml:space="preserve">A mismatch count proves its cause: Separate </w:t>
+      </w:r>
+      <w:r>
+        <w:rPr>
+          <w:b/>
+        </w:rPr>
+        <w:t>observation</w:t>
+      </w:r>
+      <w:r>
+        <w:rPr>
+          <w:b w:val="0"/>
+        </w:rPr>
+        <w:t xml:space="preserve">s from explanations that </w:t>
+      </w:r>
+      <w:r>
+        <w:rPr>
+          <w:b/>
+        </w:rPr>
         <w:t>need</w:t>
       </w:r>
       <w:r>
         <w:rPr>
           <w:b w:val="0"/>
         </w:rPr>
-        <w:t>s AI.</w:t>
+        <w:t xml:space="preserve"> further </w:t>
+      </w:r>
+      <w:r>
+        <w:rPr>
+          <w:b/>
+        </w:rPr>
+        <w:t>evidence</w:t>
+      </w:r>
+      <w:r>
+        <w:rPr>
+          <w:b w:val="0"/>
+        </w:rPr>
+        <w:t>.</w:t>
       </w:r>
     </w:p>
     <w:p>
@@ -4194,142 +3958,15 @@
         <w:rPr>
           <w:b w:val="0"/>
         </w:rPr>
-        <w:t>For guessing, return to given facts and request a trace. For vocabulary without application, use one example and one non-example. For arithmetic errors, check the setup before the calculation.</w:t>
-      </w:r>
-    </w:p>
-    <w:p>
-      <w:pPr>
-        <w:spacing w:line="336" w:lineRule="auto" w:after="180"/>
-      </w:pPr>
-      <w:r>
-        <w:rPr>
-          <w:b w:val="0"/>
-        </w:rPr>
-        <w:t>Finish with a different uncoached case before recording mastery.</w:t>
-      </w:r>
-    </w:p>
-    <w:p>
-      <w:pPr>
-        <w:pStyle w:val="Heading3"/>
-      </w:pPr>
-      <w:r>
-        <w:t>Address these additional misconceptions</w:t>
-      </w:r>
-    </w:p>
-    <w:p>
-      <w:pPr>
-        <w:spacing w:line="336" w:lineRule="auto" w:after="180"/>
-      </w:pPr>
-      <w:r>
-        <w:rPr>
-          <w:b w:val="0"/>
-        </w:rPr>
-        <w:t xml:space="preserve">Using AI is itself the </w:t>
-      </w:r>
-      <w:r>
-        <w:rPr>
-          <w:b/>
-        </w:rPr>
-        <w:t>outcome</w:t>
-      </w:r>
-      <w:r>
-        <w:rPr>
-          <w:b w:val="0"/>
-        </w:rPr>
-        <w:t xml:space="preserve">: State what improves for the </w:t>
-      </w:r>
-      <w:r>
-        <w:rPr>
-          <w:b/>
-        </w:rPr>
-        <w:t>user</w:t>
-      </w:r>
-      <w:r>
-        <w:rPr>
-          <w:b w:val="0"/>
-        </w:rPr>
-        <w:t xml:space="preserve"> and how to observe it.</w:t>
-      </w:r>
-    </w:p>
-    <w:p>
-      <w:pPr>
-        <w:spacing w:line="336" w:lineRule="auto" w:after="180"/>
-      </w:pPr>
-      <w:r>
-        <w:rPr>
-          <w:b w:val="0"/>
-        </w:rPr>
-        <w:t xml:space="preserve">A mismatch count proves its cause: Separate </w:t>
-      </w:r>
-      <w:r>
-        <w:rPr>
-          <w:b/>
-        </w:rPr>
-        <w:t>observation</w:t>
-      </w:r>
-      <w:r>
-        <w:rPr>
-          <w:b w:val="0"/>
-        </w:rPr>
-        <w:t xml:space="preserve">s from explanations that </w:t>
-      </w:r>
-      <w:r>
-        <w:rPr>
-          <w:b/>
-        </w:rPr>
-        <w:t>need</w:t>
-      </w:r>
-      <w:r>
-        <w:rPr>
-          <w:b w:val="0"/>
-        </w:rPr>
-        <w:t xml:space="preserve"> further </w:t>
-      </w:r>
-      <w:r>
-        <w:rPr>
-          <w:b/>
-        </w:rPr>
-        <w:t>evidence</w:t>
-      </w:r>
-      <w:r>
-        <w:rPr>
-          <w:b w:val="0"/>
-        </w:rPr>
-        <w:t>.</w:t>
-      </w:r>
-    </w:p>
-    <w:p>
-      <w:pPr>
-        <w:spacing w:line="336" w:lineRule="auto" w:after="180"/>
-      </w:pPr>
-      <w:r>
-        <w:rPr>
-          <w:b w:val="0"/>
-        </w:rPr>
         <w:t>No wrong suggestions means success: Check whether valid options were missed or every request was refused.</w:t>
       </w:r>
     </w:p>
     <w:p>
       <w:pPr>
-        <w:spacing w:line="336" w:lineRule="auto" w:after="180"/>
-      </w:pPr>
-      <w:r>
-        <w:rPr>
-          <w:b w:val="0"/>
-        </w:rPr>
-        <w:t xml:space="preserve">A prototype requires real personal data: This paper project uses permitted fictional requests and task-relevant </w:t>
-      </w:r>
-      <w:r>
-        <w:rPr>
-          <w:b/>
-        </w:rPr>
-        <w:t>input</w:t>
-      </w:r>
-      <w:r>
-        <w:rPr>
-          <w:b w:val="0"/>
-        </w:rPr>
-        <w:t>s.</w:t>
+        <w:pStyle w:val="Heading2"/>
+      </w:pPr>
+      <w:r>
+        <w:t>Choose support from the response</w:t>
       </w:r>
     </w:p>
     <w:p>
@@ -4488,12 +4125,191 @@
     </w:tbl>
     <w:p>
       <w:pPr>
+        <w:pStyle w:val="Heading2"/>
+      </w:pPr>
+      <w:r>
+        <w:t>Earlier wording, alternatives and picture transcripts · reference / check after trying</w:t>
+      </w:r>
+    </w:p>
+    <w:p>
+      <w:pPr>
         <w:spacing w:line="336" w:lineRule="auto" w:after="180"/>
       </w:pPr>
       <w:r>
         <w:rPr>
           <w:b w:val="0"/>
         </w:rPr>
+        <w:t>Run the weekly evidence lab</w:t>
+      </w:r>
+    </w:p>
+    <w:p>
+      <w:pPr>
+        <w:spacing w:line="336" w:lineRule="auto" w:after="180"/>
+      </w:pPr>
+      <w:r>
+        <w:rPr>
+          <w:b w:val="0"/>
+        </w:rPr>
+        <w:t xml:space="preserve">Predict first, test honestly, and explain what the </w:t>
+      </w:r>
+      <w:r>
+        <w:rPr>
+          <w:b/>
+        </w:rPr>
+        <w:t>evidence</w:t>
+      </w:r>
+      <w:r>
+        <w:rPr>
+          <w:b w:val="0"/>
+        </w:rPr>
+        <w:t xml:space="preserve"> means.</w:t>
+      </w:r>
+    </w:p>
+    <w:p>
+      <w:pPr>
+        <w:spacing w:line="336" w:lineRule="auto" w:after="180"/>
+      </w:pPr>
+      <w:r>
+        <w:rPr>
+          <w:b w:val="0"/>
+        </w:rPr>
+        <w:t xml:space="preserve">State your </w:t>
+      </w:r>
+      <w:r>
+        <w:rPr>
+          <w:b/>
+        </w:rPr>
+        <w:t>prediction</w:t>
+      </w:r>
+      <w:r>
+        <w:rPr>
+          <w:b w:val="0"/>
+        </w:rPr>
+        <w:t xml:space="preserve"> before the result is known.</w:t>
+      </w:r>
+    </w:p>
+    <w:p>
+      <w:pPr>
+        <w:spacing w:line="336" w:lineRule="auto" w:after="180"/>
+      </w:pPr>
+      <w:r>
+        <w:rPr>
+          <w:b w:val="0"/>
+        </w:rPr>
+        <w:t>INDEPENDENCE After support is removed, repeat the proof with a fresh case.</w:t>
+      </w:r>
+    </w:p>
+    <w:p>
+      <w:pPr>
+        <w:pStyle w:val="Heading3"/>
+      </w:pPr>
+      <w:r>
+        <w:t>Make the lab runnable</w:t>
+      </w:r>
+    </w:p>
+    <w:p>
+      <w:pPr>
+        <w:spacing w:line="336" w:lineRule="auto" w:after="180"/>
+      </w:pPr>
+      <w:r>
+        <w:rPr>
+          <w:b w:val="0"/>
+        </w:rPr>
+        <w:t>Use the supplied investigation for shared practice. Keep predictions and observed paper-trace results separate. Reserve Frame a different problem independently for the individual first attempt before feedback; do not use the reserved case as a paired lab task.</w:t>
+      </w:r>
+    </w:p>
+    <w:p>
+      <w:pPr>
+        <w:pStyle w:val="Heading3"/>
+      </w:pPr>
+      <w:r>
+        <w:t>Diagnose and reteach</w:t>
+      </w:r>
+    </w:p>
+    <w:p>
+      <w:pPr>
+        <w:spacing w:line="336" w:lineRule="auto" w:after="180"/>
+      </w:pPr>
+      <w:r>
+        <w:rPr>
+          <w:b w:val="0"/>
+        </w:rPr>
+        <w:t xml:space="preserve">CLAIM TO REPAIR Every classroom problem </w:t>
+      </w:r>
+      <w:r>
+        <w:rPr>
+          <w:b/>
+        </w:rPr>
+        <w:t>need</w:t>
+      </w:r>
+      <w:r>
+        <w:rPr>
+          <w:b w:val="0"/>
+        </w:rPr>
+        <w:t>s AI.</w:t>
+      </w:r>
+    </w:p>
+    <w:p>
+      <w:pPr>
+        <w:spacing w:line="336" w:lineRule="auto" w:after="180"/>
+      </w:pPr>
+      <w:r>
+        <w:rPr>
+          <w:b w:val="0"/>
+        </w:rPr>
+        <w:t>For guessing, return to given facts and request a trace. For vocabulary without application, use one example and one non-example. For arithmetic errors, check the setup before the calculation.</w:t>
+      </w:r>
+    </w:p>
+    <w:p>
+      <w:pPr>
+        <w:spacing w:line="336" w:lineRule="auto" w:after="180"/>
+      </w:pPr>
+      <w:r>
+        <w:rPr>
+          <w:b w:val="0"/>
+        </w:rPr>
+        <w:t>Finish with a different uncoached case before recording mastery.</w:t>
+      </w:r>
+    </w:p>
+    <w:p>
+      <w:pPr>
+        <w:pStyle w:val="Heading3"/>
+      </w:pPr>
+      <w:r>
+        <w:t>Address these additional misconceptions</w:t>
+      </w:r>
+    </w:p>
+    <w:p>
+      <w:pPr>
+        <w:spacing w:line="336" w:lineRule="auto" w:after="180"/>
+      </w:pPr>
+      <w:r>
+        <w:rPr>
+          <w:b w:val="0"/>
+        </w:rPr>
+        <w:t xml:space="preserve">A prototype requires real personal data: This paper project uses permitted fictional requests and task-relevant </w:t>
+      </w:r>
+      <w:r>
+        <w:rPr>
+          <w:b/>
+        </w:rPr>
+        <w:t>input</w:t>
+      </w:r>
+      <w:r>
+        <w:rPr>
+          <w:b w:val="0"/>
+        </w:rPr>
+        <w:t>s.</w:t>
+      </w:r>
+    </w:p>
+    <w:p>
+      <w:pPr>
+        <w:spacing w:line="336" w:lineRule="auto" w:after="180"/>
+      </w:pPr>
+      <w:r>
+        <w:rPr>
+          <w:b w:val="0"/>
+        </w:rPr>
         <w:t>Offer an oral explanation, drawing, enlarged visual or fewer examples when that removes a reading/writing barrier. Keep the same reasoning goal.</w:t>
       </w:r>
     </w:p>
@@ -4513,12 +4329,693 @@
         <w:pStyle w:val="Heading1"/>
       </w:pPr>
       <w:r>
-        <w:t>05. Assess and explain the answers</w:t>
-      </w:r>
-    </w:p>
-    <w:p>
-      <w:r>
-        <w:t>Use the Find a Real Problem questions, teacher keys and criteria after the relevant attempts. Previously discussed cases are practice; protect the separately selected independent task.</w:t>
+        <w:t>05. Assess the selected new case</w:t>
+      </w:r>
+    </w:p>
+    <w:p>
+      <w:r>
+        <w:t>Keep this key until after the first attempt; accept valid alternatives with defensible reasoning.</w:t>
+      </w:r>
+    </w:p>
+    <w:p>
+      <w:pPr>
+        <w:pStyle w:val="Heading2"/>
+      </w:pPr>
+      <w:r>
+        <w:t>Selected independent question and key</w:t>
+      </w:r>
+    </w:p>
+    <w:p>
+      <w:pPr>
+        <w:spacing w:line="336" w:lineRule="auto" w:after="180"/>
+      </w:pPr>
+      <w:r>
+        <w:rPr>
+          <w:b w:val="0"/>
+        </w:rPr>
+        <w:t>Selected case: In a fictional equipment cupboard exercise, eight teams choose a box from a list. Three boxes do not contain the items required by the corresponding request; five do.</w:t>
+      </w:r>
+    </w:p>
+    <w:p>
+      <w:pPr>
+        <w:spacing w:line="336" w:lineRule="auto" w:after="180"/>
+      </w:pPr>
+      <w:r>
+        <w:rPr>
+          <w:b w:val="0"/>
+        </w:rPr>
+        <w:t xml:space="preserve">The teacher permits a paper box-finder using fictional item requests and an inventory. Write a brief naming the </w:t>
+      </w:r>
+      <w:r>
+        <w:rPr>
+          <w:b/>
+        </w:rPr>
+        <w:t>user</w:t>
+      </w:r>
+      <w:r>
+        <w:rPr>
+          <w:b w:val="0"/>
+        </w:rPr>
+        <w:t xml:space="preserve"> difficulty, </w:t>
+      </w:r>
+      <w:r>
+        <w:rPr>
+          <w:b/>
+        </w:rPr>
+        <w:t>evidence</w:t>
+      </w:r>
+      <w:r>
+        <w:rPr>
+          <w:b w:val="0"/>
+        </w:rPr>
+        <w:t xml:space="preserve">, desired </w:t>
+      </w:r>
+      <w:r>
+        <w:rPr>
+          <w:b/>
+        </w:rPr>
+        <w:t>outcome</w:t>
+      </w:r>
+      <w:r>
+        <w:rPr>
+          <w:b w:val="0"/>
+        </w:rPr>
+        <w:t>, necessary information, an excluded action and a simple alternative.</w:t>
+      </w:r>
+    </w:p>
+    <w:p>
+      <w:pPr>
+        <w:spacing w:line="336" w:lineRule="auto" w:after="180"/>
+      </w:pPr>
+      <w:r>
+        <w:rPr>
+          <w:b w:val="0"/>
+        </w:rPr>
+        <w:t>Identify one cause or benefit that these counts do not establish.</w:t>
+      </w:r>
+    </w:p>
+    <w:p>
+      <w:pPr>
+        <w:spacing w:line="336" w:lineRule="auto" w:after="180"/>
+      </w:pPr>
+      <w:r>
+        <w:rPr>
+          <w:b w:val="0"/>
+        </w:rPr>
+        <w:t xml:space="preserve">Teams selecting equipment in the supplied exercise had three mismatches out of eight and </w:t>
+      </w:r>
+      <w:r>
+        <w:rPr>
+          <w:b/>
+        </w:rPr>
+        <w:t>need</w:t>
+      </w:r>
+      <w:r>
+        <w:rPr>
+          <w:b w:val="0"/>
+        </w:rPr>
+        <w:t xml:space="preserve"> a box whose listed contents meet the request, or a clear no-match result.</w:t>
+      </w:r>
+    </w:p>
+    <w:p>
+      <w:pPr>
+        <w:spacing w:line="336" w:lineRule="auto" w:after="180"/>
+      </w:pPr>
+      <w:r>
+        <w:rPr>
+          <w:b w:val="0"/>
+        </w:rPr>
+        <w:t>Use requested items and the inventory; personal identities are unnecessary. Exclude real purchases, changing stock or public posting. A clearer inventory or item checklist is a simple alternative.</w:t>
+      </w:r>
+    </w:p>
+    <w:p>
+      <w:pPr>
+        <w:spacing w:line="336" w:lineRule="auto" w:after="180"/>
+      </w:pPr>
+      <w:r>
+        <w:rPr>
+          <w:b w:val="0"/>
+        </w:rPr>
+        <w:t>The counts do not explain why teams chose mismatching boxes or prove that a box-finder will improve selection.</w:t>
+      </w:r>
+    </w:p>
+    <w:p>
+      <w:pPr>
+        <w:pStyle w:val="Heading2"/>
+      </w:pPr>
+      <w:r>
+        <w:t>Judge explanation, trace and limits</w:t>
+      </w:r>
+    </w:p>
+    <w:tbl>
+      <w:tblPr>
+        <w:tblStyle w:val="LightShading-Accent1"/>
+        <w:tblW w:type="auto" w:w="0"/>
+        <w:tblLook w:firstColumn="1" w:firstRow="1" w:lastColumn="0" w:lastRow="0" w:noHBand="0" w:noVBand="1" w:val="04A0"/>
+      </w:tblPr>
+      <w:tblGrid>
+        <w:gridCol w:w="5112"/>
+        <w:gridCol w:w="5112"/>
+      </w:tblGrid>
+      <w:tr>
+        <w:trPr>
+          <w:tblHeader/>
+        </w:trPr>
+        <w:tc>
+          <w:tcPr>
+            <w:tcW w:type="dxa" w:w="5112"/>
+          </w:tcPr>
+          <w:p>
+            <w:r>
+              <w:t>Dimension</w:t>
+            </w:r>
+          </w:p>
+        </w:tc>
+        <w:tc>
+          <w:tcPr>
+            <w:tcW w:type="dxa" w:w="5112"/>
+          </w:tcPr>
+          <w:p>
+            <w:r>
+              <w:t>Evidence required</w:t>
+            </w:r>
+          </w:p>
+        </w:tc>
+      </w:tr>
+      <w:tr>
+        <w:tc>
+          <w:tcPr>
+            <w:tcW w:type="dxa" w:w="5112"/>
+          </w:tcPr>
+          <w:p>
+            <w:r>
+              <w:t>Explanation</w:t>
+            </w:r>
+          </w:p>
+        </w:tc>
+        <w:tc>
+          <w:tcPr>
+            <w:tcW w:type="dxa" w:w="5112"/>
+          </w:tcPr>
+          <w:p>
+            <w:r>
+              <w:t>Names the applicable idea or procedure and ties it to the supplied facts.</w:t>
+            </w:r>
+          </w:p>
+        </w:tc>
+      </w:tr>
+      <w:tr>
+        <w:tc>
+          <w:tcPr>
+            <w:tcW w:type="dxa" w:w="5112"/>
+          </w:tcPr>
+          <w:p>
+            <w:r>
+              <w:t>Trace and result</w:t>
+            </w:r>
+          </w:p>
+        </w:tc>
+        <w:tc>
+          <w:tcPr>
+            <w:tcW w:type="dxa" w:w="5112"/>
+          </w:tcPr>
+          <w:p>
+            <w:r>
+              <w:t>Preserves the given inputs and shows the relevant intermediate steps; distinguishes a prediction from an observed execution.</w:t>
+            </w:r>
+          </w:p>
+        </w:tc>
+      </w:tr>
+      <w:tr>
+        <w:tc>
+          <w:tcPr>
+            <w:tcW w:type="dxa" w:w="5112"/>
+          </w:tcPr>
+          <w:p>
+            <w:r>
+              <w:t>Limits</w:t>
+            </w:r>
+          </w:p>
+        </w:tc>
+        <w:tc>
+          <w:tcPr>
+            <w:tcW w:type="dxa" w:w="5112"/>
+          </w:tcPr>
+          <w:p>
+            <w:r>
+              <w:t>States the assumptions, missing evidence or conditions under which the result would change.</w:t>
+            </w:r>
+          </w:p>
+        </w:tc>
+      </w:tr>
+    </w:tbl>
+    <w:p>
+      <w:pPr>
+        <w:spacing w:line="336" w:lineRule="auto" w:after="180"/>
+      </w:pPr>
+      <w:r>
+        <w:rPr>
+          <w:b w:val="0"/>
+        </w:rPr>
+        <w:t>Record each dimension as not yet, with support, or independent. Accept a valid alternative procedure with a defensible trace.</w:t>
+      </w:r>
+    </w:p>
+    <w:p>
+      <w:pPr>
+        <w:spacing w:line="336" w:lineRule="auto" w:after="180"/>
+      </w:pPr>
+      <w:r>
+        <w:rPr>
+          <w:b w:val="0"/>
+        </w:rPr>
+        <w:t xml:space="preserve">Do not penalise an honestly recorded model failure if the learner correctly explains its </w:t>
+      </w:r>
+      <w:r>
+        <w:rPr>
+          <w:b/>
+        </w:rPr>
+        <w:t>evidence</w:t>
+      </w:r>
+      <w:r>
+        <w:rPr>
+          <w:b w:val="0"/>
+        </w:rPr>
+        <w:t xml:space="preserve"> and limits.</w:t>
+      </w:r>
+    </w:p>
+    <w:p>
+      <w:pPr>
+        <w:pStyle w:val="Heading2"/>
+      </w:pPr>
+      <w:r>
+        <w:t>Give one usable repair action</w:t>
+      </w:r>
+    </w:p>
+    <w:p>
+      <w:pPr>
+        <w:spacing w:line="336" w:lineRule="auto" w:after="180"/>
+      </w:pPr>
+      <w:r>
+        <w:rPr>
+          <w:b w:val="0"/>
+        </w:rPr>
+        <w:t>Name the earliest unsupported step and give one action to repair it. Have the learner make that repair now and explain why. Then assess the relevant skill on a fresh, fully specified case.</w:t>
+      </w:r>
+    </w:p>
+    <w:p>
+      <w:pPr>
+        <w:spacing w:line="336" w:lineRule="auto" w:after="180"/>
+      </w:pPr>
+      <w:r>
+        <w:rPr>
+          <w:b w:val="0"/>
+        </w:rPr>
+        <w:t>Confirm it was not previously practised with feedback; solve and check the new case before assigning it. A follow-up design prompt is a starting brief, not automatically an equivalent test.</w:t>
+      </w:r>
+    </w:p>
+    <w:p>
+      <w:pPr>
+        <w:pStyle w:val="Heading2"/>
+      </w:pPr>
+      <w:r>
+        <w:t>W1 Write the problem without prescribing a tool</w:t>
+      </w:r>
+    </w:p>
+    <w:p>
+      <w:pPr>
+        <w:spacing w:line="336" w:lineRule="auto" w:after="180"/>
+      </w:pPr>
+      <w:r>
+        <w:rPr>
+          <w:b w:val="0"/>
+        </w:rPr>
+        <w:t xml:space="preserve">Use the ten-request activity log to write a </w:t>
+      </w:r>
+      <w:r>
+        <w:rPr>
+          <w:b/>
+        </w:rPr>
+        <w:t>problem statement</w:t>
+      </w:r>
+      <w:r>
+        <w:rPr>
+          <w:b w:val="0"/>
+        </w:rPr>
+        <w:t xml:space="preserve"> with a </w:t>
+      </w:r>
+      <w:r>
+        <w:rPr>
+          <w:b/>
+        </w:rPr>
+        <w:t>user</w:t>
+      </w:r>
+      <w:r>
+        <w:rPr>
+          <w:b w:val="0"/>
+        </w:rPr>
+        <w:t xml:space="preserve">, setting and observed difficulty. Explain why “Build an AI app” is not yet a </w:t>
+      </w:r>
+      <w:r>
+        <w:rPr>
+          <w:b/>
+        </w:rPr>
+        <w:t>problem statement</w:t>
+      </w:r>
+      <w:r>
+        <w:rPr>
+          <w:b w:val="0"/>
+        </w:rPr>
+        <w:t>.</w:t>
+      </w:r>
+    </w:p>
+    <w:p>
+      <w:pPr>
+        <w:spacing w:line="336" w:lineRule="auto" w:after="180"/>
+      </w:pPr>
+      <w:r>
+        <w:rPr>
+          <w:b w:val="0"/>
+        </w:rPr>
+        <w:t>For example: fictional pupils choosing activities in the supplied classroom exercise had to choose again in four of ten requests because the first choice did not fit the time or room conditions.</w:t>
+      </w:r>
+    </w:p>
+    <w:p>
+      <w:pPr>
+        <w:spacing w:line="336" w:lineRule="auto" w:after="180"/>
+      </w:pPr>
+      <w:r>
+        <w:rPr>
+          <w:b w:val="0"/>
+        </w:rPr>
+        <w:t xml:space="preserve">Build an AI app names a solution or construction task without specifying a </w:t>
+      </w:r>
+      <w:r>
+        <w:rPr>
+          <w:b/>
+        </w:rPr>
+        <w:t>user</w:t>
+      </w:r>
+      <w:r>
+        <w:rPr>
+          <w:b w:val="0"/>
+        </w:rPr>
+        <w:t xml:space="preserve"> difficulty or </w:t>
+      </w:r>
+      <w:r>
+        <w:rPr>
+          <w:b/>
+        </w:rPr>
+        <w:t>evidence</w:t>
+      </w:r>
+      <w:r>
+        <w:rPr>
+          <w:b w:val="0"/>
+        </w:rPr>
+        <w:t xml:space="preserve"> of </w:t>
+      </w:r>
+      <w:r>
+        <w:rPr>
+          <w:b/>
+        </w:rPr>
+        <w:t>need</w:t>
+      </w:r>
+      <w:r>
+        <w:rPr>
+          <w:b w:val="0"/>
+        </w:rPr>
+        <w:t>.</w:t>
+      </w:r>
+    </w:p>
+    <w:p>
+      <w:pPr>
+        <w:pStyle w:val="Heading2"/>
+      </w:pPr>
+      <w:r>
+        <w:t>W2 Identify claims beyond the evidence</w:t>
+      </w:r>
+    </w:p>
+    <w:p>
+      <w:pPr>
+        <w:spacing w:line="336" w:lineRule="auto" w:after="180"/>
+      </w:pPr>
+      <w:r>
+        <w:rPr>
+          <w:b w:val="0"/>
+        </w:rPr>
+        <w:t>A team says that the four mismatches prove every pupil dislikes the catalogue and that a recommender will fix the problem. Identify two unsupported conclusions and state what the log actually establishes.</w:t>
+      </w:r>
+    </w:p>
+    <w:p>
+      <w:pPr>
+        <w:spacing w:line="336" w:lineRule="auto" w:after="180"/>
+      </w:pPr>
+      <w:r>
+        <w:rPr>
+          <w:b w:val="0"/>
+        </w:rPr>
+        <w:t xml:space="preserve">The log establishes four incompatible first choices out of ten supplied fictional requests. It does not establish every pupil’s opinion, the cause of the mismatches or that an untested recommender will improve </w:t>
+      </w:r>
+      <w:r>
+        <w:rPr>
+          <w:b/>
+        </w:rPr>
+        <w:t>outcome</w:t>
+      </w:r>
+      <w:r>
+        <w:rPr>
+          <w:b w:val="0"/>
+        </w:rPr>
+        <w:t>s.</w:t>
+      </w:r>
+    </w:p>
+    <w:p>
+      <w:pPr>
+        <w:spacing w:line="336" w:lineRule="auto" w:after="180"/>
+      </w:pPr>
+      <w:r>
+        <w:rPr>
+          <w:b w:val="0"/>
+        </w:rPr>
+        <w:t xml:space="preserve">Accept any two of those unsupported conclusions with the bounded </w:t>
+      </w:r>
+      <w:r>
+        <w:rPr>
+          <w:b/>
+        </w:rPr>
+        <w:t>observation</w:t>
+      </w:r>
+      <w:r>
+        <w:rPr>
+          <w:b w:val="0"/>
+        </w:rPr>
+        <w:t>.</w:t>
+      </w:r>
+    </w:p>
+    <w:p>
+      <w:pPr>
+        <w:pStyle w:val="Heading2"/>
+      </w:pPr>
+      <w:r>
+        <w:t>W3 Choose information that serves the outcome</w:t>
+      </w:r>
+    </w:p>
+    <w:p>
+      <w:pPr>
+        <w:spacing w:line="336" w:lineRule="auto" w:after="180"/>
+      </w:pPr>
+      <w:r>
+        <w:rPr>
+          <w:b w:val="0"/>
+        </w:rPr>
+        <w:t xml:space="preserve">The paper project must suggest an activity compatible with available time and a quiet-room requirement. Choose relevant </w:t>
+      </w:r>
+      <w:r>
+        <w:rPr>
+          <w:b/>
+        </w:rPr>
+        <w:t>input</w:t>
+      </w:r>
+      <w:r>
+        <w:rPr>
+          <w:b w:val="0"/>
+        </w:rPr>
+        <w:t>s from minutes available, quiet required, pupil name and home address.</w:t>
+      </w:r>
+    </w:p>
+    <w:p>
+      <w:pPr>
+        <w:spacing w:line="336" w:lineRule="auto" w:after="180"/>
+      </w:pPr>
+      <w:r>
+        <w:rPr>
+          <w:b w:val="0"/>
+        </w:rPr>
+        <w:t xml:space="preserve">State the </w:t>
+      </w:r>
+      <w:r>
+        <w:rPr>
+          <w:b/>
+        </w:rPr>
+        <w:t>output</w:t>
+      </w:r>
+      <w:r>
+        <w:rPr>
+          <w:b w:val="0"/>
+        </w:rPr>
+        <w:t xml:space="preserve"> and a simpler alternative to a recommender. Explain one boundary.</w:t>
+      </w:r>
+    </w:p>
+    <w:p>
+      <w:pPr>
+        <w:spacing w:line="336" w:lineRule="auto" w:after="180"/>
+      </w:pPr>
+      <w:r>
+        <w:rPr>
+          <w:b w:val="0"/>
+        </w:rPr>
+        <w:t xml:space="preserve">Minutes available and quiet required are relevant. Name and address are unnecessary. </w:t>
+      </w:r>
+      <w:r>
+        <w:rPr>
+          <w:b/>
+        </w:rPr>
+        <w:t>Output</w:t>
+      </w:r>
+      <w:r>
+        <w:rPr>
+          <w:b w:val="0"/>
+        </w:rPr>
+        <w:t xml:space="preserve"> a compatible activity suggestion or an explained no-match result.</w:t>
+      </w:r>
+    </w:p>
+    <w:p>
+      <w:pPr>
+        <w:spacing w:line="336" w:lineRule="auto" w:after="180"/>
+      </w:pPr>
+      <w:r>
+        <w:rPr>
+          <w:b w:val="0"/>
+        </w:rPr>
+        <w:t>A clearer catalogue or compatibility checklist is a simple alternative. Keep requests fictional and the action advisory; do not extend the task to collecting personal profiles or publishing choices.</w:t>
+      </w:r>
+    </w:p>
+    <w:p>
+      <w:pPr>
+        <w:pStyle w:val="Heading2"/>
+      </w:pPr>
+      <w:r>
+        <w:t>W5 Measure help as well as avoided errors</w:t>
+      </w:r>
+    </w:p>
+    <w:p>
+      <w:pPr>
+        <w:spacing w:line="336" w:lineRule="auto" w:after="180"/>
+      </w:pPr>
+      <w:r>
+        <w:rPr>
+          <w:b w:val="0"/>
+        </w:rPr>
+        <w:t>For W4, a proposed box-finder never selects a wrong box because it always reports no match. Explain why counting only wrong suggestions would hide a failure.</w:t>
+      </w:r>
+    </w:p>
+    <w:p>
+      <w:pPr>
+        <w:spacing w:line="336" w:lineRule="auto" w:after="180"/>
+      </w:pPr>
+      <w:r>
+        <w:rPr>
+          <w:b w:val="0"/>
+        </w:rPr>
+        <w:t xml:space="preserve">Name two results to record on test requests and explain why the original three-of-eight </w:t>
+      </w:r>
+      <w:r>
+        <w:rPr>
+          <w:b/>
+        </w:rPr>
+        <w:t>observation</w:t>
+      </w:r>
+      <w:r>
+        <w:rPr>
+          <w:b w:val="0"/>
+        </w:rPr>
+        <w:t xml:space="preserve"> is not already an evaluation of the new tool.</w:t>
+      </w:r>
+    </w:p>
+    <w:p>
+      <w:pPr>
+        <w:spacing w:line="336" w:lineRule="auto" w:after="180"/>
+      </w:pPr>
+      <w:r>
+        <w:rPr>
+          <w:b w:val="0"/>
+        </w:rPr>
+        <w:t xml:space="preserve">Always refusing misses useful matches when suitable boxes exist. Record compatible or incompatible suggestions and whether no-match </w:t>
+      </w:r>
+      <w:r>
+        <w:rPr>
+          <w:b/>
+        </w:rPr>
+        <w:t>output</w:t>
+      </w:r>
+      <w:r>
+        <w:rPr>
+          <w:b w:val="0"/>
+        </w:rPr>
+        <w:t>s were justified by the inventory, along with total requests.</w:t>
+      </w:r>
+    </w:p>
+    <w:p>
+      <w:pPr>
+        <w:spacing w:line="336" w:lineRule="auto" w:after="180"/>
+      </w:pPr>
+      <w:r>
+        <w:rPr>
+          <w:b w:val="0"/>
+        </w:rPr>
+        <w:t xml:space="preserve">The three-of-eight </w:t>
+      </w:r>
+      <w:r>
+        <w:rPr>
+          <w:b/>
+        </w:rPr>
+        <w:t>observation</w:t>
+      </w:r>
+      <w:r>
+        <w:rPr>
+          <w:b w:val="0"/>
+        </w:rPr>
+        <w:t xml:space="preserve"> describes the earlier selection </w:t>
+      </w:r>
+      <w:r>
+        <w:rPr>
+          <w:b/>
+        </w:rPr>
+        <w:t>process</w:t>
+      </w:r>
+      <w:r>
+        <w:rPr>
+          <w:b w:val="0"/>
+        </w:rPr>
+        <w:t>; the proposed tool has not yet been tested under a comparison procedure.</w:t>
+      </w:r>
+    </w:p>
+    <w:p>
+      <w:pPr>
+        <w:pStyle w:val="Heading2"/>
+      </w:pPr>
+      <w:r>
+        <w:t>Earlier wording, alternatives and picture transcripts · reference / check after trying</w:t>
+      </w:r>
+    </w:p>
+    <w:p>
+      <w:pPr>
+        <w:spacing w:line="336" w:lineRule="auto" w:after="180"/>
+      </w:pPr>
+      <w:r>
+        <w:rPr>
+          <w:b w:val="0"/>
+        </w:rPr>
+        <w:t>Assess and explain the answers</w:t>
       </w:r>
     </w:p>
     <w:p>
@@ -4531,34 +5028,44 @@
     </w:p>
     <w:p>
       <w:pPr>
+        <w:spacing w:line="336" w:lineRule="auto" w:after="180"/>
+      </w:pPr>
+      <w:r>
+        <w:rPr>
+          <w:b w:val="0"/>
+        </w:rPr>
+        <w:t xml:space="preserve">Students </w:t>
+      </w:r>
+      <w:r>
+        <w:rPr>
+          <w:b/>
+        </w:rPr>
+        <w:t>need</w:t>
+      </w:r>
+      <w:r>
+        <w:rPr>
+          <w:b w:val="0"/>
+        </w:rPr>
+        <w:t xml:space="preserve"> to return markers correctly and quickly. Test clearer labels before proposing a model.</w:t>
+      </w:r>
+    </w:p>
+    <w:p>
+      <w:pPr>
         <w:pStyle w:val="Heading3"/>
       </w:pPr>
       <w:r>
-        <w:t>Teacher key · Worked case answer</w:t>
+        <w:t>Additional transfer practice question</w:t>
       </w:r>
     </w:p>
     <w:p>
       <w:pPr>
         <w:spacing w:line="336" w:lineRule="auto" w:after="180"/>
-        <w:shd w:fill="F1F6FC"/>
-      </w:pPr>
-      <w:r>
-        <w:rPr>
-          <w:b w:val="0"/>
-        </w:rPr>
-        <w:t xml:space="preserve">Students </w:t>
-      </w:r>
-      <w:r>
-        <w:rPr>
-          <w:b/>
-        </w:rPr>
-        <w:t>need</w:t>
-      </w:r>
-      <w:r>
-        <w:rPr>
-          <w:b w:val="0"/>
-        </w:rPr>
-        <w:t xml:space="preserve"> to return markers correctly and quickly. Test clearer labels before proposing a model.</w:t>
+      </w:pPr>
+      <w:r>
+        <w:rPr>
+          <w:b w:val="0"/>
+        </w:rPr>
+        <w:t>Learners often cannot find borrowed classroom books. Define the problem before choosing an AI tool. Suggest one simple solution to compare with AI.</w:t>
       </w:r>
     </w:p>
     <w:p>
@@ -4566,49 +5073,12 @@
         <w:pStyle w:val="Heading3"/>
       </w:pPr>
       <w:r>
-        <w:t>Independent question</w:t>
-      </w:r>
-    </w:p>
-    <w:p>
-      <w:pPr>
-        <w:pStyle w:val="Heading3"/>
-      </w:pPr>
-      <w:r>
-        <w:t>Independent question · withhold the key</w:t>
+        <w:t>Reasoned practice answer</w:t>
       </w:r>
     </w:p>
     <w:p>
       <w:pPr>
         <w:spacing w:line="336" w:lineRule="auto" w:after="180"/>
-        <w:shd w:fill="F5F1FB"/>
-      </w:pPr>
-      <w:r>
-        <w:rPr>
-          <w:b w:val="0"/>
-        </w:rPr>
-        <w:t>Learners often cannot find borrowed classroom books. Define the problem before choosing an AI tool. Suggest one simple solution to compare with AI.</w:t>
-      </w:r>
-    </w:p>
-    <w:p>
-      <w:pPr>
-        <w:pStyle w:val="Heading3"/>
-      </w:pPr>
-      <w:r>
-        <w:t>Expected independent answer</w:t>
-      </w:r>
-    </w:p>
-    <w:p>
-      <w:pPr>
-        <w:pStyle w:val="Heading3"/>
-      </w:pPr>
-      <w:r>
-        <w:t>Teacher key · Expected independent answer</w:t>
-      </w:r>
-    </w:p>
-    <w:p>
-      <w:pPr>
-        <w:spacing w:line="336" w:lineRule="auto" w:after="180"/>
-        <w:shd w:fill="F1F6FC"/>
       </w:pPr>
       <w:r>
         <w:rPr>
@@ -4938,1380 +5408,538 @@
     </w:p>
     <w:p>
       <w:pPr>
+        <w:spacing w:line="336" w:lineRule="auto" w:after="180"/>
+      </w:pPr>
+      <w:r>
+        <w:rPr>
+          <w:b w:val="0"/>
+        </w:rPr>
+        <w:t xml:space="preserve">Time students finding predefined books using each approach, record wrong locations and assistance </w:t>
+      </w:r>
+      <w:r>
+        <w:rPr>
+          <w:b/>
+        </w:rPr>
+        <w:t>need</w:t>
+      </w:r>
+      <w:r>
+        <w:rPr>
+          <w:b w:val="0"/>
+        </w:rPr>
+        <w:t>ed, and use comparable book sets and conditions. Start with the simpler label trial.</w:t>
+      </w:r>
+    </w:p>
+    <w:p>
+      <w:pPr>
+        <w:spacing w:line="336" w:lineRule="auto" w:after="180"/>
+      </w:pPr>
+      <w:r>
+        <w:rPr>
+          <w:b w:val="0"/>
+        </w:rPr>
+        <w:t xml:space="preserve">Choose based on </w:t>
+      </w:r>
+      <w:r>
+        <w:rPr>
+          <w:b/>
+        </w:rPr>
+        <w:t>evidence</w:t>
+      </w:r>
+      <w:r>
+        <w:rPr>
+          <w:b w:val="0"/>
+        </w:rPr>
+        <w:t xml:space="preserve">, effort and privacy </w:t>
+      </w:r>
+      <w:r>
+        <w:rPr>
+          <w:b/>
+        </w:rPr>
+        <w:t>need</w:t>
+      </w:r>
+      <w:r>
+        <w:rPr>
+          <w:b w:val="0"/>
+        </w:rPr>
+        <w:t>s, not the presence of AI.</w:t>
+      </w:r>
+    </w:p>
+    <w:p>
+      <w:pPr>
         <w:pStyle w:val="Heading3"/>
       </w:pPr>
       <w:r>
-        <w:t>Teacher key · Original transfer answer</w:t>
+        <w:t>Explanations for the additional workbook examples</w:t>
+      </w:r>
+    </w:p>
+    <w:p>
+      <w:pPr>
+        <w:pStyle w:val="Heading3"/>
+      </w:pPr>
+      <w:r>
+        <w:t>W1 Write the problem without prescribing a tool</w:t>
+      </w:r>
+    </w:p>
+    <w:p>
+      <w:pPr>
+        <w:pStyle w:val="Heading3"/>
+      </w:pPr>
+      <w:r>
+        <w:t>W2 Identify claims beyond the evidence</w:t>
+      </w:r>
+    </w:p>
+    <w:p>
+      <w:pPr>
+        <w:pStyle w:val="Heading3"/>
+      </w:pPr>
+      <w:r>
+        <w:t>W3 Choose information that serves the outcome</w:t>
+      </w:r>
+    </w:p>
+    <w:p>
+      <w:pPr>
+        <w:pStyle w:val="Heading3"/>
+      </w:pPr>
+      <w:r>
+        <w:t>W4 Frame a different problem independently</w:t>
       </w:r>
     </w:p>
     <w:p>
       <w:pPr>
         <w:spacing w:line="336" w:lineRule="auto" w:after="180"/>
-        <w:shd w:fill="F1F6FC"/>
-      </w:pPr>
-      <w:r>
-        <w:rPr>
-          <w:b w:val="0"/>
-        </w:rPr>
-        <w:t xml:space="preserve">Time students finding predefined books using each approach, record wrong locations and assistance </w:t>
+      </w:pPr>
+      <w:r>
+        <w:rPr>
+          <w:b w:val="0"/>
+        </w:rPr>
+        <w:t>In a fictional equipment cupboard exercise, eight teams choose a box from a list. Three boxes do not contain the items required by the corresponding request; five do.</w:t>
+      </w:r>
+    </w:p>
+    <w:p>
+      <w:pPr>
+        <w:spacing w:line="336" w:lineRule="auto" w:after="180"/>
+      </w:pPr>
+      <w:r>
+        <w:rPr>
+          <w:b w:val="0"/>
+        </w:rPr>
+        <w:t xml:space="preserve">The teacher permits a paper box-finder using fictional item requests and an inventory. Write a brief naming the </w:t>
       </w:r>
       <w:r>
         <w:rPr>
           <w:b/>
         </w:rPr>
+        <w:t>user</w:t>
+      </w:r>
+      <w:r>
+        <w:rPr>
+          <w:b w:val="0"/>
+        </w:rPr>
+        <w:t xml:space="preserve"> difficulty, </w:t>
+      </w:r>
+      <w:r>
+        <w:rPr>
+          <w:b/>
+        </w:rPr>
+        <w:t>evidence</w:t>
+      </w:r>
+      <w:r>
+        <w:rPr>
+          <w:b w:val="0"/>
+        </w:rPr>
+        <w:t xml:space="preserve">, desired </w:t>
+      </w:r>
+      <w:r>
+        <w:rPr>
+          <w:b/>
+        </w:rPr>
+        <w:t>outcome</w:t>
+      </w:r>
+      <w:r>
+        <w:rPr>
+          <w:b w:val="0"/>
+        </w:rPr>
+        <w:t>, necessary information, an excluded action and a simple alternative.</w:t>
+      </w:r>
+    </w:p>
+    <w:p>
+      <w:pPr>
+        <w:spacing w:line="336" w:lineRule="auto" w:after="180"/>
+      </w:pPr>
+      <w:r>
+        <w:rPr>
+          <w:b w:val="0"/>
+        </w:rPr>
+        <w:t>Identify one cause or benefit that these counts do not establish.</w:t>
+      </w:r>
+    </w:p>
+    <w:p>
+      <w:pPr>
+        <w:spacing w:line="336" w:lineRule="auto" w:after="180"/>
+      </w:pPr>
+      <w:r>
+        <w:rPr>
+          <w:b w:val="0"/>
+        </w:rPr>
+        <w:t xml:space="preserve">Teams selecting equipment in the supplied exercise had three mismatches out of eight and </w:t>
+      </w:r>
+      <w:r>
+        <w:rPr>
+          <w:b/>
+        </w:rPr>
         <w:t>need</w:t>
       </w:r>
       <w:r>
         <w:rPr>
           <w:b w:val="0"/>
         </w:rPr>
-        <w:t>ed, and use comparable book sets and conditions. Start with the simpler label trial.</w:t>
+        <w:t xml:space="preserve"> a box whose listed contents meet the request, or a clear no-match result.</w:t>
       </w:r>
     </w:p>
     <w:p>
       <w:pPr>
         <w:spacing w:line="336" w:lineRule="auto" w:after="180"/>
-        <w:shd w:fill="F1F6FC"/>
-      </w:pPr>
-      <w:r>
-        <w:rPr>
-          <w:b w:val="0"/>
-        </w:rPr>
-        <w:t xml:space="preserve">Choose based on </w:t>
+      </w:pPr>
+      <w:r>
+        <w:rPr>
+          <w:b w:val="0"/>
+        </w:rPr>
+        <w:t>Use requested items and the inventory; personal identities are unnecessary. Exclude real purchases, changing stock or public posting. A clearer inventory or item checklist is a simple alternative.</w:t>
+      </w:r>
+    </w:p>
+    <w:p>
+      <w:pPr>
+        <w:spacing w:line="336" w:lineRule="auto" w:after="180"/>
+      </w:pPr>
+      <w:r>
+        <w:rPr>
+          <w:b w:val="0"/>
+        </w:rPr>
+        <w:t>The counts do not explain why teams chose mismatching boxes or prove that a box-finder will improve selection.</w:t>
+      </w:r>
+    </w:p>
+    <w:p>
+      <w:pPr>
+        <w:pStyle w:val="Heading3"/>
+      </w:pPr>
+      <w:r>
+        <w:t>W5 Measure help as well as avoided errors</w:t>
+      </w:r>
+    </w:p>
+    <w:p>
+      <w:pPr>
+        <w:pStyle w:val="Heading3"/>
+      </w:pPr>
+      <w:r>
+        <w:t>Assess independent transfer</w:t>
+      </w:r>
+    </w:p>
+    <w:p>
+      <w:pPr>
+        <w:pStyle w:val="Heading3"/>
+      </w:pPr>
+      <w:r>
+        <w:t>Selected case answer</w:t>
+      </w:r>
+    </w:p>
+    <w:p>
+      <w:pPr>
+        <w:pStyle w:val="Heading3"/>
+      </w:pPr>
+      <w:r>
+        <w:t>Feedback that the learner uses</w:t>
+      </w:r>
+    </w:p>
+    <w:p>
+      <w:pPr>
+        <w:pStyle w:val="Heading1"/>
+      </w:pPr>
+      <w:r>
+        <w:t>06. Connect, adapt and return</w:t>
+      </w:r>
+    </w:p>
+    <w:p>
+      <w:r>
+        <w:t>Retain the project evidence and revisit the reasoning on a changed case.</w:t>
+      </w:r>
+    </w:p>
+    <w:p>
+      <w:pPr>
+        <w:pStyle w:val="Heading2"/>
+      </w:pPr>
+      <w:r>
+        <w:t>Project evidence to keep</w:t>
+      </w:r>
+    </w:p>
+    <w:p>
+      <w:pPr>
+        <w:spacing w:line="336" w:lineRule="auto" w:after="180"/>
+      </w:pPr>
+      <w:r>
+        <w:rPr>
+          <w:b w:val="0"/>
+        </w:rPr>
+        <w:t xml:space="preserve">Choose the Classroom Sorter's real </w:t>
       </w:r>
       <w:r>
         <w:rPr>
           <w:b/>
         </w:rPr>
+        <w:t>user</w:t>
+      </w:r>
+      <w:r>
+        <w:rPr>
+          <w:b w:val="0"/>
+        </w:rPr>
+        <w:t xml:space="preserve"> and measurable </w:t>
+      </w:r>
+      <w:r>
+        <w:rPr>
+          <w:b/>
+        </w:rPr>
+        <w:t>need</w:t>
+      </w:r>
+      <w:r>
+        <w:rPr>
+          <w:b w:val="0"/>
+        </w:rPr>
+        <w:t>; keep an AI-free solution option open.</w:t>
+      </w:r>
+    </w:p>
+    <w:p>
+      <w:pPr>
+        <w:spacing w:line="336" w:lineRule="auto" w:after="180"/>
+      </w:pPr>
+      <w:r>
+        <w:rPr>
+          <w:b w:val="0"/>
+        </w:rPr>
+        <w:t xml:space="preserve">Keep the decision, </w:t>
+      </w:r>
+      <w:r>
+        <w:rPr>
+          <w:b/>
+        </w:rPr>
+        <w:t>input</w:t>
+      </w:r>
+      <w:r>
+        <w:rPr>
+          <w:b w:val="0"/>
+        </w:rPr>
+        <w:t xml:space="preserve">, result, explanation and remaining limitation in the project </w:t>
+      </w:r>
+      <w:r>
+        <w:rPr>
+          <w:b/>
+        </w:rPr>
         <w:t>evidence</w:t>
       </w:r>
       <w:r>
         <w:rPr>
           <w:b w:val="0"/>
         </w:rPr>
-        <w:t xml:space="preserve">, effort and privacy </w:t>
+        <w:t xml:space="preserve"> record. Retrieve this record next week rather than restarting the project.</w:t>
+      </w:r>
+    </w:p>
+    <w:p>
+      <w:pPr>
+        <w:spacing w:line="336" w:lineRule="auto" w:after="180"/>
+      </w:pPr>
+      <w:r>
+        <w:rPr>
+          <w:b w:val="0"/>
+        </w:rPr>
+        <w:t>For the Helpful Classroom Sorter, retain the problem record, permitted scope, baseline and observable acceptance criteria.</w:t>
+      </w:r>
+    </w:p>
+    <w:p>
+      <w:pPr>
+        <w:pStyle w:val="Heading2"/>
+      </w:pPr>
+      <w:r>
+        <w:t>Support while preserving the reasoning goal</w:t>
+      </w:r>
+    </w:p>
+    <w:p>
+      <w:pPr>
+        <w:spacing w:line="336" w:lineRule="auto" w:after="180"/>
+      </w:pPr>
+      <w:r>
+        <w:rPr>
+          <w:b w:val="0"/>
+        </w:rPr>
+        <w:t xml:space="preserve">Use physical cards, spoken explanations and a three-stage drawing. Read aloud without giving the answer. Stretch: compare two </w:t>
       </w:r>
       <w:r>
         <w:rPr>
           <w:b/>
         </w:rPr>
+        <w:t>mechanism</w:t>
+      </w:r>
+      <w:r>
+        <w:rPr>
+          <w:b w:val="0"/>
+        </w:rPr>
+        <w:t xml:space="preserve">s with the same visible </w:t>
+      </w:r>
+      <w:r>
+        <w:rPr>
+          <w:b/>
+        </w:rPr>
+        <w:t>output</w:t>
+      </w:r>
+      <w:r>
+        <w:rPr>
+          <w:b w:val="0"/>
+        </w:rPr>
+        <w:t xml:space="preserve"> and explain what </w:t>
+      </w:r>
+      <w:r>
+        <w:rPr>
+          <w:b/>
+        </w:rPr>
+        <w:t>evidence</w:t>
+      </w:r>
+      <w:r>
+        <w:rPr>
+          <w:b w:val="0"/>
+        </w:rPr>
+        <w:t xml:space="preserve"> distinguishes them.</w:t>
+      </w:r>
+    </w:p>
+    <w:p>
+      <w:pPr>
+        <w:spacing w:line="336" w:lineRule="auto" w:after="180"/>
+      </w:pPr>
+      <w:r>
+        <w:rPr>
+          <w:b w:val="0"/>
+        </w:rPr>
+        <w:t xml:space="preserve">Use sentence starters: In this setting, these </w:t>
+      </w:r>
+      <w:r>
+        <w:rPr>
+          <w:b/>
+        </w:rPr>
+        <w:t>user</w:t>
+      </w:r>
+      <w:r>
+        <w:rPr>
+          <w:b w:val="0"/>
+        </w:rPr>
+        <w:t xml:space="preserve">s </w:t>
+      </w:r>
+      <w:r>
+        <w:rPr>
+          <w:b/>
+        </w:rPr>
         <w:t>need</w:t>
       </w:r>
       <w:r>
         <w:rPr>
           <w:b w:val="0"/>
         </w:rPr>
-        <w:t>s, not the presence of AI.</w:t>
-      </w:r>
-    </w:p>
-    <w:p>
-      <w:pPr>
-        <w:pStyle w:val="Heading3"/>
-      </w:pPr>
-      <w:r>
-        <w:t>Explanations for the additional workbook examples</w:t>
-      </w:r>
-    </w:p>
-    <w:p>
-      <w:pPr>
-        <w:pStyle w:val="Heading3"/>
-      </w:pPr>
-      <w:r>
-        <w:t>W1 Write the problem without prescribing a tool</w:t>
-      </w:r>
-    </w:p>
-    <w:p>
-      <w:pPr>
-        <w:pStyle w:val="Heading3"/>
-      </w:pPr>
-      <w:r>
-        <w:t>Workbook question · W1</w:t>
+        <w:t xml:space="preserve">; the supplied </w:t>
+      </w:r>
+      <w:r>
+        <w:rPr>
+          <w:b/>
+        </w:rPr>
+        <w:t>evidence</w:t>
+      </w:r>
+      <w:r>
+        <w:rPr>
+          <w:b w:val="0"/>
+        </w:rPr>
+        <w:t xml:space="preserve"> shows; we will check; we will not change. Allow an oral brief recorded by the teacher without supplying the choices.</w:t>
       </w:r>
     </w:p>
     <w:p>
       <w:pPr>
         <w:spacing w:line="336" w:lineRule="auto" w:after="180"/>
-        <w:shd w:fill="F5F1FB"/>
-      </w:pPr>
-      <w:r>
-        <w:rPr>
-          <w:b w:val="0"/>
-        </w:rPr>
-        <w:t xml:space="preserve">Use the ten-request activity log to write a </w:t>
+      </w:pPr>
+      <w:r>
+        <w:rPr>
+          <w:b w:val="0"/>
+        </w:rPr>
+        <w:t xml:space="preserve">Extension: describe </w:t>
       </w:r>
       <w:r>
         <w:rPr>
           <w:b/>
         </w:rPr>
-        <w:t>problem statement</w:t>
-      </w:r>
-      <w:r>
-        <w:rPr>
-          <w:b w:val="0"/>
-        </w:rPr>
-        <w:t xml:space="preserve"> with a </w:t>
+        <w:t>evidence</w:t>
+      </w:r>
+      <w:r>
+        <w:rPr>
+          <w:b w:val="0"/>
+        </w:rPr>
+        <w:t xml:space="preserve"> that would make the team abandon its preferred solution.</w:t>
+      </w:r>
+    </w:p>
+    <w:p>
+      <w:pPr>
+        <w:spacing w:line="336" w:lineRule="auto" w:after="180"/>
+      </w:pPr>
+      <w:r>
+        <w:rPr>
+          <w:b w:val="0"/>
+        </w:rPr>
+        <w:t xml:space="preserve">W4 must transfer the structure: three of eight mismatches, a compatible box or justified no-match </w:t>
       </w:r>
       <w:r>
         <w:rPr>
           <w:b/>
         </w:rPr>
-        <w:t>user</w:t>
-      </w:r>
-      <w:r>
-        <w:rPr>
-          <w:b w:val="0"/>
-        </w:rPr>
-        <w:t xml:space="preserve">, setting and observed difficulty. Explain why “Build an AI app” is not yet a </w:t>
+        <w:t>outcome</w:t>
+      </w:r>
+      <w:r>
+        <w:rPr>
+          <w:b w:val="0"/>
+        </w:rPr>
+        <w:t>, requested items and inventory, one boundary, a simple alternative and a bounded claim.</w:t>
+      </w:r>
+    </w:p>
+    <w:p>
+      <w:pPr>
+        <w:spacing w:line="336" w:lineRule="auto" w:after="180"/>
+      </w:pPr>
+      <w:r>
+        <w:rPr>
+          <w:b w:val="0"/>
+        </w:rPr>
+        <w:t>After support use a new scenario: six fictional room requests, two assigned rooms too small, four suitable; permit paper recommendations only.</w:t>
+      </w:r>
+    </w:p>
+    <w:p>
+      <w:pPr>
+        <w:spacing w:line="336" w:lineRule="auto" w:after="180"/>
+      </w:pPr>
+      <w:r>
+        <w:rPr>
+          <w:b w:val="0"/>
+        </w:rPr>
+        <w:t xml:space="preserve">Require capacity and group size as relevant </w:t>
       </w:r>
       <w:r>
         <w:rPr>
           <w:b/>
         </w:rPr>
-        <w:t>problem statement</w:t>
-      </w:r>
-      <w:r>
-        <w:rPr>
-          <w:b w:val="0"/>
-        </w:rPr>
-        <w:t>.</w:t>
-      </w:r>
-    </w:p>
-    <w:p>
-      <w:pPr>
-        <w:pStyle w:val="Heading3"/>
-      </w:pPr>
-      <w:r>
-        <w:t>Teacher reasoning · W1</w:t>
-      </w:r>
-    </w:p>
-    <w:p>
-      <w:pPr>
-        <w:spacing w:line="336" w:lineRule="auto" w:after="180"/>
-        <w:shd w:fill="F1F6FC"/>
-      </w:pPr>
-      <w:r>
-        <w:rPr>
-          <w:b w:val="0"/>
-        </w:rPr>
-        <w:t>For example: fictional pupils choosing activities in the supplied classroom exercise had to choose again in four of ten requests because the first choice did not fit the time or room conditions.</w:t>
-      </w:r>
-    </w:p>
-    <w:p>
-      <w:pPr>
-        <w:spacing w:line="336" w:lineRule="auto" w:after="180"/>
-        <w:shd w:fill="F1F6FC"/>
-      </w:pPr>
-      <w:r>
-        <w:rPr>
-          <w:b w:val="0"/>
-        </w:rPr>
-        <w:t xml:space="preserve">Build an AI app names a solution or construction task without specifying a </w:t>
-      </w:r>
-      <w:r>
-        <w:rPr>
-          <w:b/>
-        </w:rPr>
-        <w:t>user</w:t>
-      </w:r>
-      <w:r>
-        <w:rPr>
-          <w:b w:val="0"/>
-        </w:rPr>
-        <w:t xml:space="preserve"> difficulty or </w:t>
-      </w:r>
-      <w:r>
-        <w:rPr>
-          <w:b/>
-        </w:rPr>
-        <w:t>evidence</w:t>
-      </w:r>
-      <w:r>
-        <w:rPr>
-          <w:b w:val="0"/>
-        </w:rPr>
-        <w:t xml:space="preserve"> of </w:t>
-      </w:r>
-      <w:r>
-        <w:rPr>
-          <w:b/>
-        </w:rPr>
-        <w:t>need</w:t>
-      </w:r>
-      <w:r>
-        <w:rPr>
-          <w:b w:val="0"/>
-        </w:rPr>
-        <w:t>.</w:t>
-      </w:r>
-    </w:p>
-    <w:p>
-      <w:pPr>
-        <w:pStyle w:val="Heading3"/>
-      </w:pPr>
-      <w:r>
-        <w:t>W2 Identify claims beyond the evidence</w:t>
-      </w:r>
-    </w:p>
-    <w:p>
-      <w:pPr>
-        <w:pStyle w:val="Heading3"/>
-      </w:pPr>
-      <w:r>
-        <w:t>Workbook question · W2</w:t>
-      </w:r>
-    </w:p>
-    <w:p>
-      <w:pPr>
-        <w:spacing w:line="336" w:lineRule="auto" w:after="180"/>
-        <w:shd w:fill="F5F1FB"/>
-      </w:pPr>
-      <w:r>
-        <w:rPr>
-          <w:b w:val="0"/>
-        </w:rPr>
-        <w:t>A team says that the four mismatches prove every pupil dislikes the catalogue and that a recommender will fix the problem. Identify two unsupported conclusions and state what the log actually establishes.</w:t>
-      </w:r>
-    </w:p>
-    <w:p>
-      <w:pPr>
-        <w:pStyle w:val="Heading3"/>
-      </w:pPr>
-      <w:r>
-        <w:t>Teacher reasoning · W2</w:t>
-      </w:r>
-    </w:p>
-    <w:p>
-      <w:pPr>
-        <w:spacing w:line="336" w:lineRule="auto" w:after="180"/>
-        <w:shd w:fill="F1F6FC"/>
-      </w:pPr>
-      <w:r>
-        <w:rPr>
-          <w:b w:val="0"/>
-        </w:rPr>
-        <w:t xml:space="preserve">The log establishes four incompatible first choices out of ten supplied fictional requests. It does not establish every pupil’s opinion, the cause of the mismatches or that an untested recommender will improve </w:t>
-      </w:r>
-      <w:r>
-        <w:rPr>
-          <w:b/>
-        </w:rPr>
-        <w:t>outcome</w:t>
-      </w:r>
-      <w:r>
-        <w:rPr>
-          <w:b w:val="0"/>
-        </w:rPr>
-        <w:t>s.</w:t>
-      </w:r>
-    </w:p>
-    <w:p>
-      <w:pPr>
-        <w:spacing w:line="336" w:lineRule="auto" w:after="180"/>
-        <w:shd w:fill="F1F6FC"/>
-      </w:pPr>
-      <w:r>
-        <w:rPr>
-          <w:b w:val="0"/>
-        </w:rPr>
-        <w:t xml:space="preserve">Accept any two of those unsupported conclusions with the bounded </w:t>
-      </w:r>
-      <w:r>
-        <w:rPr>
-          <w:b/>
-        </w:rPr>
-        <w:t>observation</w:t>
-      </w:r>
-      <w:r>
-        <w:rPr>
-          <w:b w:val="0"/>
-        </w:rPr>
-        <w:t>.</w:t>
-      </w:r>
-    </w:p>
-    <w:p>
-      <w:pPr>
-        <w:pStyle w:val="Heading3"/>
-      </w:pPr>
-      <w:r>
-        <w:t>W3 Choose information that serves the outcome</w:t>
-      </w:r>
-    </w:p>
-    <w:p>
-      <w:pPr>
-        <w:pStyle w:val="Heading3"/>
-      </w:pPr>
-      <w:r>
-        <w:t>Workbook question · W3</w:t>
-      </w:r>
-    </w:p>
-    <w:p>
-      <w:pPr>
-        <w:spacing w:line="336" w:lineRule="auto" w:after="180"/>
-        <w:shd w:fill="F5F1FB"/>
-      </w:pPr>
-      <w:r>
-        <w:rPr>
-          <w:b w:val="0"/>
-        </w:rPr>
-        <w:t xml:space="preserve">The paper project must suggest an activity compatible with available time and a quiet-room requirement. Choose relevant </w:t>
-      </w:r>
-      <w:r>
-        <w:rPr>
-          <w:b/>
-        </w:rPr>
         <w:t>input</w:t>
       </w:r>
       <w:r>
         <w:rPr>
           <w:b w:val="0"/>
         </w:rPr>
-        <w:t>s from minutes available, quiet required, pupil name and home address.</w:t>
-      </w:r>
-    </w:p>
-    <w:p>
-      <w:pPr>
-        <w:spacing w:line="336" w:lineRule="auto" w:after="180"/>
-        <w:shd w:fill="F5F1FB"/>
-      </w:pPr>
-      <w:r>
-        <w:rPr>
-          <w:b w:val="0"/>
-        </w:rPr>
-        <w:t xml:space="preserve">State the </w:t>
-      </w:r>
-      <w:r>
-        <w:rPr>
-          <w:b/>
-        </w:rPr>
-        <w:t>output</w:t>
-      </w:r>
-      <w:r>
-        <w:rPr>
-          <w:b w:val="0"/>
-        </w:rPr>
-        <w:t xml:space="preserve"> and a simpler alternative to a recommender. Explain one boundary.</w:t>
-      </w:r>
-    </w:p>
-    <w:p>
-      <w:pPr>
-        <w:pStyle w:val="Heading3"/>
-      </w:pPr>
-      <w:r>
-        <w:t>Teacher reasoning · W3</w:t>
-      </w:r>
-    </w:p>
-    <w:p>
-      <w:pPr>
-        <w:spacing w:line="336" w:lineRule="auto" w:after="180"/>
-        <w:shd w:fill="F1F6FC"/>
-      </w:pPr>
-      <w:r>
-        <w:rPr>
-          <w:b w:val="0"/>
-        </w:rPr>
-        <w:t xml:space="preserve">Minutes available and quiet required are relevant. Name and address are unnecessary. </w:t>
-      </w:r>
-      <w:r>
-        <w:rPr>
-          <w:b/>
-        </w:rPr>
-        <w:t>Output</w:t>
-      </w:r>
-      <w:r>
-        <w:rPr>
-          <w:b w:val="0"/>
-        </w:rPr>
-        <w:t xml:space="preserve"> a compatible activity suggestion or an explained no-match result.</w:t>
-      </w:r>
-    </w:p>
-    <w:p>
-      <w:pPr>
-        <w:spacing w:line="336" w:lineRule="auto" w:after="180"/>
-        <w:shd w:fill="F1F6FC"/>
-      </w:pPr>
-      <w:r>
-        <w:rPr>
-          <w:b w:val="0"/>
-        </w:rPr>
-        <w:t>A clearer catalogue or compatibility checklist is a simple alternative. Keep requests fictional and the action advisory; do not extend the task to collecting personal profiles or publishing choices.</w:t>
-      </w:r>
-    </w:p>
-    <w:p>
-      <w:pPr>
-        <w:pStyle w:val="Heading3"/>
-      </w:pPr>
-      <w:r>
-        <w:t>W4 Frame a different problem independently</w:t>
-      </w:r>
-    </w:p>
-    <w:p>
-      <w:pPr>
-        <w:pStyle w:val="Heading3"/>
-      </w:pPr>
-      <w:r>
-        <w:t>Workbook question · W4</w:t>
-      </w:r>
-    </w:p>
-    <w:p>
-      <w:pPr>
-        <w:spacing w:line="336" w:lineRule="auto" w:after="180"/>
-        <w:shd w:fill="F5F1FB"/>
-      </w:pPr>
-      <w:r>
-        <w:rPr>
-          <w:b w:val="0"/>
-        </w:rPr>
-        <w:t>In a fictional equipment cupboard exercise, eight teams choose a box from a list. Three boxes do not contain the items required by the corresponding request; five do.</w:t>
-      </w:r>
-    </w:p>
-    <w:p>
-      <w:pPr>
-        <w:spacing w:line="336" w:lineRule="auto" w:after="180"/>
-        <w:shd w:fill="F5F1FB"/>
-      </w:pPr>
-      <w:r>
-        <w:rPr>
-          <w:b w:val="0"/>
-        </w:rPr>
-        <w:t xml:space="preserve">The teacher permits a paper box-finder using fictional item requests and an inventory. Write a brief naming the </w:t>
-      </w:r>
-      <w:r>
-        <w:rPr>
-          <w:b/>
-        </w:rPr>
-        <w:t>user</w:t>
-      </w:r>
-      <w:r>
-        <w:rPr>
-          <w:b w:val="0"/>
-        </w:rPr>
-        <w:t xml:space="preserve"> difficulty, </w:t>
-      </w:r>
-      <w:r>
-        <w:rPr>
-          <w:b/>
-        </w:rPr>
-        <w:t>evidence</w:t>
-      </w:r>
-      <w:r>
-        <w:rPr>
-          <w:b w:val="0"/>
-        </w:rPr>
-        <w:t xml:space="preserve">, desired </w:t>
-      </w:r>
-      <w:r>
-        <w:rPr>
-          <w:b/>
-        </w:rPr>
-        <w:t>outcome</w:t>
-      </w:r>
-      <w:r>
-        <w:rPr>
-          <w:b w:val="0"/>
-        </w:rPr>
-        <w:t>, necessary information, an excluded action and a simple alternative.</w:t>
-      </w:r>
-    </w:p>
-    <w:p>
-      <w:pPr>
-        <w:spacing w:line="336" w:lineRule="auto" w:after="180"/>
-        <w:shd w:fill="F5F1FB"/>
-      </w:pPr>
-      <w:r>
-        <w:rPr>
-          <w:b w:val="0"/>
-        </w:rPr>
-        <w:t>Identify one cause or benefit that these counts do not establish.</w:t>
-      </w:r>
-    </w:p>
-    <w:p>
-      <w:pPr>
-        <w:pStyle w:val="Heading3"/>
-      </w:pPr>
-      <w:r>
-        <w:t>Teacher reasoning · W4</w:t>
-      </w:r>
-    </w:p>
-    <w:p>
-      <w:pPr>
-        <w:spacing w:line="336" w:lineRule="auto" w:after="180"/>
-        <w:shd w:fill="F1F6FC"/>
-      </w:pPr>
-      <w:r>
-        <w:rPr>
-          <w:b w:val="0"/>
-        </w:rPr>
-        <w:t xml:space="preserve">Teams selecting equipment in the supplied exercise had three mismatches out of eight and </w:t>
-      </w:r>
-      <w:r>
-        <w:rPr>
-          <w:b/>
-        </w:rPr>
-        <w:t>need</w:t>
-      </w:r>
-      <w:r>
-        <w:rPr>
-          <w:b w:val="0"/>
-        </w:rPr>
-        <w:t xml:space="preserve"> a box whose listed contents meet the request, or a clear no-match result.</w:t>
-      </w:r>
-    </w:p>
-    <w:p>
-      <w:pPr>
-        <w:spacing w:line="336" w:lineRule="auto" w:after="180"/>
-        <w:shd w:fill="F1F6FC"/>
-      </w:pPr>
-      <w:r>
-        <w:rPr>
-          <w:b w:val="0"/>
-        </w:rPr>
-        <w:t>Use requested items and the inventory; personal identities are unnecessary. Exclude real purchases, changing stock or public posting. A clearer inventory or item checklist is a simple alternative.</w:t>
-      </w:r>
-    </w:p>
-    <w:p>
-      <w:pPr>
-        <w:spacing w:line="336" w:lineRule="auto" w:after="180"/>
-        <w:shd w:fill="F1F6FC"/>
-      </w:pPr>
-      <w:r>
-        <w:rPr>
-          <w:b w:val="0"/>
-        </w:rPr>
-        <w:t>The counts do not explain why teams chose mismatching boxes or prove that a box-finder will improve selection.</w:t>
-      </w:r>
-    </w:p>
-    <w:p>
-      <w:pPr>
-        <w:pStyle w:val="Heading3"/>
-      </w:pPr>
-      <w:r>
-        <w:t>W5 Measure help as well as avoided errors</w:t>
-      </w:r>
-    </w:p>
-    <w:p>
-      <w:pPr>
-        <w:pStyle w:val="Heading3"/>
-      </w:pPr>
-      <w:r>
-        <w:t>Workbook question · W5</w:t>
-      </w:r>
-    </w:p>
-    <w:p>
-      <w:pPr>
-        <w:spacing w:line="336" w:lineRule="auto" w:after="180"/>
-        <w:shd w:fill="F5F1FB"/>
-      </w:pPr>
-      <w:r>
-        <w:rPr>
-          <w:b w:val="0"/>
-        </w:rPr>
-        <w:t>For W4, a proposed box-finder never selects a wrong box because it always reports no match. Explain why counting only wrong suggestions would hide a failure.</w:t>
-      </w:r>
-    </w:p>
-    <w:p>
-      <w:pPr>
-        <w:spacing w:line="336" w:lineRule="auto" w:after="180"/>
-        <w:shd w:fill="F5F1FB"/>
-      </w:pPr>
-      <w:r>
-        <w:rPr>
-          <w:b w:val="0"/>
-        </w:rPr>
-        <w:t xml:space="preserve">Name two results to record on test requests and explain why the original three-of-eight </w:t>
-      </w:r>
-      <w:r>
-        <w:rPr>
-          <w:b/>
-        </w:rPr>
-        <w:t>observation</w:t>
-      </w:r>
-      <w:r>
-        <w:rPr>
-          <w:b w:val="0"/>
-        </w:rPr>
-        <w:t xml:space="preserve"> is not already an evaluation of the new tool.</w:t>
-      </w:r>
-    </w:p>
-    <w:p>
-      <w:pPr>
-        <w:pStyle w:val="Heading3"/>
-      </w:pPr>
-      <w:r>
-        <w:t>Teacher reasoning · W5</w:t>
-      </w:r>
-    </w:p>
-    <w:p>
-      <w:pPr>
-        <w:spacing w:line="336" w:lineRule="auto" w:after="180"/>
-        <w:shd w:fill="F1F6FC"/>
-      </w:pPr>
-      <w:r>
-        <w:rPr>
-          <w:b w:val="0"/>
-        </w:rPr>
-        <w:t xml:space="preserve">Always refusing misses useful matches when suitable boxes exist. Record compatible or incompatible suggestions and whether no-match </w:t>
-      </w:r>
-      <w:r>
-        <w:rPr>
-          <w:b/>
-        </w:rPr>
-        <w:t>output</w:t>
-      </w:r>
-      <w:r>
-        <w:rPr>
-          <w:b w:val="0"/>
-        </w:rPr>
-        <w:t>s were justified by the inventory, along with total requests.</w:t>
-      </w:r>
-    </w:p>
-    <w:p>
-      <w:pPr>
-        <w:spacing w:line="336" w:lineRule="auto" w:after="180"/>
-        <w:shd w:fill="F1F6FC"/>
-      </w:pPr>
-      <w:r>
-        <w:rPr>
-          <w:b w:val="0"/>
-        </w:rPr>
-        <w:t xml:space="preserve">The three-of-eight </w:t>
-      </w:r>
-      <w:r>
-        <w:rPr>
-          <w:b/>
-        </w:rPr>
-        <w:t>observation</w:t>
-      </w:r>
-      <w:r>
-        <w:rPr>
-          <w:b w:val="0"/>
-        </w:rPr>
-        <w:t xml:space="preserve"> describes the earlier selection </w:t>
-      </w:r>
-      <w:r>
-        <w:rPr>
-          <w:b/>
-        </w:rPr>
-        <w:t>process</w:t>
-      </w:r>
-      <w:r>
-        <w:rPr>
-          <w:b w:val="0"/>
-        </w:rPr>
-        <w:t>; the proposed tool has not yet been tested under a comparison procedure.</w:t>
-      </w:r>
-    </w:p>
-    <w:p>
-      <w:pPr>
-        <w:pStyle w:val="Heading3"/>
-      </w:pPr>
-      <w:r>
-        <w:t>Assess independent transfer</w:t>
-      </w:r>
-    </w:p>
-    <w:p>
-      <w:pPr>
-        <w:pStyle w:val="Heading3"/>
-      </w:pPr>
-      <w:r>
-        <w:t>Independent question · withhold the key</w:t>
-      </w:r>
-    </w:p>
-    <w:p>
-      <w:pPr>
-        <w:spacing w:line="336" w:lineRule="auto" w:after="180"/>
-        <w:shd w:fill="F5F1FB"/>
-      </w:pPr>
-      <w:r>
-        <w:rPr>
-          <w:b w:val="0"/>
-        </w:rPr>
-        <w:t>Selected case: In a fictional equipment cupboard exercise, eight teams choose a box from a list. Three boxes do not contain the items required by the corresponding request; five do.</w:t>
-      </w:r>
-    </w:p>
-    <w:p>
-      <w:pPr>
-        <w:spacing w:line="336" w:lineRule="auto" w:after="180"/>
-        <w:shd w:fill="F5F1FB"/>
-      </w:pPr>
-      <w:r>
-        <w:rPr>
-          <w:b w:val="0"/>
-        </w:rPr>
-        <w:t xml:space="preserve">The teacher permits a paper box-finder using fictional item requests and an inventory. Write a brief naming the </w:t>
-      </w:r>
-      <w:r>
-        <w:rPr>
-          <w:b/>
-        </w:rPr>
-        <w:t>user</w:t>
-      </w:r>
-      <w:r>
-        <w:rPr>
-          <w:b w:val="0"/>
-        </w:rPr>
-        <w:t xml:space="preserve"> difficulty, </w:t>
-      </w:r>
-      <w:r>
-        <w:rPr>
-          <w:b/>
-        </w:rPr>
-        <w:t>evidence</w:t>
-      </w:r>
-      <w:r>
-        <w:rPr>
-          <w:b w:val="0"/>
-        </w:rPr>
-        <w:t xml:space="preserve">, desired </w:t>
-      </w:r>
-      <w:r>
-        <w:rPr>
-          <w:b/>
-        </w:rPr>
-        <w:t>outcome</w:t>
-      </w:r>
-      <w:r>
-        <w:rPr>
-          <w:b w:val="0"/>
-        </w:rPr>
-        <w:t>, necessary information, an excluded action and a simple alternative.</w:t>
-      </w:r>
-    </w:p>
-    <w:p>
-      <w:pPr>
-        <w:spacing w:line="336" w:lineRule="auto" w:after="180"/>
-        <w:shd w:fill="F5F1FB"/>
-      </w:pPr>
-      <w:r>
-        <w:rPr>
-          <w:b w:val="0"/>
-        </w:rPr>
-        <w:t>Identify one cause or benefit that these counts do not establish.</w:t>
-      </w:r>
-    </w:p>
-    <w:p>
-      <w:pPr>
-        <w:pStyle w:val="Heading3"/>
-      </w:pPr>
-      <w:r>
-        <w:t>Selected case answer</w:t>
-      </w:r>
-    </w:p>
-    <w:p>
-      <w:pPr>
-        <w:pStyle w:val="Heading3"/>
-      </w:pPr>
-      <w:r>
-        <w:t>Teacher key · Selected case answer</w:t>
-      </w:r>
-    </w:p>
-    <w:p>
-      <w:pPr>
-        <w:spacing w:line="336" w:lineRule="auto" w:after="180"/>
-        <w:shd w:fill="F1F6FC"/>
-      </w:pPr>
-      <w:r>
-        <w:rPr>
-          <w:b w:val="0"/>
-        </w:rPr>
-        <w:t xml:space="preserve">Teams selecting equipment in the supplied exercise had three mismatches out of eight and </w:t>
-      </w:r>
-      <w:r>
-        <w:rPr>
-          <w:b/>
-        </w:rPr>
-        <w:t>need</w:t>
-      </w:r>
-      <w:r>
-        <w:rPr>
-          <w:b w:val="0"/>
-        </w:rPr>
-        <w:t xml:space="preserve"> a box whose listed contents meet the request, or a clear no-match result.</w:t>
-      </w:r>
-    </w:p>
-    <w:p>
-      <w:pPr>
-        <w:spacing w:line="336" w:lineRule="auto" w:after="180"/>
-        <w:shd w:fill="F1F6FC"/>
-      </w:pPr>
-      <w:r>
-        <w:rPr>
-          <w:b w:val="0"/>
-        </w:rPr>
-        <w:t>Use requested items and the inventory; personal identities are unnecessary. Exclude real purchases, changing stock or public posting. A clearer inventory or item checklist is a simple alternative.</w:t>
-      </w:r>
-    </w:p>
-    <w:p>
-      <w:pPr>
-        <w:spacing w:line="336" w:lineRule="auto" w:after="180"/>
-        <w:shd w:fill="F1F6FC"/>
-      </w:pPr>
-      <w:r>
-        <w:rPr>
-          <w:b w:val="0"/>
-        </w:rPr>
-        <w:t>The counts do not explain why teams chose mismatching boxes or prove that a box-finder will improve selection.</w:t>
-      </w:r>
-    </w:p>
-    <w:tbl>
-      <w:tblPr>
-        <w:tblStyle w:val="LightShading-Accent1"/>
-        <w:tblW w:type="auto" w:w="0"/>
-        <w:tblLook w:firstColumn="1" w:firstRow="1" w:lastColumn="0" w:lastRow="0" w:noHBand="0" w:noVBand="1" w:val="04A0"/>
-      </w:tblPr>
-      <w:tblGrid>
-        <w:gridCol w:w="5112"/>
-        <w:gridCol w:w="5112"/>
-      </w:tblGrid>
-      <w:tr>
-        <w:trPr>
-          <w:tblHeader/>
-        </w:trPr>
-        <w:tc>
-          <w:tcPr>
-            <w:tcW w:type="dxa" w:w="5112"/>
-          </w:tcPr>
-          <w:p>
-            <w:r>
-              <w:t>Dimension</w:t>
-            </w:r>
-          </w:p>
-        </w:tc>
-        <w:tc>
-          <w:tcPr>
-            <w:tcW w:type="dxa" w:w="5112"/>
-          </w:tcPr>
-          <w:p>
-            <w:r>
-              <w:t>Evidence required</w:t>
-            </w:r>
-          </w:p>
-        </w:tc>
-      </w:tr>
-      <w:tr>
-        <w:tc>
-          <w:tcPr>
-            <w:tcW w:type="dxa" w:w="5112"/>
-          </w:tcPr>
-          <w:p>
-            <w:r>
-              <w:t>Explanation</w:t>
-            </w:r>
-          </w:p>
-        </w:tc>
-        <w:tc>
-          <w:tcPr>
-            <w:tcW w:type="dxa" w:w="5112"/>
-          </w:tcPr>
-          <w:p>
-            <w:r>
-              <w:t>Names the applicable idea or procedure and ties it to the supplied facts.</w:t>
-            </w:r>
-          </w:p>
-        </w:tc>
-      </w:tr>
-      <w:tr>
-        <w:tc>
-          <w:tcPr>
-            <w:tcW w:type="dxa" w:w="5112"/>
-          </w:tcPr>
-          <w:p>
-            <w:r>
-              <w:t>Trace and result</w:t>
-            </w:r>
-          </w:p>
-        </w:tc>
-        <w:tc>
-          <w:tcPr>
-            <w:tcW w:type="dxa" w:w="5112"/>
-          </w:tcPr>
-          <w:p>
-            <w:r>
-              <w:t>Preserves the given inputs and shows the relevant intermediate steps; distinguishes a prediction from an observed execution.</w:t>
-            </w:r>
-          </w:p>
-        </w:tc>
-      </w:tr>
-      <w:tr>
-        <w:tc>
-          <w:tcPr>
-            <w:tcW w:type="dxa" w:w="5112"/>
-          </w:tcPr>
-          <w:p>
-            <w:r>
-              <w:t>Limits</w:t>
-            </w:r>
-          </w:p>
-        </w:tc>
-        <w:tc>
-          <w:tcPr>
-            <w:tcW w:type="dxa" w:w="5112"/>
-          </w:tcPr>
-          <w:p>
-            <w:r>
-              <w:t>States the assumptions, missing evidence or conditions under which the result would change.</w:t>
-            </w:r>
-          </w:p>
-        </w:tc>
-      </w:tr>
-    </w:tbl>
-    <w:p>
-      <w:pPr>
-        <w:pStyle w:val="Heading3"/>
-      </w:pPr>
-      <w:r>
-        <w:t>Teacher key · Selected case answer</w:t>
-      </w:r>
-    </w:p>
-    <w:p>
-      <w:pPr>
-        <w:spacing w:line="336" w:lineRule="auto" w:after="180"/>
-        <w:shd w:fill="F1F6FC"/>
-      </w:pPr>
-      <w:r>
-        <w:rPr>
-          <w:b w:val="0"/>
-        </w:rPr>
-        <w:t>Record each dimension as not yet, with support, or independent. Accept a valid alternative procedure with a defensible trace.</w:t>
-      </w:r>
-    </w:p>
-    <w:p>
-      <w:pPr>
-        <w:spacing w:line="336" w:lineRule="auto" w:after="180"/>
-        <w:shd w:fill="F1F6FC"/>
-      </w:pPr>
-      <w:r>
-        <w:rPr>
-          <w:b w:val="0"/>
-        </w:rPr>
-        <w:t xml:space="preserve">Do not penalise an honestly recorded model failure if the learner correctly explains its </w:t>
-      </w:r>
-      <w:r>
-        <w:rPr>
-          <w:b/>
-        </w:rPr>
-        <w:t>evidence</w:t>
-      </w:r>
-      <w:r>
-        <w:rPr>
-          <w:b w:val="0"/>
-        </w:rPr>
-        <w:t xml:space="preserve"> and limits.</w:t>
-      </w:r>
-    </w:p>
-    <w:p>
-      <w:pPr>
-        <w:pStyle w:val="Heading3"/>
-      </w:pPr>
-      <w:r>
-        <w:t>Feedback that the learner uses</w:t>
-      </w:r>
-    </w:p>
-    <w:p>
-      <w:pPr>
-        <w:spacing w:line="336" w:lineRule="auto" w:after="180"/>
-      </w:pPr>
-      <w:r>
-        <w:rPr>
-          <w:b w:val="0"/>
-        </w:rPr>
-        <w:t>Name the earliest unsupported step and give one action to repair it. Have the learner make that repair now and explain why. Then assess the relevant skill on a fresh, fully specified case.</w:t>
-      </w:r>
-    </w:p>
-    <w:p>
-      <w:pPr>
-        <w:spacing w:line="336" w:lineRule="auto" w:after="180"/>
-      </w:pPr>
-      <w:r>
-        <w:rPr>
-          <w:b w:val="0"/>
-        </w:rPr>
-        <w:t>Confirm it was not previously practised with feedback; solve and check the new case before assigning it. A follow-up design prompt is a starting brief, not automatically an equivalent test.</w:t>
-      </w:r>
-    </w:p>
-    <w:p>
-      <w:pPr>
-        <w:pStyle w:val="Heading1"/>
-      </w:pPr>
-      <w:r>
-        <w:t>06. Connect and extend learning</w:t>
-      </w:r>
-    </w:p>
-    <w:p>
-      <w:r>
-        <w:t>Connect Find a Real Problem to Helpful Classroom Sorter, adapt support and plan a later changed-case check.</w:t>
-      </w:r>
-    </w:p>
-    <w:p>
-      <w:pPr>
-        <w:pStyle w:val="Heading3"/>
-      </w:pPr>
-      <w:r>
-        <w:t>Helpful Classroom Sorter</w:t>
-      </w:r>
-    </w:p>
-    <w:p>
-      <w:pPr>
-        <w:spacing w:line="336" w:lineRule="auto" w:after="180"/>
-      </w:pPr>
-      <w:r>
-        <w:rPr>
-          <w:b w:val="0"/>
-        </w:rPr>
-        <w:t xml:space="preserve">Choose the Classroom Sorter's real </w:t>
-      </w:r>
-      <w:r>
-        <w:rPr>
-          <w:b/>
-        </w:rPr>
-        <w:t>user</w:t>
-      </w:r>
-      <w:r>
-        <w:rPr>
-          <w:b w:val="0"/>
-        </w:rPr>
-        <w:t xml:space="preserve"> and measurable </w:t>
-      </w:r>
-      <w:r>
-        <w:rPr>
-          <w:b/>
-        </w:rPr>
-        <w:t>need</w:t>
-      </w:r>
-      <w:r>
-        <w:rPr>
-          <w:b w:val="0"/>
-        </w:rPr>
-        <w:t>; keep an AI-free solution option open.</w:t>
-      </w:r>
-    </w:p>
-    <w:p>
-      <w:pPr>
-        <w:spacing w:line="336" w:lineRule="auto" w:after="180"/>
-      </w:pPr>
-      <w:r>
-        <w:rPr>
-          <w:b w:val="0"/>
-        </w:rPr>
-        <w:t xml:space="preserve">Keep the decision, </w:t>
-      </w:r>
-      <w:r>
-        <w:rPr>
-          <w:b/>
-        </w:rPr>
-        <w:t>input</w:t>
-      </w:r>
-      <w:r>
-        <w:rPr>
-          <w:b w:val="0"/>
-        </w:rPr>
-        <w:t xml:space="preserve">, result, explanation and remaining limitation in the project </w:t>
-      </w:r>
-      <w:r>
-        <w:rPr>
-          <w:b/>
-        </w:rPr>
-        <w:t>evidence</w:t>
-      </w:r>
-      <w:r>
-        <w:rPr>
-          <w:b w:val="0"/>
-        </w:rPr>
-        <w:t xml:space="preserve"> record. Retrieve this record next week rather than restarting the project.</w:t>
-      </w:r>
-    </w:p>
-    <w:p>
-      <w:pPr>
-        <w:pStyle w:val="Heading3"/>
-      </w:pPr>
-      <w:r>
-        <w:t>Support and stretch</w:t>
-      </w:r>
-    </w:p>
-    <w:p>
-      <w:pPr>
-        <w:spacing w:line="336" w:lineRule="auto" w:after="180"/>
-      </w:pPr>
-      <w:r>
-        <w:rPr>
-          <w:b w:val="0"/>
-        </w:rPr>
-        <w:t xml:space="preserve">Use physical cards, spoken explanations and a three-stage drawing. Read aloud without giving the answer. Stretch: compare two </w:t>
-      </w:r>
-      <w:r>
-        <w:rPr>
-          <w:b/>
-        </w:rPr>
-        <w:t>mechanism</w:t>
-      </w:r>
-      <w:r>
-        <w:rPr>
-          <w:b w:val="0"/>
-        </w:rPr>
-        <w:t xml:space="preserve">s with the same visible </w:t>
-      </w:r>
-      <w:r>
-        <w:rPr>
-          <w:b/>
-        </w:rPr>
-        <w:t>output</w:t>
-      </w:r>
-      <w:r>
-        <w:rPr>
-          <w:b w:val="0"/>
-        </w:rPr>
-        <w:t xml:space="preserve"> and explain what </w:t>
-      </w:r>
-      <w:r>
-        <w:rPr>
-          <w:b/>
-        </w:rPr>
-        <w:t>evidence</w:t>
-      </w:r>
-      <w:r>
-        <w:rPr>
-          <w:b w:val="0"/>
-        </w:rPr>
-        <w:t xml:space="preserve"> distinguishes them.</w:t>
-      </w:r>
-    </w:p>
-    <w:p>
-      <w:pPr>
-        <w:pStyle w:val="Heading3"/>
-      </w:pPr>
-      <w:r>
-        <w:t>Exit reflection</w:t>
-      </w:r>
-    </w:p>
-    <w:p>
-      <w:pPr>
-        <w:spacing w:line="336" w:lineRule="auto" w:after="180"/>
-      </w:pPr>
-      <w:r>
-        <w:rPr>
-          <w:b w:val="0"/>
-        </w:rPr>
-        <w:t xml:space="preserve">Ask for one decision the learner can now justify and one situation requiring more </w:t>
-      </w:r>
-      <w:r>
-        <w:rPr>
-          <w:b/>
-        </w:rPr>
-        <w:t>evidence</w:t>
-      </w:r>
-      <w:r>
-        <w:rPr>
-          <w:b w:val="0"/>
-        </w:rPr>
-        <w:t xml:space="preserve"> or human review. Confidence ratings are separate from correct independent performance.</w:t>
-      </w:r>
-    </w:p>
-    <w:p>
-      <w:pPr>
-        <w:pStyle w:val="Heading3"/>
-      </w:pPr>
-      <w:r>
-        <w:t>Bridge to the next week</w:t>
-      </w:r>
-    </w:p>
-    <w:p>
-      <w:pPr>
-        <w:spacing w:line="336" w:lineRule="auto" w:after="180"/>
-      </w:pPr>
-      <w:r>
-        <w:rPr>
-          <w:b w:val="0"/>
-        </w:rPr>
-        <w:t xml:space="preserve">Next: Week 30: Choose </w:t>
-      </w:r>
-      <w:r>
-        <w:rPr>
-          <w:b/>
-        </w:rPr>
-        <w:t>Input</w:t>
-      </w:r>
-      <w:r>
-        <w:rPr>
-          <w:b w:val="0"/>
-        </w:rPr>
-        <w:t xml:space="preserve">s and </w:t>
-      </w:r>
-      <w:r>
-        <w:rPr>
-          <w:b/>
-        </w:rPr>
-        <w:t>Output</w:t>
-      </w:r>
-      <w:r>
-        <w:rPr>
-          <w:b w:val="0"/>
-        </w:rPr>
-        <w:t xml:space="preserve">s. Retrieve today’s </w:t>
-      </w:r>
-      <w:r>
-        <w:rPr>
-          <w:b/>
-        </w:rPr>
-        <w:t>evidence</w:t>
-      </w:r>
-      <w:r>
-        <w:rPr>
-          <w:b w:val="0"/>
-        </w:rPr>
-        <w:t xml:space="preserve"> and identify what carries forward and what is new.</w:t>
-      </w:r>
-    </w:p>
-    <w:p>
-      <w:pPr>
-        <w:pStyle w:val="Heading3"/>
-      </w:pPr>
-      <w:r>
-        <w:t>Support and fresh reassessment</w:t>
-      </w:r>
-    </w:p>
-    <w:p>
-      <w:pPr>
-        <w:spacing w:line="336" w:lineRule="auto" w:after="180"/>
-      </w:pPr>
-      <w:r>
-        <w:rPr>
-          <w:b w:val="0"/>
-        </w:rPr>
-        <w:t xml:space="preserve">Use sentence starters: In this setting, these </w:t>
-      </w:r>
-      <w:r>
-        <w:rPr>
-          <w:b/>
-        </w:rPr>
-        <w:t>user</w:t>
-      </w:r>
-      <w:r>
-        <w:rPr>
-          <w:b w:val="0"/>
-        </w:rPr>
-        <w:t xml:space="preserve">s </w:t>
-      </w:r>
-      <w:r>
-        <w:rPr>
-          <w:b/>
-        </w:rPr>
-        <w:t>need</w:t>
-      </w:r>
-      <w:r>
-        <w:rPr>
-          <w:b w:val="0"/>
-        </w:rPr>
-        <w:t xml:space="preserve">; the supplied </w:t>
-      </w:r>
-      <w:r>
-        <w:rPr>
-          <w:b/>
-        </w:rPr>
-        <w:t>evidence</w:t>
-      </w:r>
-      <w:r>
-        <w:rPr>
-          <w:b w:val="0"/>
-        </w:rPr>
-        <w:t xml:space="preserve"> shows; we will check; we will not change. Allow an oral brief recorded by the teacher without supplying the choices.</w:t>
-      </w:r>
-    </w:p>
-    <w:p>
-      <w:pPr>
-        <w:spacing w:line="336" w:lineRule="auto" w:after="180"/>
-      </w:pPr>
-      <w:r>
-        <w:rPr>
-          <w:b w:val="0"/>
-        </w:rPr>
-        <w:t xml:space="preserve">Extension: describe </w:t>
-      </w:r>
-      <w:r>
-        <w:rPr>
-          <w:b/>
-        </w:rPr>
-        <w:t>evidence</w:t>
-      </w:r>
-      <w:r>
-        <w:rPr>
-          <w:b w:val="0"/>
-        </w:rPr>
-        <w:t xml:space="preserve"> that would make the team abandon its preferred solution.</w:t>
-      </w:r>
-    </w:p>
-    <w:p>
-      <w:pPr>
-        <w:spacing w:line="336" w:lineRule="auto" w:after="180"/>
-      </w:pPr>
-      <w:r>
-        <w:rPr>
-          <w:b w:val="0"/>
-        </w:rPr>
-        <w:t xml:space="preserve">W4 must transfer the structure: three of eight mismatches, a compatible box or justified no-match </w:t>
-      </w:r>
-      <w:r>
-        <w:rPr>
-          <w:b/>
-        </w:rPr>
-        <w:t>outcome</w:t>
-      </w:r>
-      <w:r>
-        <w:rPr>
-          <w:b w:val="0"/>
-        </w:rPr>
-        <w:t>, requested items and inventory, one boundary, a simple alternative and a bounded claim.</w:t>
-      </w:r>
-    </w:p>
-    <w:p>
-      <w:pPr>
-        <w:spacing w:line="336" w:lineRule="auto" w:after="180"/>
-      </w:pPr>
-      <w:r>
-        <w:rPr>
-          <w:b w:val="0"/>
-        </w:rPr>
-        <w:t>After support use a new scenario: six fictional room requests, two assigned rooms too small, four suitable; permit paper recommendations only.</w:t>
-      </w:r>
-    </w:p>
-    <w:p>
-      <w:pPr>
-        <w:spacing w:line="336" w:lineRule="auto" w:after="180"/>
-      </w:pPr>
-      <w:r>
-        <w:rPr>
-          <w:b w:val="0"/>
-        </w:rPr>
-        <w:t xml:space="preserve">Require capacity and group size as relevant </w:t>
-      </w:r>
-      <w:r>
-        <w:rPr>
-          <w:b/>
-        </w:rPr>
-        <w:t>input</w:t>
-      </w:r>
-      <w:r>
-        <w:rPr>
-          <w:b w:val="0"/>
-        </w:rPr>
         <w:t>s, no real bookings, and no invented explanation for the two failures.</w:t>
       </w:r>
     </w:p>
     <w:p>
       <w:pPr>
-        <w:spacing w:line="336" w:lineRule="auto" w:after="180"/>
-      </w:pPr>
-      <w:r>
-        <w:rPr>
-          <w:b w:val="0"/>
-        </w:rPr>
-        <w:t>Week 30 turns the activity problem into explicit requirements and a simple baseline for comparison.</w:t>
-      </w:r>
-    </w:p>
-    <w:p>
-      <w:pPr>
-        <w:pStyle w:val="Heading3"/>
-      </w:pPr>
-      <w:r>
-        <w:t>Plan the delayed return</w:t>
+        <w:pStyle w:val="Heading2"/>
+      </w:pPr>
+      <w:r>
+        <w:t>Plan the delayed check</w:t>
       </w:r>
     </w:p>
     <w:p>
@@ -6528,48 +6156,200 @@
     </w:p>
     <w:p>
       <w:pPr>
+        <w:pStyle w:val="Heading2"/>
+      </w:pPr>
+      <w:r>
+        <w:t>Bridge to next week</w:t>
+      </w:r>
+    </w:p>
+    <w:p>
+      <w:pPr>
+        <w:spacing w:line="336" w:lineRule="auto" w:after="180"/>
+      </w:pPr>
+      <w:r>
+        <w:rPr>
+          <w:b w:val="0"/>
+        </w:rPr>
+        <w:t xml:space="preserve">Ask for one decision the learner can now justify and one situation requiring more </w:t>
+      </w:r>
+      <w:r>
+        <w:rPr>
+          <w:b/>
+        </w:rPr>
+        <w:t>evidence</w:t>
+      </w:r>
+      <w:r>
+        <w:rPr>
+          <w:b w:val="0"/>
+        </w:rPr>
+        <w:t xml:space="preserve"> or human review. Confidence ratings are separate from correct independent performance.</w:t>
+      </w:r>
+    </w:p>
+    <w:p>
+      <w:pPr>
+        <w:spacing w:line="336" w:lineRule="auto" w:after="180"/>
+      </w:pPr>
+      <w:r>
+        <w:rPr>
+          <w:b w:val="0"/>
+        </w:rPr>
+        <w:t xml:space="preserve">Next: Week 30: Choose </w:t>
+      </w:r>
+      <w:r>
+        <w:rPr>
+          <w:b/>
+        </w:rPr>
+        <w:t>Input</w:t>
+      </w:r>
+      <w:r>
+        <w:rPr>
+          <w:b w:val="0"/>
+        </w:rPr>
+        <w:t xml:space="preserve">s and </w:t>
+      </w:r>
+      <w:r>
+        <w:rPr>
+          <w:b/>
+        </w:rPr>
+        <w:t>Output</w:t>
+      </w:r>
+      <w:r>
+        <w:rPr>
+          <w:b w:val="0"/>
+        </w:rPr>
+        <w:t xml:space="preserve">s. Retrieve today’s </w:t>
+      </w:r>
+      <w:r>
+        <w:rPr>
+          <w:b/>
+        </w:rPr>
+        <w:t>evidence</w:t>
+      </w:r>
+      <w:r>
+        <w:rPr>
+          <w:b w:val="0"/>
+        </w:rPr>
+        <w:t xml:space="preserve"> and identify what carries forward and what is new.</w:t>
+      </w:r>
+    </w:p>
+    <w:p>
+      <w:pPr>
+        <w:spacing w:line="336" w:lineRule="auto" w:after="180"/>
+      </w:pPr>
+      <w:r>
+        <w:rPr>
+          <w:b w:val="0"/>
+        </w:rPr>
+        <w:t>Week 30 turns the activity problem into explicit requirements and a simple baseline for comparison.</w:t>
+      </w:r>
+    </w:p>
+    <w:p>
+      <w:pPr>
+        <w:pStyle w:val="Heading2"/>
+      </w:pPr>
+      <w:r>
+        <w:t>Earlier wording, alternatives and picture transcripts · reference / check after trying</w:t>
+      </w:r>
+    </w:p>
+    <w:p>
+      <w:pPr>
+        <w:spacing w:line="336" w:lineRule="auto" w:after="180"/>
+      </w:pPr>
+      <w:r>
+        <w:rPr>
+          <w:b w:val="0"/>
+        </w:rPr>
+        <w:t>Connect and extend learning</w:t>
+      </w:r>
+    </w:p>
+    <w:p>
+      <w:pPr>
         <w:pStyle w:val="Heading3"/>
       </w:pPr>
       <w:r>
+        <w:t>Helpful Classroom Sorter</w:t>
+      </w:r>
+    </w:p>
+    <w:p>
+      <w:pPr>
+        <w:pStyle w:val="Heading3"/>
+      </w:pPr>
+      <w:r>
+        <w:t>Support and stretch</w:t>
+      </w:r>
+    </w:p>
+    <w:p>
+      <w:pPr>
+        <w:pStyle w:val="Heading3"/>
+      </w:pPr>
+      <w:r>
+        <w:t>Exit reflection</w:t>
+      </w:r>
+    </w:p>
+    <w:p>
+      <w:pPr>
+        <w:pStyle w:val="Heading3"/>
+      </w:pPr>
+      <w:r>
+        <w:t>Bridge to the next week</w:t>
+      </w:r>
+    </w:p>
+    <w:p>
+      <w:pPr>
+        <w:pStyle w:val="Heading3"/>
+      </w:pPr>
+      <w:r>
+        <w:t>Support and fresh reassessment</w:t>
+      </w:r>
+    </w:p>
+    <w:p>
+      <w:pPr>
+        <w:pStyle w:val="Heading3"/>
+      </w:pPr>
+      <w:r>
+        <w:t>Plan the delayed return</w:t>
+      </w:r>
+    </w:p>
+    <w:p>
+      <w:pPr>
+        <w:pStyle w:val="Heading3"/>
+      </w:pPr>
+      <w:r>
         <w:t>Project evidence from this case</w:t>
       </w:r>
     </w:p>
     <w:p>
       <w:pPr>
+        <w:pStyle w:val="Heading1"/>
+      </w:pPr>
+      <w:r>
+        <w:t>Reference bank and extra practice</w:t>
+      </w:r>
+    </w:p>
+    <w:p>
+      <w:pPr>
+        <w:pStyle w:val="Heading1"/>
+      </w:pPr>
+      <w:r>
+        <w:t>07. Reference: alternative planning checklist</w:t>
+      </w:r>
+    </w:p>
+    <w:p>
+      <w:r>
+        <w:t>Use as a reminder alongside the main route rather than teaching the cycle twice.</w:t>
+      </w:r>
+    </w:p>
+    <w:p>
+      <w:pPr>
+        <w:pStyle w:val="Heading2"/>
+      </w:pPr>
+      <w:r>
+        <w:t>Preparation and schedule</w:t>
+      </w:r>
+    </w:p>
+    <w:p>
+      <w:pPr>
         <w:spacing w:line="336" w:lineRule="auto" w:after="180"/>
-      </w:pPr>
-      <w:r>
-        <w:rPr>
-          <w:b w:val="0"/>
-        </w:rPr>
-        <w:t>For the Helpful Classroom Sorter, retain the problem record, permitted scope, baseline and observable acceptance criteria.</w:t>
-      </w:r>
-    </w:p>
-    <w:p>
-      <w:pPr>
-        <w:pStyle w:val="Heading1"/>
-      </w:pPr>
-      <w:r>
-        <w:t>07. Prepare, teach and assess</w:t>
-      </w:r>
-    </w:p>
-    <w:p>
-      <w:r>
-        <w:t>Use this preparation summary alongside the detailed Find a Real Problem lesson; it is a checklist rather than a replacement for the full sequence.</w:t>
-      </w:r>
-    </w:p>
-    <w:p>
-      <w:pPr>
-        <w:pStyle w:val="Heading3"/>
-      </w:pPr>
-      <w:r>
-        <w:t>Teaching target</w:t>
-      </w:r>
-    </w:p>
-    <w:p>
-      <w:pPr>
-        <w:spacing w:line="336" w:lineRule="auto" w:after="180"/>
-        <w:shd w:fill="EDF7F3"/>
       </w:pPr>
       <w:r>
         <w:rPr>
@@ -6770,6 +6550,14 @@
     </w:tbl>
     <w:p>
       <w:pPr>
+        <w:pStyle w:val="Heading2"/>
+      </w:pPr>
+      <w:r>
+        <w:t>Practice and assessment reminders</w:t>
+      </w:r>
+    </w:p>
+    <w:p>
+      <w:pPr>
         <w:spacing w:line="336" w:lineRule="auto" w:after="180"/>
       </w:pPr>
       <w:r>
@@ -6792,16 +6580,7 @@
     </w:p>
     <w:p>
       <w:pPr>
-        <w:pStyle w:val="Heading3"/>
-      </w:pPr>
-      <w:r>
-        <w:t>Supported practice answer</w:t>
-      </w:r>
-    </w:p>
-    <w:p>
-      <w:pPr>
         <w:spacing w:line="336" w:lineRule="auto" w:after="180"/>
-        <w:shd w:fill="F1F6FC"/>
       </w:pPr>
       <w:r>
         <w:rPr>
@@ -6813,7 +6592,6 @@
     <w:p>
       <w:pPr>
         <w:spacing w:line="336" w:lineRule="auto" w:after="180"/>
-        <w:shd w:fill="F1F6FC"/>
       </w:pPr>
       <w:r>
         <w:rPr>
@@ -6894,16 +6672,7 @@
     </w:p>
     <w:p>
       <w:pPr>
-        <w:pStyle w:val="Heading3"/>
-      </w:pPr>
-      <w:r>
-        <w:t>Repair the misconception</w:t>
-      </w:r>
-    </w:p>
-    <w:p>
-      <w:pPr>
         <w:spacing w:line="336" w:lineRule="auto" w:after="180"/>
-        <w:shd w:fill="FFF5E6"/>
       </w:pPr>
       <w:r>
         <w:rPr>
@@ -6926,16 +6695,7 @@
     </w:p>
     <w:p>
       <w:pPr>
-        <w:pStyle w:val="Heading3"/>
-      </w:pPr>
-      <w:r>
-        <w:t>Support without giving away the answer</w:t>
-      </w:r>
-    </w:p>
-    <w:p>
-      <w:pPr>
         <w:spacing w:line="336" w:lineRule="auto" w:after="180"/>
-        <w:shd w:fill="F1F6F8"/>
       </w:pPr>
       <w:r>
         <w:rPr>
@@ -6958,16 +6718,7 @@
     </w:p>
     <w:p>
       <w:pPr>
-        <w:pStyle w:val="Heading3"/>
-      </w:pPr>
-      <w:r>
-        <w:t>Extend the reasoning</w:t>
-      </w:r>
-    </w:p>
-    <w:p>
-      <w:pPr>
         <w:spacing w:line="336" w:lineRule="auto" w:after="180"/>
-        <w:shd w:fill="F5F1FB"/>
       </w:pPr>
       <w:r>
         <w:rPr>
@@ -6991,7 +6742,6 @@
     <w:p>
       <w:pPr>
         <w:spacing w:line="336" w:lineRule="auto" w:after="180"/>
-        <w:shd w:fill="F5F1FB"/>
       </w:pPr>
       <w:r>
         <w:rPr>
@@ -7002,16 +6752,7 @@
     </w:p>
     <w:p>
       <w:pPr>
-        <w:pStyle w:val="Heading3"/>
-      </w:pPr>
-      <w:r>
-        <w:t>Protect the independent attempt</w:t>
-      </w:r>
-    </w:p>
-    <w:p>
-      <w:pPr>
         <w:spacing w:line="336" w:lineRule="auto" w:after="180"/>
-        <w:shd w:fill="FFF5E6"/>
       </w:pPr>
       <w:r>
         <w:rPr>
@@ -7206,16 +6947,7 @@
     </w:tbl>
     <w:p>
       <w:pPr>
-        <w:pStyle w:val="Heading3"/>
-      </w:pPr>
-      <w:r>
-        <w:t>Project checkpoint</w:t>
-      </w:r>
-    </w:p>
-    <w:p>
-      <w:pPr>
         <w:spacing w:line="336" w:lineRule="auto" w:after="180"/>
-        <w:shd w:fill="EDF7F3"/>
       </w:pPr>
       <w:r>
         <w:rPr>
@@ -7264,12 +6996,20 @@
         <w:pStyle w:val="Heading1"/>
       </w:pPr>
       <w:r>
-        <w:t>08. Use feedback, labs and repair paths</w:t>
-      </w:r>
-    </w:p>
-    <w:p>
-      <w:r>
-        <w:t>Use feedback, earlier review and portfolios purposefully. Apply the coding routine only when this lesson has an executable lab.</w:t>
+        <w:t>08. Reference: feedback and records</w:t>
+      </w:r>
+    </w:p>
+    <w:p>
+      <w:r>
+        <w:t>Use digital tools where they help retain an explanation and its evidence.</w:t>
+      </w:r>
+    </w:p>
+    <w:p>
+      <w:pPr>
+        <w:pStyle w:val="Heading2"/>
+      </w:pPr>
+      <w:r>
+        <w:t>Keep practice and independent evidence separate</w:t>
       </w:r>
     </w:p>
     <w:p>
@@ -7308,10 +7048,52 @@
     </w:p>
     <w:p>
       <w:pPr>
-        <w:pStyle w:val="Heading3"/>
-      </w:pPr>
-      <w:r>
-        <w:t>For later coding lessons</w:t>
+        <w:pStyle w:val="Heading2"/>
+      </w:pPr>
+      <w:r>
+        <w:t>Repair and portfolio records</w:t>
+      </w:r>
+    </w:p>
+    <w:p>
+      <w:pPr>
+        <w:spacing w:line="336" w:lineRule="auto" w:after="180"/>
+      </w:pPr>
+      <w:r>
+        <w:rPr>
+          <w:b w:val="0"/>
+        </w:rPr>
+        <w:t>Use the earlier worked-explanation links to address a specific missing building block, then return to the current question. Adapt this suggestion after observing the learner; it is not an automatic diagnosis.</w:t>
+      </w:r>
+    </w:p>
+    <w:p>
+      <w:pPr>
+        <w:spacing w:line="336" w:lineRule="auto" w:after="180"/>
+      </w:pPr>
+      <w:r>
+        <w:rPr>
+          <w:b w:val="0"/>
+        </w:rPr>
+        <w:t xml:space="preserve">Collect the completed-work portfolio as </w:t>
+      </w:r>
+      <w:r>
+        <w:rPr>
+          <w:b/>
+        </w:rPr>
+        <w:t>evidence</w:t>
+      </w:r>
+      <w:r>
+        <w:rPr>
+          <w:b w:val="0"/>
+        </w:rPr>
+        <w:t>. Record support separately from correctness, and assess explanation, trace/test and limitations. Progress ticks and quiz selections alone do not establish mastery.</w:t>
+      </w:r>
+    </w:p>
+    <w:p>
+      <w:pPr>
+        <w:pStyle w:val="Heading2"/>
+      </w:pPr>
+      <w:r>
+        <w:t>Earlier wording, alternatives and picture transcripts · reference / check after trying</w:t>
       </w:r>
     </w:p>
     <w:p>
@@ -7322,7 +7104,6 @@
     <w:p>
       <w:pPr>
         <w:spacing w:line="336" w:lineRule="auto" w:after="180"/>
-        <w:shd w:fill="F1F6F8"/>
       </w:pPr>
       <w:r>
         <w:rPr>
@@ -7345,77 +7126,20 @@
     </w:p>
     <w:p>
       <w:pPr>
-        <w:spacing w:line="336" w:lineRule="auto" w:after="180"/>
-      </w:pPr>
-      <w:r>
-        <w:rPr>
-          <w:b w:val="0"/>
-        </w:rPr>
-        <w:t>Use the earlier worked-explanation links to address a specific missing building block, then return to the current question. Adapt this suggestion after observing the learner; it is not an automatic diagnosis.</w:t>
-      </w:r>
-    </w:p>
-    <w:p>
-      <w:pPr>
-        <w:spacing w:line="336" w:lineRule="auto" w:after="180"/>
-      </w:pPr>
-      <w:r>
-        <w:rPr>
-          <w:b w:val="0"/>
-        </w:rPr>
-        <w:t xml:space="preserve">Collect the completed-work portfolio as </w:t>
-      </w:r>
-      <w:r>
-        <w:rPr>
-          <w:b/>
-        </w:rPr>
-        <w:t>evidence</w:t>
-      </w:r>
-      <w:r>
-        <w:rPr>
-          <w:b w:val="0"/>
-        </w:rPr>
-        <w:t>. Record support separately from correctness, and assess explanation, trace/test and limitations. Progress ticks and quiz selections alone do not establish mastery.</w:t>
-      </w:r>
-    </w:p>
-    <w:p>
-      <w:pPr>
         <w:pStyle w:val="Heading1"/>
       </w:pPr>
       <w:r>
-        <w:t>09. Visual concept journey</w:t>
-      </w:r>
-    </w:p>
-    <w:p>
-      <w:r>
-        <w:t>Show one Find a Real Problem graphic at a time, request a prediction and discuss its trace before the independent assessment.</w:t>
-      </w:r>
-    </w:p>
-    <w:p>
-      <w:pPr>
-        <w:spacing w:line="336" w:lineRule="auto" w:after="180"/>
-      </w:pPr>
-      <w:r>
-        <w:rPr>
-          <w:b w:val="0"/>
-        </w:rPr>
-        <w:t xml:space="preserve">Use one picture at a time. Hide a worked result before asking for a </w:t>
-      </w:r>
-      <w:r>
-        <w:rPr>
-          <w:b/>
-        </w:rPr>
-        <w:t>prediction</w:t>
-      </w:r>
-      <w:r>
-        <w:rPr>
-          <w:b w:val="0"/>
-        </w:rPr>
-        <w:t>, then reveal it for feedback. These are supported teaching cases; retain the separate independent assessment for a fresh first attempt.</w:t>
-      </w:r>
-    </w:p>
-    <w:p>
-      <w:pPr>
-        <w:pStyle w:val="Heading3"/>
+        <w:t>09. Reference: teach with the six pictures</w:t>
+      </w:r>
+    </w:p>
+    <w:p>
+      <w:r>
+        <w:t>Choose the picture for the teaching move and connect it to the explanation.</w:t>
+      </w:r>
+    </w:p>
+    <w:p>
+      <w:pPr>
+        <w:pStyle w:val="Heading2"/>
       </w:pPr>
       <w:r>
         <w:t>01. Find a Real Problem: the case</w:t>
@@ -7426,7 +7150,7 @@
         <w:drawing>
           <wp:inline xmlns:a="http://schemas.openxmlformats.org/drawingml/2006/main" xmlns:pic="http://schemas.openxmlformats.org/drawingml/2006/picture">
             <wp:extent cx="5486400" cy="2840736"/>
-            <wp:docPr id="2" name="Picture 2" descr="A fictional class loses time finding the correct craft tray. Supplied facts: In eight recorded requests, three selected trays lack a required tool; five match. The teacher permits a paper finder using fictional requests and an approved tray list, with no pupil names."/>
+            <wp:docPr id="4" name="Picture 4" descr="A fictional class loses time finding the correct craft tray. Supplied facts: In eight recorded requests, three selected trays lack a required tool; five match. The teacher permits a paper finder using fictional requests and an approved tray list, with no pupil names."/>
             <wp:cNvGraphicFramePr>
               <a:graphicFrameLocks noChangeAspect="1"/>
             </wp:cNvGraphicFramePr>
@@ -7438,7 +7162,7 @@
                     <pic:cNvPicPr/>
                   </pic:nvPicPr>
                   <pic:blipFill>
-                    <a:blip r:embed="rId10"/>
+                    <a:blip r:embed="rId12"/>
                     <a:stretch>
                       <a:fillRect/>
                     </a:stretch>
@@ -7482,7 +7206,6 @@
     <w:p>
       <w:pPr>
         <w:spacing w:line="336" w:lineRule="auto" w:after="180"/>
-        <w:shd w:fill="F5F1FB"/>
       </w:pPr>
       <w:r>
         <w:rPr>
@@ -7493,16 +7216,7 @@
     </w:p>
     <w:p>
       <w:pPr>
-        <w:pStyle w:val="Heading3"/>
-      </w:pPr>
-      <w:r>
-        <w:t>Discuss while showing the picture</w:t>
-      </w:r>
-    </w:p>
-    <w:p>
-      <w:pPr>
         <w:spacing w:line="336" w:lineRule="auto" w:after="180"/>
-        <w:shd w:fill="F1F6F8"/>
       </w:pPr>
       <w:r>
         <w:rPr>
@@ -7513,7 +7227,7 @@
     </w:p>
     <w:p>
       <w:pPr>
-        <w:pStyle w:val="Heading3"/>
+        <w:pStyle w:val="Heading2"/>
       </w:pPr>
       <w:r>
         <w:t>02. Follow the deciding steps</w:t>
@@ -7524,7 +7238,7 @@
         <w:drawing>
           <wp:inline xmlns:a="http://schemas.openxmlformats.org/drawingml/2006/main" xmlns:pic="http://schemas.openxmlformats.org/drawingml/2006/picture">
             <wp:extent cx="5486400" cy="4005072"/>
-            <wp:docPr id="3" name="Picture 3" descr="Observe problem: Three mismatches are recorded out of eight requests. → Define need: Help users choose a tray containing every requested tool. → Set success test: Compare selected tray against the approved inventory for each new case. → Bound the project: Use fictional tool requests; do not collect identity or purchase equipment."/>
+            <wp:docPr id="5" name="Picture 5" descr="Observe problem: Three mismatches are recorded out of eight requests. → Define need: Help users choose a tray containing every requested tool. → Set success test: Compare selected tray against the approved inventory for each new case. → Bound the project: Use fictional tool requests; do not collect identity or purchase equipment."/>
             <wp:cNvGraphicFramePr>
               <a:graphicFrameLocks noChangeAspect="1"/>
             </wp:cNvGraphicFramePr>
@@ -7536,7 +7250,7 @@
                     <pic:cNvPicPr/>
                   </pic:nvPicPr>
                   <pic:blipFill>
-                    <a:blip r:embed="rId11"/>
+                    <a:blip r:embed="rId10"/>
                     <a:stretch>
                       <a:fillRect/>
                     </a:stretch>
@@ -7593,7 +7307,6 @@
     <w:p>
       <w:pPr>
         <w:spacing w:line="336" w:lineRule="auto" w:after="180"/>
-        <w:shd w:fill="F5F1FB"/>
       </w:pPr>
       <w:r>
         <w:rPr>
@@ -7616,16 +7329,7 @@
     </w:p>
     <w:p>
       <w:pPr>
-        <w:pStyle w:val="Heading3"/>
-      </w:pPr>
-      <w:r>
-        <w:t>Discuss while showing the picture</w:t>
-      </w:r>
-    </w:p>
-    <w:p>
-      <w:pPr>
         <w:spacing w:line="336" w:lineRule="auto" w:after="180"/>
-        <w:shd w:fill="F1F6F8"/>
       </w:pPr>
       <w:r>
         <w:rPr>
@@ -7648,7 +7352,7 @@
     </w:p>
     <w:p>
       <w:pPr>
-        <w:pStyle w:val="Heading3"/>
+        <w:pStyle w:val="Heading2"/>
       </w:pPr>
       <w:r>
         <w:t>03. From an observed difficulty to a testable goal</w:t>
@@ -7659,7 +7363,7 @@
         <w:drawing>
           <wp:inline xmlns:a="http://schemas.openxmlformats.org/drawingml/2006/main" xmlns:pic="http://schemas.openxmlformats.org/drawingml/2006/picture">
             <wp:extent cx="5486400" cy="2834640"/>
-            <wp:docPr id="4" name="Picture 4" descr="From an observed difficulty to a testable goal. 4 of 10 choices mismatch | Some re-selection occurred | Cause is not established. Need a compatible choice | Check time and conditions | User can still decline. Paper suggestion process | Small permitted prototype | Benefit needs a comparison. Measure fit and coverage | Observe useful outcomes | Do not hide no-result cases"/>
+            <wp:docPr id="6" name="Picture 6" descr="From an observed difficulty to a testable goal. 4 of 10 choices mismatch | Some re-selection occurred | Cause is not established. Need a compatible choice | Check time and conditions | User can still decline. Paper suggestion process | Small permitted prototype | Benefit needs a comparison. Measure fit and coverage | Observe useful outcomes | Do not hide no-result cases"/>
             <wp:cNvGraphicFramePr>
               <a:graphicFrameLocks noChangeAspect="1"/>
             </wp:cNvGraphicFramePr>
@@ -7671,7 +7375,7 @@
                     <pic:cNvPicPr/>
                   </pic:nvPicPr>
                   <pic:blipFill>
-                    <a:blip r:embed="rId12"/>
+                    <a:blip r:embed="rId9"/>
                     <a:stretch>
                       <a:fillRect/>
                     </a:stretch>
@@ -7775,7 +7479,6 @@
     <w:p>
       <w:pPr>
         <w:spacing w:line="336" w:lineRule="auto" w:after="180"/>
-        <w:shd w:fill="F5F1FB"/>
       </w:pPr>
       <w:r>
         <w:rPr>
@@ -7786,16 +7489,7 @@
     </w:p>
     <w:p>
       <w:pPr>
-        <w:pStyle w:val="Heading3"/>
-      </w:pPr>
-      <w:r>
-        <w:t>Discuss while showing the picture</w:t>
-      </w:r>
-    </w:p>
-    <w:p>
-      <w:pPr>
         <w:spacing w:line="336" w:lineRule="auto" w:after="180"/>
-        <w:shd w:fill="F1F6F8"/>
       </w:pPr>
       <w:r>
         <w:rPr>
@@ -7806,7 +7500,7 @@
     </w:p>
     <w:p>
       <w:pPr>
-        <w:pStyle w:val="Heading3"/>
+        <w:pStyle w:val="Heading2"/>
       </w:pPr>
       <w:r>
         <w:t>04. Change one thing. Trace what follows.</w:t>
@@ -7817,7 +7511,7 @@
         <w:drawing>
           <wp:inline xmlns:a="http://schemas.openxmlformats.org/drawingml/2006/main" xmlns:pic="http://schemas.openxmlformats.org/drawingml/2006/picture">
             <wp:extent cx="5486400" cy="3026664"/>
-            <wp:docPr id="5" name="Picture 5" descr="Original case: Use fictional tool requests; do not collect identity or purchase equipment. Changed condition: The approved list contains no tray with every requested tool. Expected result: The finder should report no suitable tray rather than guess. Reason: Success includes honestly identifying unsatisfied requirements."/>
+            <wp:docPr id="7" name="Picture 7" descr="Original case: Use fictional tool requests; do not collect identity or purchase equipment. Changed condition: The approved list contains no tray with every requested tool. Expected result: The finder should report no suitable tray rather than guess. Reason: Success includes honestly identifying unsatisfied requirements."/>
             <wp:cNvGraphicFramePr>
               <a:graphicFrameLocks noChangeAspect="1"/>
             </wp:cNvGraphicFramePr>
@@ -7873,7 +7567,6 @@
     <w:p>
       <w:pPr>
         <w:spacing w:line="336" w:lineRule="auto" w:after="180"/>
-        <w:shd w:fill="F5F1FB"/>
       </w:pPr>
       <w:r>
         <w:rPr>
@@ -7884,16 +7577,7 @@
     </w:p>
     <w:p>
       <w:pPr>
-        <w:pStyle w:val="Heading3"/>
-      </w:pPr>
-      <w:r>
-        <w:t>Discuss while showing the picture</w:t>
-      </w:r>
-    </w:p>
-    <w:p>
-      <w:pPr>
         <w:spacing w:line="336" w:lineRule="auto" w:after="180"/>
-        <w:shd w:fill="F1F6F8"/>
       </w:pPr>
       <w:r>
         <w:rPr>
@@ -7905,7 +7589,6 @@
     <w:p>
       <w:pPr>
         <w:spacing w:line="336" w:lineRule="auto" w:after="180"/>
-        <w:shd w:fill="F1F6F8"/>
       </w:pPr>
       <w:r>
         <w:rPr>
@@ -7916,7 +7599,7 @@
     </w:p>
     <w:p>
       <w:pPr>
-        <w:pStyle w:val="Heading3"/>
+        <w:pStyle w:val="Heading2"/>
       </w:pPr>
       <w:r>
         <w:t>05. Connect the explanation to its limit</w:t>
@@ -7927,7 +7610,7 @@
         <w:drawing>
           <wp:inline xmlns:a="http://schemas.openxmlformats.org/drawingml/2006/main" xmlns:pic="http://schemas.openxmlformats.org/drawingml/2006/picture">
             <wp:extent cx="5486400" cy="2834640"/>
-            <wp:docPr id="6" name="Picture 6" descr="The mismatch record describes a concrete need. A measurable goal checks whether the chosen tray satisfies the request; calling the system smart would not tell us how to evaluate it. Start with a transparent paper baseline, and keep unsatisfied requests visible instead of selecting a near match without warning. Limit: Eight requests do not show the problem’s frequency across the entire school or prove AI is necessary."/>
+            <wp:docPr id="8" name="Picture 8" descr="The mismatch record describes a concrete need. A measurable goal checks whether the chosen tray satisfies the request; calling the system smart would not tell us how to evaluate it. Start with a transparent paper baseline, and keep unsatisfied requests visible instead of selecting a near match without warning. Limit: Eight requests do not show the problem’s frequency across the entire school or prove AI is necessary."/>
             <wp:cNvGraphicFramePr>
               <a:graphicFrameLocks noChangeAspect="1"/>
             </wp:cNvGraphicFramePr>
@@ -8006,7 +7689,6 @@
     <w:p>
       <w:pPr>
         <w:spacing w:line="336" w:lineRule="auto" w:after="180"/>
-        <w:shd w:fill="F5F1FB"/>
       </w:pPr>
       <w:r>
         <w:rPr>
@@ -8017,16 +7699,7 @@
     </w:p>
     <w:p>
       <w:pPr>
-        <w:pStyle w:val="Heading3"/>
-      </w:pPr>
-      <w:r>
-        <w:t>Discuss while showing the picture</w:t>
-      </w:r>
-    </w:p>
-    <w:p>
-      <w:pPr>
         <w:spacing w:line="336" w:lineRule="auto" w:after="180"/>
-        <w:shd w:fill="F1F6F8"/>
       </w:pPr>
       <w:r>
         <w:rPr>
@@ -8038,7 +7711,6 @@
     <w:p>
       <w:pPr>
         <w:spacing w:line="336" w:lineRule="auto" w:after="180"/>
-        <w:shd w:fill="F1F6F8"/>
       </w:pPr>
       <w:r>
         <w:rPr>
@@ -8049,7 +7721,7 @@
     </w:p>
     <w:p>
       <w:pPr>
-        <w:pStyle w:val="Heading3"/>
+        <w:pStyle w:val="Heading2"/>
       </w:pPr>
       <w:r>
         <w:t>06. Make the idea visible in your project</w:t>
@@ -8060,7 +7732,7 @@
         <w:drawing>
           <wp:inline xmlns:a="http://schemas.openxmlformats.org/drawingml/2006/main" xmlns:pic="http://schemas.openxmlformats.org/drawingml/2006/picture">
             <wp:extent cx="5486400" cy="3380232"/>
-            <wp:docPr id="7" name="Picture 7" descr="For the Helpful Classroom Sorter, retain the problem record, permitted scope, baseline and observable acceptance criteria. Draw your input, deciding step, result and limit. Supported question: Write a one-sentence project goal and say what evidence would count as a failure."/>
+            <wp:docPr id="9" name="Picture 9" descr="For the Helpful Classroom Sorter, retain the problem record, permitted scope, baseline and observable acceptance criteria. Draw your input, deciding step, result and limit. Supported question: Write a one-sentence project goal and say what evidence would count as a failure."/>
             <wp:cNvGraphicFramePr>
               <a:graphicFrameLocks noChangeAspect="1"/>
             </wp:cNvGraphicFramePr>
@@ -8140,7 +7812,6 @@
     <w:p>
       <w:pPr>
         <w:spacing w:line="336" w:lineRule="auto" w:after="180"/>
-        <w:shd w:fill="F5F1FB"/>
       </w:pPr>
       <w:r>
         <w:rPr>
@@ -8163,46 +7834,115 @@
     </w:p>
     <w:p>
       <w:pPr>
+        <w:spacing w:line="336" w:lineRule="auto" w:after="180"/>
+      </w:pPr>
+      <w:r>
+        <w:rPr>
+          <w:b w:val="0"/>
+        </w:rPr>
+        <w:t xml:space="preserve">Teacher prompt: Draw your project trace and justify the deciding step using </w:t>
+      </w:r>
+      <w:r>
+        <w:rPr>
+          <w:b/>
+        </w:rPr>
+        <w:t>evidence</w:t>
+      </w:r>
+      <w:r>
+        <w:rPr>
+          <w:b w:val="0"/>
+        </w:rPr>
+        <w:t>. Ask learners to describe one label or arrow in ordinary words. Use the adjacent transcript if the image is difficult to see.</w:t>
+      </w:r>
+    </w:p>
+    <w:p>
+      <w:pPr>
+        <w:spacing w:line="336" w:lineRule="auto" w:after="180"/>
+      </w:pPr>
+      <w:r>
+        <w:rPr>
+          <w:b w:val="0"/>
+        </w:rPr>
+        <w:t>Supported practice key: Goal: choose an inventory-confirmed tray containing all requested tools or report none. A selected tray missing a required tool is a failure.</w:t>
+      </w:r>
+    </w:p>
+    <w:p>
+      <w:pPr>
+        <w:pStyle w:val="Heading2"/>
+      </w:pPr>
+      <w:r>
+        <w:t>Earlier wording, alternatives and picture transcripts · reference / check after trying</w:t>
+      </w:r>
+    </w:p>
+    <w:p>
+      <w:pPr>
+        <w:spacing w:line="336" w:lineRule="auto" w:after="180"/>
+      </w:pPr>
+      <w:r>
+        <w:rPr>
+          <w:b w:val="0"/>
+        </w:rPr>
+        <w:t xml:space="preserve">Use one picture at a time. Hide a worked result before asking for a </w:t>
+      </w:r>
+      <w:r>
+        <w:rPr>
+          <w:b/>
+        </w:rPr>
+        <w:t>prediction</w:t>
+      </w:r>
+      <w:r>
+        <w:rPr>
+          <w:b w:val="0"/>
+        </w:rPr>
+        <w:t>, then reveal it for feedback. These are supported teaching cases; retain the separate independent assessment for a fresh first attempt.</w:t>
+      </w:r>
+    </w:p>
+    <w:p>
+      <w:pPr>
         <w:pStyle w:val="Heading3"/>
       </w:pPr>
       <w:r>
-        <w:t>Discuss while showing the picture</w:t>
-      </w:r>
-    </w:p>
-    <w:p>
-      <w:pPr>
-        <w:spacing w:line="336" w:lineRule="auto" w:after="180"/>
-        <w:shd w:fill="F1F6F8"/>
-      </w:pPr>
-      <w:r>
-        <w:rPr>
-          <w:b w:val="0"/>
-        </w:rPr>
-        <w:t xml:space="preserve">Teacher prompt: Draw your project trace and justify the deciding step using </w:t>
-      </w:r>
-      <w:r>
-        <w:rPr>
-          <w:b/>
-        </w:rPr>
-        <w:t>evidence</w:t>
-      </w:r>
-      <w:r>
-        <w:rPr>
-          <w:b w:val="0"/>
-        </w:rPr>
-        <w:t>. Ask learners to describe one label or arrow in ordinary words. Use the adjacent transcript if the image is difficult to see.</w:t>
-      </w:r>
-    </w:p>
-    <w:p>
-      <w:pPr>
-        <w:spacing w:line="336" w:lineRule="auto" w:after="180"/>
-        <w:shd w:fill="F1F6F8"/>
-      </w:pPr>
-      <w:r>
-        <w:rPr>
-          <w:b w:val="0"/>
-        </w:rPr>
-        <w:t>Supported practice key: Goal: choose an inventory-confirmed tray containing all requested tools or report none. A selected tray missing a required tool is a failure.</w:t>
+        <w:t>01. Find a Real Problem: the case</w:t>
+      </w:r>
+    </w:p>
+    <w:p>
+      <w:pPr>
+        <w:pStyle w:val="Heading3"/>
+      </w:pPr>
+      <w:r>
+        <w:t>02. Follow the deciding steps</w:t>
+      </w:r>
+    </w:p>
+    <w:p>
+      <w:pPr>
+        <w:pStyle w:val="Heading3"/>
+      </w:pPr>
+      <w:r>
+        <w:t>03. From an observed difficulty to a testable goal</w:t>
+      </w:r>
+    </w:p>
+    <w:p>
+      <w:pPr>
+        <w:pStyle w:val="Heading3"/>
+      </w:pPr>
+      <w:r>
+        <w:t>04. Change one thing. Trace what follows.</w:t>
+      </w:r>
+    </w:p>
+    <w:p>
+      <w:pPr>
+        <w:pStyle w:val="Heading3"/>
+      </w:pPr>
+      <w:r>
+        <w:t>05. Connect the explanation to its limit</w:t>
+      </w:r>
+    </w:p>
+    <w:p>
+      <w:pPr>
+        <w:pStyle w:val="Heading3"/>
+      </w:pPr>
+      <w:r>
+        <w:t>06. Make the idea visible in your project</w:t>
       </w:r>
     </w:p>
     <w:sectPr>
